--- a/submission/candidate_20260911_review/SUPPLEMENTARY_MATERIAL.docx
+++ b/submission/candidate_20260911_review/SUPPLEMENTARY_MATERIAL.docx
@@ -2,7 +2,7 @@
 <file path=word/document.xml><?xml version="1.0" encoding="utf-8"?>
 <w:document xmlns:w="http://schemas.openxmlformats.org/wordprocessingml/2006/main" xmlns:m="http://schemas.openxmlformats.org/officeDocument/2006/math" xmlns:r="http://schemas.openxmlformats.org/officeDocument/2006/relationships" xmlns:o="urn:schemas-microsoft-com:office:office" xmlns:v="urn:schemas-microsoft-com:vml" xmlns:w10="urn:schemas-microsoft-com:office:word" xmlns:a="http://schemas.openxmlformats.org/drawingml/2006/main" xmlns:pic="http://schemas.openxmlformats.org/drawingml/2006/picture" xmlns:wp="http://schemas.openxmlformats.org/drawingml/2006/wordprocessingDrawing">
   <w:body>
-    <w:bookmarkStart w:id="15" w:name="supplementary-material"/>
+    <w:bookmarkStart w:id="26" w:name="supplementary-material"/>
     <w:p>
       <w:pPr>
         <w:pStyle w:val="Title"/>
@@ -21,7 +21,7 @@
         <w:t xml:space="preserve">Genetic evidence for TSHR and IGF1R in Graves disease and thyroid eye disease</w:t>
       </w:r>
     </w:p>
-    <w:bookmarkStart w:id="14" w:name="supplementary-methods"/>
+    <w:bookmarkStart w:id="25" w:name="supplementary-methods"/>
     <w:p>
       <w:pPr>
         <w:pStyle w:val="Heading2"/>
@@ -31,7 +31,7 @@
         <w:t xml:space="preserve">Supplementary Methods</w:t>
       </w:r>
     </w:p>
-    <w:bookmarkStart w:id="9" w:name="X2947e2f5023b9dadd6416f2f5c3511d783a5fe1"/>
+    <w:bookmarkStart w:id="20" w:name="X2947e2f5023b9dadd6416f2f5c3511d783a5fe1"/>
     <w:p>
       <w:pPr>
         <w:pStyle w:val="Heading3"/>
@@ -54,8 +54,8 @@
       </w:r>
       <w:r>
         <w:rPr>
+          <w:iCs/>
           <w:i/>
-          <w:iCs/>
         </w:rPr>
         <w:t xml:space="preserve">P</w:t>
       </w:r>
@@ -75,8 +75,8 @@
         <w:t xml:space="preserve">TwoSampleMR harmonise_data with action = 2 aligned exposure and outcome alleles. Palindromic variants with intermediate frequency (MAF &gt; 0.42) were excluded. Missing estimates were not imputed. BBJ and FinnGen effect estimates were used on their reported log-odds scales. UKB linear-model β and SE were divided by μ(1−μ), where μ = 3,731/484,598, to approximate log-odds estimates. Original GWAS covariate adjustments were retained; participant-level re-adjustment was unavailable.</w:t>
       </w:r>
     </w:p>
-    <w:bookmarkEnd w:id="9"/>
-    <w:bookmarkStart w:id="10" w:name="Xe2db2cdedeee9b045b6a58caa8682c2fa8246af"/>
+    <w:bookmarkEnd w:id="20"/>
+    <w:bookmarkStart w:id="21" w:name="Xe2db2cdedeee9b045b6a58caa8682c2fa8246af"/>
     <w:p>
       <w:pPr>
         <w:pStyle w:val="Heading3"/>
@@ -108,8 +108,8 @@
       </w:r>
       <w:r>
         <w:rPr>
+          <w:iCs/>
           <w:i/>
-          <w:iCs/>
         </w:rPr>
         <w:t xml:space="preserve">TSHR</w:t>
       </w:r>
@@ -130,8 +130,8 @@
       </w:r>
       <w:r>
         <w:rPr>
+          <w:iCs/>
           <w:i/>
-          <w:iCs/>
         </w:rPr>
         <w:t xml:space="preserve">P</w:t>
       </w:r>
@@ -143,8 +143,8 @@
       </w:r>
       <w:r>
         <w:rPr>
+          <w:iCs/>
           <w:i/>
-          <w:iCs/>
         </w:rPr>
         <w:t xml:space="preserve">P</w:t>
       </w:r>
@@ -152,11 +152,27 @@
         <w:t xml:space="preserve"> </w:t>
       </w:r>
       <w:r>
-        <w:t xml:space="preserve">= 1.15×10⁻⁸). After conditioning, the three marginal associations had P values of 0.928, 0.839 and 0.806, respectively. This supports regional dependence and does not identify a particular causal gene.</w:t>
+        <w:t xml:space="preserve">= 1.15×10⁻⁸). After conditioning, the three marginal associations had</w:t>
+      </w:r>
+      <w:r>
+        <w:t xml:space="preserve"> </w:t>
+      </w:r>
+      <w:r>
+        <w:rPr>
+          <w:iCs/>
+          <w:i/>
+        </w:rPr>
+        <w:t xml:space="preserve">P</w:t>
+      </w:r>
+      <w:r>
+        <w:t xml:space="preserve"> </w:t>
+      </w:r>
+      <w:r>
+        <w:t xml:space="preserve">values of 0.928, 0.839 and 0.806, respectively. This supports regional dependence and does not identify a particular causal gene.</w:t>
       </w:r>
     </w:p>
-    <w:bookmarkEnd w:id="10"/>
-    <w:bookmarkStart w:id="11" w:name="colocalization-and-prior-assumptions"/>
+    <w:bookmarkEnd w:id="21"/>
+    <w:bookmarkStart w:id="22" w:name="colocalization-and-prior-assumptions"/>
     <w:p>
       <w:pPr>
         <w:pStyle w:val="Heading3"/>
@@ -184,8 +200,8 @@
         <w:t xml:space="preserve">The five model probabilities describe neither trait associated (H0), outcome only (H1), expression only (H2), both traits with distinct variants (H3), and both traits with a shared variant (H4). The default priors were p1 = p2 = 10⁻⁴ and p12 = 10⁻⁵; p12 values of 10⁻⁶ and 5×10⁻⁶ tested more conservative shared-association assumptions [23]. Table S2 presents the selected genes; Supplementary Data 3 retains all nine genes, three outcomes and three priors. Low H4 does not demonstrate that disease association is absent. Neither multi-variant colocalization nor formal colocalization power was evaluated.</w:t>
       </w:r>
     </w:p>
-    <w:bookmarkEnd w:id="11"/>
-    <w:bookmarkStart w:id="12" w:name="X567f3562b51e2cbda9ca2cca54b5097d004434a"/>
+    <w:bookmarkEnd w:id="22"/>
+    <w:bookmarkStart w:id="23" w:name="X567f3562b51e2cbda9ca2cca54b5097d004434a"/>
     <w:p>
       <w:pPr>
         <w:pStyle w:val="Heading3"/>
@@ -222,8 +238,8 @@
         <w:t xml:space="preserve">For comparison with the primary analysis, the minimum detectable absolute MR effect at 80% power was approximated as (z₁₋α/₂ + z₀.₈₀) × SE. Alpha was 0.05/2,544 in BBJ and 0.05 in UKB/FinnGen. Exponentiation gives the detectable OR. Percentages use the estimable-gene denominator for each scenario (Table S4). These are normal-approximation association-detection metrics based on observed standard errors, not the power of colocalization or of the combined selection rule. They do not turn a non-significant association into evidence of absence.</w:t>
       </w:r>
     </w:p>
-    <w:bookmarkEnd w:id="12"/>
-    <w:bookmarkStart w:id="13" w:name="descriptive-orbital-expression"/>
+    <w:bookmarkEnd w:id="23"/>
+    <w:bookmarkStart w:id="24" w:name="descriptive-orbital-expression"/>
     <w:p>
       <w:pPr>
         <w:pStyle w:val="Heading3"/>
@@ -239,7 +255,23 @@
         <w:widowControl/>
       </w:pPr>
       <w:r>
-        <w:t xml:space="preserve">Orbital RNA-seq comprised four TED patients and one control. Technical replicates were combined by biological sample, and abundance was expressed as transcripts per million. The plotted log2 fold change was log2[(mean TED TPM + 0.01)/(control TPM + 0.01)]. With one control, control-group biological variance cannot be estimated; no differential-expression P value or confirmatory test is reported. The dataset was not externally replicated and contributes no inferential evidence to the genetic comparison (Figure S1).</w:t>
+        <w:t xml:space="preserve">Orbital RNA-seq comprised four TED patients and one control. Technical replicates were combined by biological sample, and abundance was expressed as transcripts per million. The plotted log2 fold change was log2[(mean TED TPM + 0.01)/(control TPM + 0.01)]. With one control, control-group biological variance cannot be estimated; no differential-expression</w:t>
+      </w:r>
+      <w:r>
+        <w:t xml:space="preserve"> </w:t>
+      </w:r>
+      <w:r>
+        <w:rPr>
+          <w:iCs/>
+          <w:i/>
+        </w:rPr>
+        <w:t xml:space="preserve">P</w:t>
+      </w:r>
+      <w:r>
+        <w:t xml:space="preserve"> </w:t>
+      </w:r>
+      <w:r>
+        <w:t xml:space="preserve">value or confirmatory test is reported. The dataset was not externally replicated and contributes no inferential evidence to the genetic comparison (Figure S1).</w:t>
       </w:r>
     </w:p>
     <w:p>
@@ -248,9 +280,6 @@
           <w:footerReference w:type="default" r:id="rId10"/>
           <w:footerReference w:type="first" r:id="rId11"/>
           <w:footerReference w:type="even" r:id="rId12"/>
-          <w:footnotePr>
-            <w:numRestart w:val="eachSect"/>
-          </w:footnotePr>
           <w:type w:val="nextPage"/>
           <w:pgSz w:w="11909" w:h="16834"/>
           <w:pgMar w:left="1368" w:right="1368" w:top="1152" w:bottom="1152" w:header="432" w:footer="432"/>
@@ -266,8 +295,8 @@
       </w:pPr>
       <w:r>
         <w:rPr>
+          <w:bCs/>
           <w:b/>
-          <w:bCs/>
           <w:sz w:val="20"/>
         </w:rPr>
         <w:t xml:space="preserve">Table S1. Sensitivity tests for genes with multiple instruments</w:t>
@@ -415,10 +444,56 @@
             </w:r>
             <w:r>
               <w:rPr>
+                <w:iCs/>
                 <w:rFonts w:ascii="Times New Roman" w:hAnsi="Times New Roman"/>
                 <w:b/>
                 <w:i/>
+                <w:sz w:val="19"/>
+              </w:rPr>
+              <w:t xml:space="preserve">P</w:t>
+            </w:r>
+          </w:p>
+        </w:tc>
+        <w:tc>
+          <w:tcPr>
+            <w:tcW w:type="dxa" w:w="1431"/>
+            <w:vAlign w:val="center"/>
+            <w:tcMar>
+              <w:top w:w="80" w:type="dxa"/>
+              <w:bottom w:w="80" w:type="dxa"/>
+              <w:left w:w="80" w:type="dxa"/>
+              <w:right w:w="80" w:type="dxa"/>
+            </w:tcMar>
+            <w:shd w:fill="EEEEEE"/>
+          </w:tcPr>
+          <w:p>
+            <w:pPr>
+              <w:keepNext w:val="0"/>
+              <w:spacing w:line="252" w:lineRule="auto" w:before="0" w:after="0"/>
+              <w:jc w:val="center"/>
+            </w:pPr>
+            <w:r>
+              <w:rPr>
+                <w:rFonts w:ascii="Times New Roman" w:hAnsi="Times New Roman"/>
+                <w:b/>
+                <w:sz w:val="19"/>
+              </w:rPr>
+              <w:t xml:space="preserve">Median</w:t>
+            </w:r>
+            <w:r>
+              <w:rPr>
+                <w:rFonts w:ascii="Times New Roman" w:hAnsi="Times New Roman"/>
+                <w:b/>
+                <w:sz w:val="19"/>
+              </w:rPr>
+              <w:t xml:space="preserve"> </w:t>
+            </w:r>
+            <w:r>
+              <w:rPr>
                 <w:iCs/>
+                <w:rFonts w:ascii="Times New Roman" w:hAnsi="Times New Roman"/>
+                <w:b/>
+                <w:i/>
                 <w:sz w:val="19"/>
               </w:rPr>
               <w:t xml:space="preserve">P</w:t>
@@ -449,7 +524,7 @@
                 <w:b/>
                 <w:sz w:val="19"/>
               </w:rPr>
-              <w:t xml:space="preserve">Median</w:t>
+              <w:t xml:space="preserve">Mode</w:t>
             </w:r>
             <w:r>
               <w:rPr>
@@ -461,10 +536,56 @@
             </w:r>
             <w:r>
               <w:rPr>
+                <w:iCs/>
                 <w:rFonts w:ascii="Times New Roman" w:hAnsi="Times New Roman"/>
                 <w:b/>
                 <w:i/>
+                <w:sz w:val="19"/>
+              </w:rPr>
+              <w:t xml:space="preserve">P</w:t>
+            </w:r>
+          </w:p>
+        </w:tc>
+        <w:tc>
+          <w:tcPr>
+            <w:tcW w:type="dxa" w:w="1936"/>
+            <w:vAlign w:val="center"/>
+            <w:tcMar>
+              <w:top w:w="80" w:type="dxa"/>
+              <w:bottom w:w="80" w:type="dxa"/>
+              <w:left w:w="80" w:type="dxa"/>
+              <w:right w:w="80" w:type="dxa"/>
+            </w:tcMar>
+            <w:shd w:fill="EEEEEE"/>
+          </w:tcPr>
+          <w:p>
+            <w:pPr>
+              <w:keepNext w:val="0"/>
+              <w:spacing w:line="252" w:lineRule="auto" w:before="0" w:after="0"/>
+              <w:jc w:val="center"/>
+            </w:pPr>
+            <w:r>
+              <w:rPr>
+                <w:rFonts w:ascii="Times New Roman" w:hAnsi="Times New Roman"/>
+                <w:b/>
+                <w:sz w:val="19"/>
+              </w:rPr>
+              <w:t xml:space="preserve">Egger intercept</w:t>
+            </w:r>
+            <w:r>
+              <w:rPr>
+                <w:rFonts w:ascii="Times New Roman" w:hAnsi="Times New Roman"/>
+                <w:b/>
+                <w:sz w:val="19"/>
+              </w:rPr>
+              <w:t xml:space="preserve"> </w:t>
+            </w:r>
+            <w:r>
+              <w:rPr>
                 <w:iCs/>
+                <w:rFonts w:ascii="Times New Roman" w:hAnsi="Times New Roman"/>
+                <w:b/>
+                <w:i/>
                 <w:sz w:val="19"/>
               </w:rPr>
               <w:t xml:space="preserve">P</w:t>
@@ -473,7 +594,7 @@
         </w:tc>
         <w:tc>
           <w:tcPr>
-            <w:tcW w:type="dxa" w:w="1431"/>
+            <w:tcW w:type="dxa" w:w="1852"/>
             <w:vAlign w:val="center"/>
             <w:tcMar>
               <w:top w:w="80" w:type="dxa"/>
@@ -495,7 +616,7 @@
                 <w:b/>
                 <w:sz w:val="19"/>
               </w:rPr>
-              <w:t xml:space="preserve">Mode</w:t>
+              <w:t xml:space="preserve">Heterogeneity</w:t>
             </w:r>
             <w:r>
               <w:rPr>
@@ -507,102 +628,10 @@
             </w:r>
             <w:r>
               <w:rPr>
+                <w:iCs/>
                 <w:rFonts w:ascii="Times New Roman" w:hAnsi="Times New Roman"/>
                 <w:b/>
                 <w:i/>
-                <w:iCs/>
-                <w:sz w:val="19"/>
-              </w:rPr>
-              <w:t xml:space="preserve">P</w:t>
-            </w:r>
-          </w:p>
-        </w:tc>
-        <w:tc>
-          <w:tcPr>
-            <w:tcW w:type="dxa" w:w="1936"/>
-            <w:vAlign w:val="center"/>
-            <w:tcMar>
-              <w:top w:w="80" w:type="dxa"/>
-              <w:bottom w:w="80" w:type="dxa"/>
-              <w:left w:w="80" w:type="dxa"/>
-              <w:right w:w="80" w:type="dxa"/>
-            </w:tcMar>
-            <w:shd w:fill="EEEEEE"/>
-          </w:tcPr>
-          <w:p>
-            <w:pPr>
-              <w:keepNext w:val="0"/>
-              <w:spacing w:line="252" w:lineRule="auto" w:before="0" w:after="0"/>
-              <w:jc w:val="center"/>
-            </w:pPr>
-            <w:r>
-              <w:rPr>
-                <w:rFonts w:ascii="Times New Roman" w:hAnsi="Times New Roman"/>
-                <w:b/>
-                <w:sz w:val="19"/>
-              </w:rPr>
-              <w:t xml:space="preserve">Egger intercept</w:t>
-            </w:r>
-            <w:r>
-              <w:rPr>
-                <w:rFonts w:ascii="Times New Roman" w:hAnsi="Times New Roman"/>
-                <w:b/>
-                <w:sz w:val="19"/>
-              </w:rPr>
-              <w:t xml:space="preserve"> </w:t>
-            </w:r>
-            <w:r>
-              <w:rPr>
-                <w:rFonts w:ascii="Times New Roman" w:hAnsi="Times New Roman"/>
-                <w:b/>
-                <w:i/>
-                <w:iCs/>
-                <w:sz w:val="19"/>
-              </w:rPr>
-              <w:t xml:space="preserve">P</w:t>
-            </w:r>
-          </w:p>
-        </w:tc>
-        <w:tc>
-          <w:tcPr>
-            <w:tcW w:type="dxa" w:w="1852"/>
-            <w:vAlign w:val="center"/>
-            <w:tcMar>
-              <w:top w:w="80" w:type="dxa"/>
-              <w:bottom w:w="80" w:type="dxa"/>
-              <w:left w:w="80" w:type="dxa"/>
-              <w:right w:w="80" w:type="dxa"/>
-            </w:tcMar>
-            <w:shd w:fill="EEEEEE"/>
-          </w:tcPr>
-          <w:p>
-            <w:pPr>
-              <w:keepNext w:val="0"/>
-              <w:spacing w:line="252" w:lineRule="auto" w:before="0" w:after="0"/>
-              <w:jc w:val="center"/>
-            </w:pPr>
-            <w:r>
-              <w:rPr>
-                <w:rFonts w:ascii="Times New Roman" w:hAnsi="Times New Roman"/>
-                <w:b/>
-                <w:sz w:val="19"/>
-              </w:rPr>
-              <w:t xml:space="preserve">Heterogeneity</w:t>
-            </w:r>
-            <w:r>
-              <w:rPr>
-                <w:rFonts w:ascii="Times New Roman" w:hAnsi="Times New Roman"/>
-                <w:b/>
-                <w:sz w:val="19"/>
-              </w:rPr>
-              <w:t xml:space="preserve"> </w:t>
-            </w:r>
-            <w:r>
-              <w:rPr>
-                <w:rFonts w:ascii="Times New Roman" w:hAnsi="Times New Roman"/>
-                <w:b/>
-                <w:i/>
-                <w:iCs/>
                 <w:sz w:val="19"/>
               </w:rPr>
               <w:t xml:space="preserve">P</w:t>
@@ -633,9 +662,9 @@
             </w:pPr>
             <w:r>
               <w:rPr>
+                <w:iCs/>
                 <w:rFonts w:ascii="Times New Roman" w:hAnsi="Times New Roman"/>
                 <w:i/>
-                <w:iCs/>
                 <w:sz w:val="19"/>
               </w:rPr>
               <w:t xml:space="preserve">IGF1R</w:t>
@@ -853,9 +882,9 @@
             </w:pPr>
             <w:r>
               <w:rPr>
+                <w:iCs/>
                 <w:rFonts w:ascii="Times New Roman" w:hAnsi="Times New Roman"/>
                 <w:i/>
-                <w:iCs/>
                 <w:sz w:val="19"/>
               </w:rPr>
               <w:t xml:space="preserve">IGF1R</w:t>
@@ -1073,9 +1102,9 @@
             </w:pPr>
             <w:r>
               <w:rPr>
+                <w:iCs/>
                 <w:rFonts w:ascii="Times New Roman" w:hAnsi="Times New Roman"/>
                 <w:i/>
-                <w:iCs/>
                 <w:sz w:val="19"/>
               </w:rPr>
               <w:t xml:space="preserve">IGF1R</w:t>
@@ -1293,9 +1322,9 @@
             </w:pPr>
             <w:r>
               <w:rPr>
+                <w:iCs/>
                 <w:rFonts w:ascii="Times New Roman" w:hAnsi="Times New Roman"/>
                 <w:i/>
-                <w:iCs/>
                 <w:sz w:val="19"/>
               </w:rPr>
               <w:t xml:space="preserve">CTLA4</w:t>
@@ -1510,9 +1539,9 @@
             </w:pPr>
             <w:r>
               <w:rPr>
+                <w:iCs/>
                 <w:rFonts w:ascii="Times New Roman" w:hAnsi="Times New Roman"/>
                 <w:i/>
-                <w:iCs/>
                 <w:sz w:val="19"/>
               </w:rPr>
               <w:t xml:space="preserve">CTLA4</w:t>
@@ -1728,8 +1757,8 @@
       </w:pPr>
       <w:r>
         <w:rPr>
+          <w:bCs/>
           <w:b/>
-          <w:bCs/>
           <w:sz w:val="20"/>
         </w:rPr>
         <w:t xml:space="preserve">Table S2. Shared-variant support under different prior assumptions</w:t>
@@ -1918,9 +1947,9 @@
             </w:pPr>
             <w:r>
               <w:rPr>
+                <w:iCs/>
                 <w:rFonts w:ascii="Times New Roman" w:hAnsi="Times New Roman"/>
                 <w:i/>
-                <w:iCs/>
                 <w:sz w:val="20"/>
               </w:rPr>
               <w:t xml:space="preserve">TSHR</w:t>
@@ -2055,9 +2084,9 @@
             </w:pPr>
             <w:r>
               <w:rPr>
+                <w:iCs/>
                 <w:rFonts w:ascii="Times New Roman" w:hAnsi="Times New Roman"/>
                 <w:i/>
-                <w:iCs/>
                 <w:sz w:val="20"/>
               </w:rPr>
               <w:t xml:space="preserve">TSHR</w:t>
@@ -2192,9 +2221,9 @@
             </w:pPr>
             <w:r>
               <w:rPr>
+                <w:iCs/>
                 <w:rFonts w:ascii="Times New Roman" w:hAnsi="Times New Roman"/>
                 <w:i/>
-                <w:iCs/>
                 <w:sz w:val="20"/>
               </w:rPr>
               <w:t xml:space="preserve">TSHR</w:t>
@@ -2329,9 +2358,9 @@
             </w:pPr>
             <w:r>
               <w:rPr>
+                <w:iCs/>
                 <w:rFonts w:ascii="Times New Roman" w:hAnsi="Times New Roman"/>
                 <w:i/>
-                <w:iCs/>
                 <w:sz w:val="20"/>
               </w:rPr>
               <w:t xml:space="preserve">IGF1R</w:t>
@@ -2466,9 +2495,9 @@
             </w:pPr>
             <w:r>
               <w:rPr>
+                <w:iCs/>
                 <w:rFonts w:ascii="Times New Roman" w:hAnsi="Times New Roman"/>
                 <w:i/>
-                <w:iCs/>
                 <w:sz w:val="20"/>
               </w:rPr>
               <w:t xml:space="preserve">IGF1R</w:t>
@@ -2603,9 +2632,9 @@
             </w:pPr>
             <w:r>
               <w:rPr>
+                <w:iCs/>
                 <w:rFonts w:ascii="Times New Roman" w:hAnsi="Times New Roman"/>
                 <w:i/>
-                <w:iCs/>
                 <w:sz w:val="20"/>
               </w:rPr>
               <w:t xml:space="preserve">IGF1R</w:t>
@@ -2740,9 +2769,9 @@
             </w:pPr>
             <w:r>
               <w:rPr>
+                <w:iCs/>
                 <w:rFonts w:ascii="Times New Roman" w:hAnsi="Times New Roman"/>
                 <w:i/>
-                <w:iCs/>
                 <w:sz w:val="20"/>
               </w:rPr>
               <w:t xml:space="preserve">CTLA4</w:t>
@@ -2877,9 +2906,9 @@
             </w:pPr>
             <w:r>
               <w:rPr>
+                <w:iCs/>
                 <w:rFonts w:ascii="Times New Roman" w:hAnsi="Times New Roman"/>
                 <w:i/>
-                <w:iCs/>
                 <w:sz w:val="20"/>
               </w:rPr>
               <w:t xml:space="preserve">CTLA4</w:t>
@@ -3014,9 +3043,9 @@
             </w:pPr>
             <w:r>
               <w:rPr>
+                <w:iCs/>
                 <w:rFonts w:ascii="Times New Roman" w:hAnsi="Times New Roman"/>
                 <w:i/>
-                <w:iCs/>
                 <w:sz w:val="20"/>
               </w:rPr>
               <w:t xml:space="preserve">CTLA4</w:t>
@@ -3139,7 +3168,33 @@
         <w:rPr>
           <w:sz w:val="20"/>
         </w:rPr>
-        <w:t xml:space="preserve">Entries are PP.H4, not P values. The shared-association prior p12 was 10⁻⁵ (default), 5×10⁻⁶ (intermediate) and 10⁻⁶ (conservative); p1 = p2 = 10⁻⁴. TSHR in BBJ and CTLA4 in UKB fall below 0.80 under the conservative prior. TSHR in FinnGen remains above it. Full H0–H4 probabilities, variant counts and all nine loci are in Supplementary Data 3.</w:t>
+        <w:t xml:space="preserve">Entries are PP.H4, not</w:t>
+      </w:r>
+      <w:r>
+        <w:rPr>
+          <w:sz w:val="20"/>
+        </w:rPr>
+        <w:t xml:space="preserve"> </w:t>
+      </w:r>
+      <w:r>
+        <w:rPr>
+          <w:iCs/>
+          <w:i/>
+          <w:sz w:val="20"/>
+        </w:rPr>
+        <w:t xml:space="preserve">P</w:t>
+      </w:r>
+      <w:r>
+        <w:rPr>
+          <w:sz w:val="20"/>
+        </w:rPr>
+        <w:t xml:space="preserve"> </w:t>
+      </w:r>
+      <w:r>
+        <w:rPr>
+          <w:sz w:val="20"/>
+        </w:rPr>
+        <w:t xml:space="preserve">values. The shared-association prior p12 was 10⁻⁵ (default), 5×10⁻⁶ (intermediate) and 10⁻⁶ (conservative); p1 = p2 = 10⁻⁴. TSHR in BBJ and CTLA4 in UKB fall below 0.80 under the conservative prior. TSHR in FinnGen remains above it. Full H0–H4 probabilities, variant counts and all nine loci are in Supplementary Data 3.</w:t>
       </w:r>
     </w:p>
     <w:p>
@@ -3152,8 +3207,8 @@
       </w:pPr>
       <w:r>
         <w:rPr>
+          <w:bCs/>
           <w:b/>
-          <w:bCs/>
           <w:sz w:val="20"/>
         </w:rPr>
         <w:t xml:space="preserve">Table S3. Associations before and after cohort-frequency substitution</w:t>
@@ -3299,84 +3354,84 @@
             </w:r>
             <w:r>
               <w:rPr>
+                <w:iCs/>
                 <w:rFonts w:ascii="Times New Roman" w:hAnsi="Times New Roman"/>
                 <w:b/>
                 <w:i/>
+                <w:sz w:val="20"/>
+              </w:rPr>
+              <w:t xml:space="preserve">P</w:t>
+            </w:r>
+          </w:p>
+        </w:tc>
+        <w:tc>
+          <w:tcPr>
+            <w:tcW w:type="dxa" w:w="3319"/>
+            <w:vAlign w:val="center"/>
+            <w:tcMar>
+              <w:top w:w="80" w:type="dxa"/>
+              <w:bottom w:w="80" w:type="dxa"/>
+              <w:left w:w="80" w:type="dxa"/>
+              <w:right w:w="80" w:type="dxa"/>
+            </w:tcMar>
+            <w:shd w:fill="EEEEEE"/>
+          </w:tcPr>
+          <w:p>
+            <w:pPr>
+              <w:keepNext w:val="0"/>
+              <w:spacing w:line="252" w:lineRule="auto" w:before="0" w:after="0"/>
+              <w:jc w:val="center"/>
+            </w:pPr>
+            <w:r>
+              <w:rPr>
+                <w:rFonts w:ascii="Times New Roman" w:hAnsi="Times New Roman"/>
+                <w:b/>
+                <w:sz w:val="20"/>
+              </w:rPr>
+              <w:t xml:space="preserve">eQTLGen OR (95% CI)</w:t>
+            </w:r>
+          </w:p>
+        </w:tc>
+        <w:tc>
+          <w:tcPr>
+            <w:tcW w:type="dxa" w:w="1543"/>
+            <w:vAlign w:val="center"/>
+            <w:tcMar>
+              <w:top w:w="80" w:type="dxa"/>
+              <w:bottom w:w="80" w:type="dxa"/>
+              <w:left w:w="80" w:type="dxa"/>
+              <w:right w:w="80" w:type="dxa"/>
+            </w:tcMar>
+            <w:shd w:fill="EEEEEE"/>
+          </w:tcPr>
+          <w:p>
+            <w:pPr>
+              <w:keepNext w:val="0"/>
+              <w:spacing w:line="252" w:lineRule="auto" w:before="0" w:after="0"/>
+              <w:jc w:val="center"/>
+            </w:pPr>
+            <w:r>
+              <w:rPr>
+                <w:rFonts w:ascii="Times New Roman" w:hAnsi="Times New Roman"/>
+                <w:b/>
+                <w:sz w:val="20"/>
+              </w:rPr>
+              <w:t xml:space="preserve">eQTLGen</w:t>
+            </w:r>
+            <w:r>
+              <w:rPr>
+                <w:rFonts w:ascii="Times New Roman" w:hAnsi="Times New Roman"/>
+                <w:b/>
+                <w:sz w:val="20"/>
+              </w:rPr>
+              <w:t xml:space="preserve"> </w:t>
+            </w:r>
+            <w:r>
+              <w:rPr>
                 <w:iCs/>
-                <w:sz w:val="20"/>
-              </w:rPr>
-              <w:t xml:space="preserve">P</w:t>
-            </w:r>
-          </w:p>
-        </w:tc>
-        <w:tc>
-          <w:tcPr>
-            <w:tcW w:type="dxa" w:w="3319"/>
-            <w:vAlign w:val="center"/>
-            <w:tcMar>
-              <w:top w:w="80" w:type="dxa"/>
-              <w:bottom w:w="80" w:type="dxa"/>
-              <w:left w:w="80" w:type="dxa"/>
-              <w:right w:w="80" w:type="dxa"/>
-            </w:tcMar>
-            <w:shd w:fill="EEEEEE"/>
-          </w:tcPr>
-          <w:p>
-            <w:pPr>
-              <w:keepNext w:val="0"/>
-              <w:spacing w:line="252" w:lineRule="auto" w:before="0" w:after="0"/>
-              <w:jc w:val="center"/>
-            </w:pPr>
-            <w:r>
-              <w:rPr>
-                <w:rFonts w:ascii="Times New Roman" w:hAnsi="Times New Roman"/>
-                <w:b/>
-                <w:sz w:val="20"/>
-              </w:rPr>
-              <w:t xml:space="preserve">eQTLGen OR (95% CI)</w:t>
-            </w:r>
-          </w:p>
-        </w:tc>
-        <w:tc>
-          <w:tcPr>
-            <w:tcW w:type="dxa" w:w="1543"/>
-            <w:vAlign w:val="center"/>
-            <w:tcMar>
-              <w:top w:w="80" w:type="dxa"/>
-              <w:bottom w:w="80" w:type="dxa"/>
-              <w:left w:w="80" w:type="dxa"/>
-              <w:right w:w="80" w:type="dxa"/>
-            </w:tcMar>
-            <w:shd w:fill="EEEEEE"/>
-          </w:tcPr>
-          <w:p>
-            <w:pPr>
-              <w:keepNext w:val="0"/>
-              <w:spacing w:line="252" w:lineRule="auto" w:before="0" w:after="0"/>
-              <w:jc w:val="center"/>
-            </w:pPr>
-            <w:r>
-              <w:rPr>
-                <w:rFonts w:ascii="Times New Roman" w:hAnsi="Times New Roman"/>
-                <w:b/>
-                <w:sz w:val="20"/>
-              </w:rPr>
-              <w:t xml:space="preserve">eQTLGen</w:t>
-            </w:r>
-            <w:r>
-              <w:rPr>
-                <w:rFonts w:ascii="Times New Roman" w:hAnsi="Times New Roman"/>
-                <w:b/>
-                <w:sz w:val="20"/>
-              </w:rPr>
-              <w:t xml:space="preserve"> </w:t>
-            </w:r>
-            <w:r>
-              <w:rPr>
                 <w:rFonts w:ascii="Times New Roman" w:hAnsi="Times New Roman"/>
                 <w:b/>
                 <w:i/>
-                <w:iCs/>
                 <w:sz w:val="20"/>
               </w:rPr>
               <w:t xml:space="preserve">P</w:t>
@@ -3407,9 +3462,9 @@
             </w:pPr>
             <w:r>
               <w:rPr>
+                <w:iCs/>
                 <w:rFonts w:ascii="Times New Roman" w:hAnsi="Times New Roman"/>
                 <w:i/>
-                <w:iCs/>
                 <w:sz w:val="20"/>
               </w:rPr>
               <w:t xml:space="preserve">TSHR</w:t>
@@ -3572,9 +3627,9 @@
             </w:pPr>
             <w:r>
               <w:rPr>
+                <w:iCs/>
                 <w:rFonts w:ascii="Times New Roman" w:hAnsi="Times New Roman"/>
                 <w:i/>
-                <w:iCs/>
                 <w:sz w:val="20"/>
               </w:rPr>
               <w:t xml:space="preserve">TSHR</w:t>
@@ -3737,9 +3792,9 @@
             </w:pPr>
             <w:r>
               <w:rPr>
+                <w:iCs/>
                 <w:rFonts w:ascii="Times New Roman" w:hAnsi="Times New Roman"/>
                 <w:i/>
-                <w:iCs/>
                 <w:sz w:val="20"/>
               </w:rPr>
               <w:t xml:space="preserve">TSHR</w:t>
@@ -3902,9 +3957,9 @@
             </w:pPr>
             <w:r>
               <w:rPr>
+                <w:iCs/>
                 <w:rFonts w:ascii="Times New Roman" w:hAnsi="Times New Roman"/>
                 <w:i/>
-                <w:iCs/>
                 <w:sz w:val="20"/>
               </w:rPr>
               <w:t xml:space="preserve">IGF1R</w:t>
@@ -4067,9 +4122,9 @@
             </w:pPr>
             <w:r>
               <w:rPr>
+                <w:iCs/>
                 <w:rFonts w:ascii="Times New Roman" w:hAnsi="Times New Roman"/>
                 <w:i/>
-                <w:iCs/>
                 <w:sz w:val="20"/>
               </w:rPr>
               <w:t xml:space="preserve">IGF1R</w:t>
@@ -4232,9 +4287,9 @@
             </w:pPr>
             <w:r>
               <w:rPr>
+                <w:iCs/>
                 <w:rFonts w:ascii="Times New Roman" w:hAnsi="Times New Roman"/>
                 <w:i/>
-                <w:iCs/>
                 <w:sz w:val="20"/>
               </w:rPr>
               <w:t xml:space="preserve">IGF1R</w:t>
@@ -4397,9 +4452,9 @@
             </w:pPr>
             <w:r>
               <w:rPr>
+                <w:iCs/>
                 <w:rFonts w:ascii="Times New Roman" w:hAnsi="Times New Roman"/>
                 <w:i/>
-                <w:iCs/>
                 <w:sz w:val="20"/>
               </w:rPr>
               <w:t xml:space="preserve">CTLA4</w:t>
@@ -4562,9 +4617,9 @@
             </w:pPr>
             <w:r>
               <w:rPr>
+                <w:iCs/>
                 <w:rFonts w:ascii="Times New Roman" w:hAnsi="Times New Roman"/>
                 <w:i/>
-                <w:iCs/>
                 <w:sz w:val="20"/>
               </w:rPr>
               <w:t xml:space="preserve">CTLA4</w:t>
@@ -4727,9 +4782,9 @@
             </w:pPr>
             <w:r>
               <w:rPr>
+                <w:iCs/>
                 <w:rFonts w:ascii="Times New Roman" w:hAnsi="Times New Roman"/>
                 <w:i/>
-                <w:iCs/>
                 <w:sz w:val="20"/>
               </w:rPr>
               <w:t xml:space="preserve">CTLA4</w:t>
@@ -4893,8 +4948,8 @@
       </w:pPr>
       <w:r>
         <w:rPr>
+          <w:bCs/>
           <w:b/>
-          <w:bCs/>
           <w:sz w:val="20"/>
         </w:rPr>
         <w:t xml:space="preserve">Table S4. Association detection limits before and after frequency substitution</w:t>
@@ -6079,8 +6134,8 @@
       </w:pPr>
       <w:r>
         <w:rPr>
+          <w:bCs/>
           <w:b/>
-          <w:bCs/>
           <w:sz w:val="20"/>
         </w:rPr>
         <w:t xml:space="preserve">Figure S1. Descriptive orbital expression.</w:t>
@@ -6095,7 +6150,33 @@
         <w:rPr>
           <w:sz w:val="20"/>
         </w:rPr>
-        <w:t xml:space="preserve">Transcript abundance for TSHR, IGF1R and CTLA4 in four TED samples and one control. Points are biological samples; the horizontal line is the TED mean. Log2 fold changes use a 0.01-TPM pseudocount. Axes differ by gene. With one control, group variance cannot be estimated reliably; no differential-expression test or P value is reported. These observations did not determine the genetic conclusions.</w:t>
+        <w:t xml:space="preserve">Transcript abundance for TSHR, IGF1R and CTLA4 in four TED samples and one control. Points are biological samples; the horizontal line is the TED mean. Log2 fold changes use a 0.01-TPM pseudocount. Axes differ by gene. With one control, group variance cannot be estimated reliably; no differential-expression test or</w:t>
+      </w:r>
+      <w:r>
+        <w:rPr>
+          <w:sz w:val="20"/>
+        </w:rPr>
+        <w:t xml:space="preserve"> </w:t>
+      </w:r>
+      <w:r>
+        <w:rPr>
+          <w:iCs/>
+          <w:i/>
+          <w:sz w:val="20"/>
+        </w:rPr>
+        <w:t xml:space="preserve">P</w:t>
+      </w:r>
+      <w:r>
+        <w:rPr>
+          <w:sz w:val="20"/>
+        </w:rPr>
+        <w:t xml:space="preserve"> </w:t>
+      </w:r>
+      <w:r>
+        <w:rPr>
+          <w:sz w:val="20"/>
+        </w:rPr>
+        <w:t xml:space="preserve">value is reported. These observations did not determine the genetic conclusions.</w:t>
       </w:r>
     </w:p>
     <w:p>
@@ -6138,13 +6219,10 @@
         </w:drawing>
       </w:r>
     </w:p>
-    <w:bookmarkEnd w:id="13"/>
-    <w:bookmarkEnd w:id="14"/>
-    <w:bookmarkEnd w:id="15"/>
+    <w:bookmarkEnd w:id="24"/>
+    <w:bookmarkEnd w:id="25"/>
+    <w:bookmarkEnd w:id="26"/>
     <w:sectPr>
-      <w:footnotePr>
-        <w:numRestart w:val="eachSect"/>
-      </w:footnotePr>
       <w:pgSz w:w="16834" w:h="11909" w:orient="landscape"/>
       <w:pgMar w:left="1008" w:right="1008" w:top="936" w:bottom="936" w:header="432" w:footer="432"/>
     </w:sectPr>
@@ -6238,14 +6316,14 @@
 <file path=word/numbering.xml><?xml version="1.0" encoding="utf-8"?>
 <w:numbering xmlns:w="http://schemas.openxmlformats.org/wordprocessingml/2006/main">
   <w:abstractNum w:abstractNumId="990">
-    <w:nsid w:val="0000A990"/>
+    <w:nsid w:val="A990"/>
     <w:multiLevelType w:val="multilevel"/>
     <w:lvl w:ilvl="0">
       <w:numFmt w:val="bullet"/>
       <w:lvlText w:val=" "/>
       <w:lvlJc w:val="left"/>
       <w:pPr>
-        <w:ind w:left="720" w:hanging="360"/>
+        <w:ind w:left="720" w:hanging="480"/>
       </w:pPr>
     </w:lvl>
     <w:lvl w:ilvl="1">
@@ -6253,7 +6331,7 @@
       <w:lvlText w:val=" "/>
       <w:lvlJc w:val="left"/>
       <w:pPr>
-        <w:ind w:left="1440" w:hanging="360"/>
+        <w:ind w:left="1440" w:hanging="480"/>
       </w:pPr>
     </w:lvl>
     <w:lvl w:ilvl="2">
@@ -6261,7 +6339,7 @@
       <w:lvlText w:val=" "/>
       <w:lvlJc w:val="left"/>
       <w:pPr>
-        <w:ind w:left="2160" w:hanging="360"/>
+        <w:ind w:left="2160" w:hanging="480"/>
       </w:pPr>
     </w:lvl>
     <w:lvl w:ilvl="3">
@@ -6269,7 +6347,7 @@
       <w:lvlText w:val=" "/>
       <w:lvlJc w:val="left"/>
       <w:pPr>
-        <w:ind w:left="2880" w:hanging="360"/>
+        <w:ind w:left="2880" w:hanging="480"/>
       </w:pPr>
     </w:lvl>
     <w:lvl w:ilvl="4">
@@ -6277,7 +6355,7 @@
       <w:lvlText w:val=" "/>
       <w:lvlJc w:val="left"/>
       <w:pPr>
-        <w:ind w:left="3600" w:hanging="360"/>
+        <w:ind w:left="3600" w:hanging="480"/>
       </w:pPr>
     </w:lvl>
     <w:lvl w:ilvl="5">
@@ -6285,7 +6363,7 @@
       <w:lvlText w:val=" "/>
       <w:lvlJc w:val="left"/>
       <w:pPr>
-        <w:ind w:left="4320" w:hanging="360"/>
+        <w:ind w:left="4320" w:hanging="480"/>
       </w:pPr>
     </w:lvl>
     <w:lvl w:ilvl="6">
@@ -6293,7 +6371,7 @@
       <w:lvlText w:val=" "/>
       <w:lvlJc w:val="left"/>
       <w:pPr>
-        <w:ind w:left="5040" w:hanging="360"/>
+        <w:ind w:left="5040" w:hanging="480"/>
       </w:pPr>
     </w:lvl>
     <w:lvl w:ilvl="7">
@@ -6301,7 +6379,7 @@
       <w:lvlText w:val=" "/>
       <w:lvlJc w:val="left"/>
       <w:pPr>
-        <w:ind w:left="5760" w:hanging="360"/>
+        <w:ind w:left="5760" w:hanging="480"/>
       </w:pPr>
     </w:lvl>
     <w:lvl w:ilvl="8">
@@ -6309,7 +6387,7 @@
       <w:lvlText w:val=" "/>
       <w:lvlJc w:val="left"/>
       <w:pPr>
-        <w:ind w:left="6480" w:hanging="360"/>
+        <w:ind w:left="6480" w:hanging="480"/>
       </w:pPr>
     </w:lvl>
   </w:abstractNum>
@@ -6324,10 +6402,10 @@
   <w:docDefaults>
     <w:rPrDefault>
       <w:rPr>
-        <w:rFonts w:asciiTheme="minorHAnsi" w:cstheme="minorBidi" w:eastAsiaTheme="minorEastAsia" w:hAnsiTheme="minorHAnsi"/>
+        <w:rFonts w:asciiTheme="minorHAnsi" w:cstheme="minorBidi" w:eastAsiaTheme="minorHAnsi" w:hAnsiTheme="minorHAnsi"/>
         <w:sz w:val="24"/>
         <w:szCs w:val="24"/>
-        <w:lang w:bidi="ar-SA" w:eastAsia="zh-CN" w:val="en-US"/>
+        <w:lang w:bidi="ar-SA" w:eastAsia="en-US" w:val="en-US"/>
       </w:rPr>
     </w:rPrDefault>
     <w:pPrDefault>
@@ -6352,10 +6430,10 @@
     <w:name w:val="Body Text"/>
     <w:basedOn w:val="Normal"/>
     <w:link w:val="BodyTextChar"/>
-    <w:qFormat/>
     <w:pPr>
       <w:spacing w:after="0" w:before="180" w:line="480" w:lineRule="auto"/>
     </w:pPr>
+    <w:qFormat/>
     <w:rPr>
       <w:rFonts w:ascii="Times New Roman" w:hAnsi="Times New Roman"/>
       <w:sz w:val="24"/>
@@ -6390,97 +6468,57 @@
     <w:name w:val="Title"/>
     <w:basedOn w:val="Normal"/>
     <w:next w:val="BodyText"/>
-    <w:link w:val="TitleChar"/>
-    <w:uiPriority w:val="10"/>
     <w:qFormat/>
-    <w:rsid w:val="00A10FD9"/>
     <w:pPr>
       <w:keepNext/>
-      <w:spacing w:after="120" w:line="276" w:lineRule="auto" w:before="240"/>
-      <w:contextualSpacing/>
+      <w:keepLines/>
+      <w:spacing w:after="120" w:before="240" w:line="276" w:lineRule="auto"/>
       <w:jc w:val="center"/>
     </w:pPr>
     <w:rPr>
       <w:rFonts w:asciiTheme="majorHAnsi" w:cstheme="majorBidi" w:eastAsiaTheme="majorEastAsia" w:hAnsiTheme="majorHAnsi" w:ascii="Times New Roman" w:hAnsi="Times New Roman"/>
       <w:b/>
+      <w:bCs/>
       <w:color w:val="000000"/>
       <w:sz w:val="30"/>
-      <w:szCs w:val="56"/>
-    </w:rPr>
-  </w:style>
-  <w:style w:customStyle="1" w:styleId="TitleChar" w:type="character">
-    <w:name w:val="Title Char"/>
-    <w:basedOn w:val="DefaultParagraphFont"/>
-    <w:link w:val="Title"/>
-    <w:uiPriority w:val="10"/>
-    <w:rsid w:val="00A10FD9"/>
-    <w:rPr>
-      <w:rFonts w:asciiTheme="majorHAnsi" w:cstheme="majorBidi" w:eastAsiaTheme="majorEastAsia" w:hAnsiTheme="majorHAnsi"/>
-      <w:sz w:val="56"/>
-      <w:szCs w:val="56"/>
+      <w:szCs w:val="36"/>
     </w:rPr>
   </w:style>
   <w:style w:styleId="Subtitle" w:type="paragraph">
     <w:name w:val="Subtitle"/>
     <w:basedOn w:val="Title"/>
     <w:next w:val="BodyText"/>
-    <w:link w:val="SubtitleChar"/>
-    <w:uiPriority w:val="11"/>
     <w:qFormat/>
-    <w:rsid w:val="00A10FD9"/>
     <w:pPr>
-      <w:numPr>
-        <w:ilvl w:val="1"/>
-      </w:numPr>
+      <w:keepNext/>
+      <w:keepLines/>
+      <w:spacing w:after="240" w:before="240"/>
+      <w:jc w:val="center"/>
     </w:pPr>
     <w:rPr>
-      <w:rFonts w:cstheme="majorBidi" w:eastAsiaTheme="majorEastAsia"/>
-      <w:spacing w:val="15"/>
-      <w:sz w:val="28"/>
-      <w:szCs w:val="28"/>
-    </w:rPr>
-  </w:style>
-  <w:style w:customStyle="1" w:styleId="SubtitleChar" w:type="character">
-    <w:name w:val="Subtitle Char"/>
-    <w:basedOn w:val="DefaultParagraphFont"/>
-    <w:link w:val="Subtitle"/>
-    <w:uiPriority w:val="11"/>
-    <w:rsid w:val="00A10FD9"/>
-    <w:rPr>
-      <w:rFonts w:cstheme="majorBidi" w:eastAsiaTheme="majorEastAsia"/>
-      <w:color w:themeColor="text1" w:themeTint="A6" w:val="595959"/>
-      <w:spacing w:val="15"/>
-      <w:sz w:val="28"/>
-      <w:szCs w:val="28"/>
+      <w:sz w:val="30"/>
+      <w:szCs w:val="30"/>
     </w:rPr>
   </w:style>
   <w:style w:customStyle="1" w:styleId="Author" w:type="paragraph">
     <w:name w:val="Author"/>
-    <w:basedOn w:val="Title"/>
     <w:next w:val="BodyText"/>
     <w:qFormat/>
     <w:pPr>
       <w:keepNext/>
       <w:keepLines/>
+      <w:jc w:val="center"/>
     </w:pPr>
-    <w:rPr>
-      <w:sz w:val="24"/>
-      <w:szCs w:val="24"/>
-    </w:rPr>
   </w:style>
   <w:style w:styleId="Date" w:type="paragraph">
     <w:name w:val="Date"/>
-    <w:basedOn w:val="Title"/>
     <w:next w:val="BodyText"/>
     <w:qFormat/>
     <w:pPr>
       <w:keepNext/>
       <w:keepLines/>
+      <w:jc w:val="center"/>
     </w:pPr>
-    <w:rPr>
-      <w:sz w:val="24"/>
-      <w:szCs w:val="24"/>
-    </w:rPr>
   </w:style>
   <w:style w:customStyle="1" w:styleId="AbstractTitle" w:type="paragraph">
     <w:name w:val="Abstract Title"/>
@@ -6490,13 +6528,15 @@
     <w:pPr>
       <w:keepNext/>
       <w:keepLines/>
+      <w:jc w:val="center"/>
       <w:spacing w:after="0" w:before="300"/>
-      <w:jc w:val="center"/>
     </w:pPr>
     <w:rPr>
-      <w:b/>
       <w:sz w:val="20"/>
       <w:szCs w:val="20"/>
+      <w:b/>
+      <w:color w:val="345A8A"/>
+      &gt;
     </w:rPr>
   </w:style>
   <w:style w:customStyle="1" w:styleId="Abstract" w:type="paragraph">
@@ -6523,326 +6563,191 @@
     <w:rPr/>
   </w:style>
   <w:style w:styleId="Heading1" w:type="paragraph">
-    <w:name w:val="heading 1"/>
+    <w:name w:val="Heading 1"/>
     <w:basedOn w:val="Normal"/>
     <w:next w:val="BodyText"/>
-    <w:link w:val="Heading1Char"/>
     <w:uiPriority w:val="9"/>
     <w:qFormat/>
-    <w:rsid w:val="00A10FD9"/>
     <w:pPr>
       <w:keepNext/>
       <w:keepLines/>
-      <w:spacing w:after="120" w:before="240" w:line="276" w:lineRule="auto"/>
+      <w:spacing w:after="0" w:before="480"/>
       <w:outlineLvl w:val="0"/>
     </w:pPr>
     <w:rPr>
-      <w:rFonts w:asciiTheme="majorHAnsi" w:cstheme="majorBidi" w:eastAsiaTheme="majorEastAsia" w:hAnsiTheme="majorHAnsi" w:ascii="Times New Roman" w:hAnsi="Times New Roman"/>
+      <w:rFonts w:asciiTheme="majorHAnsi" w:cstheme="majorBidi" w:eastAsiaTheme="majorEastAsia" w:hAnsiTheme="majorHAnsi"/>
       <w:b/>
-      <w:color w:val="000000"/>
-      <w:sz w:val="24"/>
-      <w:szCs w:val="40"/>
-    </w:rPr>
-  </w:style>
-  <w:style w:styleId="Heading2" w:type="paragraph">
-    <w:name w:val="heading 2"/>
-    <w:basedOn w:val="Normal"/>
-    <w:next w:val="BodyText"/>
-    <w:link w:val="Heading2Char"/>
-    <w:uiPriority w:val="9"/>
-    <w:semiHidden/>
-    <w:unhideWhenUsed/>
-    <w:qFormat/>
-    <w:rsid w:val="00A10FD9"/>
-    <w:pPr>
-      <w:keepNext/>
-      <w:keepLines/>
-      <w:spacing w:after="120" w:before="240" w:line="276" w:lineRule="auto"/>
-      <w:outlineLvl w:val="1"/>
-    </w:pPr>
-    <w:rPr>
-      <w:rFonts w:asciiTheme="majorHAnsi" w:cstheme="majorBidi" w:eastAsiaTheme="majorEastAsia" w:hAnsiTheme="majorHAnsi" w:ascii="Times New Roman" w:hAnsi="Times New Roman"/>
-      <w:b/>
-      <w:color w:val="000000"/>
-      <w:sz w:val="24"/>
-      <w:szCs w:val="32"/>
-    </w:rPr>
-  </w:style>
-  <w:style w:styleId="Heading3" w:type="paragraph">
-    <w:name w:val="heading 3"/>
-    <w:basedOn w:val="Normal"/>
-    <w:next w:val="BodyText"/>
-    <w:link w:val="Heading3Char"/>
-    <w:uiPriority w:val="9"/>
-    <w:semiHidden/>
-    <w:unhideWhenUsed/>
-    <w:qFormat/>
-    <w:rsid w:val="00A10FD9"/>
-    <w:pPr>
-      <w:keepNext/>
-      <w:keepLines/>
-      <w:spacing w:after="120" w:before="240" w:line="276" w:lineRule="auto"/>
-      <w:outlineLvl w:val="2"/>
-    </w:pPr>
-    <w:rPr>
-      <w:rFonts w:cstheme="majorBidi" w:eastAsiaTheme="majorEastAsia" w:ascii="Times New Roman" w:hAnsi="Times New Roman"/>
-      <w:b/>
-      <w:color w:val="000000"/>
-      <w:sz w:val="24"/>
-      <w:szCs w:val="28"/>
-    </w:rPr>
-  </w:style>
-  <w:style w:styleId="Heading4" w:type="paragraph">
-    <w:name w:val="heading 4"/>
-    <w:basedOn w:val="Normal"/>
-    <w:next w:val="BodyText"/>
-    <w:link w:val="Heading4Char"/>
-    <w:uiPriority w:val="9"/>
-    <w:semiHidden/>
-    <w:unhideWhenUsed/>
-    <w:qFormat/>
-    <w:rsid w:val="00A10FD9"/>
-    <w:pPr>
-      <w:keepNext/>
-      <w:keepLines/>
-      <w:spacing w:after="120" w:before="240" w:line="276" w:lineRule="auto"/>
-      <w:outlineLvl w:val="3"/>
-    </w:pPr>
-    <w:rPr>
-      <w:rFonts w:cstheme="majorBidi" w:eastAsiaTheme="majorEastAsia" w:ascii="Times New Roman" w:hAnsi="Times New Roman"/>
-      <w:b/>
-      <w:i/>
-      <w:iCs/>
-      <w:color w:val="000000"/>
-      <w:sz w:val="24"/>
-    </w:rPr>
-  </w:style>
-  <w:style w:styleId="Heading5" w:type="paragraph">
-    <w:name w:val="heading 5"/>
-    <w:basedOn w:val="Normal"/>
-    <w:next w:val="BodyText"/>
-    <w:link w:val="Heading5Char"/>
-    <w:uiPriority w:val="9"/>
-    <w:semiHidden/>
-    <w:unhideWhenUsed/>
-    <w:qFormat/>
-    <w:rsid w:val="00A10FD9"/>
-    <w:pPr>
-      <w:keepNext/>
-      <w:keepLines/>
-      <w:spacing w:after="40" w:before="80"/>
-      <w:outlineLvl w:val="4"/>
-    </w:pPr>
-    <w:rPr>
-      <w:rFonts w:cstheme="majorBidi" w:eastAsiaTheme="majorEastAsia"/>
-      <w:color w:themeColor="accent1" w:themeShade="BF" w:val="0F4761"/>
-    </w:rPr>
-  </w:style>
-  <w:style w:styleId="Heading6" w:type="paragraph">
-    <w:name w:val="heading 6"/>
-    <w:basedOn w:val="Normal"/>
-    <w:next w:val="BodyText"/>
-    <w:link w:val="Heading6Char"/>
-    <w:uiPriority w:val="9"/>
-    <w:semiHidden/>
-    <w:unhideWhenUsed/>
-    <w:qFormat/>
-    <w:rsid w:val="00A10FD9"/>
-    <w:pPr>
-      <w:keepNext/>
-      <w:keepLines/>
-      <w:spacing w:after="0" w:before="40"/>
-      <w:outlineLvl w:val="5"/>
-    </w:pPr>
-    <w:rPr>
-      <w:rFonts w:cstheme="majorBidi" w:eastAsiaTheme="majorEastAsia"/>
-      <w:i/>
-      <w:iCs/>
-      <w:color w:themeColor="text1" w:themeTint="A6" w:val="595959"/>
-    </w:rPr>
-  </w:style>
-  <w:style w:styleId="Heading7" w:type="paragraph">
-    <w:name w:val="heading 7"/>
-    <w:basedOn w:val="Normal"/>
-    <w:next w:val="BodyText"/>
-    <w:link w:val="Heading7Char"/>
-    <w:uiPriority w:val="9"/>
-    <w:semiHidden/>
-    <w:unhideWhenUsed/>
-    <w:qFormat/>
-    <w:rsid w:val="00A10FD9"/>
-    <w:pPr>
-      <w:keepNext/>
-      <w:keepLines/>
-      <w:spacing w:after="0" w:before="40"/>
-      <w:outlineLvl w:val="6"/>
-    </w:pPr>
-    <w:rPr>
-      <w:rFonts w:cstheme="majorBidi" w:eastAsiaTheme="majorEastAsia"/>
-      <w:color w:themeColor="text1" w:themeTint="A6" w:val="595959"/>
-    </w:rPr>
-  </w:style>
-  <w:style w:styleId="Heading8" w:type="paragraph">
-    <w:name w:val="heading 8"/>
-    <w:basedOn w:val="Normal"/>
-    <w:next w:val="BodyText"/>
-    <w:link w:val="Heading8Char"/>
-    <w:uiPriority w:val="9"/>
-    <w:semiHidden/>
-    <w:unhideWhenUsed/>
-    <w:qFormat/>
-    <w:rsid w:val="00A10FD9"/>
-    <w:pPr>
-      <w:keepNext/>
-      <w:keepLines/>
-      <w:spacing w:after="0"/>
-      <w:outlineLvl w:val="7"/>
-    </w:pPr>
-    <w:rPr>
-      <w:rFonts w:cstheme="majorBidi" w:eastAsiaTheme="majorEastAsia"/>
-      <w:i/>
-      <w:iCs/>
-      <w:color w:themeColor="text1" w:themeTint="D8" w:val="272727"/>
-    </w:rPr>
-  </w:style>
-  <w:style w:styleId="Heading9" w:type="paragraph">
-    <w:name w:val="heading 9"/>
-    <w:basedOn w:val="Normal"/>
-    <w:next w:val="BodyText"/>
-    <w:link w:val="Heading9Char"/>
-    <w:uiPriority w:val="9"/>
-    <w:semiHidden/>
-    <w:unhideWhenUsed/>
-    <w:qFormat/>
-    <w:rsid w:val="00A10FD9"/>
-    <w:pPr>
-      <w:keepNext/>
-      <w:keepLines/>
-      <w:spacing w:after="0"/>
-      <w:outlineLvl w:val="8"/>
-    </w:pPr>
-    <w:rPr>
-      <w:rFonts w:cstheme="majorBidi" w:eastAsiaTheme="majorEastAsia"/>
-      <w:color w:themeColor="text1" w:themeTint="D8" w:val="272727"/>
-    </w:rPr>
-  </w:style>
-  <w:style w:customStyle="1" w:styleId="Heading1Char" w:type="character">
-    <w:name w:val="Heading 1 Char"/>
-    <w:basedOn w:val="DefaultParagraphFont"/>
-    <w:link w:val="Heading1"/>
-    <w:uiPriority w:val="9"/>
-    <w:rsid w:val="00A10FD9"/>
-    <w:rPr>
-      <w:rFonts w:asciiTheme="majorHAnsi" w:cstheme="majorBidi" w:eastAsiaTheme="majorEastAsia" w:hAnsiTheme="majorHAnsi"/>
-      <w:color w:themeColor="accent1" w:themeShade="BF" w:val="0F4761"/>
-      <w:sz w:val="40"/>
-      <w:szCs w:val="40"/>
-    </w:rPr>
-  </w:style>
-  <w:style w:customStyle="1" w:styleId="Heading2Char" w:type="character">
-    <w:name w:val="Heading 2 Char"/>
-    <w:basedOn w:val="DefaultParagraphFont"/>
-    <w:link w:val="Heading2"/>
-    <w:uiPriority w:val="9"/>
-    <w:semiHidden/>
-    <w:rsid w:val="00A10FD9"/>
-    <w:rPr>
-      <w:rFonts w:asciiTheme="majorHAnsi" w:cstheme="majorBidi" w:eastAsiaTheme="majorEastAsia" w:hAnsiTheme="majorHAnsi"/>
-      <w:color w:themeColor="accent1" w:themeShade="BF" w:val="0F4761"/>
+      <w:bCs/>
+      <w:color w:themeColor="accent1" w:val="4F81BD"/>
       <w:sz w:val="32"/>
       <w:szCs w:val="32"/>
     </w:rPr>
   </w:style>
-  <w:style w:customStyle="1" w:styleId="Heading3Char" w:type="character">
-    <w:name w:val="Heading 3 Char"/>
-    <w:basedOn w:val="DefaultParagraphFont"/>
-    <w:link w:val="Heading3"/>
+  <w:style w:styleId="Heading2" w:type="paragraph">
+    <w:name w:val="Heading 2"/>
+    <w:basedOn w:val="Normal"/>
+    <w:next w:val="BodyText"/>
     <w:uiPriority w:val="9"/>
-    <w:semiHidden/>
-    <w:rsid w:val="00A10FD9"/>
+    <w:unhideWhenUsed/>
+    <w:qFormat/>
+    <w:pPr>
+      <w:keepNext/>
+      <w:keepLines/>
+      <w:spacing w:after="0" w:before="200"/>
+      <w:outlineLvl w:val="1"/>
+    </w:pPr>
     <w:rPr>
-      <w:rFonts w:cstheme="majorBidi" w:eastAsiaTheme="majorEastAsia"/>
-      <w:color w:themeColor="accent1" w:themeShade="BF" w:val="0F4761"/>
+      <w:rFonts w:asciiTheme="majorHAnsi" w:cstheme="majorBidi" w:eastAsiaTheme="majorEastAsia" w:hAnsiTheme="majorHAnsi"/>
+      <w:b/>
+      <w:bCs/>
+      <w:color w:themeColor="accent1" w:val="4F81BD"/>
       <w:sz w:val="28"/>
       <w:szCs w:val="28"/>
     </w:rPr>
   </w:style>
-  <w:style w:customStyle="1" w:styleId="Heading4Char" w:type="character">
-    <w:name w:val="Heading 4 Char"/>
-    <w:basedOn w:val="DefaultParagraphFont"/>
-    <w:link w:val="Heading4"/>
+  <w:style w:styleId="Heading3" w:type="paragraph">
+    <w:name w:val="Heading 3"/>
+    <w:basedOn w:val="Normal"/>
+    <w:next w:val="BodyText"/>
     <w:uiPriority w:val="9"/>
-    <w:semiHidden/>
-    <w:rsid w:val="00A10FD9"/>
+    <w:unhideWhenUsed/>
+    <w:qFormat/>
+    <w:pPr>
+      <w:keepNext/>
+      <w:keepLines/>
+      <w:spacing w:after="0" w:before="200"/>
+      <w:outlineLvl w:val="2"/>
+    </w:pPr>
     <w:rPr>
-      <w:rFonts w:cstheme="majorBidi" w:eastAsiaTheme="majorEastAsia"/>
-      <w:i/>
-      <w:iCs/>
-      <w:color w:themeColor="accent1" w:themeShade="BF" w:val="0F4761"/>
+      <w:rFonts w:asciiTheme="majorHAnsi" w:cstheme="majorBidi" w:eastAsiaTheme="majorEastAsia" w:hAnsiTheme="majorHAnsi"/>
+      <w:b/>
+      <w:bCs/>
+      <w:color w:themeColor="accent1" w:val="4F81BD"/>
+      <w:sz w:val="24"/>
+      <w:szCs w:val="24"/>
     </w:rPr>
   </w:style>
-  <w:style w:customStyle="1" w:styleId="Heading5Char" w:type="character">
-    <w:name w:val="Heading 5 Char"/>
-    <w:basedOn w:val="DefaultParagraphFont"/>
-    <w:link w:val="Heading5"/>
+  <w:style w:styleId="Heading4" w:type="paragraph">
+    <w:name w:val="Heading 4"/>
+    <w:basedOn w:val="Normal"/>
+    <w:next w:val="BodyText"/>
     <w:uiPriority w:val="9"/>
-    <w:semiHidden/>
-    <w:rsid w:val="00A10FD9"/>
+    <w:unhideWhenUsed/>
+    <w:qFormat/>
+    <w:pPr>
+      <w:keepNext/>
+      <w:keepLines/>
+      <w:spacing w:after="0" w:before="200"/>
+      <w:outlineLvl w:val="3"/>
+    </w:pPr>
     <w:rPr>
-      <w:rFonts w:cstheme="majorBidi" w:eastAsiaTheme="majorEastAsia"/>
-      <w:color w:themeColor="accent1" w:themeShade="BF" w:val="0F4761"/>
+      <w:rFonts w:asciiTheme="majorHAnsi" w:cstheme="majorBidi" w:eastAsiaTheme="majorEastAsia" w:hAnsiTheme="majorHAnsi"/>
+      <w:i/>
+      <w:bCs/>
+      <w:color w:themeColor="accent1" w:val="4F81BD"/>
+      <w:sz w:val="24"/>
+      <w:szCs w:val="24"/>
     </w:rPr>
   </w:style>
-  <w:style w:customStyle="1" w:styleId="Heading6Char" w:type="character">
-    <w:name w:val="Heading 6 Char"/>
-    <w:basedOn w:val="DefaultParagraphFont"/>
-    <w:link w:val="Heading6"/>
+  <w:style w:styleId="Heading5" w:type="paragraph">
+    <w:name w:val="Heading 5"/>
+    <w:basedOn w:val="Normal"/>
+    <w:next w:val="BodyText"/>
     <w:uiPriority w:val="9"/>
-    <w:semiHidden/>
-    <w:rsid w:val="00A10FD9"/>
+    <w:unhideWhenUsed/>
+    <w:qFormat/>
+    <w:pPr>
+      <w:keepNext/>
+      <w:keepLines/>
+      <w:spacing w:after="0" w:before="200"/>
+      <w:outlineLvl w:val="4"/>
+    </w:pPr>
     <w:rPr>
-      <w:rFonts w:cstheme="majorBidi" w:eastAsiaTheme="majorEastAsia"/>
-      <w:i/>
+      <w:rFonts w:asciiTheme="majorHAnsi" w:cstheme="majorBidi" w:eastAsiaTheme="majorEastAsia" w:hAnsiTheme="majorHAnsi"/>
       <w:iCs/>
-      <w:color w:themeColor="text1" w:themeTint="A6" w:val="595959"/>
+      <w:color w:themeColor="accent1" w:val="4F81BD"/>
+      <w:sz w:val="24"/>
+      <w:szCs w:val="24"/>
     </w:rPr>
   </w:style>
-  <w:style w:customStyle="1" w:styleId="Heading7Char" w:type="character">
-    <w:name w:val="Heading 7 Char"/>
-    <w:basedOn w:val="DefaultParagraphFont"/>
-    <w:link w:val="Heading7"/>
+  <w:style w:styleId="Heading6" w:type="paragraph">
+    <w:name w:val="Heading 6"/>
+    <w:basedOn w:val="Normal"/>
+    <w:next w:val="BodyText"/>
     <w:uiPriority w:val="9"/>
-    <w:semiHidden/>
-    <w:rsid w:val="00A10FD9"/>
+    <w:unhideWhenUsed/>
+    <w:qFormat/>
+    <w:pPr>
+      <w:keepNext/>
+      <w:keepLines/>
+      <w:spacing w:after="0" w:before="200"/>
+      <w:outlineLvl w:val="5"/>
+    </w:pPr>
     <w:rPr>
-      <w:rFonts w:cstheme="majorBidi" w:eastAsiaTheme="majorEastAsia"/>
-      <w:color w:themeColor="text1" w:themeTint="A6" w:val="595959"/>
+      <w:rFonts w:asciiTheme="majorHAnsi" w:cstheme="majorBidi" w:eastAsiaTheme="majorEastAsia" w:hAnsiTheme="majorHAnsi"/>
+      <w:color w:themeColor="accent1" w:val="4F81BD"/>
+      <w:sz w:val="24"/>
+      <w:szCs w:val="24"/>
     </w:rPr>
   </w:style>
-  <w:style w:customStyle="1" w:styleId="Heading8Char" w:type="character">
-    <w:name w:val="Heading 8 Char"/>
-    <w:basedOn w:val="DefaultParagraphFont"/>
-    <w:link w:val="Heading8"/>
+  <w:style w:styleId="Heading7" w:type="paragraph">
+    <w:name w:val="Heading 7"/>
+    <w:basedOn w:val="Normal"/>
+    <w:next w:val="BodyText"/>
     <w:uiPriority w:val="9"/>
-    <w:semiHidden/>
-    <w:rsid w:val="00A10FD9"/>
+    <w:unhideWhenUsed/>
+    <w:qFormat/>
+    <w:pPr>
+      <w:keepNext/>
+      <w:keepLines/>
+      <w:spacing w:after="0" w:before="200"/>
+      <w:outlineLvl w:val="6"/>
+    </w:pPr>
     <w:rPr>
-      <w:rFonts w:cstheme="majorBidi" w:eastAsiaTheme="majorEastAsia"/>
-      <w:i/>
-      <w:iCs/>
-      <w:color w:themeColor="text1" w:themeTint="D8" w:val="272727"/>
+      <w:rFonts w:asciiTheme="majorHAnsi" w:cstheme="majorBidi" w:eastAsiaTheme="majorEastAsia" w:hAnsiTheme="majorHAnsi"/>
+      <w:color w:themeColor="accent1" w:val="4F81BD"/>
+      <w:sz w:val="24"/>
+      <w:szCs w:val="24"/>
     </w:rPr>
   </w:style>
-  <w:style w:customStyle="1" w:styleId="Heading9Char" w:type="character">
-    <w:name w:val="Heading 9 Char"/>
-    <w:basedOn w:val="DefaultParagraphFont"/>
-    <w:link w:val="Heading9"/>
+  <w:style w:styleId="Heading8" w:type="paragraph">
+    <w:name w:val="Heading 8"/>
+    <w:basedOn w:val="Normal"/>
+    <w:next w:val="BodyText"/>
     <w:uiPriority w:val="9"/>
-    <w:semiHidden/>
-    <w:rsid w:val="00A10FD9"/>
+    <w:unhideWhenUsed/>
+    <w:qFormat/>
+    <w:pPr>
+      <w:keepNext/>
+      <w:keepLines/>
+      <w:spacing w:after="0" w:before="200"/>
+      <w:outlineLvl w:val="7"/>
+    </w:pPr>
     <w:rPr>
-      <w:rFonts w:cstheme="majorBidi" w:eastAsiaTheme="majorEastAsia"/>
-      <w:color w:themeColor="text1" w:themeTint="D8" w:val="272727"/>
+      <w:rFonts w:asciiTheme="majorHAnsi" w:cstheme="majorBidi" w:eastAsiaTheme="majorEastAsia" w:hAnsiTheme="majorHAnsi"/>
+      <w:color w:themeColor="accent1" w:val="4F81BD"/>
+      <w:sz w:val="24"/>
+      <w:szCs w:val="24"/>
+    </w:rPr>
+  </w:style>
+  <w:style w:styleId="Heading9" w:type="paragraph">
+    <w:name w:val="Heading 9"/>
+    <w:basedOn w:val="Normal"/>
+    <w:next w:val="BodyText"/>
+    <w:uiPriority w:val="9"/>
+    <w:unhideWhenUsed/>
+    <w:qFormat/>
+    <w:pPr>
+      <w:keepNext/>
+      <w:keepLines/>
+      <w:spacing w:after="0" w:before="200"/>
+      <w:outlineLvl w:val="8"/>
+    </w:pPr>
+    <w:rPr>
+      <w:rFonts w:asciiTheme="majorHAnsi" w:cstheme="majorBidi" w:eastAsiaTheme="majorEastAsia" w:hAnsiTheme="majorHAnsi"/>
+      <w:color w:themeColor="accent1" w:val="4F81BD"/>
+      <w:sz w:val="24"/>
+      <w:szCs w:val="24"/>
     </w:rPr>
   </w:style>
   <w:style w:styleId="BlockText" w:type="paragraph">
@@ -6864,18 +6769,6 @@
     <w:uiPriority w:val="9"/>
     <w:unhideWhenUsed/>
     <w:qFormat/>
-  </w:style>
-  <w:style w:styleId="FootnoteBlockText" w:type="paragraph">
-    <w:name w:val="Footnote Block Text"/>
-    <w:basedOn w:val="FootnoteText"/>
-    <w:next w:val="FootnoteText"/>
-    <w:uiPriority w:val="9"/>
-    <w:unhideWhenUsed/>
-    <w:qFormat/>
-    <w:pPr>
-      <w:spacing w:after="100" w:before="100"/>
-      <w:ind w:firstLine="0" w:left="480" w:right="480"/>
-    </w:pPr>
   </w:style>
   <w:style w:default="1" w:styleId="DefaultParagraphFont" w:type="character">
     <w:name w:val="Default Paragraph Font"/>
@@ -6905,11 +6798,18 @@
       </w:tblCellMar>
     </w:tblPr>
     <w:tblStylePr w:type="firstRow">
+      <w:tblPr>
+        <w:jc w:val="left"/>
+        <w:tblInd w:type="dxa" w:w="0"/>
+      </w:tblPr>
+      <w:trPr>
+        <w:jc w:val="left"/>
+      </w:trPr>
       <w:tcPr>
+        <w:vAlign w:val="bottom"/>
         <w:tcBorders>
           <w:bottom w:val="single"/>
         </w:tcBorders>
-        <w:vAlign w:val="bottom"/>
       </w:tcPr>
     </w:tblStylePr>
   </w:style>
@@ -7024,8 +6924,8 @@
     <w:name w:val="KeywordTok"/>
     <w:basedOn w:val="VerbatimChar"/>
     <w:rPr>
+      <w:color w:val="007020"/>
       <w:b/>
-      <w:color w:val="007020"/>
     </w:rPr>
   </w:style>
   <w:style w:type="character" w:customStyle="1" w:styleId="DataTypeTok">
@@ -7102,42 +7002,42 @@
     <w:name w:val="ImportTok"/>
     <w:basedOn w:val="VerbatimChar"/>
     <w:rPr>
+      <w:color w:val="008000"/>
       <w:b/>
-      <w:color w:val="008000"/>
     </w:rPr>
   </w:style>
   <w:style w:type="character" w:customStyle="1" w:styleId="CommentTok">
     <w:name w:val="CommentTok"/>
     <w:basedOn w:val="VerbatimChar"/>
     <w:rPr>
+      <w:color w:val="60a0b0"/>
       <w:i/>
-      <w:color w:val="60a0b0"/>
     </w:rPr>
   </w:style>
   <w:style w:type="character" w:customStyle="1" w:styleId="DocumentationTok">
     <w:name w:val="DocumentationTok"/>
     <w:basedOn w:val="VerbatimChar"/>
     <w:rPr>
+      <w:color w:val="ba2121"/>
       <w:i/>
-      <w:color w:val="ba2121"/>
     </w:rPr>
   </w:style>
   <w:style w:type="character" w:customStyle="1" w:styleId="AnnotationTok">
     <w:name w:val="AnnotationTok"/>
     <w:basedOn w:val="VerbatimChar"/>
     <w:rPr>
+      <w:color w:val="60a0b0"/>
       <w:b/>
       <w:i/>
-      <w:color w:val="60a0b0"/>
     </w:rPr>
   </w:style>
   <w:style w:type="character" w:customStyle="1" w:styleId="CommentVarTok">
     <w:name w:val="CommentVarTok"/>
     <w:basedOn w:val="VerbatimChar"/>
     <w:rPr>
+      <w:color w:val="60a0b0"/>
       <w:b/>
       <w:i/>
-      <w:color w:val="60a0b0"/>
     </w:rPr>
   </w:style>
   <w:style w:type="character" w:customStyle="1" w:styleId="OtherTok">
@@ -7165,8 +7065,8 @@
     <w:name w:val="ControlFlowTok"/>
     <w:basedOn w:val="VerbatimChar"/>
     <w:rPr>
+      <w:color w:val="007020"/>
       <w:b/>
-      <w:color w:val="007020"/>
     </w:rPr>
   </w:style>
   <w:style w:type="character" w:customStyle="1" w:styleId="OperatorTok">
@@ -7211,34 +7111,34 @@
     <w:name w:val="InformationTok"/>
     <w:basedOn w:val="VerbatimChar"/>
     <w:rPr>
+      <w:color w:val="60a0b0"/>
       <w:b/>
       <w:i/>
-      <w:color w:val="60a0b0"/>
     </w:rPr>
   </w:style>
   <w:style w:type="character" w:customStyle="1" w:styleId="WarningTok">
     <w:name w:val="WarningTok"/>
     <w:basedOn w:val="VerbatimChar"/>
     <w:rPr>
+      <w:color w:val="60a0b0"/>
       <w:b/>
       <w:i/>
-      <w:color w:val="60a0b0"/>
     </w:rPr>
   </w:style>
   <w:style w:type="character" w:customStyle="1" w:styleId="AlertTok">
     <w:name w:val="AlertTok"/>
     <w:basedOn w:val="VerbatimChar"/>
     <w:rPr>
+      <w:color w:val="ff0000"/>
       <w:b/>
-      <w:color w:val="ff0000"/>
     </w:rPr>
   </w:style>
   <w:style w:type="character" w:customStyle="1" w:styleId="ErrorTok">
     <w:name w:val="ErrorTok"/>
     <w:basedOn w:val="VerbatimChar"/>
     <w:rPr>
+      <w:color w:val="ff0000"/>
       <w:b/>
-      <w:color w:val="ff0000"/>
     </w:rPr>
   </w:style>
   <w:style w:type="character" w:customStyle="1" w:styleId="NormalTok">
@@ -7260,44 +7160,44 @@
         <a:sysClr val="window" lastClr="FFFFFF"/>
       </a:lt1>
       <a:dk2>
-        <a:srgbClr val="0E2841"/>
+        <a:srgbClr val="1F497D"/>
       </a:dk2>
       <a:lt2>
-        <a:srgbClr val="E8E8E8"/>
+        <a:srgbClr val="EEECE1"/>
       </a:lt2>
       <a:accent1>
-        <a:srgbClr val="156082"/>
+        <a:srgbClr val="4F81BD"/>
       </a:accent1>
       <a:accent2>
-        <a:srgbClr val="E97132"/>
+        <a:srgbClr val="C0504D"/>
       </a:accent2>
       <a:accent3>
-        <a:srgbClr val="196B24"/>
+        <a:srgbClr val="9BBB59"/>
       </a:accent3>
       <a:accent4>
-        <a:srgbClr val="0F9ED5"/>
+        <a:srgbClr val="8064A2"/>
       </a:accent4>
       <a:accent5>
-        <a:srgbClr val="A02B93"/>
+        <a:srgbClr val="4BACC6"/>
       </a:accent5>
       <a:accent6>
-        <a:srgbClr val="4EA72E"/>
+        <a:srgbClr val="F79646"/>
       </a:accent6>
       <a:hlink>
-        <a:srgbClr val="467886"/>
+        <a:srgbClr val="0000FF"/>
       </a:hlink>
       <a:folHlink>
-        <a:srgbClr val="96607D"/>
+        <a:srgbClr val="800080"/>
       </a:folHlink>
     </a:clrScheme>
     <a:fontScheme name="Office">
       <a:majorFont>
-        <a:latin typeface="Aptos Display" panose="02110004020202020204"/>
+        <a:latin typeface="Calibri"/>
         <a:ea typeface=""/>
         <a:cs typeface=""/>
-        <a:font script="Jpan" typeface="游ゴシック Light"/>
+        <a:font script="Jpan" typeface="ＭＳ ゴシック"/>
         <a:font script="Hang" typeface="맑은 고딕"/>
-        <a:font script="Hans" typeface="等线 Light"/>
+        <a:font script="Hans" typeface="宋体"/>
         <a:font script="Hant" typeface="新細明體"/>
         <a:font script="Arab" typeface="Times New Roman"/>
         <a:font script="Hebr" typeface="Times New Roman"/>
@@ -7324,32 +7224,14 @@
         <a:font script="Mong" typeface="Mongolian Baiti"/>
         <a:font script="Viet" typeface="Times New Roman"/>
         <a:font script="Uigh" typeface="Microsoft Uighur"/>
-        <a:font script="Geor" typeface="Sylfaen"/>
-        <a:font script="Armn" typeface="Arial"/>
-        <a:font script="Bugi" typeface="Leelawadee UI"/>
-        <a:font script="Bopo" typeface="Microsoft JhengHei"/>
-        <a:font script="Java" typeface="Javanese Text"/>
-        <a:font script="Lisu" typeface="Segoe UI"/>
-        <a:font script="Mymr" typeface="Myanmar Text"/>
-        <a:font script="Nkoo" typeface="Ebrima"/>
-        <a:font script="Olck" typeface="Nirmala UI"/>
-        <a:font script="Osma" typeface="Ebrima"/>
-        <a:font script="Phag" typeface="Phagspa"/>
-        <a:font script="Syrn" typeface="Estrangelo Edessa"/>
-        <a:font script="Syrj" typeface="Estrangelo Edessa"/>
-        <a:font script="Syre" typeface="Estrangelo Edessa"/>
-        <a:font script="Sora" typeface="Nirmala UI"/>
-        <a:font script="Tale" typeface="Microsoft Tai Le"/>
-        <a:font script="Talu" typeface="Microsoft New Tai Lue"/>
-        <a:font script="Tfng" typeface="Ebrima"/>
       </a:majorFont>
       <a:minorFont>
-        <a:latin typeface="Aptos" panose="02110004020202020204"/>
+        <a:latin typeface="Cambria"/>
         <a:ea typeface=""/>
         <a:cs typeface=""/>
-        <a:font script="Jpan" typeface="游明朝"/>
+        <a:font script="Jpan" typeface="ＭＳ 明朝"/>
         <a:font script="Hang" typeface="맑은 고딕"/>
-        <a:font script="Hans" typeface="等线"/>
+        <a:font script="Hans" typeface="宋体"/>
         <a:font script="Hant" typeface="新細明體"/>
         <a:font script="Arab" typeface="Arial"/>
         <a:font script="Hebr" typeface="Arial"/>
@@ -7376,24 +7258,6 @@
         <a:font script="Mong" typeface="Mongolian Baiti"/>
         <a:font script="Viet" typeface="Arial"/>
         <a:font script="Uigh" typeface="Microsoft Uighur"/>
-        <a:font script="Geor" typeface="Sylfaen"/>
-        <a:font script="Armn" typeface="Arial"/>
-        <a:font script="Bugi" typeface="Leelawadee UI"/>
-        <a:font script="Bopo" typeface="Microsoft JhengHei"/>
-        <a:font script="Java" typeface="Javanese Text"/>
-        <a:font script="Lisu" typeface="Segoe UI"/>
-        <a:font script="Mymr" typeface="Myanmar Text"/>
-        <a:font script="Nkoo" typeface="Ebrima"/>
-        <a:font script="Olck" typeface="Nirmala UI"/>
-        <a:font script="Osma" typeface="Ebrima"/>
-        <a:font script="Phag" typeface="Phagspa"/>
-        <a:font script="Syrn" typeface="Estrangelo Edessa"/>
-        <a:font script="Syrj" typeface="Estrangelo Edessa"/>
-        <a:font script="Syre" typeface="Estrangelo Edessa"/>
-        <a:font script="Sora" typeface="Nirmala UI"/>
-        <a:font script="Tale" typeface="Microsoft Tai Le"/>
-        <a:font script="Talu" typeface="Microsoft New Tai Lue"/>
-        <a:font script="Tfng" typeface="Ebrima"/>
       </a:minorFont>
     </a:fontScheme>
     <a:fmtScheme name="Office">
@@ -7405,141 +7269,200 @@
           <a:gsLst>
             <a:gs pos="0">
               <a:schemeClr val="phClr">
-                <a:lumMod val="110000"/>
-                <a:satMod val="105000"/>
-                <a:tint val="67000"/>
+                <a:tint val="50000"/>
+                <a:satMod val="300000"/>
               </a:schemeClr>
             </a:gs>
-            <a:gs pos="50000">
+            <a:gs pos="35000">
               <a:schemeClr val="phClr">
-                <a:lumMod val="105000"/>
-                <a:satMod val="103000"/>
-                <a:tint val="73000"/>
+                <a:tint val="37000"/>
+                <a:satMod val="300000"/>
               </a:schemeClr>
             </a:gs>
             <a:gs pos="100000">
               <a:schemeClr val="phClr">
-                <a:lumMod val="105000"/>
-                <a:satMod val="109000"/>
-                <a:tint val="81000"/>
+                <a:tint val="15000"/>
+                <a:satMod val="350000"/>
               </a:schemeClr>
             </a:gs>
           </a:gsLst>
-          <a:lin ang="5400000" scaled="0"/>
+          <a:lin ang="16200000" scaled="1"/>
         </a:gradFill>
         <a:gradFill rotWithShape="1">
           <a:gsLst>
             <a:gs pos="0">
               <a:schemeClr val="phClr">
-                <a:satMod val="103000"/>
-                <a:lumMod val="102000"/>
-                <a:tint val="94000"/>
-              </a:schemeClr>
-            </a:gs>
-            <a:gs pos="50000">
-              <a:schemeClr val="phClr">
-                <a:satMod val="110000"/>
-                <a:lumMod val="100000"/>
+                <a:tint val="100000"/>
                 <a:shade val="100000"/>
+                <a:satMod val="130000"/>
               </a:schemeClr>
             </a:gs>
             <a:gs pos="100000">
               <a:schemeClr val="phClr">
-                <a:lumMod val="99000"/>
-                <a:satMod val="120000"/>
-                <a:shade val="78000"/>
+                <a:tint val="50000"/>
+                <a:shade val="100000"/>
+                <a:satMod val="350000"/>
               </a:schemeClr>
             </a:gs>
           </a:gsLst>
-          <a:lin ang="5400000" scaled="0"/>
+          <a:lin ang="16200000" scaled="0"/>
         </a:gradFill>
       </a:fillStyleLst>
       <a:lnStyleLst>
-        <a:ln w="6350" cap="flat" cmpd="sng" algn="ctr">
+        <a:ln w="9525" cap="flat" cmpd="sng" algn="ctr">
+          <a:solidFill>
+            <a:schemeClr val="phClr">
+              <a:shade val="95000"/>
+              <a:satMod val="105000"/>
+            </a:schemeClr>
+          </a:solidFill>
+          <a:prstDash val="solid"/>
+        </a:ln>
+        <a:ln w="25400" cap="flat" cmpd="sng" algn="ctr">
           <a:solidFill>
             <a:schemeClr val="phClr"/>
           </a:solidFill>
           <a:prstDash val="solid"/>
-          <a:miter lim="800000"/>
         </a:ln>
-        <a:ln w="12700" cap="flat" cmpd="sng" algn="ctr">
+        <a:ln w="38100" cap="flat" cmpd="sng" algn="ctr">
           <a:solidFill>
             <a:schemeClr val="phClr"/>
           </a:solidFill>
           <a:prstDash val="solid"/>
-          <a:miter lim="800000"/>
-        </a:ln>
-        <a:ln w="19050" cap="flat" cmpd="sng" algn="ctr">
-          <a:solidFill>
-            <a:schemeClr val="phClr"/>
-          </a:solidFill>
-          <a:prstDash val="solid"/>
-          <a:miter lim="800000"/>
         </a:ln>
       </a:lnStyleLst>
       <a:effectStyleLst>
         <a:effectStyle>
-          <a:effectLst/>
-        </a:effectStyle>
-        <a:effectStyle>
-          <a:effectLst/>
+          <a:effectLst>
+            <a:outerShdw blurRad="40000" dist="20000" dir="5400000" rotWithShape="0">
+              <a:srgbClr val="000000">
+                <a:alpha val="38000"/>
+              </a:srgbClr>
+            </a:outerShdw>
+          </a:effectLst>
         </a:effectStyle>
         <a:effectStyle>
           <a:effectLst>
-            <a:outerShdw blurRad="57150" dist="19050" dir="5400000" algn="ctr" rotWithShape="0">
+            <a:outerShdw blurRad="40000" dist="23000" dir="5400000" rotWithShape="0">
               <a:srgbClr val="000000">
-                <a:alpha val="63000"/>
+                <a:alpha val="35000"/>
               </a:srgbClr>
             </a:outerShdw>
           </a:effectLst>
+        </a:effectStyle>
+        <a:effectStyle>
+          <a:effectLst>
+            <a:outerShdw blurRad="40000" dist="23000" dir="5400000" rotWithShape="0">
+              <a:srgbClr val="000000">
+                <a:alpha val="35000"/>
+              </a:srgbClr>
+            </a:outerShdw>
+          </a:effectLst>
+          <a:scene3d>
+            <a:camera prst="orthographicFront">
+              <a:rot lat="0" lon="0" rev="0"/>
+            </a:camera>
+            <a:lightRig rig="threePt" dir="t">
+              <a:rot lat="0" lon="0" rev="1200000"/>
+            </a:lightRig>
+          </a:scene3d>
+          <a:sp3d>
+            <a:bevelT w="63500" h="25400"/>
+          </a:sp3d>
         </a:effectStyle>
       </a:effectStyleLst>
       <a:bgFillStyleLst>
         <a:solidFill>
           <a:schemeClr val="phClr"/>
         </a:solidFill>
-        <a:solidFill>
-          <a:schemeClr val="phClr">
-            <a:tint val="95000"/>
-            <a:satMod val="170000"/>
-          </a:schemeClr>
-        </a:solidFill>
         <a:gradFill rotWithShape="1">
           <a:gsLst>
             <a:gs pos="0">
               <a:schemeClr val="phClr">
-                <a:tint val="93000"/>
-                <a:satMod val="150000"/>
-                <a:shade val="98000"/>
-                <a:lumMod val="102000"/>
+                <a:tint val="40000"/>
+                <a:satMod val="350000"/>
               </a:schemeClr>
             </a:gs>
-            <a:gs pos="50000">
+            <a:gs pos="40000">
               <a:schemeClr val="phClr">
-                <a:tint val="98000"/>
-                <a:satMod val="130000"/>
-                <a:shade val="90000"/>
-                <a:lumMod val="103000"/>
+                <a:tint val="45000"/>
+                <a:shade val="99000"/>
+                <a:satMod val="350000"/>
               </a:schemeClr>
             </a:gs>
             <a:gs pos="100000">
               <a:schemeClr val="phClr">
-                <a:shade val="63000"/>
-                <a:satMod val="120000"/>
+                <a:shade val="20000"/>
+                <a:satMod val="255000"/>
               </a:schemeClr>
             </a:gs>
           </a:gsLst>
-          <a:lin ang="5400000" scaled="0"/>
+          <a:path path="circle">
+            <a:fillToRect l="50000" t="-80000" r="50000" b="180000"/>
+          </a:path>
+        </a:gradFill>
+        <a:gradFill rotWithShape="1">
+          <a:gsLst>
+            <a:gs pos="0">
+              <a:schemeClr val="phClr">
+                <a:tint val="80000"/>
+                <a:satMod val="300000"/>
+              </a:schemeClr>
+            </a:gs>
+            <a:gs pos="100000">
+              <a:schemeClr val="phClr">
+                <a:shade val="30000"/>
+                <a:satMod val="200000"/>
+              </a:schemeClr>
+            </a:gs>
+          </a:gsLst>
+          <a:path path="circle">
+            <a:fillToRect l="50000" t="50000" r="50000" b="50000"/>
+          </a:path>
         </a:gradFill>
       </a:bgFillStyleLst>
     </a:fmtScheme>
   </a:themeElements>
-  <a:objectDefaults/>
+  <a:objectDefaults>
+    <a:spDef>
+      <a:spPr/>
+      <a:bodyPr/>
+      <a:lstStyle/>
+      <a:style>
+        <a:lnRef idx="1">
+          <a:schemeClr val="accent1"/>
+        </a:lnRef>
+        <a:fillRef idx="3">
+          <a:schemeClr val="accent1"/>
+        </a:fillRef>
+        <a:effectRef idx="2">
+          <a:schemeClr val="accent1"/>
+        </a:effectRef>
+        <a:fontRef idx="minor">
+          <a:schemeClr val="lt1"/>
+        </a:fontRef>
+      </a:style>
+    </a:spDef>
+    <a:lnDef>
+      <a:spPr/>
+      <a:bodyPr/>
+      <a:lstStyle/>
+      <a:style>
+        <a:lnRef idx="2">
+          <a:schemeClr val="accent1"/>
+        </a:lnRef>
+        <a:fillRef idx="0">
+          <a:schemeClr val="accent1"/>
+        </a:fillRef>
+        <a:effectRef idx="1">
+          <a:schemeClr val="accent1"/>
+        </a:effectRef>
+        <a:fontRef idx="minor">
+          <a:schemeClr val="tx1"/>
+        </a:fontRef>
+      </a:style>
+    </a:lnDef>
+  </a:objectDefaults>
   <a:extraClrSchemeLst/>
-  <a:extLst>
-    <a:ext uri="{05A4C25C-085E-4340-85A3-A5531E510DB2}">
-      <thm15:themeFamily xmlns:thm15="http://schemas.microsoft.com/office/thememl/2012/main" name="Office Theme" id="{2E142A2C-CD16-42D6-873A-C26D2A0506FA}" vid="{1BDDFF52-6CD6-40A5-AB3C-68EB2F1E4D0A}"/>
-    </a:ext>
-  </a:extLst>
 </a:theme>
 </file>
--- a/submission/candidate_20260911_review/SUPPLEMENTARY_MATERIAL.docx
+++ b/submission/candidate_20260911_review/SUPPLEMENTARY_MATERIAL.docx
@@ -92,7 +92,7 @@
         <w:widowControl/>
       </w:pPr>
       <w:r>
-        <w:t xml:space="preserve">For multiple instruments, the primary IVW analysis used TwoSampleMR’s multiplicative random-effects method with an under-dispersion correction. Weighted-median and weighted-mode estimates, the MR-Egger intercept and Cochran’s Q were inspected where estimable (Table S1) [20, 21]. With three or four instruments, a non-significant intercept has limited ability to exclude pleiotropy. Steiger directionality [22], bidirectional MR and leave-one-out analyses were not reported. Single-instrument analyses were limited to the Wald ratio.</w:t>
+        <w:t xml:space="preserve">For multiple instruments, the primary IVW analysis used TwoSampleMR’s multiplicative random-effects method with an under-dispersion correction. Weighted-median and weighted-mode estimates, the MR-Egger intercept and Cochran’s Q were inspected where estimable (Table S1) [21, 22]. With three or four instruments, a non-significant intercept has limited ability to exclude pleiotropy. Steiger directionality [23], bidirectional MR and leave-one-out analyses were not reported. Single-instrument analyses were limited to the Wald ratio.</w:t>
       </w:r>
     </w:p>
     <w:p>
@@ -197,7 +197,7 @@
         <w:widowControl/>
       </w:pPr>
       <w:r>
-        <w:t xml:space="preserve">The five model probabilities describe neither trait associated (H0), outcome only (H1), expression only (H2), both traits with distinct variants (H3), and both traits with a shared variant (H4). The default priors were p1 = p2 = 10⁻⁴ and p12 = 10⁻⁵; p12 values of 10⁻⁶ and 5×10⁻⁶ tested more conservative shared-association assumptions [23]. Table S2 presents the selected genes; Supplementary Data 3 retains all nine genes, three outcomes and three priors. Low H4 does not demonstrate that disease association is absent. Neither multi-variant colocalization nor formal colocalization power was evaluated.</w:t>
+        <w:t xml:space="preserve">The five model probabilities describe neither trait associated (H0), outcome only (H1), expression only (H2), both traits with distinct variants (H3), and both traits with a shared variant (H4). The default priors were p1 = p2 = 10⁻⁴ and p12 = 10⁻⁵; p12 values of 10⁻⁶ and 5×10⁻⁶ tested more conservative shared-association assumptions [24]. Table S2 presents the selected genes; Supplementary Data 3 retains all nine genes, three outcomes and three priors. Low H4 does not demonstrate that disease association is absent. Neither multi-variant colocalization nor formal colocalization power was evaluated.</w:t>
       </w:r>
     </w:p>
     <w:bookmarkEnd w:id="22"/>

--- a/submission/candidate_20260911_review/SUPPLEMENTARY_MATERIAL.docx
+++ b/submission/candidate_20260911_review/SUPPLEMENTARY_MATERIAL.docx
@@ -2,7 +2,7 @@
 <file path=word/document.xml><?xml version="1.0" encoding="utf-8"?>
 <w:document xmlns:w="http://schemas.openxmlformats.org/wordprocessingml/2006/main" xmlns:m="http://schemas.openxmlformats.org/officeDocument/2006/math" xmlns:r="http://schemas.openxmlformats.org/officeDocument/2006/relationships" xmlns:o="urn:schemas-microsoft-com:office:office" xmlns:v="urn:schemas-microsoft-com:vml" xmlns:w10="urn:schemas-microsoft-com:office:word" xmlns:a="http://schemas.openxmlformats.org/drawingml/2006/main" xmlns:pic="http://schemas.openxmlformats.org/drawingml/2006/picture" xmlns:wp="http://schemas.openxmlformats.org/drawingml/2006/wordprocessingDrawing">
   <w:body>
-    <w:bookmarkStart w:id="26" w:name="supplementary-material"/>
+    <w:bookmarkStart w:id="15" w:name="supplementary-material"/>
     <w:p>
       <w:pPr>
         <w:pStyle w:val="Title"/>
@@ -21,7 +21,7 @@
         <w:t xml:space="preserve">Genetic evidence for TSHR and IGF1R in Graves disease and thyroid eye disease</w:t>
       </w:r>
     </w:p>
-    <w:bookmarkStart w:id="25" w:name="supplementary-methods"/>
+    <w:bookmarkStart w:id="14" w:name="supplementary-methods"/>
     <w:p>
       <w:pPr>
         <w:pStyle w:val="Heading2"/>
@@ -31,7 +31,7 @@
         <w:t xml:space="preserve">Supplementary Methods</w:t>
       </w:r>
     </w:p>
-    <w:bookmarkStart w:id="20" w:name="X2947e2f5023b9dadd6416f2f5c3511d783a5fe1"/>
+    <w:bookmarkStart w:id="9" w:name="X2947e2f5023b9dadd6416f2f5c3511d783a5fe1"/>
     <w:p>
       <w:pPr>
         <w:pStyle w:val="Heading3"/>
@@ -54,8 +54,8 @@
       </w:r>
       <w:r>
         <w:rPr>
+          <w:i/>
           <w:iCs/>
-          <w:i/>
         </w:rPr>
         <w:t xml:space="preserve">P</w:t>
       </w:r>
@@ -63,7 +63,7 @@
         <w:t xml:space="preserve"> </w:t>
       </w:r>
       <w:r>
-        <w:t xml:space="preserve">&lt; 5×10⁻⁸, a ±1-Mb gene window, and LD clumping at r² &lt; 0.001 within 10 Mb using 1000 Genomes Phase 3 European samples (n = 503). Exposure standard errors were reconstructed as SE = 1/√[2f(1−f)(N + Z²)] and β = Z × SE, where f is allele frequency and N is the variant-specific eQTL sample size [17]. This defines the reconstructed expression unit used for reported ORs.</w:t>
+        <w:t xml:space="preserve">&lt; 5×10⁻⁸, a ±1-Mb gene window, and LD clumping at r² &lt; 0.001 within 10 Mb using 1000 Genomes Phase 3 European samples (n = 503). Exposure standard errors were reconstructed as SE = 1/√[2f(1−f)(N + Z²)] and β = Z × SE, where f is allele frequency and N is the variant-specific eQTL sample size [19]. This defines the reconstructed expression unit used for reported ORs.</w:t>
       </w:r>
     </w:p>
     <w:p>
@@ -75,8 +75,8 @@
         <w:t xml:space="preserve">TwoSampleMR harmonise_data with action = 2 aligned exposure and outcome alleles. Palindromic variants with intermediate frequency (MAF &gt; 0.42) were excluded. Missing estimates were not imputed. BBJ and FinnGen effect estimates were used on their reported log-odds scales. UKB linear-model β and SE were divided by μ(1−μ), where μ = 3,731/484,598, to approximate log-odds estimates. Original GWAS covariate adjustments were retained; participant-level re-adjustment was unavailable.</w:t>
       </w:r>
     </w:p>
-    <w:bookmarkEnd w:id="20"/>
-    <w:bookmarkStart w:id="21" w:name="Xe2db2cdedeee9b045b6a58caa8682c2fa8246af"/>
+    <w:bookmarkEnd w:id="9"/>
+    <w:bookmarkStart w:id="10" w:name="Xe2db2cdedeee9b045b6a58caa8682c2fa8246af"/>
     <w:p>
       <w:pPr>
         <w:pStyle w:val="Heading3"/>
@@ -108,8 +108,8 @@
       </w:r>
       <w:r>
         <w:rPr>
+          <w:i/>
           <w:iCs/>
-          <w:i/>
         </w:rPr>
         <w:t xml:space="preserve">TSHR</w:t>
       </w:r>
@@ -130,8 +130,8 @@
       </w:r>
       <w:r>
         <w:rPr>
+          <w:i/>
           <w:iCs/>
-          <w:i/>
         </w:rPr>
         <w:t xml:space="preserve">P</w:t>
       </w:r>
@@ -143,8 +143,8 @@
       </w:r>
       <w:r>
         <w:rPr>
+          <w:i/>
           <w:iCs/>
-          <w:i/>
         </w:rPr>
         <w:t xml:space="preserve">P</w:t>
       </w:r>
@@ -159,8 +159,8 @@
       </w:r>
       <w:r>
         <w:rPr>
+          <w:i/>
           <w:iCs/>
-          <w:i/>
         </w:rPr>
         <w:t xml:space="preserve">P</w:t>
       </w:r>
@@ -171,8 +171,8 @@
         <w:t xml:space="preserve">values of 0.928, 0.839 and 0.806, respectively. This supports regional dependence and does not identify a particular causal gene.</w:t>
       </w:r>
     </w:p>
-    <w:bookmarkEnd w:id="21"/>
-    <w:bookmarkStart w:id="22" w:name="colocalization-and-prior-assumptions"/>
+    <w:bookmarkEnd w:id="10"/>
+    <w:bookmarkStart w:id="11" w:name="colocalization-and-prior-assumptions"/>
     <w:p>
       <w:pPr>
         <w:pStyle w:val="Heading3"/>
@@ -200,8 +200,8 @@
         <w:t xml:space="preserve">The five model probabilities describe neither trait associated (H0), outcome only (H1), expression only (H2), both traits with distinct variants (H3), and both traits with a shared variant (H4). The default priors were p1 = p2 = 10⁻⁴ and p12 = 10⁻⁵; p12 values of 10⁻⁶ and 5×10⁻⁶ tested more conservative shared-association assumptions [24]. Table S2 presents the selected genes; Supplementary Data 3 retains all nine genes, three outcomes and three priors. Low H4 does not demonstrate that disease association is absent. Neither multi-variant colocalization nor formal colocalization power was evaluated.</w:t>
       </w:r>
     </w:p>
-    <w:bookmarkEnd w:id="22"/>
-    <w:bookmarkStart w:id="23" w:name="X567f3562b51e2cbda9ca2cca54b5097d004434a"/>
+    <w:bookmarkEnd w:id="11"/>
+    <w:bookmarkStart w:id="12" w:name="X567f3562b51e2cbda9ca2cca54b5097d004434a"/>
     <w:p>
       <w:pPr>
         <w:pStyle w:val="Heading3"/>
@@ -238,8 +238,8 @@
         <w:t xml:space="preserve">For comparison with the primary analysis, the minimum detectable absolute MR effect at 80% power was approximated as (z₁₋α/₂ + z₀.₈₀) × SE. Alpha was 0.05/2,544 in BBJ and 0.05 in UKB/FinnGen. Exponentiation gives the detectable OR. Percentages use the estimable-gene denominator for each scenario (Table S4). These are normal-approximation association-detection metrics based on observed standard errors, not the power of colocalization or of the combined selection rule. They do not turn a non-significant association into evidence of absence.</w:t>
       </w:r>
     </w:p>
-    <w:bookmarkEnd w:id="23"/>
-    <w:bookmarkStart w:id="24" w:name="descriptive-orbital-expression"/>
+    <w:bookmarkEnd w:id="12"/>
+    <w:bookmarkStart w:id="13" w:name="descriptive-orbital-expression"/>
     <w:p>
       <w:pPr>
         <w:pStyle w:val="Heading3"/>
@@ -262,8 +262,8 @@
       </w:r>
       <w:r>
         <w:rPr>
+          <w:i/>
           <w:iCs/>
-          <w:i/>
         </w:rPr>
         <w:t xml:space="preserve">P</w:t>
       </w:r>
@@ -280,6 +280,9 @@
           <w:footerReference w:type="default" r:id="rId10"/>
           <w:footerReference w:type="first" r:id="rId11"/>
           <w:footerReference w:type="even" r:id="rId12"/>
+          <w:footnotePr>
+            <w:numRestart w:val="eachSect"/>
+          </w:footnotePr>
           <w:type w:val="nextPage"/>
           <w:pgSz w:w="11909" w:h="16834"/>
           <w:pgMar w:left="1368" w:right="1368" w:top="1152" w:bottom="1152" w:header="432" w:footer="432"/>
@@ -295,8 +298,8 @@
       </w:pPr>
       <w:r>
         <w:rPr>
+          <w:b/>
           <w:bCs/>
-          <w:b/>
           <w:sz w:val="20"/>
         </w:rPr>
         <w:t xml:space="preserve">Table S1. Sensitivity tests for genes with multiple instruments</w:t>
@@ -444,10 +447,10 @@
             </w:r>
             <w:r>
               <w:rPr>
-                <w:iCs/>
                 <w:rFonts w:ascii="Times New Roman" w:hAnsi="Times New Roman"/>
                 <w:b/>
                 <w:i/>
+                <w:iCs/>
                 <w:sz w:val="19"/>
               </w:rPr>
               <w:t xml:space="preserve">P</w:t>
@@ -490,10 +493,10 @@
             </w:r>
             <w:r>
               <w:rPr>
-                <w:iCs/>
                 <w:rFonts w:ascii="Times New Roman" w:hAnsi="Times New Roman"/>
                 <w:b/>
                 <w:i/>
+                <w:iCs/>
                 <w:sz w:val="19"/>
               </w:rPr>
               <w:t xml:space="preserve">P</w:t>
@@ -536,10 +539,10 @@
             </w:r>
             <w:r>
               <w:rPr>
-                <w:iCs/>
                 <w:rFonts w:ascii="Times New Roman" w:hAnsi="Times New Roman"/>
                 <w:b/>
                 <w:i/>
+                <w:iCs/>
                 <w:sz w:val="19"/>
               </w:rPr>
               <w:t xml:space="preserve">P</w:t>
@@ -582,10 +585,10 @@
             </w:r>
             <w:r>
               <w:rPr>
-                <w:iCs/>
                 <w:rFonts w:ascii="Times New Roman" w:hAnsi="Times New Roman"/>
                 <w:b/>
                 <w:i/>
+                <w:iCs/>
                 <w:sz w:val="19"/>
               </w:rPr>
               <w:t xml:space="preserve">P</w:t>
@@ -628,10 +631,10 @@
             </w:r>
             <w:r>
               <w:rPr>
-                <w:iCs/>
                 <w:rFonts w:ascii="Times New Roman" w:hAnsi="Times New Roman"/>
                 <w:b/>
                 <w:i/>
+                <w:iCs/>
                 <w:sz w:val="19"/>
               </w:rPr>
               <w:t xml:space="preserve">P</w:t>
@@ -662,9 +665,9 @@
             </w:pPr>
             <w:r>
               <w:rPr>
+                <w:rFonts w:ascii="Times New Roman" w:hAnsi="Times New Roman"/>
+                <w:i/>
                 <w:iCs/>
-                <w:rFonts w:ascii="Times New Roman" w:hAnsi="Times New Roman"/>
-                <w:i/>
                 <w:sz w:val="19"/>
               </w:rPr>
               <w:t xml:space="preserve">IGF1R</w:t>
@@ -882,9 +885,9 @@
             </w:pPr>
             <w:r>
               <w:rPr>
+                <w:rFonts w:ascii="Times New Roman" w:hAnsi="Times New Roman"/>
+                <w:i/>
                 <w:iCs/>
-                <w:rFonts w:ascii="Times New Roman" w:hAnsi="Times New Roman"/>
-                <w:i/>
                 <w:sz w:val="19"/>
               </w:rPr>
               <w:t xml:space="preserve">IGF1R</w:t>
@@ -1102,9 +1105,9 @@
             </w:pPr>
             <w:r>
               <w:rPr>
+                <w:rFonts w:ascii="Times New Roman" w:hAnsi="Times New Roman"/>
+                <w:i/>
                 <w:iCs/>
-                <w:rFonts w:ascii="Times New Roman" w:hAnsi="Times New Roman"/>
-                <w:i/>
                 <w:sz w:val="19"/>
               </w:rPr>
               <w:t xml:space="preserve">IGF1R</w:t>
@@ -1322,9 +1325,9 @@
             </w:pPr>
             <w:r>
               <w:rPr>
+                <w:rFonts w:ascii="Times New Roman" w:hAnsi="Times New Roman"/>
+                <w:i/>
                 <w:iCs/>
-                <w:rFonts w:ascii="Times New Roman" w:hAnsi="Times New Roman"/>
-                <w:i/>
                 <w:sz w:val="19"/>
               </w:rPr>
               <w:t xml:space="preserve">CTLA4</w:t>
@@ -1539,9 +1542,9 @@
             </w:pPr>
             <w:r>
               <w:rPr>
+                <w:rFonts w:ascii="Times New Roman" w:hAnsi="Times New Roman"/>
+                <w:i/>
                 <w:iCs/>
-                <w:rFonts w:ascii="Times New Roman" w:hAnsi="Times New Roman"/>
-                <w:i/>
                 <w:sz w:val="19"/>
               </w:rPr>
               <w:t xml:space="preserve">CTLA4</w:t>
@@ -1757,8 +1760,8 @@
       </w:pPr>
       <w:r>
         <w:rPr>
+          <w:b/>
           <w:bCs/>
-          <w:b/>
           <w:sz w:val="20"/>
         </w:rPr>
         <w:t xml:space="preserve">Table S2. Shared-variant support under different prior assumptions</w:t>
@@ -1947,9 +1950,9 @@
             </w:pPr>
             <w:r>
               <w:rPr>
+                <w:rFonts w:ascii="Times New Roman" w:hAnsi="Times New Roman"/>
+                <w:i/>
                 <w:iCs/>
-                <w:rFonts w:ascii="Times New Roman" w:hAnsi="Times New Roman"/>
-                <w:i/>
                 <w:sz w:val="20"/>
               </w:rPr>
               <w:t xml:space="preserve">TSHR</w:t>
@@ -2084,9 +2087,9 @@
             </w:pPr>
             <w:r>
               <w:rPr>
+                <w:rFonts w:ascii="Times New Roman" w:hAnsi="Times New Roman"/>
+                <w:i/>
                 <w:iCs/>
-                <w:rFonts w:ascii="Times New Roman" w:hAnsi="Times New Roman"/>
-                <w:i/>
                 <w:sz w:val="20"/>
               </w:rPr>
               <w:t xml:space="preserve">TSHR</w:t>
@@ -2221,9 +2224,9 @@
             </w:pPr>
             <w:r>
               <w:rPr>
+                <w:rFonts w:ascii="Times New Roman" w:hAnsi="Times New Roman"/>
+                <w:i/>
                 <w:iCs/>
-                <w:rFonts w:ascii="Times New Roman" w:hAnsi="Times New Roman"/>
-                <w:i/>
                 <w:sz w:val="20"/>
               </w:rPr>
               <w:t xml:space="preserve">TSHR</w:t>
@@ -2358,9 +2361,9 @@
             </w:pPr>
             <w:r>
               <w:rPr>
+                <w:rFonts w:ascii="Times New Roman" w:hAnsi="Times New Roman"/>
+                <w:i/>
                 <w:iCs/>
-                <w:rFonts w:ascii="Times New Roman" w:hAnsi="Times New Roman"/>
-                <w:i/>
                 <w:sz w:val="20"/>
               </w:rPr>
               <w:t xml:space="preserve">IGF1R</w:t>
@@ -2495,9 +2498,9 @@
             </w:pPr>
             <w:r>
               <w:rPr>
+                <w:rFonts w:ascii="Times New Roman" w:hAnsi="Times New Roman"/>
+                <w:i/>
                 <w:iCs/>
-                <w:rFonts w:ascii="Times New Roman" w:hAnsi="Times New Roman"/>
-                <w:i/>
                 <w:sz w:val="20"/>
               </w:rPr>
               <w:t xml:space="preserve">IGF1R</w:t>
@@ -2632,9 +2635,9 @@
             </w:pPr>
             <w:r>
               <w:rPr>
+                <w:rFonts w:ascii="Times New Roman" w:hAnsi="Times New Roman"/>
+                <w:i/>
                 <w:iCs/>
-                <w:rFonts w:ascii="Times New Roman" w:hAnsi="Times New Roman"/>
-                <w:i/>
                 <w:sz w:val="20"/>
               </w:rPr>
               <w:t xml:space="preserve">IGF1R</w:t>
@@ -2769,9 +2772,9 @@
             </w:pPr>
             <w:r>
               <w:rPr>
+                <w:rFonts w:ascii="Times New Roman" w:hAnsi="Times New Roman"/>
+                <w:i/>
                 <w:iCs/>
-                <w:rFonts w:ascii="Times New Roman" w:hAnsi="Times New Roman"/>
-                <w:i/>
                 <w:sz w:val="20"/>
               </w:rPr>
               <w:t xml:space="preserve">CTLA4</w:t>
@@ -2906,9 +2909,9 @@
             </w:pPr>
             <w:r>
               <w:rPr>
+                <w:rFonts w:ascii="Times New Roman" w:hAnsi="Times New Roman"/>
+                <w:i/>
                 <w:iCs/>
-                <w:rFonts w:ascii="Times New Roman" w:hAnsi="Times New Roman"/>
-                <w:i/>
                 <w:sz w:val="20"/>
               </w:rPr>
               <w:t xml:space="preserve">CTLA4</w:t>
@@ -3043,9 +3046,9 @@
             </w:pPr>
             <w:r>
               <w:rPr>
+                <w:rFonts w:ascii="Times New Roman" w:hAnsi="Times New Roman"/>
+                <w:i/>
                 <w:iCs/>
-                <w:rFonts w:ascii="Times New Roman" w:hAnsi="Times New Roman"/>
-                <w:i/>
                 <w:sz w:val="20"/>
               </w:rPr>
               <w:t xml:space="preserve">CTLA4</w:t>
@@ -3178,8 +3181,8 @@
       </w:r>
       <w:r>
         <w:rPr>
+          <w:i/>
           <w:iCs/>
-          <w:i/>
           <w:sz w:val="20"/>
         </w:rPr>
         <w:t xml:space="preserve">P</w:t>
@@ -3207,8 +3210,8 @@
       </w:pPr>
       <w:r>
         <w:rPr>
+          <w:b/>
           <w:bCs/>
-          <w:b/>
           <w:sz w:val="20"/>
         </w:rPr>
         <w:t xml:space="preserve">Table S3. Associations before and after cohort-frequency substitution</w:t>
@@ -3354,10 +3357,10 @@
             </w:r>
             <w:r>
               <w:rPr>
-                <w:iCs/>
                 <w:rFonts w:ascii="Times New Roman" w:hAnsi="Times New Roman"/>
                 <w:b/>
                 <w:i/>
+                <w:iCs/>
                 <w:sz w:val="20"/>
               </w:rPr>
               <w:t xml:space="preserve">P</w:t>
@@ -3428,10 +3431,10 @@
             </w:r>
             <w:r>
               <w:rPr>
-                <w:iCs/>
                 <w:rFonts w:ascii="Times New Roman" w:hAnsi="Times New Roman"/>
                 <w:b/>
                 <w:i/>
+                <w:iCs/>
                 <w:sz w:val="20"/>
               </w:rPr>
               <w:t xml:space="preserve">P</w:t>
@@ -3462,9 +3465,9 @@
             </w:pPr>
             <w:r>
               <w:rPr>
+                <w:rFonts w:ascii="Times New Roman" w:hAnsi="Times New Roman"/>
+                <w:i/>
                 <w:iCs/>
-                <w:rFonts w:ascii="Times New Roman" w:hAnsi="Times New Roman"/>
-                <w:i/>
                 <w:sz w:val="20"/>
               </w:rPr>
               <w:t xml:space="preserve">TSHR</w:t>
@@ -3627,9 +3630,9 @@
             </w:pPr>
             <w:r>
               <w:rPr>
+                <w:rFonts w:ascii="Times New Roman" w:hAnsi="Times New Roman"/>
+                <w:i/>
                 <w:iCs/>
-                <w:rFonts w:ascii="Times New Roman" w:hAnsi="Times New Roman"/>
-                <w:i/>
                 <w:sz w:val="20"/>
               </w:rPr>
               <w:t xml:space="preserve">TSHR</w:t>
@@ -3792,9 +3795,9 @@
             </w:pPr>
             <w:r>
               <w:rPr>
+                <w:rFonts w:ascii="Times New Roman" w:hAnsi="Times New Roman"/>
+                <w:i/>
                 <w:iCs/>
-                <w:rFonts w:ascii="Times New Roman" w:hAnsi="Times New Roman"/>
-                <w:i/>
                 <w:sz w:val="20"/>
               </w:rPr>
               <w:t xml:space="preserve">TSHR</w:t>
@@ -3957,9 +3960,9 @@
             </w:pPr>
             <w:r>
               <w:rPr>
+                <w:rFonts w:ascii="Times New Roman" w:hAnsi="Times New Roman"/>
+                <w:i/>
                 <w:iCs/>
-                <w:rFonts w:ascii="Times New Roman" w:hAnsi="Times New Roman"/>
-                <w:i/>
                 <w:sz w:val="20"/>
               </w:rPr>
               <w:t xml:space="preserve">IGF1R</w:t>
@@ -4122,9 +4125,9 @@
             </w:pPr>
             <w:r>
               <w:rPr>
+                <w:rFonts w:ascii="Times New Roman" w:hAnsi="Times New Roman"/>
+                <w:i/>
                 <w:iCs/>
-                <w:rFonts w:ascii="Times New Roman" w:hAnsi="Times New Roman"/>
-                <w:i/>
                 <w:sz w:val="20"/>
               </w:rPr>
               <w:t xml:space="preserve">IGF1R</w:t>
@@ -4287,9 +4290,9 @@
             </w:pPr>
             <w:r>
               <w:rPr>
+                <w:rFonts w:ascii="Times New Roman" w:hAnsi="Times New Roman"/>
+                <w:i/>
                 <w:iCs/>
-                <w:rFonts w:ascii="Times New Roman" w:hAnsi="Times New Roman"/>
-                <w:i/>
                 <w:sz w:val="20"/>
               </w:rPr>
               <w:t xml:space="preserve">IGF1R</w:t>
@@ -4452,9 +4455,9 @@
             </w:pPr>
             <w:r>
               <w:rPr>
+                <w:rFonts w:ascii="Times New Roman" w:hAnsi="Times New Roman"/>
+                <w:i/>
                 <w:iCs/>
-                <w:rFonts w:ascii="Times New Roman" w:hAnsi="Times New Roman"/>
-                <w:i/>
                 <w:sz w:val="20"/>
               </w:rPr>
               <w:t xml:space="preserve">CTLA4</w:t>
@@ -4617,9 +4620,9 @@
             </w:pPr>
             <w:r>
               <w:rPr>
+                <w:rFonts w:ascii="Times New Roman" w:hAnsi="Times New Roman"/>
+                <w:i/>
                 <w:iCs/>
-                <w:rFonts w:ascii="Times New Roman" w:hAnsi="Times New Roman"/>
-                <w:i/>
                 <w:sz w:val="20"/>
               </w:rPr>
               <w:t xml:space="preserve">CTLA4</w:t>
@@ -4782,9 +4785,9 @@
             </w:pPr>
             <w:r>
               <w:rPr>
+                <w:rFonts w:ascii="Times New Roman" w:hAnsi="Times New Roman"/>
+                <w:i/>
                 <w:iCs/>
-                <w:rFonts w:ascii="Times New Roman" w:hAnsi="Times New Roman"/>
-                <w:i/>
                 <w:sz w:val="20"/>
               </w:rPr>
               <w:t xml:space="preserve">CTLA4</w:t>
@@ -4948,8 +4951,8 @@
       </w:pPr>
       <w:r>
         <w:rPr>
+          <w:b/>
           <w:bCs/>
-          <w:b/>
           <w:sz w:val="20"/>
         </w:rPr>
         <w:t xml:space="preserve">Table S4. Association detection limits before and after frequency substitution</w:t>
@@ -6134,8 +6137,8 @@
       </w:pPr>
       <w:r>
         <w:rPr>
+          <w:b/>
           <w:bCs/>
-          <w:b/>
           <w:sz w:val="20"/>
         </w:rPr>
         <w:t xml:space="preserve">Figure S1. Descriptive orbital expression.</w:t>
@@ -6160,8 +6163,8 @@
       </w:r>
       <w:r>
         <w:rPr>
+          <w:i/>
           <w:iCs/>
-          <w:i/>
           <w:sz w:val="20"/>
         </w:rPr>
         <w:t xml:space="preserve">P</w:t>
@@ -6219,10 +6222,13 @@
         </w:drawing>
       </w:r>
     </w:p>
-    <w:bookmarkEnd w:id="24"/>
-    <w:bookmarkEnd w:id="25"/>
-    <w:bookmarkEnd w:id="26"/>
+    <w:bookmarkEnd w:id="13"/>
+    <w:bookmarkEnd w:id="14"/>
+    <w:bookmarkEnd w:id="15"/>
     <w:sectPr>
+      <w:footnotePr>
+        <w:numRestart w:val="eachSect"/>
+      </w:footnotePr>
       <w:pgSz w:w="16834" w:h="11909" w:orient="landscape"/>
       <w:pgMar w:left="1008" w:right="1008" w:top="936" w:bottom="936" w:header="432" w:footer="432"/>
     </w:sectPr>
@@ -6316,14 +6322,14 @@
 <file path=word/numbering.xml><?xml version="1.0" encoding="utf-8"?>
 <w:numbering xmlns:w="http://schemas.openxmlformats.org/wordprocessingml/2006/main">
   <w:abstractNum w:abstractNumId="990">
-    <w:nsid w:val="A990"/>
+    <w:nsid w:val="0000A990"/>
     <w:multiLevelType w:val="multilevel"/>
     <w:lvl w:ilvl="0">
       <w:numFmt w:val="bullet"/>
       <w:lvlText w:val=" "/>
       <w:lvlJc w:val="left"/>
       <w:pPr>
-        <w:ind w:left="720" w:hanging="480"/>
+        <w:ind w:left="720" w:hanging="360"/>
       </w:pPr>
     </w:lvl>
     <w:lvl w:ilvl="1">
@@ -6331,7 +6337,7 @@
       <w:lvlText w:val=" "/>
       <w:lvlJc w:val="left"/>
       <w:pPr>
-        <w:ind w:left="1440" w:hanging="480"/>
+        <w:ind w:left="1440" w:hanging="360"/>
       </w:pPr>
     </w:lvl>
     <w:lvl w:ilvl="2">
@@ -6339,7 +6345,7 @@
       <w:lvlText w:val=" "/>
       <w:lvlJc w:val="left"/>
       <w:pPr>
-        <w:ind w:left="2160" w:hanging="480"/>
+        <w:ind w:left="2160" w:hanging="360"/>
       </w:pPr>
     </w:lvl>
     <w:lvl w:ilvl="3">
@@ -6347,7 +6353,7 @@
       <w:lvlText w:val=" "/>
       <w:lvlJc w:val="left"/>
       <w:pPr>
-        <w:ind w:left="2880" w:hanging="480"/>
+        <w:ind w:left="2880" w:hanging="360"/>
       </w:pPr>
     </w:lvl>
     <w:lvl w:ilvl="4">
@@ -6355,7 +6361,7 @@
       <w:lvlText w:val=" "/>
       <w:lvlJc w:val="left"/>
       <w:pPr>
-        <w:ind w:left="3600" w:hanging="480"/>
+        <w:ind w:left="3600" w:hanging="360"/>
       </w:pPr>
     </w:lvl>
     <w:lvl w:ilvl="5">
@@ -6363,7 +6369,7 @@
       <w:lvlText w:val=" "/>
       <w:lvlJc w:val="left"/>
       <w:pPr>
-        <w:ind w:left="4320" w:hanging="480"/>
+        <w:ind w:left="4320" w:hanging="360"/>
       </w:pPr>
     </w:lvl>
     <w:lvl w:ilvl="6">
@@ -6371,7 +6377,7 @@
       <w:lvlText w:val=" "/>
       <w:lvlJc w:val="left"/>
       <w:pPr>
-        <w:ind w:left="5040" w:hanging="480"/>
+        <w:ind w:left="5040" w:hanging="360"/>
       </w:pPr>
     </w:lvl>
     <w:lvl w:ilvl="7">
@@ -6379,7 +6385,7 @@
       <w:lvlText w:val=" "/>
       <w:lvlJc w:val="left"/>
       <w:pPr>
-        <w:ind w:left="5760" w:hanging="480"/>
+        <w:ind w:left="5760" w:hanging="360"/>
       </w:pPr>
     </w:lvl>
     <w:lvl w:ilvl="8">
@@ -6387,7 +6393,7 @@
       <w:lvlText w:val=" "/>
       <w:lvlJc w:val="left"/>
       <w:pPr>
-        <w:ind w:left="6480" w:hanging="480"/>
+        <w:ind w:left="6480" w:hanging="360"/>
       </w:pPr>
     </w:lvl>
   </w:abstractNum>
@@ -6402,10 +6408,10 @@
   <w:docDefaults>
     <w:rPrDefault>
       <w:rPr>
-        <w:rFonts w:asciiTheme="minorHAnsi" w:cstheme="minorBidi" w:eastAsiaTheme="minorHAnsi" w:hAnsiTheme="minorHAnsi"/>
+        <w:rFonts w:asciiTheme="minorHAnsi" w:cstheme="minorBidi" w:eastAsiaTheme="minorEastAsia" w:hAnsiTheme="minorHAnsi"/>
         <w:sz w:val="24"/>
         <w:szCs w:val="24"/>
-        <w:lang w:bidi="ar-SA" w:eastAsia="en-US" w:val="en-US"/>
+        <w:lang w:bidi="ar-SA" w:eastAsia="zh-CN" w:val="en-US"/>
       </w:rPr>
     </w:rPrDefault>
     <w:pPrDefault>
@@ -6430,10 +6436,10 @@
     <w:name w:val="Body Text"/>
     <w:basedOn w:val="Normal"/>
     <w:link w:val="BodyTextChar"/>
+    <w:qFormat/>
     <w:pPr>
       <w:spacing w:after="0" w:before="180" w:line="480" w:lineRule="auto"/>
     </w:pPr>
-    <w:qFormat/>
     <w:rPr>
       <w:rFonts w:ascii="Times New Roman" w:hAnsi="Times New Roman"/>
       <w:sz w:val="24"/>
@@ -6468,57 +6474,97 @@
     <w:name w:val="Title"/>
     <w:basedOn w:val="Normal"/>
     <w:next w:val="BodyText"/>
+    <w:link w:val="TitleChar"/>
+    <w:uiPriority w:val="10"/>
     <w:qFormat/>
+    <w:rsid w:val="00A10FD9"/>
     <w:pPr>
       <w:keepNext/>
-      <w:keepLines/>
-      <w:spacing w:after="120" w:before="240" w:line="276" w:lineRule="auto"/>
+      <w:spacing w:after="120" w:line="276" w:lineRule="auto" w:before="240"/>
+      <w:contextualSpacing/>
       <w:jc w:val="center"/>
     </w:pPr>
     <w:rPr>
       <w:rFonts w:asciiTheme="majorHAnsi" w:cstheme="majorBidi" w:eastAsiaTheme="majorEastAsia" w:hAnsiTheme="majorHAnsi" w:ascii="Times New Roman" w:hAnsi="Times New Roman"/>
       <w:b/>
-      <w:bCs/>
       <w:color w:val="000000"/>
       <w:sz w:val="30"/>
-      <w:szCs w:val="36"/>
+      <w:szCs w:val="56"/>
+    </w:rPr>
+  </w:style>
+  <w:style w:customStyle="1" w:styleId="TitleChar" w:type="character">
+    <w:name w:val="Title Char"/>
+    <w:basedOn w:val="DefaultParagraphFont"/>
+    <w:link w:val="Title"/>
+    <w:uiPriority w:val="10"/>
+    <w:rsid w:val="00A10FD9"/>
+    <w:rPr>
+      <w:rFonts w:asciiTheme="majorHAnsi" w:cstheme="majorBidi" w:eastAsiaTheme="majorEastAsia" w:hAnsiTheme="majorHAnsi"/>
+      <w:sz w:val="56"/>
+      <w:szCs w:val="56"/>
     </w:rPr>
   </w:style>
   <w:style w:styleId="Subtitle" w:type="paragraph">
     <w:name w:val="Subtitle"/>
+    <w:basedOn w:val="Title"/>
+    <w:next w:val="BodyText"/>
+    <w:link w:val="SubtitleChar"/>
+    <w:uiPriority w:val="11"/>
+    <w:qFormat/>
+    <w:rsid w:val="00A10FD9"/>
+    <w:pPr>
+      <w:numPr>
+        <w:ilvl w:val="1"/>
+      </w:numPr>
+    </w:pPr>
+    <w:rPr>
+      <w:rFonts w:cstheme="majorBidi" w:eastAsiaTheme="majorEastAsia"/>
+      <w:spacing w:val="15"/>
+      <w:sz w:val="28"/>
+      <w:szCs w:val="28"/>
+    </w:rPr>
+  </w:style>
+  <w:style w:customStyle="1" w:styleId="SubtitleChar" w:type="character">
+    <w:name w:val="Subtitle Char"/>
+    <w:basedOn w:val="DefaultParagraphFont"/>
+    <w:link w:val="Subtitle"/>
+    <w:uiPriority w:val="11"/>
+    <w:rsid w:val="00A10FD9"/>
+    <w:rPr>
+      <w:rFonts w:cstheme="majorBidi" w:eastAsiaTheme="majorEastAsia"/>
+      <w:color w:themeColor="text1" w:themeTint="A6" w:val="595959"/>
+      <w:spacing w:val="15"/>
+      <w:sz w:val="28"/>
+      <w:szCs w:val="28"/>
+    </w:rPr>
+  </w:style>
+  <w:style w:customStyle="1" w:styleId="Author" w:type="paragraph">
+    <w:name w:val="Author"/>
     <w:basedOn w:val="Title"/>
     <w:next w:val="BodyText"/>
     <w:qFormat/>
     <w:pPr>
       <w:keepNext/>
       <w:keepLines/>
-      <w:spacing w:after="240" w:before="240"/>
-      <w:jc w:val="center"/>
     </w:pPr>
     <w:rPr>
-      <w:sz w:val="30"/>
-      <w:szCs w:val="30"/>
+      <w:sz w:val="24"/>
+      <w:szCs w:val="24"/>
     </w:rPr>
   </w:style>
-  <w:style w:customStyle="1" w:styleId="Author" w:type="paragraph">
-    <w:name w:val="Author"/>
+  <w:style w:styleId="Date" w:type="paragraph">
+    <w:name w:val="Date"/>
+    <w:basedOn w:val="Title"/>
     <w:next w:val="BodyText"/>
     <w:qFormat/>
     <w:pPr>
       <w:keepNext/>
       <w:keepLines/>
-      <w:jc w:val="center"/>
     </w:pPr>
-  </w:style>
-  <w:style w:styleId="Date" w:type="paragraph">
-    <w:name w:val="Date"/>
-    <w:next w:val="BodyText"/>
-    <w:qFormat/>
-    <w:pPr>
-      <w:keepNext/>
-      <w:keepLines/>
-      <w:jc w:val="center"/>
-    </w:pPr>
+    <w:rPr>
+      <w:sz w:val="24"/>
+      <w:szCs w:val="24"/>
+    </w:rPr>
   </w:style>
   <w:style w:customStyle="1" w:styleId="AbstractTitle" w:type="paragraph">
     <w:name w:val="Abstract Title"/>
@@ -6528,15 +6574,13 @@
     <w:pPr>
       <w:keepNext/>
       <w:keepLines/>
+      <w:spacing w:after="0" w:before="300"/>
       <w:jc w:val="center"/>
-      <w:spacing w:after="0" w:before="300"/>
     </w:pPr>
     <w:rPr>
+      <w:b/>
       <w:sz w:val="20"/>
       <w:szCs w:val="20"/>
-      <w:b/>
-      <w:color w:val="345A8A"/>
-      &gt;
     </w:rPr>
   </w:style>
   <w:style w:customStyle="1" w:styleId="Abstract" w:type="paragraph">
@@ -6563,191 +6607,326 @@
     <w:rPr/>
   </w:style>
   <w:style w:styleId="Heading1" w:type="paragraph">
-    <w:name w:val="Heading 1"/>
+    <w:name w:val="heading 1"/>
     <w:basedOn w:val="Normal"/>
     <w:next w:val="BodyText"/>
+    <w:link w:val="Heading1Char"/>
     <w:uiPriority w:val="9"/>
     <w:qFormat/>
+    <w:rsid w:val="00A10FD9"/>
     <w:pPr>
       <w:keepNext/>
       <w:keepLines/>
-      <w:spacing w:after="0" w:before="480"/>
+      <w:spacing w:after="120" w:before="240" w:line="276" w:lineRule="auto"/>
       <w:outlineLvl w:val="0"/>
     </w:pPr>
     <w:rPr>
+      <w:rFonts w:asciiTheme="majorHAnsi" w:cstheme="majorBidi" w:eastAsiaTheme="majorEastAsia" w:hAnsiTheme="majorHAnsi" w:ascii="Times New Roman" w:hAnsi="Times New Roman"/>
+      <w:b/>
+      <w:color w:val="000000"/>
+      <w:sz w:val="24"/>
+      <w:szCs w:val="40"/>
+    </w:rPr>
+  </w:style>
+  <w:style w:styleId="Heading2" w:type="paragraph">
+    <w:name w:val="heading 2"/>
+    <w:basedOn w:val="Normal"/>
+    <w:next w:val="BodyText"/>
+    <w:link w:val="Heading2Char"/>
+    <w:uiPriority w:val="9"/>
+    <w:semiHidden/>
+    <w:unhideWhenUsed/>
+    <w:qFormat/>
+    <w:rsid w:val="00A10FD9"/>
+    <w:pPr>
+      <w:keepNext/>
+      <w:keepLines/>
+      <w:spacing w:after="120" w:before="240" w:line="276" w:lineRule="auto"/>
+      <w:outlineLvl w:val="1"/>
+    </w:pPr>
+    <w:rPr>
+      <w:rFonts w:asciiTheme="majorHAnsi" w:cstheme="majorBidi" w:eastAsiaTheme="majorEastAsia" w:hAnsiTheme="majorHAnsi" w:ascii="Times New Roman" w:hAnsi="Times New Roman"/>
+      <w:b/>
+      <w:color w:val="000000"/>
+      <w:sz w:val="24"/>
+      <w:szCs w:val="32"/>
+    </w:rPr>
+  </w:style>
+  <w:style w:styleId="Heading3" w:type="paragraph">
+    <w:name w:val="heading 3"/>
+    <w:basedOn w:val="Normal"/>
+    <w:next w:val="BodyText"/>
+    <w:link w:val="Heading3Char"/>
+    <w:uiPriority w:val="9"/>
+    <w:semiHidden/>
+    <w:unhideWhenUsed/>
+    <w:qFormat/>
+    <w:rsid w:val="00A10FD9"/>
+    <w:pPr>
+      <w:keepNext/>
+      <w:keepLines/>
+      <w:spacing w:after="120" w:before="240" w:line="276" w:lineRule="auto"/>
+      <w:outlineLvl w:val="2"/>
+    </w:pPr>
+    <w:rPr>
+      <w:rFonts w:cstheme="majorBidi" w:eastAsiaTheme="majorEastAsia" w:ascii="Times New Roman" w:hAnsi="Times New Roman"/>
+      <w:b/>
+      <w:color w:val="000000"/>
+      <w:sz w:val="24"/>
+      <w:szCs w:val="28"/>
+    </w:rPr>
+  </w:style>
+  <w:style w:styleId="Heading4" w:type="paragraph">
+    <w:name w:val="heading 4"/>
+    <w:basedOn w:val="Normal"/>
+    <w:next w:val="BodyText"/>
+    <w:link w:val="Heading4Char"/>
+    <w:uiPriority w:val="9"/>
+    <w:semiHidden/>
+    <w:unhideWhenUsed/>
+    <w:qFormat/>
+    <w:rsid w:val="00A10FD9"/>
+    <w:pPr>
+      <w:keepNext/>
+      <w:keepLines/>
+      <w:spacing w:after="120" w:before="240" w:line="276" w:lineRule="auto"/>
+      <w:outlineLvl w:val="3"/>
+    </w:pPr>
+    <w:rPr>
+      <w:rFonts w:cstheme="majorBidi" w:eastAsiaTheme="majorEastAsia" w:ascii="Times New Roman" w:hAnsi="Times New Roman"/>
+      <w:b/>
+      <w:i/>
+      <w:iCs/>
+      <w:color w:val="000000"/>
+      <w:sz w:val="24"/>
+    </w:rPr>
+  </w:style>
+  <w:style w:styleId="Heading5" w:type="paragraph">
+    <w:name w:val="heading 5"/>
+    <w:basedOn w:val="Normal"/>
+    <w:next w:val="BodyText"/>
+    <w:link w:val="Heading5Char"/>
+    <w:uiPriority w:val="9"/>
+    <w:semiHidden/>
+    <w:unhideWhenUsed/>
+    <w:qFormat/>
+    <w:rsid w:val="00A10FD9"/>
+    <w:pPr>
+      <w:keepNext/>
+      <w:keepLines/>
+      <w:spacing w:after="40" w:before="80"/>
+      <w:outlineLvl w:val="4"/>
+    </w:pPr>
+    <w:rPr>
+      <w:rFonts w:cstheme="majorBidi" w:eastAsiaTheme="majorEastAsia"/>
+      <w:color w:themeColor="accent1" w:themeShade="BF" w:val="0F4761"/>
+    </w:rPr>
+  </w:style>
+  <w:style w:styleId="Heading6" w:type="paragraph">
+    <w:name w:val="heading 6"/>
+    <w:basedOn w:val="Normal"/>
+    <w:next w:val="BodyText"/>
+    <w:link w:val="Heading6Char"/>
+    <w:uiPriority w:val="9"/>
+    <w:semiHidden/>
+    <w:unhideWhenUsed/>
+    <w:qFormat/>
+    <w:rsid w:val="00A10FD9"/>
+    <w:pPr>
+      <w:keepNext/>
+      <w:keepLines/>
+      <w:spacing w:after="0" w:before="40"/>
+      <w:outlineLvl w:val="5"/>
+    </w:pPr>
+    <w:rPr>
+      <w:rFonts w:cstheme="majorBidi" w:eastAsiaTheme="majorEastAsia"/>
+      <w:i/>
+      <w:iCs/>
+      <w:color w:themeColor="text1" w:themeTint="A6" w:val="595959"/>
+    </w:rPr>
+  </w:style>
+  <w:style w:styleId="Heading7" w:type="paragraph">
+    <w:name w:val="heading 7"/>
+    <w:basedOn w:val="Normal"/>
+    <w:next w:val="BodyText"/>
+    <w:link w:val="Heading7Char"/>
+    <w:uiPriority w:val="9"/>
+    <w:semiHidden/>
+    <w:unhideWhenUsed/>
+    <w:qFormat/>
+    <w:rsid w:val="00A10FD9"/>
+    <w:pPr>
+      <w:keepNext/>
+      <w:keepLines/>
+      <w:spacing w:after="0" w:before="40"/>
+      <w:outlineLvl w:val="6"/>
+    </w:pPr>
+    <w:rPr>
+      <w:rFonts w:cstheme="majorBidi" w:eastAsiaTheme="majorEastAsia"/>
+      <w:color w:themeColor="text1" w:themeTint="A6" w:val="595959"/>
+    </w:rPr>
+  </w:style>
+  <w:style w:styleId="Heading8" w:type="paragraph">
+    <w:name w:val="heading 8"/>
+    <w:basedOn w:val="Normal"/>
+    <w:next w:val="BodyText"/>
+    <w:link w:val="Heading8Char"/>
+    <w:uiPriority w:val="9"/>
+    <w:semiHidden/>
+    <w:unhideWhenUsed/>
+    <w:qFormat/>
+    <w:rsid w:val="00A10FD9"/>
+    <w:pPr>
+      <w:keepNext/>
+      <w:keepLines/>
+      <w:spacing w:after="0"/>
+      <w:outlineLvl w:val="7"/>
+    </w:pPr>
+    <w:rPr>
+      <w:rFonts w:cstheme="majorBidi" w:eastAsiaTheme="majorEastAsia"/>
+      <w:i/>
+      <w:iCs/>
+      <w:color w:themeColor="text1" w:themeTint="D8" w:val="272727"/>
+    </w:rPr>
+  </w:style>
+  <w:style w:styleId="Heading9" w:type="paragraph">
+    <w:name w:val="heading 9"/>
+    <w:basedOn w:val="Normal"/>
+    <w:next w:val="BodyText"/>
+    <w:link w:val="Heading9Char"/>
+    <w:uiPriority w:val="9"/>
+    <w:semiHidden/>
+    <w:unhideWhenUsed/>
+    <w:qFormat/>
+    <w:rsid w:val="00A10FD9"/>
+    <w:pPr>
+      <w:keepNext/>
+      <w:keepLines/>
+      <w:spacing w:after="0"/>
+      <w:outlineLvl w:val="8"/>
+    </w:pPr>
+    <w:rPr>
+      <w:rFonts w:cstheme="majorBidi" w:eastAsiaTheme="majorEastAsia"/>
+      <w:color w:themeColor="text1" w:themeTint="D8" w:val="272727"/>
+    </w:rPr>
+  </w:style>
+  <w:style w:customStyle="1" w:styleId="Heading1Char" w:type="character">
+    <w:name w:val="Heading 1 Char"/>
+    <w:basedOn w:val="DefaultParagraphFont"/>
+    <w:link w:val="Heading1"/>
+    <w:uiPriority w:val="9"/>
+    <w:rsid w:val="00A10FD9"/>
+    <w:rPr>
       <w:rFonts w:asciiTheme="majorHAnsi" w:cstheme="majorBidi" w:eastAsiaTheme="majorEastAsia" w:hAnsiTheme="majorHAnsi"/>
-      <w:b/>
-      <w:bCs/>
-      <w:color w:themeColor="accent1" w:val="4F81BD"/>
+      <w:color w:themeColor="accent1" w:themeShade="BF" w:val="0F4761"/>
+      <w:sz w:val="40"/>
+      <w:szCs w:val="40"/>
+    </w:rPr>
+  </w:style>
+  <w:style w:customStyle="1" w:styleId="Heading2Char" w:type="character">
+    <w:name w:val="Heading 2 Char"/>
+    <w:basedOn w:val="DefaultParagraphFont"/>
+    <w:link w:val="Heading2"/>
+    <w:uiPriority w:val="9"/>
+    <w:semiHidden/>
+    <w:rsid w:val="00A10FD9"/>
+    <w:rPr>
+      <w:rFonts w:asciiTheme="majorHAnsi" w:cstheme="majorBidi" w:eastAsiaTheme="majorEastAsia" w:hAnsiTheme="majorHAnsi"/>
+      <w:color w:themeColor="accent1" w:themeShade="BF" w:val="0F4761"/>
       <w:sz w:val="32"/>
       <w:szCs w:val="32"/>
     </w:rPr>
   </w:style>
-  <w:style w:styleId="Heading2" w:type="paragraph">
-    <w:name w:val="Heading 2"/>
-    <w:basedOn w:val="Normal"/>
-    <w:next w:val="BodyText"/>
+  <w:style w:customStyle="1" w:styleId="Heading3Char" w:type="character">
+    <w:name w:val="Heading 3 Char"/>
+    <w:basedOn w:val="DefaultParagraphFont"/>
+    <w:link w:val="Heading3"/>
     <w:uiPriority w:val="9"/>
-    <w:unhideWhenUsed/>
-    <w:qFormat/>
-    <w:pPr>
-      <w:keepNext/>
-      <w:keepLines/>
-      <w:spacing w:after="0" w:before="200"/>
-      <w:outlineLvl w:val="1"/>
-    </w:pPr>
+    <w:semiHidden/>
+    <w:rsid w:val="00A10FD9"/>
     <w:rPr>
-      <w:rFonts w:asciiTheme="majorHAnsi" w:cstheme="majorBidi" w:eastAsiaTheme="majorEastAsia" w:hAnsiTheme="majorHAnsi"/>
-      <w:b/>
-      <w:bCs/>
-      <w:color w:themeColor="accent1" w:val="4F81BD"/>
+      <w:rFonts w:cstheme="majorBidi" w:eastAsiaTheme="majorEastAsia"/>
+      <w:color w:themeColor="accent1" w:themeShade="BF" w:val="0F4761"/>
       <w:sz w:val="28"/>
       <w:szCs w:val="28"/>
     </w:rPr>
   </w:style>
-  <w:style w:styleId="Heading3" w:type="paragraph">
-    <w:name w:val="Heading 3"/>
-    <w:basedOn w:val="Normal"/>
-    <w:next w:val="BodyText"/>
+  <w:style w:customStyle="1" w:styleId="Heading4Char" w:type="character">
+    <w:name w:val="Heading 4 Char"/>
+    <w:basedOn w:val="DefaultParagraphFont"/>
+    <w:link w:val="Heading4"/>
     <w:uiPriority w:val="9"/>
-    <w:unhideWhenUsed/>
-    <w:qFormat/>
-    <w:pPr>
-      <w:keepNext/>
-      <w:keepLines/>
-      <w:spacing w:after="0" w:before="200"/>
-      <w:outlineLvl w:val="2"/>
-    </w:pPr>
+    <w:semiHidden/>
+    <w:rsid w:val="00A10FD9"/>
     <w:rPr>
-      <w:rFonts w:asciiTheme="majorHAnsi" w:cstheme="majorBidi" w:eastAsiaTheme="majorEastAsia" w:hAnsiTheme="majorHAnsi"/>
-      <w:b/>
-      <w:bCs/>
-      <w:color w:themeColor="accent1" w:val="4F81BD"/>
-      <w:sz w:val="24"/>
-      <w:szCs w:val="24"/>
+      <w:rFonts w:cstheme="majorBidi" w:eastAsiaTheme="majorEastAsia"/>
+      <w:i/>
+      <w:iCs/>
+      <w:color w:themeColor="accent1" w:themeShade="BF" w:val="0F4761"/>
     </w:rPr>
   </w:style>
-  <w:style w:styleId="Heading4" w:type="paragraph">
-    <w:name w:val="Heading 4"/>
-    <w:basedOn w:val="Normal"/>
-    <w:next w:val="BodyText"/>
+  <w:style w:customStyle="1" w:styleId="Heading5Char" w:type="character">
+    <w:name w:val="Heading 5 Char"/>
+    <w:basedOn w:val="DefaultParagraphFont"/>
+    <w:link w:val="Heading5"/>
     <w:uiPriority w:val="9"/>
-    <w:unhideWhenUsed/>
-    <w:qFormat/>
-    <w:pPr>
-      <w:keepNext/>
-      <w:keepLines/>
-      <w:spacing w:after="0" w:before="200"/>
-      <w:outlineLvl w:val="3"/>
-    </w:pPr>
+    <w:semiHidden/>
+    <w:rsid w:val="00A10FD9"/>
     <w:rPr>
-      <w:rFonts w:asciiTheme="majorHAnsi" w:cstheme="majorBidi" w:eastAsiaTheme="majorEastAsia" w:hAnsiTheme="majorHAnsi"/>
+      <w:rFonts w:cstheme="majorBidi" w:eastAsiaTheme="majorEastAsia"/>
+      <w:color w:themeColor="accent1" w:themeShade="BF" w:val="0F4761"/>
+    </w:rPr>
+  </w:style>
+  <w:style w:customStyle="1" w:styleId="Heading6Char" w:type="character">
+    <w:name w:val="Heading 6 Char"/>
+    <w:basedOn w:val="DefaultParagraphFont"/>
+    <w:link w:val="Heading6"/>
+    <w:uiPriority w:val="9"/>
+    <w:semiHidden/>
+    <w:rsid w:val="00A10FD9"/>
+    <w:rPr>
+      <w:rFonts w:cstheme="majorBidi" w:eastAsiaTheme="majorEastAsia"/>
       <w:i/>
-      <w:bCs/>
-      <w:color w:themeColor="accent1" w:val="4F81BD"/>
-      <w:sz w:val="24"/>
-      <w:szCs w:val="24"/>
+      <w:iCs/>
+      <w:color w:themeColor="text1" w:themeTint="A6" w:val="595959"/>
     </w:rPr>
   </w:style>
-  <w:style w:styleId="Heading5" w:type="paragraph">
-    <w:name w:val="Heading 5"/>
-    <w:basedOn w:val="Normal"/>
-    <w:next w:val="BodyText"/>
+  <w:style w:customStyle="1" w:styleId="Heading7Char" w:type="character">
+    <w:name w:val="Heading 7 Char"/>
+    <w:basedOn w:val="DefaultParagraphFont"/>
+    <w:link w:val="Heading7"/>
     <w:uiPriority w:val="9"/>
-    <w:unhideWhenUsed/>
-    <w:qFormat/>
-    <w:pPr>
-      <w:keepNext/>
-      <w:keepLines/>
-      <w:spacing w:after="0" w:before="200"/>
-      <w:outlineLvl w:val="4"/>
-    </w:pPr>
+    <w:semiHidden/>
+    <w:rsid w:val="00A10FD9"/>
     <w:rPr>
-      <w:rFonts w:asciiTheme="majorHAnsi" w:cstheme="majorBidi" w:eastAsiaTheme="majorEastAsia" w:hAnsiTheme="majorHAnsi"/>
+      <w:rFonts w:cstheme="majorBidi" w:eastAsiaTheme="majorEastAsia"/>
+      <w:color w:themeColor="text1" w:themeTint="A6" w:val="595959"/>
+    </w:rPr>
+  </w:style>
+  <w:style w:customStyle="1" w:styleId="Heading8Char" w:type="character">
+    <w:name w:val="Heading 8 Char"/>
+    <w:basedOn w:val="DefaultParagraphFont"/>
+    <w:link w:val="Heading8"/>
+    <w:uiPriority w:val="9"/>
+    <w:semiHidden/>
+    <w:rsid w:val="00A10FD9"/>
+    <w:rPr>
+      <w:rFonts w:cstheme="majorBidi" w:eastAsiaTheme="majorEastAsia"/>
+      <w:i/>
       <w:iCs/>
-      <w:color w:themeColor="accent1" w:val="4F81BD"/>
-      <w:sz w:val="24"/>
-      <w:szCs w:val="24"/>
+      <w:color w:themeColor="text1" w:themeTint="D8" w:val="272727"/>
     </w:rPr>
   </w:style>
-  <w:style w:styleId="Heading6" w:type="paragraph">
-    <w:name w:val="Heading 6"/>
-    <w:basedOn w:val="Normal"/>
-    <w:next w:val="BodyText"/>
+  <w:style w:customStyle="1" w:styleId="Heading9Char" w:type="character">
+    <w:name w:val="Heading 9 Char"/>
+    <w:basedOn w:val="DefaultParagraphFont"/>
+    <w:link w:val="Heading9"/>
     <w:uiPriority w:val="9"/>
-    <w:unhideWhenUsed/>
-    <w:qFormat/>
-    <w:pPr>
-      <w:keepNext/>
-      <w:keepLines/>
-      <w:spacing w:after="0" w:before="200"/>
-      <w:outlineLvl w:val="5"/>
-    </w:pPr>
+    <w:semiHidden/>
+    <w:rsid w:val="00A10FD9"/>
     <w:rPr>
-      <w:rFonts w:asciiTheme="majorHAnsi" w:cstheme="majorBidi" w:eastAsiaTheme="majorEastAsia" w:hAnsiTheme="majorHAnsi"/>
-      <w:color w:themeColor="accent1" w:val="4F81BD"/>
-      <w:sz w:val="24"/>
-      <w:szCs w:val="24"/>
-    </w:rPr>
-  </w:style>
-  <w:style w:styleId="Heading7" w:type="paragraph">
-    <w:name w:val="Heading 7"/>
-    <w:basedOn w:val="Normal"/>
-    <w:next w:val="BodyText"/>
-    <w:uiPriority w:val="9"/>
-    <w:unhideWhenUsed/>
-    <w:qFormat/>
-    <w:pPr>
-      <w:keepNext/>
-      <w:keepLines/>
-      <w:spacing w:after="0" w:before="200"/>
-      <w:outlineLvl w:val="6"/>
-    </w:pPr>
-    <w:rPr>
-      <w:rFonts w:asciiTheme="majorHAnsi" w:cstheme="majorBidi" w:eastAsiaTheme="majorEastAsia" w:hAnsiTheme="majorHAnsi"/>
-      <w:color w:themeColor="accent1" w:val="4F81BD"/>
-      <w:sz w:val="24"/>
-      <w:szCs w:val="24"/>
-    </w:rPr>
-  </w:style>
-  <w:style w:styleId="Heading8" w:type="paragraph">
-    <w:name w:val="Heading 8"/>
-    <w:basedOn w:val="Normal"/>
-    <w:next w:val="BodyText"/>
-    <w:uiPriority w:val="9"/>
-    <w:unhideWhenUsed/>
-    <w:qFormat/>
-    <w:pPr>
-      <w:keepNext/>
-      <w:keepLines/>
-      <w:spacing w:after="0" w:before="200"/>
-      <w:outlineLvl w:val="7"/>
-    </w:pPr>
-    <w:rPr>
-      <w:rFonts w:asciiTheme="majorHAnsi" w:cstheme="majorBidi" w:eastAsiaTheme="majorEastAsia" w:hAnsiTheme="majorHAnsi"/>
-      <w:color w:themeColor="accent1" w:val="4F81BD"/>
-      <w:sz w:val="24"/>
-      <w:szCs w:val="24"/>
-    </w:rPr>
-  </w:style>
-  <w:style w:styleId="Heading9" w:type="paragraph">
-    <w:name w:val="Heading 9"/>
-    <w:basedOn w:val="Normal"/>
-    <w:next w:val="BodyText"/>
-    <w:uiPriority w:val="9"/>
-    <w:unhideWhenUsed/>
-    <w:qFormat/>
-    <w:pPr>
-      <w:keepNext/>
-      <w:keepLines/>
-      <w:spacing w:after="0" w:before="200"/>
-      <w:outlineLvl w:val="8"/>
-    </w:pPr>
-    <w:rPr>
-      <w:rFonts w:asciiTheme="majorHAnsi" w:cstheme="majorBidi" w:eastAsiaTheme="majorEastAsia" w:hAnsiTheme="majorHAnsi"/>
-      <w:color w:themeColor="accent1" w:val="4F81BD"/>
-      <w:sz w:val="24"/>
-      <w:szCs w:val="24"/>
+      <w:rFonts w:cstheme="majorBidi" w:eastAsiaTheme="majorEastAsia"/>
+      <w:color w:themeColor="text1" w:themeTint="D8" w:val="272727"/>
     </w:rPr>
   </w:style>
   <w:style w:styleId="BlockText" w:type="paragraph">
@@ -6769,6 +6948,18 @@
     <w:uiPriority w:val="9"/>
     <w:unhideWhenUsed/>
     <w:qFormat/>
+  </w:style>
+  <w:style w:styleId="FootnoteBlockText" w:type="paragraph">
+    <w:name w:val="Footnote Block Text"/>
+    <w:basedOn w:val="FootnoteText"/>
+    <w:next w:val="FootnoteText"/>
+    <w:uiPriority w:val="9"/>
+    <w:unhideWhenUsed/>
+    <w:qFormat/>
+    <w:pPr>
+      <w:spacing w:after="100" w:before="100"/>
+      <w:ind w:firstLine="0" w:left="480" w:right="480"/>
+    </w:pPr>
   </w:style>
   <w:style w:default="1" w:styleId="DefaultParagraphFont" w:type="character">
     <w:name w:val="Default Paragraph Font"/>
@@ -6798,18 +6989,11 @@
       </w:tblCellMar>
     </w:tblPr>
     <w:tblStylePr w:type="firstRow">
-      <w:tblPr>
-        <w:jc w:val="left"/>
-        <w:tblInd w:type="dxa" w:w="0"/>
-      </w:tblPr>
-      <w:trPr>
-        <w:jc w:val="left"/>
-      </w:trPr>
       <w:tcPr>
-        <w:vAlign w:val="bottom"/>
         <w:tcBorders>
           <w:bottom w:val="single"/>
         </w:tcBorders>
+        <w:vAlign w:val="bottom"/>
       </w:tcPr>
     </w:tblStylePr>
   </w:style>
@@ -6924,8 +7108,8 @@
     <w:name w:val="KeywordTok"/>
     <w:basedOn w:val="VerbatimChar"/>
     <w:rPr>
+      <w:b/>
       <w:color w:val="007020"/>
-      <w:b/>
     </w:rPr>
   </w:style>
   <w:style w:type="character" w:customStyle="1" w:styleId="DataTypeTok">
@@ -7002,42 +7186,42 @@
     <w:name w:val="ImportTok"/>
     <w:basedOn w:val="VerbatimChar"/>
     <w:rPr>
+      <w:b/>
       <w:color w:val="008000"/>
-      <w:b/>
     </w:rPr>
   </w:style>
   <w:style w:type="character" w:customStyle="1" w:styleId="CommentTok">
     <w:name w:val="CommentTok"/>
     <w:basedOn w:val="VerbatimChar"/>
     <w:rPr>
+      <w:i/>
       <w:color w:val="60a0b0"/>
-      <w:i/>
     </w:rPr>
   </w:style>
   <w:style w:type="character" w:customStyle="1" w:styleId="DocumentationTok">
     <w:name w:val="DocumentationTok"/>
     <w:basedOn w:val="VerbatimChar"/>
     <w:rPr>
+      <w:i/>
       <w:color w:val="ba2121"/>
-      <w:i/>
     </w:rPr>
   </w:style>
   <w:style w:type="character" w:customStyle="1" w:styleId="AnnotationTok">
     <w:name w:val="AnnotationTok"/>
     <w:basedOn w:val="VerbatimChar"/>
     <w:rPr>
-      <w:color w:val="60a0b0"/>
       <w:b/>
       <w:i/>
+      <w:color w:val="60a0b0"/>
     </w:rPr>
   </w:style>
   <w:style w:type="character" w:customStyle="1" w:styleId="CommentVarTok">
     <w:name w:val="CommentVarTok"/>
     <w:basedOn w:val="VerbatimChar"/>
     <w:rPr>
-      <w:color w:val="60a0b0"/>
       <w:b/>
       <w:i/>
+      <w:color w:val="60a0b0"/>
     </w:rPr>
   </w:style>
   <w:style w:type="character" w:customStyle="1" w:styleId="OtherTok">
@@ -7065,8 +7249,8 @@
     <w:name w:val="ControlFlowTok"/>
     <w:basedOn w:val="VerbatimChar"/>
     <w:rPr>
+      <w:b/>
       <w:color w:val="007020"/>
-      <w:b/>
     </w:rPr>
   </w:style>
   <w:style w:type="character" w:customStyle="1" w:styleId="OperatorTok">
@@ -7111,34 +7295,34 @@
     <w:name w:val="InformationTok"/>
     <w:basedOn w:val="VerbatimChar"/>
     <w:rPr>
-      <w:color w:val="60a0b0"/>
       <w:b/>
       <w:i/>
+      <w:color w:val="60a0b0"/>
     </w:rPr>
   </w:style>
   <w:style w:type="character" w:customStyle="1" w:styleId="WarningTok">
     <w:name w:val="WarningTok"/>
     <w:basedOn w:val="VerbatimChar"/>
     <w:rPr>
-      <w:color w:val="60a0b0"/>
       <w:b/>
       <w:i/>
+      <w:color w:val="60a0b0"/>
     </w:rPr>
   </w:style>
   <w:style w:type="character" w:customStyle="1" w:styleId="AlertTok">
     <w:name w:val="AlertTok"/>
     <w:basedOn w:val="VerbatimChar"/>
     <w:rPr>
+      <w:b/>
       <w:color w:val="ff0000"/>
-      <w:b/>
     </w:rPr>
   </w:style>
   <w:style w:type="character" w:customStyle="1" w:styleId="ErrorTok">
     <w:name w:val="ErrorTok"/>
     <w:basedOn w:val="VerbatimChar"/>
     <w:rPr>
+      <w:b/>
       <w:color w:val="ff0000"/>
-      <w:b/>
     </w:rPr>
   </w:style>
   <w:style w:type="character" w:customStyle="1" w:styleId="NormalTok">
@@ -7160,44 +7344,44 @@
         <a:sysClr val="window" lastClr="FFFFFF"/>
       </a:lt1>
       <a:dk2>
-        <a:srgbClr val="1F497D"/>
+        <a:srgbClr val="0E2841"/>
       </a:dk2>
       <a:lt2>
-        <a:srgbClr val="EEECE1"/>
+        <a:srgbClr val="E8E8E8"/>
       </a:lt2>
       <a:accent1>
-        <a:srgbClr val="4F81BD"/>
+        <a:srgbClr val="156082"/>
       </a:accent1>
       <a:accent2>
-        <a:srgbClr val="C0504D"/>
+        <a:srgbClr val="E97132"/>
       </a:accent2>
       <a:accent3>
-        <a:srgbClr val="9BBB59"/>
+        <a:srgbClr val="196B24"/>
       </a:accent3>
       <a:accent4>
-        <a:srgbClr val="8064A2"/>
+        <a:srgbClr val="0F9ED5"/>
       </a:accent4>
       <a:accent5>
-        <a:srgbClr val="4BACC6"/>
+        <a:srgbClr val="A02B93"/>
       </a:accent5>
       <a:accent6>
-        <a:srgbClr val="F79646"/>
+        <a:srgbClr val="4EA72E"/>
       </a:accent6>
       <a:hlink>
-        <a:srgbClr val="0000FF"/>
+        <a:srgbClr val="467886"/>
       </a:hlink>
       <a:folHlink>
-        <a:srgbClr val="800080"/>
+        <a:srgbClr val="96607D"/>
       </a:folHlink>
     </a:clrScheme>
     <a:fontScheme name="Office">
       <a:majorFont>
-        <a:latin typeface="Calibri"/>
+        <a:latin typeface="Aptos Display" panose="02110004020202020204"/>
         <a:ea typeface=""/>
         <a:cs typeface=""/>
-        <a:font script="Jpan" typeface="ＭＳ ゴシック"/>
+        <a:font script="Jpan" typeface="游ゴシック Light"/>
         <a:font script="Hang" typeface="맑은 고딕"/>
-        <a:font script="Hans" typeface="宋体"/>
+        <a:font script="Hans" typeface="等线 Light"/>
         <a:font script="Hant" typeface="新細明體"/>
         <a:font script="Arab" typeface="Times New Roman"/>
         <a:font script="Hebr" typeface="Times New Roman"/>
@@ -7224,14 +7408,32 @@
         <a:font script="Mong" typeface="Mongolian Baiti"/>
         <a:font script="Viet" typeface="Times New Roman"/>
         <a:font script="Uigh" typeface="Microsoft Uighur"/>
+        <a:font script="Geor" typeface="Sylfaen"/>
+        <a:font script="Armn" typeface="Arial"/>
+        <a:font script="Bugi" typeface="Leelawadee UI"/>
+        <a:font script="Bopo" typeface="Microsoft JhengHei"/>
+        <a:font script="Java" typeface="Javanese Text"/>
+        <a:font script="Lisu" typeface="Segoe UI"/>
+        <a:font script="Mymr" typeface="Myanmar Text"/>
+        <a:font script="Nkoo" typeface="Ebrima"/>
+        <a:font script="Olck" typeface="Nirmala UI"/>
+        <a:font script="Osma" typeface="Ebrima"/>
+        <a:font script="Phag" typeface="Phagspa"/>
+        <a:font script="Syrn" typeface="Estrangelo Edessa"/>
+        <a:font script="Syrj" typeface="Estrangelo Edessa"/>
+        <a:font script="Syre" typeface="Estrangelo Edessa"/>
+        <a:font script="Sora" typeface="Nirmala UI"/>
+        <a:font script="Tale" typeface="Microsoft Tai Le"/>
+        <a:font script="Talu" typeface="Microsoft New Tai Lue"/>
+        <a:font script="Tfng" typeface="Ebrima"/>
       </a:majorFont>
       <a:minorFont>
-        <a:latin typeface="Cambria"/>
+        <a:latin typeface="Aptos" panose="02110004020202020204"/>
         <a:ea typeface=""/>
         <a:cs typeface=""/>
-        <a:font script="Jpan" typeface="ＭＳ 明朝"/>
+        <a:font script="Jpan" typeface="游明朝"/>
         <a:font script="Hang" typeface="맑은 고딕"/>
-        <a:font script="Hans" typeface="宋体"/>
+        <a:font script="Hans" typeface="等线"/>
         <a:font script="Hant" typeface="新細明體"/>
         <a:font script="Arab" typeface="Arial"/>
         <a:font script="Hebr" typeface="Arial"/>
@@ -7258,6 +7460,24 @@
         <a:font script="Mong" typeface="Mongolian Baiti"/>
         <a:font script="Viet" typeface="Arial"/>
         <a:font script="Uigh" typeface="Microsoft Uighur"/>
+        <a:font script="Geor" typeface="Sylfaen"/>
+        <a:font script="Armn" typeface="Arial"/>
+        <a:font script="Bugi" typeface="Leelawadee UI"/>
+        <a:font script="Bopo" typeface="Microsoft JhengHei"/>
+        <a:font script="Java" typeface="Javanese Text"/>
+        <a:font script="Lisu" typeface="Segoe UI"/>
+        <a:font script="Mymr" typeface="Myanmar Text"/>
+        <a:font script="Nkoo" typeface="Ebrima"/>
+        <a:font script="Olck" typeface="Nirmala UI"/>
+        <a:font script="Osma" typeface="Ebrima"/>
+        <a:font script="Phag" typeface="Phagspa"/>
+        <a:font script="Syrn" typeface="Estrangelo Edessa"/>
+        <a:font script="Syrj" typeface="Estrangelo Edessa"/>
+        <a:font script="Syre" typeface="Estrangelo Edessa"/>
+        <a:font script="Sora" typeface="Nirmala UI"/>
+        <a:font script="Tale" typeface="Microsoft Tai Le"/>
+        <a:font script="Talu" typeface="Microsoft New Tai Lue"/>
+        <a:font script="Tfng" typeface="Ebrima"/>
       </a:minorFont>
     </a:fontScheme>
     <a:fmtScheme name="Office">
@@ -7269,200 +7489,141 @@
           <a:gsLst>
             <a:gs pos="0">
               <a:schemeClr val="phClr">
-                <a:tint val="50000"/>
-                <a:satMod val="300000"/>
+                <a:lumMod val="110000"/>
+                <a:satMod val="105000"/>
+                <a:tint val="67000"/>
               </a:schemeClr>
             </a:gs>
-            <a:gs pos="35000">
+            <a:gs pos="50000">
               <a:schemeClr val="phClr">
-                <a:tint val="37000"/>
-                <a:satMod val="300000"/>
+                <a:lumMod val="105000"/>
+                <a:satMod val="103000"/>
+                <a:tint val="73000"/>
               </a:schemeClr>
             </a:gs>
             <a:gs pos="100000">
               <a:schemeClr val="phClr">
-                <a:tint val="15000"/>
-                <a:satMod val="350000"/>
+                <a:lumMod val="105000"/>
+                <a:satMod val="109000"/>
+                <a:tint val="81000"/>
               </a:schemeClr>
             </a:gs>
           </a:gsLst>
-          <a:lin ang="16200000" scaled="1"/>
+          <a:lin ang="5400000" scaled="0"/>
         </a:gradFill>
         <a:gradFill rotWithShape="1">
           <a:gsLst>
             <a:gs pos="0">
               <a:schemeClr val="phClr">
-                <a:tint val="100000"/>
+                <a:satMod val="103000"/>
+                <a:lumMod val="102000"/>
+                <a:tint val="94000"/>
+              </a:schemeClr>
+            </a:gs>
+            <a:gs pos="50000">
+              <a:schemeClr val="phClr">
+                <a:satMod val="110000"/>
+                <a:lumMod val="100000"/>
                 <a:shade val="100000"/>
-                <a:satMod val="130000"/>
               </a:schemeClr>
             </a:gs>
             <a:gs pos="100000">
               <a:schemeClr val="phClr">
-                <a:tint val="50000"/>
-                <a:shade val="100000"/>
-                <a:satMod val="350000"/>
+                <a:lumMod val="99000"/>
+                <a:satMod val="120000"/>
+                <a:shade val="78000"/>
               </a:schemeClr>
             </a:gs>
           </a:gsLst>
-          <a:lin ang="16200000" scaled="0"/>
+          <a:lin ang="5400000" scaled="0"/>
         </a:gradFill>
       </a:fillStyleLst>
       <a:lnStyleLst>
-        <a:ln w="9525" cap="flat" cmpd="sng" algn="ctr">
-          <a:solidFill>
-            <a:schemeClr val="phClr">
-              <a:shade val="95000"/>
-              <a:satMod val="105000"/>
-            </a:schemeClr>
-          </a:solidFill>
-          <a:prstDash val="solid"/>
-        </a:ln>
-        <a:ln w="25400" cap="flat" cmpd="sng" algn="ctr">
+        <a:ln w="6350" cap="flat" cmpd="sng" algn="ctr">
           <a:solidFill>
             <a:schemeClr val="phClr"/>
           </a:solidFill>
           <a:prstDash val="solid"/>
+          <a:miter lim="800000"/>
         </a:ln>
-        <a:ln w="38100" cap="flat" cmpd="sng" algn="ctr">
+        <a:ln w="12700" cap="flat" cmpd="sng" algn="ctr">
           <a:solidFill>
             <a:schemeClr val="phClr"/>
           </a:solidFill>
           <a:prstDash val="solid"/>
+          <a:miter lim="800000"/>
+        </a:ln>
+        <a:ln w="19050" cap="flat" cmpd="sng" algn="ctr">
+          <a:solidFill>
+            <a:schemeClr val="phClr"/>
+          </a:solidFill>
+          <a:prstDash val="solid"/>
+          <a:miter lim="800000"/>
         </a:ln>
       </a:lnStyleLst>
       <a:effectStyleLst>
         <a:effectStyle>
+          <a:effectLst/>
+        </a:effectStyle>
+        <a:effectStyle>
+          <a:effectLst/>
+        </a:effectStyle>
+        <a:effectStyle>
           <a:effectLst>
-            <a:outerShdw blurRad="40000" dist="20000" dir="5400000" rotWithShape="0">
+            <a:outerShdw blurRad="57150" dist="19050" dir="5400000" algn="ctr" rotWithShape="0">
               <a:srgbClr val="000000">
-                <a:alpha val="38000"/>
+                <a:alpha val="63000"/>
               </a:srgbClr>
             </a:outerShdw>
           </a:effectLst>
-        </a:effectStyle>
-        <a:effectStyle>
-          <a:effectLst>
-            <a:outerShdw blurRad="40000" dist="23000" dir="5400000" rotWithShape="0">
-              <a:srgbClr val="000000">
-                <a:alpha val="35000"/>
-              </a:srgbClr>
-            </a:outerShdw>
-          </a:effectLst>
-        </a:effectStyle>
-        <a:effectStyle>
-          <a:effectLst>
-            <a:outerShdw blurRad="40000" dist="23000" dir="5400000" rotWithShape="0">
-              <a:srgbClr val="000000">
-                <a:alpha val="35000"/>
-              </a:srgbClr>
-            </a:outerShdw>
-          </a:effectLst>
-          <a:scene3d>
-            <a:camera prst="orthographicFront">
-              <a:rot lat="0" lon="0" rev="0"/>
-            </a:camera>
-            <a:lightRig rig="threePt" dir="t">
-              <a:rot lat="0" lon="0" rev="1200000"/>
-            </a:lightRig>
-          </a:scene3d>
-          <a:sp3d>
-            <a:bevelT w="63500" h="25400"/>
-          </a:sp3d>
         </a:effectStyle>
       </a:effectStyleLst>
       <a:bgFillStyleLst>
         <a:solidFill>
           <a:schemeClr val="phClr"/>
         </a:solidFill>
+        <a:solidFill>
+          <a:schemeClr val="phClr">
+            <a:tint val="95000"/>
+            <a:satMod val="170000"/>
+          </a:schemeClr>
+        </a:solidFill>
         <a:gradFill rotWithShape="1">
           <a:gsLst>
             <a:gs pos="0">
               <a:schemeClr val="phClr">
-                <a:tint val="40000"/>
-                <a:satMod val="350000"/>
+                <a:tint val="93000"/>
+                <a:satMod val="150000"/>
+                <a:shade val="98000"/>
+                <a:lumMod val="102000"/>
               </a:schemeClr>
             </a:gs>
-            <a:gs pos="40000">
+            <a:gs pos="50000">
               <a:schemeClr val="phClr">
-                <a:tint val="45000"/>
-                <a:shade val="99000"/>
-                <a:satMod val="350000"/>
+                <a:tint val="98000"/>
+                <a:satMod val="130000"/>
+                <a:shade val="90000"/>
+                <a:lumMod val="103000"/>
               </a:schemeClr>
             </a:gs>
             <a:gs pos="100000">
               <a:schemeClr val="phClr">
-                <a:shade val="20000"/>
-                <a:satMod val="255000"/>
+                <a:shade val="63000"/>
+                <a:satMod val="120000"/>
               </a:schemeClr>
             </a:gs>
           </a:gsLst>
-          <a:path path="circle">
-            <a:fillToRect l="50000" t="-80000" r="50000" b="180000"/>
-          </a:path>
-        </a:gradFill>
-        <a:gradFill rotWithShape="1">
-          <a:gsLst>
-            <a:gs pos="0">
-              <a:schemeClr val="phClr">
-                <a:tint val="80000"/>
-                <a:satMod val="300000"/>
-              </a:schemeClr>
-            </a:gs>
-            <a:gs pos="100000">
-              <a:schemeClr val="phClr">
-                <a:shade val="30000"/>
-                <a:satMod val="200000"/>
-              </a:schemeClr>
-            </a:gs>
-          </a:gsLst>
-          <a:path path="circle">
-            <a:fillToRect l="50000" t="50000" r="50000" b="50000"/>
-          </a:path>
+          <a:lin ang="5400000" scaled="0"/>
         </a:gradFill>
       </a:bgFillStyleLst>
     </a:fmtScheme>
   </a:themeElements>
-  <a:objectDefaults>
-    <a:spDef>
-      <a:spPr/>
-      <a:bodyPr/>
-      <a:lstStyle/>
-      <a:style>
-        <a:lnRef idx="1">
-          <a:schemeClr val="accent1"/>
-        </a:lnRef>
-        <a:fillRef idx="3">
-          <a:schemeClr val="accent1"/>
-        </a:fillRef>
-        <a:effectRef idx="2">
-          <a:schemeClr val="accent1"/>
-        </a:effectRef>
-        <a:fontRef idx="minor">
-          <a:schemeClr val="lt1"/>
-        </a:fontRef>
-      </a:style>
-    </a:spDef>
-    <a:lnDef>
-      <a:spPr/>
-      <a:bodyPr/>
-      <a:lstStyle/>
-      <a:style>
-        <a:lnRef idx="2">
-          <a:schemeClr val="accent1"/>
-        </a:lnRef>
-        <a:fillRef idx="0">
-          <a:schemeClr val="accent1"/>
-        </a:fillRef>
-        <a:effectRef idx="1">
-          <a:schemeClr val="accent1"/>
-        </a:effectRef>
-        <a:fontRef idx="minor">
-          <a:schemeClr val="tx1"/>
-        </a:fontRef>
-      </a:style>
-    </a:lnDef>
-  </a:objectDefaults>
+  <a:objectDefaults/>
   <a:extraClrSchemeLst/>
+  <a:extLst>
+    <a:ext uri="{05A4C25C-085E-4340-85A3-A5531E510DB2}">
+      <thm15:themeFamily xmlns:thm15="http://schemas.microsoft.com/office/thememl/2012/main" name="Office Theme" id="{2E142A2C-CD16-42D6-873A-C26D2A0506FA}" vid="{1BDDFF52-6CD6-40A5-AB3C-68EB2F1E4D0A}"/>
+    </a:ext>
+  </a:extLst>
 </a:theme>
 </file>
--- a/submission/candidate_20260911_review/SUPPLEMENTARY_MATERIAL.docx
+++ b/submission/candidate_20260911_review/SUPPLEMENTARY_MATERIAL.docx
@@ -236,6 +236,79 @@
       </w:pPr>
       <w:r>
         <w:t xml:space="preserve">For comparison with the primary analysis, the minimum detectable absolute MR effect at 80% power was approximated as (z₁₋α/₂ + z₀.₈₀) × SE. Alpha was 0.05/2,544 in BBJ and 0.05 in UKB/FinnGen. Exponentiation gives the detectable OR. Percentages use the estimable-gene denominator for each scenario (Table S4). These are normal-approximation association-detection metrics based on observed standard errors, not the power of colocalization or of the combined selection rule. They do not turn a non-significant association into evidence of absence.</w:t>
+      </w:r>
+    </w:p>
+    <w:p>
+      <w:pPr>
+        <w:pStyle w:val="BodyText"/>
+        <w:widowControl/>
+      </w:pPr>
+      <w:r>
+        <w:t xml:space="preserve">At 80% power, the approximate minimum detectable absolute log-ORs were 1.39 for</w:t>
+      </w:r>
+      <w:r>
+        <w:t xml:space="preserve"> </w:t>
+      </w:r>
+      <w:r>
+        <w:rPr>
+          <w:i/>
+          <w:iCs/>
+        </w:rPr>
+        <w:t xml:space="preserve">TSHR</w:t>
+      </w:r>
+      <w:r>
+        <w:t xml:space="preserve"> </w:t>
+      </w:r>
+      <w:r>
+        <w:t xml:space="preserve">and 0.99 for</w:t>
+      </w:r>
+      <w:r>
+        <w:t xml:space="preserve"> </w:t>
+      </w:r>
+      <w:r>
+        <w:rPr>
+          <w:i/>
+          <w:iCs/>
+        </w:rPr>
+        <w:t xml:space="preserve">IGF1R</w:t>
+      </w:r>
+      <w:r>
+        <w:t xml:space="preserve"> </w:t>
+      </w:r>
+      <w:r>
+        <w:t xml:space="preserve">in BBJ (α = 0.05/2,544), and 0.33 and 0.72 for</w:t>
+      </w:r>
+      <w:r>
+        <w:t xml:space="preserve"> </w:t>
+      </w:r>
+      <w:r>
+        <w:rPr>
+          <w:i/>
+          <w:iCs/>
+        </w:rPr>
+        <w:t xml:space="preserve">IGF1R</w:t>
+      </w:r>
+      <w:r>
+        <w:t xml:space="preserve"> </w:t>
+      </w:r>
+      <w:r>
+        <w:t xml:space="preserve">in UKB and FinnGen, respectively (α = 0.05). These standard-error-based benchmarks describe precision; comparing them with observed effects cannot distinguish an absent effect from limited power. The ORs, 95% CIs and</w:t>
+      </w:r>
+      <w:r>
+        <w:t xml:space="preserve"> </w:t>
+      </w:r>
+      <w:r>
+        <w:rPr>
+          <w:i/>
+          <w:iCs/>
+        </w:rPr>
+        <w:t xml:space="preserve">P</w:t>
+      </w:r>
+      <w:r>
+        <w:t xml:space="preserve"> </w:t>
+      </w:r>
+      <w:r>
+        <w:t xml:space="preserve">values in Table 2 should guide interpretation of the observed associations.</w:t>
       </w:r>
     </w:p>
     <w:bookmarkEnd w:id="12"/>

--- a/submission/candidate_20260911_review/SUPPLEMENTARY_MATERIAL.docx
+++ b/submission/candidate_20260911_review/SUPPLEMENTARY_MATERIAL.docx
@@ -18,7 +18,7 @@
         <w:widowControl/>
       </w:pPr>
       <w:r>
-        <w:t xml:space="preserve">Genetic evidence for TSHR and IGF1R in Graves disease and thyroid eye disease</w:t>
+        <w:t xml:space="preserve">TSHR and IGF1R expression in Graves disease: Mendelian randomization and colocalization</w:t>
       </w:r>
     </w:p>
     <w:bookmarkStart w:id="14" w:name="supplementary-methods"/>
@@ -114,7 +114,7 @@
         <w:t xml:space="preserve">TSHR</w:t>
       </w:r>
       <w:r>
-        <w:t xml:space="preserve">, clumping was repeated using eQTL thresholds of 5×10⁻⁸ and 5×10⁻⁶, r² thresholds of 0.001, 0.01 and 0.1, and European (n = 503) or East Asian (n = 504) reference panels. rs179252 remained an index variant in all 12 combinations. The primary settings selected one instrument in Europeans and two in East Asians; relaxed settings yielded up to 12. These checks support retention of the selected instrument, not a single-signal model in every ancestry. The full clumping counts are preserved with the analysis records.</w:t>
+        <w:t xml:space="preserve">, clumping was repeated using eQTL thresholds of 5×10⁻⁸ and 5×10⁻⁶, r² thresholds of 0.001, 0.01 and 0.1, and European (n = 503) or East Asian (n = 504) reference panels. rs179252 remained an index variant in all 12 combinations. The primary settings selected one instrument in Europeans and two in East Asians; relaxed settings yielded up to 12. These checks support retention of the selected instrument, not a single-signal model in every ancestry. The full clumping counts are preserved with the analysis records. In a post-review descriptive LD check, PLINK r² between rs179252 and rs179247 was 0.957116 in Europeans and 0.991625 in East Asians; between rs179252 and rs12101255 it was 0.459227 and 0.855574, respectively. All three variants were present without missing genotypes. These are reference-panel LD estimates, not conditional association tests or evidence of shared tissue-specific regulation.</w:t>
       </w:r>
     </w:p>
     <w:p>
@@ -188,7 +188,23 @@
         <w:widowControl/>
       </w:pPr>
       <w:r>
-        <w:t xml:space="preserve">coloc.abf was applied to available gene-specific cis-eQTL variants matched to each outcome by rsID and allele pair, avoiding comparisons of genomic windows across GRCh37 expression and GRCh38 outcome coordinates. Duplicate rsIDs and allele-pair mismatches were excluded. Both datasets used β and its variance. Dataset 1 was the outcome GWAS and dataset 2 the expression exposure; expression sdY was set to 1. Outcome allele frequencies were not used in the Bayes factors.</w:t>
+        <w:t xml:space="preserve">coloc.abf was applied to available gene-specific cis-eQTL variants matched to each outcome by rsID and allele pair, avoiding comparisons of genomic windows across GRCh37 expression and GRCh38 outcome coordinates. Duplicate rsIDs and allele-pair mismatches were excluded. Both datasets used β and its variance. Dataset 1 was the outcome GWAS and dataset 2 the expression exposure; expression sdY was set to 1. Outcome allele frequencies were not used in the Bayes factors. The top_snp field is the variant with the largest shared-variant posterior conditional on H4, rather than necessarily the smallest disease</w:t>
+      </w:r>
+      <w:r>
+        <w:t xml:space="preserve"> </w:t>
+      </w:r>
+      <w:r>
+        <w:rPr>
+          <w:i/>
+          <w:iCs/>
+        </w:rPr>
+        <w:t xml:space="preserve">P</w:t>
+      </w:r>
+      <w:r>
+        <w:t xml:space="preserve"> </w:t>
+      </w:r>
+      <w:r>
+        <w:t xml:space="preserve">value.</w:t>
       </w:r>
     </w:p>
     <w:p>
@@ -873,7 +889,7 @@
             <w:r>
               <w:rPr>
                 <w:rFonts w:ascii="Times New Roman" w:hAnsi="Times New Roman"/>
-                <w:b/>
+                <w:b w:val="0"/>
                 <w:sz w:val="19"/>
               </w:rPr>
               <w:t xml:space="preserve">0.512</w:t>
@@ -900,7 +916,7 @@
             <w:r>
               <w:rPr>
                 <w:rFonts w:ascii="Times New Roman" w:hAnsi="Times New Roman"/>
-                <w:b/>
+                <w:b w:val="0"/>
                 <w:sz w:val="19"/>
               </w:rPr>
               <w:t xml:space="preserve">0.663</w:t>
@@ -927,7 +943,7 @@
             <w:r>
               <w:rPr>
                 <w:rFonts w:ascii="Times New Roman" w:hAnsi="Times New Roman"/>
-                <w:b/>
+                <w:b w:val="0"/>
                 <w:sz w:val="19"/>
               </w:rPr>
               <w:t xml:space="preserve">0.902</w:t>
@@ -1093,7 +1109,7 @@
             <w:r>
               <w:rPr>
                 <w:rFonts w:ascii="Times New Roman" w:hAnsi="Times New Roman"/>
-                <w:b/>
+                <w:b w:val="0"/>
                 <w:sz w:val="19"/>
               </w:rPr>
               <w:t xml:space="preserve">0.367</w:t>
@@ -1120,7 +1136,7 @@
             <w:r>
               <w:rPr>
                 <w:rFonts w:ascii="Times New Roman" w:hAnsi="Times New Roman"/>
-                <w:b/>
+                <w:b w:val="0"/>
                 <w:sz w:val="19"/>
               </w:rPr>
               <w:t xml:space="preserve">0.562</w:t>
@@ -1147,7 +1163,7 @@
             <w:r>
               <w:rPr>
                 <w:rFonts w:ascii="Times New Roman" w:hAnsi="Times New Roman"/>
-                <w:b/>
+                <w:b w:val="0"/>
                 <w:sz w:val="19"/>
               </w:rPr>
               <w:t xml:space="preserve">0.25</w:t>
@@ -1259,7 +1275,7 @@
             <w:r>
               <w:rPr>
                 <w:rFonts w:ascii="Times New Roman" w:hAnsi="Times New Roman"/>
-                <w:b/>
+                <w:b w:val="0"/>
                 <w:sz w:val="19"/>
               </w:rPr>
               <w:t xml:space="preserve">0.182</w:t>
@@ -1286,7 +1302,7 @@
             <w:r>
               <w:rPr>
                 <w:rFonts w:ascii="Times New Roman" w:hAnsi="Times New Roman"/>
-                <w:b/>
+                <w:b w:val="0"/>
                 <w:sz w:val="19"/>
               </w:rPr>
               <w:t xml:space="preserve">0.124</w:t>
@@ -1313,7 +1329,7 @@
             <w:r>
               <w:rPr>
                 <w:rFonts w:ascii="Times New Roman" w:hAnsi="Times New Roman"/>
-                <w:b/>
+                <w:b w:val="0"/>
                 <w:sz w:val="19"/>
               </w:rPr>
               <w:t xml:space="preserve">0.633</w:t>
@@ -1340,7 +1356,7 @@
             <w:r>
               <w:rPr>
                 <w:rFonts w:ascii="Times New Roman" w:hAnsi="Times New Roman"/>
-                <w:b/>
+                <w:b w:val="0"/>
                 <w:sz w:val="19"/>
               </w:rPr>
               <w:t xml:space="preserve">0.433</w:t>
@@ -1367,7 +1383,7 @@
             <w:r>
               <w:rPr>
                 <w:rFonts w:ascii="Times New Roman" w:hAnsi="Times New Roman"/>
-                <w:b/>
+                <w:b w:val="0"/>
                 <w:sz w:val="19"/>
               </w:rPr>
               <w:t xml:space="preserve">0.309</w:t>
@@ -1506,6 +1522,7 @@
             <w:r>
               <w:rPr>
                 <w:rFonts w:ascii="Times New Roman" w:hAnsi="Times New Roman"/>
+                <w:b w:val="0"/>
                 <w:sz w:val="19"/>
               </w:rPr>
               <w:t xml:space="preserve">NA</w:t>
@@ -1532,6 +1549,7 @@
             <w:r>
               <w:rPr>
                 <w:rFonts w:ascii="Times New Roman" w:hAnsi="Times New Roman"/>
+                <w:b w:val="0"/>
                 <w:sz w:val="19"/>
               </w:rPr>
               <w:t xml:space="preserve">NA</w:t>
@@ -1558,6 +1576,7 @@
             <w:r>
               <w:rPr>
                 <w:rFonts w:ascii="Times New Roman" w:hAnsi="Times New Roman"/>
+                <w:b w:val="0"/>
                 <w:sz w:val="19"/>
               </w:rPr>
               <w:t xml:space="preserve">NA</w:t>
@@ -1723,6 +1742,7 @@
             <w:r>
               <w:rPr>
                 <w:rFonts w:ascii="Times New Roman" w:hAnsi="Times New Roman"/>
+                <w:b w:val="0"/>
                 <w:sz w:val="19"/>
               </w:rPr>
               <w:t xml:space="preserve">NA</w:t>
@@ -1749,6 +1769,7 @@
             <w:r>
               <w:rPr>
                 <w:rFonts w:ascii="Times New Roman" w:hAnsi="Times New Roman"/>
+                <w:b w:val="0"/>
                 <w:sz w:val="19"/>
               </w:rPr>
               <w:t xml:space="preserve">NA</w:t>
@@ -1775,6 +1796,7 @@
             <w:r>
               <w:rPr>
                 <w:rFonts w:ascii="Times New Roman" w:hAnsi="Times New Roman"/>
+                <w:b w:val="0"/>
                 <w:sz w:val="19"/>
               </w:rPr>
               <w:t xml:space="preserve">NA</w:t>
@@ -1820,7 +1842,33 @@
         <w:rPr>
           <w:sz w:val="20"/>
         </w:rPr>
-        <w:t xml:space="preserve">Median and mode denote weighted-median and weighted-mode MR. The Egger intercept assesses directional pleiotropy; heterogeneity uses Cochran’s Q. NA means not estimable, not a negative test. TSHR and CTLA4 in BBJ each used one instrument and are omitted from this diagnostic table. IGF1R estimates agreed in direction across estimators, but significance differed. Few instruments limit all these sensitivity checks. These are the original reference-frequency diagnostics; frequency substitution repeated primary Wald/IVW only.</w:t>
+        <w:t xml:space="preserve">Median and mode denote weighted-median and weighted-mode MR. The Egger intercept assesses directional pleiotropy; heterogeneity uses Cochran’s Q. NA means not estimable, not a negative test. TSHR and CTLA4 in BBJ each used one instrument and are omitted from this diagnostic table. IGF1R estimates agreed in direction across estimators, but significance differed. Few instruments limit all these sensitivity checks. These are the original reference-frequency diagnostics; frequency substitution repeated primary Wald/IVW only. Supplementary Data 5 supplies all estimator coefficients, standard errors, ORs and 95% CIs alongside their original</w:t>
+      </w:r>
+      <w:r>
+        <w:rPr>
+          <w:sz w:val="20"/>
+        </w:rPr>
+        <w:t xml:space="preserve"> </w:t>
+      </w:r>
+      <w:r>
+        <w:rPr>
+          <w:i/>
+          <w:iCs/>
+          <w:sz w:val="20"/>
+        </w:rPr>
+        <w:t xml:space="preserve">P</w:t>
+      </w:r>
+      <w:r>
+        <w:rPr>
+          <w:sz w:val="20"/>
+        </w:rPr>
+        <w:t xml:space="preserve"> </w:t>
+      </w:r>
+      <w:r>
+        <w:rPr>
+          <w:sz w:val="20"/>
+        </w:rPr>
+        <w:t xml:space="preserve">values. Its intervals use the same reference distribution as each test: normal for Wald/IVW/weighted median and Student t for MR-Egger (instruments − 2 degrees of freedom) and weighted mode (instruments − 1).</w:t>
       </w:r>
     </w:p>
     <w:p>
@@ -4444,7 +4492,7 @@
             <w:r>
               <w:rPr>
                 <w:rFonts w:ascii="Times New Roman" w:hAnsi="Times New Roman"/>
-                <w:b/>
+                <w:b w:val="0"/>
                 <w:sz w:val="20"/>
               </w:rPr>
               <w:t xml:space="preserve">0.182</w:t>
@@ -4497,7 +4545,7 @@
             <w:r>
               <w:rPr>
                 <w:rFonts w:ascii="Times New Roman" w:hAnsi="Times New Roman"/>
-                <w:b/>
+                <w:b w:val="0"/>
                 <w:sz w:val="20"/>
               </w:rPr>
               <w:t xml:space="preserve">0.177</w:t>

--- a/submission/candidate_20260911_review/SUPPLEMENTARY_MATERIAL.docx
+++ b/submission/candidate_20260911_review/SUPPLEMENTARY_MATERIAL.docx
@@ -92,7 +92,16 @@
         <w:widowControl/>
       </w:pPr>
       <w:r>
-        <w:t xml:space="preserve">For multiple instruments, the primary IVW analysis used TwoSampleMR’s multiplicative random-effects method with an under-dispersion correction. Weighted-median and weighted-mode estimates, the MR-Egger intercept and Cochran’s Q were inspected where estimable (Table S1) [21, 22]. With three or four instruments, a non-significant intercept has limited ability to exclude pleiotropy. Steiger directionality [23], bidirectional MR and leave-one-out analyses were not reported. Single-instrument analyses were limited to the Wald ratio.</w:t>
+        <w:t xml:space="preserve">For multiple instruments, the primary IVW analysis used TwoSampleMR’s multiplicative random-effects method with an under-dispersion correction. Weighted-median and weighted-mode estimates, the MR-Egger intercept and Cochran’s Q were inspected where estimable (Table S1) [21, 22]. With three or four instruments, a non-significant intercept has limited ability to exclude pleiotropy. Steiger directionality [23] and bidirectional MR were not performed. Single-instrument analyses were limited to the Wald ratio.</w:t>
+      </w:r>
+    </w:p>
+    <w:p>
+      <w:pPr>
+        <w:pStyle w:val="BodyText"/>
+        <w:widowControl/>
+      </w:pPr>
+      <w:r>
+        <w:t xml:space="preserve">The post hoc SNP-exclusion analysis used the original reference-frequency harmonized sets for TSHR, IGF1R and CTLA4 in all three outcomes. An IVW estimate was recalculated after each omission when at least two SNPs remained; when one remained, its Wald ratio was reported. Fifteen omissions were evaluable: 11 for IGF1R and four for CTLA4. TSHR in all outcomes and CTLA4 in BBJ had only one original SNP and could not undergo omission. Python calculations were checked against an independent base-R regression implementation after reproducing all nine full-set estimates. Two-sided normal tests and 95% CIs used the primary-analysis standard-error conventions. All omission results are reported in Table S5 and Figure S2, with five full-set comparators in Supplementary Data 6. No new discovery claim or independent replication is inferred from these correlated tests. This analysis was not repeated under substituted eQTLGen frequencies.</w:t>
       </w:r>
     </w:p>
     <w:p>
@@ -366,9 +375,9 @@
     <w:p>
       <w:pPr>
         <w:sectPr>
-          <w:footerReference w:type="default" r:id="rId10"/>
-          <w:footerReference w:type="first" r:id="rId11"/>
-          <w:footerReference w:type="even" r:id="rId12"/>
+          <w:footerReference w:type="default" r:id="rId11"/>
+          <w:footerReference w:type="first" r:id="rId12"/>
+          <w:footerReference w:type="even" r:id="rId13"/>
           <w:footnotePr>
             <w:numRestart w:val="eachSect"/>
           </w:footnotePr>
@@ -3349,9 +3358,9 @@
         <w:gridCol w:w="1312"/>
         <w:gridCol w:w="3782"/>
         <w:gridCol w:w="3319"/>
-        <w:gridCol w:w="1543"/>
+        <w:gridCol w:w="1544"/>
         <w:gridCol w:w="3319"/>
-        <w:gridCol w:w="1543"/>
+        <w:gridCol w:w="1544"/>
       </w:tblGrid>
       <w:tr>
         <w:trPr>
@@ -3444,7 +3453,7 @@
         </w:tc>
         <w:tc>
           <w:tcPr>
-            <w:tcW w:type="dxa" w:w="1543"/>
+            <w:tcW w:type="dxa" w:w="1544"/>
             <w:vAlign w:val="center"/>
             <w:tcMar>
               <w:top w:w="80" w:type="dxa"/>
@@ -3518,7 +3527,7 @@
         </w:tc>
         <w:tc>
           <w:tcPr>
-            <w:tcW w:type="dxa" w:w="1543"/>
+            <w:tcW w:type="dxa" w:w="1544"/>
             <w:vAlign w:val="center"/>
             <w:tcMar>
               <w:top w:w="80" w:type="dxa"/>
@@ -3649,7 +3658,7 @@
         </w:tc>
         <w:tc>
           <w:tcPr>
-            <w:tcW w:type="dxa" w:w="1543"/>
+            <w:tcW w:type="dxa" w:w="1544"/>
             <w:vAlign w:val="center"/>
             <w:tcMar>
               <w:top w:w="80" w:type="dxa"/>
@@ -3702,7 +3711,7 @@
         </w:tc>
         <w:tc>
           <w:tcPr>
-            <w:tcW w:type="dxa" w:w="1543"/>
+            <w:tcW w:type="dxa" w:w="1544"/>
             <w:vAlign w:val="center"/>
             <w:tcMar>
               <w:top w:w="80" w:type="dxa"/>
@@ -3814,7 +3823,7 @@
         </w:tc>
         <w:tc>
           <w:tcPr>
-            <w:tcW w:type="dxa" w:w="1543"/>
+            <w:tcW w:type="dxa" w:w="1544"/>
             <w:vAlign w:val="center"/>
             <w:tcMar>
               <w:top w:w="80" w:type="dxa"/>
@@ -3867,7 +3876,7 @@
         </w:tc>
         <w:tc>
           <w:tcPr>
-            <w:tcW w:type="dxa" w:w="1543"/>
+            <w:tcW w:type="dxa" w:w="1544"/>
             <w:vAlign w:val="center"/>
             <w:tcMar>
               <w:top w:w="80" w:type="dxa"/>
@@ -3979,7 +3988,7 @@
         </w:tc>
         <w:tc>
           <w:tcPr>
-            <w:tcW w:type="dxa" w:w="1543"/>
+            <w:tcW w:type="dxa" w:w="1544"/>
             <w:vAlign w:val="center"/>
             <w:tcMar>
               <w:top w:w="80" w:type="dxa"/>
@@ -4032,7 +4041,7 @@
         </w:tc>
         <w:tc>
           <w:tcPr>
-            <w:tcW w:type="dxa" w:w="1543"/>
+            <w:tcW w:type="dxa" w:w="1544"/>
             <w:vAlign w:val="center"/>
             <w:tcMar>
               <w:top w:w="80" w:type="dxa"/>
@@ -4144,7 +4153,7 @@
         </w:tc>
         <w:tc>
           <w:tcPr>
-            <w:tcW w:type="dxa" w:w="1543"/>
+            <w:tcW w:type="dxa" w:w="1544"/>
             <w:vAlign w:val="center"/>
             <w:tcMar>
               <w:top w:w="80" w:type="dxa"/>
@@ -4197,7 +4206,7 @@
         </w:tc>
         <w:tc>
           <w:tcPr>
-            <w:tcW w:type="dxa" w:w="1543"/>
+            <w:tcW w:type="dxa" w:w="1544"/>
             <w:vAlign w:val="center"/>
             <w:tcMar>
               <w:top w:w="80" w:type="dxa"/>
@@ -4309,7 +4318,7 @@
         </w:tc>
         <w:tc>
           <w:tcPr>
-            <w:tcW w:type="dxa" w:w="1543"/>
+            <w:tcW w:type="dxa" w:w="1544"/>
             <w:vAlign w:val="center"/>
             <w:tcMar>
               <w:top w:w="80" w:type="dxa"/>
@@ -4362,7 +4371,7 @@
         </w:tc>
         <w:tc>
           <w:tcPr>
-            <w:tcW w:type="dxa" w:w="1543"/>
+            <w:tcW w:type="dxa" w:w="1544"/>
             <w:vAlign w:val="center"/>
             <w:tcMar>
               <w:top w:w="80" w:type="dxa"/>
@@ -4474,7 +4483,7 @@
         </w:tc>
         <w:tc>
           <w:tcPr>
-            <w:tcW w:type="dxa" w:w="1543"/>
+            <w:tcW w:type="dxa" w:w="1544"/>
             <w:vAlign w:val="center"/>
             <w:tcMar>
               <w:top w:w="80" w:type="dxa"/>
@@ -4527,7 +4536,7 @@
         </w:tc>
         <w:tc>
           <w:tcPr>
-            <w:tcW w:type="dxa" w:w="1543"/>
+            <w:tcW w:type="dxa" w:w="1544"/>
             <w:vAlign w:val="center"/>
             <w:tcMar>
               <w:top w:w="80" w:type="dxa"/>
@@ -4639,7 +4648,7 @@
         </w:tc>
         <w:tc>
           <w:tcPr>
-            <w:tcW w:type="dxa" w:w="1543"/>
+            <w:tcW w:type="dxa" w:w="1544"/>
             <w:vAlign w:val="center"/>
             <w:tcMar>
               <w:top w:w="80" w:type="dxa"/>
@@ -4692,7 +4701,7 @@
         </w:tc>
         <w:tc>
           <w:tcPr>
-            <w:tcW w:type="dxa" w:w="1543"/>
+            <w:tcW w:type="dxa" w:w="1544"/>
             <w:vAlign w:val="center"/>
             <w:tcMar>
               <w:top w:w="80" w:type="dxa"/>
@@ -4804,7 +4813,7 @@
         </w:tc>
         <w:tc>
           <w:tcPr>
-            <w:tcW w:type="dxa" w:w="1543"/>
+            <w:tcW w:type="dxa" w:w="1544"/>
             <w:vAlign w:val="center"/>
             <w:tcMar>
               <w:top w:w="80" w:type="dxa"/>
@@ -4857,7 +4866,7 @@
         </w:tc>
         <w:tc>
           <w:tcPr>
-            <w:tcW w:type="dxa" w:w="1543"/>
+            <w:tcW w:type="dxa" w:w="1544"/>
             <w:vAlign w:val="center"/>
             <w:tcMar>
               <w:top w:w="80" w:type="dxa"/>
@@ -4969,7 +4978,7 @@
         </w:tc>
         <w:tc>
           <w:tcPr>
-            <w:tcW w:type="dxa" w:w="1543"/>
+            <w:tcW w:type="dxa" w:w="1544"/>
             <w:vAlign w:val="center"/>
             <w:tcMar>
               <w:top w:w="80" w:type="dxa"/>
@@ -5022,7 +5031,7 @@
         </w:tc>
         <w:tc>
           <w:tcPr>
-            <w:tcW w:type="dxa" w:w="1543"/>
+            <w:tcW w:type="dxa" w:w="1544"/>
             <w:vAlign w:val="center"/>
             <w:tcMar>
               <w:top w:w="80" w:type="dxa"/>
@@ -6246,6 +6255,3175 @@
           <w:sz w:val="20"/>
         </w:rPr>
         <w:t xml:space="preserve">Percentages are the proportions of estimable genes with at least 80% power to detect the specified OR under the normal approximation. Alpha is 0.05/2,544 in BBJ and 0.05 in UKB/FinnGen. OR is per reconstructed expression unit. These calculations assess MR association detection, not colocalization or the combined filter. Full precision and identical-variant comparisons are retained in Supplementary Data 4.</w:t>
+      </w:r>
+    </w:p>
+    <w:p>
+      <w:pPr>
+        <w:pStyle w:val="BodyText"/>
+        <w:keepNext/>
+        <w:pageBreakBefore/>
+        <w:widowControl/>
+        <w:spacing w:line="264" w:lineRule="auto" w:after="140"/>
+      </w:pPr>
+      <w:r>
+        <w:rPr>
+          <w:b/>
+          <w:bCs/>
+          <w:sz w:val="20"/>
+        </w:rPr>
+        <w:t xml:space="preserve">Table S5. Post hoc leave-one-out sensitivity analysis</w:t>
+      </w:r>
+    </w:p>
+    <w:tbl>
+      <w:tblPr>
+        <w:tblW w:type="dxa" w:w="14818"/>
+        <w:jc w:val="center"/>
+        <w:tblLayout w:type="fixed"/>
+        <w:tblLook w:firstColumn="1" w:firstRow="1" w:lastColumn="0" w:lastRow="0" w:noHBand="0" w:noVBand="1" w:val="04A0"/>
+      </w:tblPr>
+      <w:tblGrid>
+        <w:gridCol w:w="1134"/>
+        <w:gridCol w:w="1296"/>
+        <w:gridCol w:w="2267"/>
+        <w:gridCol w:w="1538"/>
+        <w:gridCol w:w="1943"/>
+        <w:gridCol w:w="4534"/>
+        <w:gridCol w:w="2105"/>
+      </w:tblGrid>
+      <w:tr>
+        <w:trPr>
+          <w:cantSplit/>
+          <w:tblHeader/>
+        </w:trPr>
+        <w:tc>
+          <w:tcPr>
+            <w:tcW w:type="dxa" w:w="1134"/>
+            <w:vAlign w:val="center"/>
+            <w:tcMar>
+              <w:top w:w="80" w:type="dxa"/>
+              <w:bottom w:w="80" w:type="dxa"/>
+              <w:left w:w="80" w:type="dxa"/>
+              <w:right w:w="80" w:type="dxa"/>
+            </w:tcMar>
+            <w:shd w:fill="EEEEEE"/>
+          </w:tcPr>
+          <w:p>
+            <w:pPr>
+              <w:keepNext w:val="0"/>
+              <w:spacing w:line="252" w:lineRule="auto" w:before="0" w:after="0"/>
+              <w:jc w:val="left"/>
+            </w:pPr>
+            <w:r>
+              <w:rPr>
+                <w:rFonts w:ascii="Times New Roman" w:hAnsi="Times New Roman"/>
+                <w:b/>
+                <w:sz w:val="20"/>
+              </w:rPr>
+              <w:t xml:space="preserve">Gene</w:t>
+            </w:r>
+          </w:p>
+        </w:tc>
+        <w:tc>
+          <w:tcPr>
+            <w:tcW w:type="dxa" w:w="1296"/>
+            <w:vAlign w:val="center"/>
+            <w:tcMar>
+              <w:top w:w="80" w:type="dxa"/>
+              <w:bottom w:w="80" w:type="dxa"/>
+              <w:left w:w="80" w:type="dxa"/>
+              <w:right w:w="80" w:type="dxa"/>
+            </w:tcMar>
+            <w:shd w:fill="EEEEEE"/>
+          </w:tcPr>
+          <w:p>
+            <w:pPr>
+              <w:keepNext w:val="0"/>
+              <w:spacing w:line="252" w:lineRule="auto" w:before="0" w:after="0"/>
+              <w:jc w:val="left"/>
+            </w:pPr>
+            <w:r>
+              <w:rPr>
+                <w:rFonts w:ascii="Times New Roman" w:hAnsi="Times New Roman"/>
+                <w:b/>
+                <w:sz w:val="20"/>
+              </w:rPr>
+              <w:t xml:space="preserve">Outcome</w:t>
+            </w:r>
+          </w:p>
+        </w:tc>
+        <w:tc>
+          <w:tcPr>
+            <w:tcW w:type="dxa" w:w="2267"/>
+            <w:vAlign w:val="center"/>
+            <w:tcMar>
+              <w:top w:w="80" w:type="dxa"/>
+              <w:bottom w:w="80" w:type="dxa"/>
+              <w:left w:w="80" w:type="dxa"/>
+              <w:right w:w="80" w:type="dxa"/>
+            </w:tcMar>
+            <w:shd w:fill="EEEEEE"/>
+          </w:tcPr>
+          <w:p>
+            <w:pPr>
+              <w:keepNext w:val="0"/>
+              <w:spacing w:line="252" w:lineRule="auto" w:before="0" w:after="0"/>
+              <w:jc w:val="center"/>
+            </w:pPr>
+            <w:r>
+              <w:rPr>
+                <w:rFonts w:ascii="Times New Roman" w:hAnsi="Times New Roman"/>
+                <w:b/>
+                <w:sz w:val="20"/>
+              </w:rPr>
+              <w:t xml:space="preserve">Excluded SNP</w:t>
+            </w:r>
+          </w:p>
+        </w:tc>
+        <w:tc>
+          <w:tcPr>
+            <w:tcW w:type="dxa" w:w="1538"/>
+            <w:vAlign w:val="center"/>
+            <w:tcMar>
+              <w:top w:w="80" w:type="dxa"/>
+              <w:bottom w:w="80" w:type="dxa"/>
+              <w:left w:w="80" w:type="dxa"/>
+              <w:right w:w="80" w:type="dxa"/>
+            </w:tcMar>
+            <w:shd w:fill="EEEEEE"/>
+          </w:tcPr>
+          <w:p>
+            <w:pPr>
+              <w:keepNext w:val="0"/>
+              <w:spacing w:line="252" w:lineRule="auto" w:before="0" w:after="0"/>
+              <w:jc w:val="center"/>
+            </w:pPr>
+            <w:r>
+              <w:rPr>
+                <w:rFonts w:ascii="Times New Roman" w:hAnsi="Times New Roman"/>
+                <w:b/>
+                <w:sz w:val="20"/>
+              </w:rPr>
+              <w:t xml:space="preserve">Remaining SNPs</w:t>
+            </w:r>
+          </w:p>
+        </w:tc>
+        <w:tc>
+          <w:tcPr>
+            <w:tcW w:type="dxa" w:w="1943"/>
+            <w:vAlign w:val="center"/>
+            <w:tcMar>
+              <w:top w:w="80" w:type="dxa"/>
+              <w:bottom w:w="80" w:type="dxa"/>
+              <w:left w:w="80" w:type="dxa"/>
+              <w:right w:w="80" w:type="dxa"/>
+            </w:tcMar>
+            <w:shd w:fill="EEEEEE"/>
+          </w:tcPr>
+          <w:p>
+            <w:pPr>
+              <w:keepNext w:val="0"/>
+              <w:spacing w:line="252" w:lineRule="auto" w:before="0" w:after="0"/>
+              <w:jc w:val="center"/>
+            </w:pPr>
+            <w:r>
+              <w:rPr>
+                <w:rFonts w:ascii="Times New Roman" w:hAnsi="Times New Roman"/>
+                <w:b/>
+                <w:sz w:val="20"/>
+              </w:rPr>
+              <w:t xml:space="preserve">Estimator</w:t>
+            </w:r>
+          </w:p>
+        </w:tc>
+        <w:tc>
+          <w:tcPr>
+            <w:tcW w:type="dxa" w:w="4534"/>
+            <w:vAlign w:val="center"/>
+            <w:tcMar>
+              <w:top w:w="80" w:type="dxa"/>
+              <w:bottom w:w="80" w:type="dxa"/>
+              <w:left w:w="80" w:type="dxa"/>
+              <w:right w:w="80" w:type="dxa"/>
+            </w:tcMar>
+            <w:shd w:fill="EEEEEE"/>
+          </w:tcPr>
+          <w:p>
+            <w:pPr>
+              <w:keepNext w:val="0"/>
+              <w:spacing w:line="252" w:lineRule="auto" w:before="0" w:after="0"/>
+              <w:jc w:val="center"/>
+            </w:pPr>
+            <w:r>
+              <w:rPr>
+                <w:rFonts w:ascii="Times New Roman" w:hAnsi="Times New Roman"/>
+                <w:b/>
+                <w:sz w:val="20"/>
+              </w:rPr>
+              <w:t xml:space="preserve">OR (95% CI)</w:t>
+            </w:r>
+          </w:p>
+        </w:tc>
+        <w:tc>
+          <w:tcPr>
+            <w:tcW w:type="dxa" w:w="2105"/>
+            <w:vAlign w:val="center"/>
+            <w:tcMar>
+              <w:top w:w="80" w:type="dxa"/>
+              <w:bottom w:w="80" w:type="dxa"/>
+              <w:left w:w="80" w:type="dxa"/>
+              <w:right w:w="80" w:type="dxa"/>
+            </w:tcMar>
+            <w:shd w:fill="EEEEEE"/>
+          </w:tcPr>
+          <w:p>
+            <w:pPr>
+              <w:keepNext w:val="0"/>
+              <w:spacing w:line="252" w:lineRule="auto" w:before="0" w:after="0"/>
+              <w:jc w:val="center"/>
+            </w:pPr>
+            <w:r>
+              <w:rPr>
+                <w:rFonts w:ascii="Times New Roman" w:hAnsi="Times New Roman"/>
+                <w:b/>
+                <w:i/>
+                <w:iCs/>
+                <w:sz w:val="20"/>
+              </w:rPr>
+              <w:t xml:space="preserve">P</w:t>
+            </w:r>
+            <w:r>
+              <w:rPr>
+                <w:rFonts w:ascii="Times New Roman" w:hAnsi="Times New Roman"/>
+                <w:b/>
+                <w:sz w:val="20"/>
+              </w:rPr>
+              <w:t xml:space="preserve"> </w:t>
+            </w:r>
+            <w:r>
+              <w:rPr>
+                <w:rFonts w:ascii="Times New Roman" w:hAnsi="Times New Roman"/>
+                <w:b/>
+                <w:sz w:val="20"/>
+              </w:rPr>
+              <w:t xml:space="preserve">value</w:t>
+            </w:r>
+          </w:p>
+        </w:tc>
+      </w:tr>
+      <w:tr>
+        <w:trPr>
+          <w:cantSplit/>
+        </w:trPr>
+        <w:tc>
+          <w:tcPr>
+            <w:tcW w:type="dxa" w:w="1134"/>
+            <w:vAlign w:val="center"/>
+            <w:tcMar>
+              <w:top w:w="80" w:type="dxa"/>
+              <w:bottom w:w="80" w:type="dxa"/>
+              <w:left w:w="80" w:type="dxa"/>
+              <w:right w:w="80" w:type="dxa"/>
+            </w:tcMar>
+          </w:tcPr>
+          <w:p>
+            <w:pPr>
+              <w:keepNext w:val="0"/>
+              <w:spacing w:line="252" w:lineRule="auto" w:before="0" w:after="0"/>
+              <w:jc w:val="left"/>
+            </w:pPr>
+            <w:r>
+              <w:rPr>
+                <w:rFonts w:ascii="Times New Roman" w:hAnsi="Times New Roman"/>
+                <w:i/>
+                <w:iCs/>
+                <w:sz w:val="20"/>
+              </w:rPr>
+              <w:t xml:space="preserve">IGF1R</w:t>
+            </w:r>
+          </w:p>
+        </w:tc>
+        <w:tc>
+          <w:tcPr>
+            <w:tcW w:type="dxa" w:w="1296"/>
+            <w:vAlign w:val="center"/>
+            <w:tcMar>
+              <w:top w:w="80" w:type="dxa"/>
+              <w:bottom w:w="80" w:type="dxa"/>
+              <w:left w:w="80" w:type="dxa"/>
+              <w:right w:w="80" w:type="dxa"/>
+            </w:tcMar>
+          </w:tcPr>
+          <w:p>
+            <w:pPr>
+              <w:keepNext w:val="0"/>
+              <w:spacing w:line="252" w:lineRule="auto" w:before="0" w:after="0"/>
+              <w:jc w:val="left"/>
+            </w:pPr>
+            <w:r>
+              <w:rPr>
+                <w:rFonts w:ascii="Times New Roman" w:hAnsi="Times New Roman"/>
+                <w:sz w:val="20"/>
+              </w:rPr>
+              <w:t xml:space="preserve">BBJ</w:t>
+            </w:r>
+          </w:p>
+        </w:tc>
+        <w:tc>
+          <w:tcPr>
+            <w:tcW w:type="dxa" w:w="2267"/>
+            <w:vAlign w:val="center"/>
+            <w:tcMar>
+              <w:top w:w="80" w:type="dxa"/>
+              <w:bottom w:w="80" w:type="dxa"/>
+              <w:left w:w="80" w:type="dxa"/>
+              <w:right w:w="80" w:type="dxa"/>
+            </w:tcMar>
+          </w:tcPr>
+          <w:p>
+            <w:pPr>
+              <w:keepNext w:val="0"/>
+              <w:spacing w:line="252" w:lineRule="auto" w:before="0" w:after="0"/>
+              <w:jc w:val="center"/>
+            </w:pPr>
+            <w:r>
+              <w:rPr>
+                <w:rFonts w:ascii="Times New Roman" w:hAnsi="Times New Roman"/>
+                <w:sz w:val="20"/>
+              </w:rPr>
+              <w:t xml:space="preserve">rs117212126</w:t>
+            </w:r>
+          </w:p>
+        </w:tc>
+        <w:tc>
+          <w:tcPr>
+            <w:tcW w:type="dxa" w:w="1538"/>
+            <w:vAlign w:val="center"/>
+            <w:tcMar>
+              <w:top w:w="80" w:type="dxa"/>
+              <w:bottom w:w="80" w:type="dxa"/>
+              <w:left w:w="80" w:type="dxa"/>
+              <w:right w:w="80" w:type="dxa"/>
+            </w:tcMar>
+          </w:tcPr>
+          <w:p>
+            <w:pPr>
+              <w:keepNext w:val="0"/>
+              <w:spacing w:line="252" w:lineRule="auto" w:before="0" w:after="0"/>
+              <w:jc w:val="center"/>
+            </w:pPr>
+            <w:r>
+              <w:rPr>
+                <w:rFonts w:ascii="Times New Roman" w:hAnsi="Times New Roman"/>
+                <w:sz w:val="20"/>
+              </w:rPr>
+              <w:t xml:space="preserve">3</w:t>
+            </w:r>
+          </w:p>
+        </w:tc>
+        <w:tc>
+          <w:tcPr>
+            <w:tcW w:type="dxa" w:w="1943"/>
+            <w:vAlign w:val="center"/>
+            <w:tcMar>
+              <w:top w:w="80" w:type="dxa"/>
+              <w:bottom w:w="80" w:type="dxa"/>
+              <w:left w:w="80" w:type="dxa"/>
+              <w:right w:w="80" w:type="dxa"/>
+            </w:tcMar>
+          </w:tcPr>
+          <w:p>
+            <w:pPr>
+              <w:keepNext w:val="0"/>
+              <w:spacing w:line="252" w:lineRule="auto" w:before="0" w:after="0"/>
+              <w:jc w:val="center"/>
+            </w:pPr>
+            <w:r>
+              <w:rPr>
+                <w:rFonts w:ascii="Times New Roman" w:hAnsi="Times New Roman"/>
+                <w:sz w:val="20"/>
+              </w:rPr>
+              <w:t xml:space="preserve">IVW</w:t>
+            </w:r>
+          </w:p>
+        </w:tc>
+        <w:tc>
+          <w:tcPr>
+            <w:tcW w:type="dxa" w:w="4534"/>
+            <w:vAlign w:val="center"/>
+            <w:tcMar>
+              <w:top w:w="80" w:type="dxa"/>
+              <w:bottom w:w="80" w:type="dxa"/>
+              <w:left w:w="80" w:type="dxa"/>
+              <w:right w:w="80" w:type="dxa"/>
+            </w:tcMar>
+          </w:tcPr>
+          <w:p>
+            <w:pPr>
+              <w:keepNext w:val="0"/>
+              <w:spacing w:line="252" w:lineRule="auto" w:before="0" w:after="0"/>
+              <w:jc w:val="center"/>
+            </w:pPr>
+            <w:r>
+              <w:rPr>
+                <w:rFonts w:ascii="Times New Roman" w:hAnsi="Times New Roman"/>
+                <w:sz w:val="20"/>
+              </w:rPr>
+              <w:t xml:space="preserve">1.569 (1.067–2.307)</w:t>
+            </w:r>
+          </w:p>
+        </w:tc>
+        <w:tc>
+          <w:tcPr>
+            <w:tcW w:type="dxa" w:w="2105"/>
+            <w:vAlign w:val="center"/>
+            <w:tcMar>
+              <w:top w:w="80" w:type="dxa"/>
+              <w:bottom w:w="80" w:type="dxa"/>
+              <w:left w:w="80" w:type="dxa"/>
+              <w:right w:w="80" w:type="dxa"/>
+            </w:tcMar>
+          </w:tcPr>
+          <w:p>
+            <w:pPr>
+              <w:keepNext w:val="0"/>
+              <w:spacing w:line="252" w:lineRule="auto" w:before="0" w:after="0"/>
+              <w:jc w:val="center"/>
+            </w:pPr>
+            <w:r>
+              <w:rPr>
+                <w:rFonts w:ascii="Times New Roman" w:hAnsi="Times New Roman"/>
+                <w:b/>
+                <w:sz w:val="20"/>
+              </w:rPr>
+              <w:t xml:space="preserve">0.0222</w:t>
+            </w:r>
+          </w:p>
+        </w:tc>
+      </w:tr>
+      <w:tr>
+        <w:trPr>
+          <w:cantSplit/>
+        </w:trPr>
+        <w:tc>
+          <w:tcPr>
+            <w:tcW w:type="dxa" w:w="1134"/>
+            <w:vAlign w:val="center"/>
+            <w:tcMar>
+              <w:top w:w="80" w:type="dxa"/>
+              <w:bottom w:w="80" w:type="dxa"/>
+              <w:left w:w="80" w:type="dxa"/>
+              <w:right w:w="80" w:type="dxa"/>
+            </w:tcMar>
+          </w:tcPr>
+          <w:p>
+            <w:pPr>
+              <w:keepNext w:val="0"/>
+              <w:spacing w:line="252" w:lineRule="auto" w:before="0" w:after="0"/>
+              <w:jc w:val="left"/>
+            </w:pPr>
+            <w:r>
+              <w:rPr>
+                <w:rFonts w:ascii="Times New Roman" w:hAnsi="Times New Roman"/>
+                <w:i/>
+                <w:iCs/>
+                <w:sz w:val="20"/>
+              </w:rPr>
+              <w:t xml:space="preserve">IGF1R</w:t>
+            </w:r>
+          </w:p>
+        </w:tc>
+        <w:tc>
+          <w:tcPr>
+            <w:tcW w:type="dxa" w:w="1296"/>
+            <w:vAlign w:val="center"/>
+            <w:tcMar>
+              <w:top w:w="80" w:type="dxa"/>
+              <w:bottom w:w="80" w:type="dxa"/>
+              <w:left w:w="80" w:type="dxa"/>
+              <w:right w:w="80" w:type="dxa"/>
+            </w:tcMar>
+          </w:tcPr>
+          <w:p>
+            <w:pPr>
+              <w:keepNext w:val="0"/>
+              <w:spacing w:line="252" w:lineRule="auto" w:before="0" w:after="0"/>
+              <w:jc w:val="left"/>
+            </w:pPr>
+            <w:r>
+              <w:rPr>
+                <w:rFonts w:ascii="Times New Roman" w:hAnsi="Times New Roman"/>
+                <w:sz w:val="20"/>
+              </w:rPr>
+              <w:t xml:space="preserve">BBJ</w:t>
+            </w:r>
+          </w:p>
+        </w:tc>
+        <w:tc>
+          <w:tcPr>
+            <w:tcW w:type="dxa" w:w="2267"/>
+            <w:vAlign w:val="center"/>
+            <w:tcMar>
+              <w:top w:w="80" w:type="dxa"/>
+              <w:bottom w:w="80" w:type="dxa"/>
+              <w:left w:w="80" w:type="dxa"/>
+              <w:right w:w="80" w:type="dxa"/>
+            </w:tcMar>
+          </w:tcPr>
+          <w:p>
+            <w:pPr>
+              <w:keepNext w:val="0"/>
+              <w:spacing w:line="252" w:lineRule="auto" w:before="0" w:after="0"/>
+              <w:jc w:val="center"/>
+            </w:pPr>
+            <w:r>
+              <w:rPr>
+                <w:rFonts w:ascii="Times New Roman" w:hAnsi="Times New Roman"/>
+                <w:sz w:val="20"/>
+              </w:rPr>
+              <w:t xml:space="preserve">rs2654980</w:t>
+            </w:r>
+          </w:p>
+        </w:tc>
+        <w:tc>
+          <w:tcPr>
+            <w:tcW w:type="dxa" w:w="1538"/>
+            <w:vAlign w:val="center"/>
+            <w:tcMar>
+              <w:top w:w="80" w:type="dxa"/>
+              <w:bottom w:w="80" w:type="dxa"/>
+              <w:left w:w="80" w:type="dxa"/>
+              <w:right w:w="80" w:type="dxa"/>
+            </w:tcMar>
+          </w:tcPr>
+          <w:p>
+            <w:pPr>
+              <w:keepNext w:val="0"/>
+              <w:spacing w:line="252" w:lineRule="auto" w:before="0" w:after="0"/>
+              <w:jc w:val="center"/>
+            </w:pPr>
+            <w:r>
+              <w:rPr>
+                <w:rFonts w:ascii="Times New Roman" w:hAnsi="Times New Roman"/>
+                <w:sz w:val="20"/>
+              </w:rPr>
+              <w:t xml:space="preserve">3</w:t>
+            </w:r>
+          </w:p>
+        </w:tc>
+        <w:tc>
+          <w:tcPr>
+            <w:tcW w:type="dxa" w:w="1943"/>
+            <w:vAlign w:val="center"/>
+            <w:tcMar>
+              <w:top w:w="80" w:type="dxa"/>
+              <w:bottom w:w="80" w:type="dxa"/>
+              <w:left w:w="80" w:type="dxa"/>
+              <w:right w:w="80" w:type="dxa"/>
+            </w:tcMar>
+          </w:tcPr>
+          <w:p>
+            <w:pPr>
+              <w:keepNext w:val="0"/>
+              <w:spacing w:line="252" w:lineRule="auto" w:before="0" w:after="0"/>
+              <w:jc w:val="center"/>
+            </w:pPr>
+            <w:r>
+              <w:rPr>
+                <w:rFonts w:ascii="Times New Roman" w:hAnsi="Times New Roman"/>
+                <w:sz w:val="20"/>
+              </w:rPr>
+              <w:t xml:space="preserve">IVW</w:t>
+            </w:r>
+          </w:p>
+        </w:tc>
+        <w:tc>
+          <w:tcPr>
+            <w:tcW w:type="dxa" w:w="4534"/>
+            <w:vAlign w:val="center"/>
+            <w:tcMar>
+              <w:top w:w="80" w:type="dxa"/>
+              <w:bottom w:w="80" w:type="dxa"/>
+              <w:left w:w="80" w:type="dxa"/>
+              <w:right w:w="80" w:type="dxa"/>
+            </w:tcMar>
+          </w:tcPr>
+          <w:p>
+            <w:pPr>
+              <w:keepNext w:val="0"/>
+              <w:spacing w:line="252" w:lineRule="auto" w:before="0" w:after="0"/>
+              <w:jc w:val="center"/>
+            </w:pPr>
+            <w:r>
+              <w:rPr>
+                <w:rFonts w:ascii="Times New Roman" w:hAnsi="Times New Roman"/>
+                <w:sz w:val="20"/>
+              </w:rPr>
+              <w:t xml:space="preserve">1.488 (0.961–2.304)</w:t>
+            </w:r>
+          </w:p>
+        </w:tc>
+        <w:tc>
+          <w:tcPr>
+            <w:tcW w:type="dxa" w:w="2105"/>
+            <w:vAlign w:val="center"/>
+            <w:tcMar>
+              <w:top w:w="80" w:type="dxa"/>
+              <w:bottom w:w="80" w:type="dxa"/>
+              <w:left w:w="80" w:type="dxa"/>
+              <w:right w:w="80" w:type="dxa"/>
+            </w:tcMar>
+          </w:tcPr>
+          <w:p>
+            <w:pPr>
+              <w:keepNext w:val="0"/>
+              <w:spacing w:line="252" w:lineRule="auto" w:before="0" w:after="0"/>
+              <w:jc w:val="center"/>
+            </w:pPr>
+            <w:r>
+              <w:rPr>
+                <w:rFonts w:ascii="Times New Roman" w:hAnsi="Times New Roman"/>
+                <w:b w:val="0"/>
+                <w:sz w:val="20"/>
+              </w:rPr>
+              <w:t xml:space="preserve">0.0751</w:t>
+            </w:r>
+          </w:p>
+        </w:tc>
+      </w:tr>
+      <w:tr>
+        <w:trPr>
+          <w:cantSplit/>
+        </w:trPr>
+        <w:tc>
+          <w:tcPr>
+            <w:tcW w:type="dxa" w:w="1134"/>
+            <w:vAlign w:val="center"/>
+            <w:tcMar>
+              <w:top w:w="80" w:type="dxa"/>
+              <w:bottom w:w="80" w:type="dxa"/>
+              <w:left w:w="80" w:type="dxa"/>
+              <w:right w:w="80" w:type="dxa"/>
+            </w:tcMar>
+          </w:tcPr>
+          <w:p>
+            <w:pPr>
+              <w:keepNext w:val="0"/>
+              <w:spacing w:line="252" w:lineRule="auto" w:before="0" w:after="0"/>
+              <w:jc w:val="left"/>
+            </w:pPr>
+            <w:r>
+              <w:rPr>
+                <w:rFonts w:ascii="Times New Roman" w:hAnsi="Times New Roman"/>
+                <w:i/>
+                <w:iCs/>
+                <w:sz w:val="20"/>
+              </w:rPr>
+              <w:t xml:space="preserve">IGF1R</w:t>
+            </w:r>
+          </w:p>
+        </w:tc>
+        <w:tc>
+          <w:tcPr>
+            <w:tcW w:type="dxa" w:w="1296"/>
+            <w:vAlign w:val="center"/>
+            <w:tcMar>
+              <w:top w:w="80" w:type="dxa"/>
+              <w:bottom w:w="80" w:type="dxa"/>
+              <w:left w:w="80" w:type="dxa"/>
+              <w:right w:w="80" w:type="dxa"/>
+            </w:tcMar>
+          </w:tcPr>
+          <w:p>
+            <w:pPr>
+              <w:keepNext w:val="0"/>
+              <w:spacing w:line="252" w:lineRule="auto" w:before="0" w:after="0"/>
+              <w:jc w:val="left"/>
+            </w:pPr>
+            <w:r>
+              <w:rPr>
+                <w:rFonts w:ascii="Times New Roman" w:hAnsi="Times New Roman"/>
+                <w:sz w:val="20"/>
+              </w:rPr>
+              <w:t xml:space="preserve">BBJ</w:t>
+            </w:r>
+          </w:p>
+        </w:tc>
+        <w:tc>
+          <w:tcPr>
+            <w:tcW w:type="dxa" w:w="2267"/>
+            <w:vAlign w:val="center"/>
+            <w:tcMar>
+              <w:top w:w="80" w:type="dxa"/>
+              <w:bottom w:w="80" w:type="dxa"/>
+              <w:left w:w="80" w:type="dxa"/>
+              <w:right w:w="80" w:type="dxa"/>
+            </w:tcMar>
+          </w:tcPr>
+          <w:p>
+            <w:pPr>
+              <w:keepNext w:val="0"/>
+              <w:spacing w:line="252" w:lineRule="auto" w:before="0" w:after="0"/>
+              <w:jc w:val="center"/>
+            </w:pPr>
+            <w:r>
+              <w:rPr>
+                <w:rFonts w:ascii="Times New Roman" w:hAnsi="Times New Roman"/>
+                <w:sz w:val="20"/>
+              </w:rPr>
+              <w:t xml:space="preserve">rs59467480</w:t>
+            </w:r>
+          </w:p>
+        </w:tc>
+        <w:tc>
+          <w:tcPr>
+            <w:tcW w:type="dxa" w:w="1538"/>
+            <w:vAlign w:val="center"/>
+            <w:tcMar>
+              <w:top w:w="80" w:type="dxa"/>
+              <w:bottom w:w="80" w:type="dxa"/>
+              <w:left w:w="80" w:type="dxa"/>
+              <w:right w:w="80" w:type="dxa"/>
+            </w:tcMar>
+          </w:tcPr>
+          <w:p>
+            <w:pPr>
+              <w:keepNext w:val="0"/>
+              <w:spacing w:line="252" w:lineRule="auto" w:before="0" w:after="0"/>
+              <w:jc w:val="center"/>
+            </w:pPr>
+            <w:r>
+              <w:rPr>
+                <w:rFonts w:ascii="Times New Roman" w:hAnsi="Times New Roman"/>
+                <w:sz w:val="20"/>
+              </w:rPr>
+              <w:t xml:space="preserve">3</w:t>
+            </w:r>
+          </w:p>
+        </w:tc>
+        <w:tc>
+          <w:tcPr>
+            <w:tcW w:type="dxa" w:w="1943"/>
+            <w:vAlign w:val="center"/>
+            <w:tcMar>
+              <w:top w:w="80" w:type="dxa"/>
+              <w:bottom w:w="80" w:type="dxa"/>
+              <w:left w:w="80" w:type="dxa"/>
+              <w:right w:w="80" w:type="dxa"/>
+            </w:tcMar>
+          </w:tcPr>
+          <w:p>
+            <w:pPr>
+              <w:keepNext w:val="0"/>
+              <w:spacing w:line="252" w:lineRule="auto" w:before="0" w:after="0"/>
+              <w:jc w:val="center"/>
+            </w:pPr>
+            <w:r>
+              <w:rPr>
+                <w:rFonts w:ascii="Times New Roman" w:hAnsi="Times New Roman"/>
+                <w:sz w:val="20"/>
+              </w:rPr>
+              <w:t xml:space="preserve">IVW</w:t>
+            </w:r>
+          </w:p>
+        </w:tc>
+        <w:tc>
+          <w:tcPr>
+            <w:tcW w:type="dxa" w:w="4534"/>
+            <w:vAlign w:val="center"/>
+            <w:tcMar>
+              <w:top w:w="80" w:type="dxa"/>
+              <w:bottom w:w="80" w:type="dxa"/>
+              <w:left w:w="80" w:type="dxa"/>
+              <w:right w:w="80" w:type="dxa"/>
+            </w:tcMar>
+          </w:tcPr>
+          <w:p>
+            <w:pPr>
+              <w:keepNext w:val="0"/>
+              <w:spacing w:line="252" w:lineRule="auto" w:before="0" w:after="0"/>
+              <w:jc w:val="center"/>
+            </w:pPr>
+            <w:r>
+              <w:rPr>
+                <w:rFonts w:ascii="Times New Roman" w:hAnsi="Times New Roman"/>
+                <w:sz w:val="20"/>
+              </w:rPr>
+              <w:t xml:space="preserve">1.503 (1.000–2.261)</w:t>
+            </w:r>
+          </w:p>
+        </w:tc>
+        <w:tc>
+          <w:tcPr>
+            <w:tcW w:type="dxa" w:w="2105"/>
+            <w:vAlign w:val="center"/>
+            <w:tcMar>
+              <w:top w:w="80" w:type="dxa"/>
+              <w:bottom w:w="80" w:type="dxa"/>
+              <w:left w:w="80" w:type="dxa"/>
+              <w:right w:w="80" w:type="dxa"/>
+            </w:tcMar>
+          </w:tcPr>
+          <w:p>
+            <w:pPr>
+              <w:keepNext w:val="0"/>
+              <w:spacing w:line="252" w:lineRule="auto" w:before="0" w:after="0"/>
+              <w:jc w:val="center"/>
+            </w:pPr>
+            <w:r>
+              <w:rPr>
+                <w:rFonts w:ascii="Times New Roman" w:hAnsi="Times New Roman"/>
+                <w:b w:val="0"/>
+                <w:sz w:val="20"/>
+              </w:rPr>
+              <w:t xml:space="preserve">0.0503</w:t>
+            </w:r>
+          </w:p>
+        </w:tc>
+      </w:tr>
+      <w:tr>
+        <w:trPr>
+          <w:cantSplit/>
+        </w:trPr>
+        <w:tc>
+          <w:tcPr>
+            <w:tcW w:type="dxa" w:w="1134"/>
+            <w:vAlign w:val="center"/>
+            <w:tcMar>
+              <w:top w:w="80" w:type="dxa"/>
+              <w:bottom w:w="80" w:type="dxa"/>
+              <w:left w:w="80" w:type="dxa"/>
+              <w:right w:w="80" w:type="dxa"/>
+            </w:tcMar>
+          </w:tcPr>
+          <w:p>
+            <w:pPr>
+              <w:keepNext w:val="0"/>
+              <w:spacing w:line="252" w:lineRule="auto" w:before="0" w:after="0"/>
+              <w:jc w:val="left"/>
+            </w:pPr>
+            <w:r>
+              <w:rPr>
+                <w:rFonts w:ascii="Times New Roman" w:hAnsi="Times New Roman"/>
+                <w:i/>
+                <w:iCs/>
+                <w:sz w:val="20"/>
+              </w:rPr>
+              <w:t xml:space="preserve">IGF1R</w:t>
+            </w:r>
+          </w:p>
+        </w:tc>
+        <w:tc>
+          <w:tcPr>
+            <w:tcW w:type="dxa" w:w="1296"/>
+            <w:vAlign w:val="center"/>
+            <w:tcMar>
+              <w:top w:w="80" w:type="dxa"/>
+              <w:bottom w:w="80" w:type="dxa"/>
+              <w:left w:w="80" w:type="dxa"/>
+              <w:right w:w="80" w:type="dxa"/>
+            </w:tcMar>
+          </w:tcPr>
+          <w:p>
+            <w:pPr>
+              <w:keepNext w:val="0"/>
+              <w:spacing w:line="252" w:lineRule="auto" w:before="0" w:after="0"/>
+              <w:jc w:val="left"/>
+            </w:pPr>
+            <w:r>
+              <w:rPr>
+                <w:rFonts w:ascii="Times New Roman" w:hAnsi="Times New Roman"/>
+                <w:sz w:val="20"/>
+              </w:rPr>
+              <w:t xml:space="preserve">BBJ</w:t>
+            </w:r>
+          </w:p>
+        </w:tc>
+        <w:tc>
+          <w:tcPr>
+            <w:tcW w:type="dxa" w:w="2267"/>
+            <w:vAlign w:val="center"/>
+            <w:tcMar>
+              <w:top w:w="80" w:type="dxa"/>
+              <w:bottom w:w="80" w:type="dxa"/>
+              <w:left w:w="80" w:type="dxa"/>
+              <w:right w:w="80" w:type="dxa"/>
+            </w:tcMar>
+          </w:tcPr>
+          <w:p>
+            <w:pPr>
+              <w:keepNext w:val="0"/>
+              <w:spacing w:line="252" w:lineRule="auto" w:before="0" w:after="0"/>
+              <w:jc w:val="center"/>
+            </w:pPr>
+            <w:r>
+              <w:rPr>
+                <w:rFonts w:ascii="Times New Roman" w:hAnsi="Times New Roman"/>
+                <w:sz w:val="20"/>
+              </w:rPr>
+              <w:t xml:space="preserve">rs7181339</w:t>
+            </w:r>
+          </w:p>
+        </w:tc>
+        <w:tc>
+          <w:tcPr>
+            <w:tcW w:type="dxa" w:w="1538"/>
+            <w:vAlign w:val="center"/>
+            <w:tcMar>
+              <w:top w:w="80" w:type="dxa"/>
+              <w:bottom w:w="80" w:type="dxa"/>
+              <w:left w:w="80" w:type="dxa"/>
+              <w:right w:w="80" w:type="dxa"/>
+            </w:tcMar>
+          </w:tcPr>
+          <w:p>
+            <w:pPr>
+              <w:keepNext w:val="0"/>
+              <w:spacing w:line="252" w:lineRule="auto" w:before="0" w:after="0"/>
+              <w:jc w:val="center"/>
+            </w:pPr>
+            <w:r>
+              <w:rPr>
+                <w:rFonts w:ascii="Times New Roman" w:hAnsi="Times New Roman"/>
+                <w:sz w:val="20"/>
+              </w:rPr>
+              <w:t xml:space="preserve">3</w:t>
+            </w:r>
+          </w:p>
+        </w:tc>
+        <w:tc>
+          <w:tcPr>
+            <w:tcW w:type="dxa" w:w="1943"/>
+            <w:vAlign w:val="center"/>
+            <w:tcMar>
+              <w:top w:w="80" w:type="dxa"/>
+              <w:bottom w:w="80" w:type="dxa"/>
+              <w:left w:w="80" w:type="dxa"/>
+              <w:right w:w="80" w:type="dxa"/>
+            </w:tcMar>
+          </w:tcPr>
+          <w:p>
+            <w:pPr>
+              <w:keepNext w:val="0"/>
+              <w:spacing w:line="252" w:lineRule="auto" w:before="0" w:after="0"/>
+              <w:jc w:val="center"/>
+            </w:pPr>
+            <w:r>
+              <w:rPr>
+                <w:rFonts w:ascii="Times New Roman" w:hAnsi="Times New Roman"/>
+                <w:sz w:val="20"/>
+              </w:rPr>
+              <w:t xml:space="preserve">IVW</w:t>
+            </w:r>
+          </w:p>
+        </w:tc>
+        <w:tc>
+          <w:tcPr>
+            <w:tcW w:type="dxa" w:w="4534"/>
+            <w:vAlign w:val="center"/>
+            <w:tcMar>
+              <w:top w:w="80" w:type="dxa"/>
+              <w:bottom w:w="80" w:type="dxa"/>
+              <w:left w:w="80" w:type="dxa"/>
+              <w:right w:w="80" w:type="dxa"/>
+            </w:tcMar>
+          </w:tcPr>
+          <w:p>
+            <w:pPr>
+              <w:keepNext w:val="0"/>
+              <w:spacing w:line="252" w:lineRule="auto" w:before="0" w:after="0"/>
+              <w:jc w:val="center"/>
+            </w:pPr>
+            <w:r>
+              <w:rPr>
+                <w:rFonts w:ascii="Times New Roman" w:hAnsi="Times New Roman"/>
+                <w:sz w:val="20"/>
+              </w:rPr>
+              <w:t xml:space="preserve">1.830 (1.017–3.295)</w:t>
+            </w:r>
+          </w:p>
+        </w:tc>
+        <w:tc>
+          <w:tcPr>
+            <w:tcW w:type="dxa" w:w="2105"/>
+            <w:vAlign w:val="center"/>
+            <w:tcMar>
+              <w:top w:w="80" w:type="dxa"/>
+              <w:bottom w:w="80" w:type="dxa"/>
+              <w:left w:w="80" w:type="dxa"/>
+              <w:right w:w="80" w:type="dxa"/>
+            </w:tcMar>
+          </w:tcPr>
+          <w:p>
+            <w:pPr>
+              <w:keepNext w:val="0"/>
+              <w:spacing w:line="252" w:lineRule="auto" w:before="0" w:after="0"/>
+              <w:jc w:val="center"/>
+            </w:pPr>
+            <w:r>
+              <w:rPr>
+                <w:rFonts w:ascii="Times New Roman" w:hAnsi="Times New Roman"/>
+                <w:b/>
+                <w:sz w:val="20"/>
+              </w:rPr>
+              <w:t xml:space="preserve">0.0439</w:t>
+            </w:r>
+          </w:p>
+        </w:tc>
+      </w:tr>
+      <w:tr>
+        <w:trPr>
+          <w:cantSplit/>
+        </w:trPr>
+        <w:tc>
+          <w:tcPr>
+            <w:tcW w:type="dxa" w:w="1134"/>
+            <w:vAlign w:val="center"/>
+            <w:tcMar>
+              <w:top w:w="80" w:type="dxa"/>
+              <w:bottom w:w="80" w:type="dxa"/>
+              <w:left w:w="80" w:type="dxa"/>
+              <w:right w:w="80" w:type="dxa"/>
+            </w:tcMar>
+          </w:tcPr>
+          <w:p>
+            <w:pPr>
+              <w:keepNext w:val="0"/>
+              <w:spacing w:line="252" w:lineRule="auto" w:before="0" w:after="0"/>
+              <w:jc w:val="left"/>
+            </w:pPr>
+            <w:r>
+              <w:rPr>
+                <w:rFonts w:ascii="Times New Roman" w:hAnsi="Times New Roman"/>
+                <w:i/>
+                <w:iCs/>
+                <w:sz w:val="20"/>
+              </w:rPr>
+              <w:t xml:space="preserve">IGF1R</w:t>
+            </w:r>
+          </w:p>
+        </w:tc>
+        <w:tc>
+          <w:tcPr>
+            <w:tcW w:type="dxa" w:w="1296"/>
+            <w:vAlign w:val="center"/>
+            <w:tcMar>
+              <w:top w:w="80" w:type="dxa"/>
+              <w:bottom w:w="80" w:type="dxa"/>
+              <w:left w:w="80" w:type="dxa"/>
+              <w:right w:w="80" w:type="dxa"/>
+            </w:tcMar>
+          </w:tcPr>
+          <w:p>
+            <w:pPr>
+              <w:keepNext w:val="0"/>
+              <w:spacing w:line="252" w:lineRule="auto" w:before="0" w:after="0"/>
+              <w:jc w:val="left"/>
+            </w:pPr>
+            <w:r>
+              <w:rPr>
+                <w:rFonts w:ascii="Times New Roman" w:hAnsi="Times New Roman"/>
+                <w:sz w:val="20"/>
+              </w:rPr>
+              <w:t xml:space="preserve">UKB</w:t>
+            </w:r>
+          </w:p>
+        </w:tc>
+        <w:tc>
+          <w:tcPr>
+            <w:tcW w:type="dxa" w:w="2267"/>
+            <w:vAlign w:val="center"/>
+            <w:tcMar>
+              <w:top w:w="80" w:type="dxa"/>
+              <w:bottom w:w="80" w:type="dxa"/>
+              <w:left w:w="80" w:type="dxa"/>
+              <w:right w:w="80" w:type="dxa"/>
+            </w:tcMar>
+          </w:tcPr>
+          <w:p>
+            <w:pPr>
+              <w:keepNext w:val="0"/>
+              <w:spacing w:line="252" w:lineRule="auto" w:before="0" w:after="0"/>
+              <w:jc w:val="center"/>
+            </w:pPr>
+            <w:r>
+              <w:rPr>
+                <w:rFonts w:ascii="Times New Roman" w:hAnsi="Times New Roman"/>
+                <w:sz w:val="20"/>
+              </w:rPr>
+              <w:t xml:space="preserve">rs117212126</w:t>
+            </w:r>
+          </w:p>
+        </w:tc>
+        <w:tc>
+          <w:tcPr>
+            <w:tcW w:type="dxa" w:w="1538"/>
+            <w:vAlign w:val="center"/>
+            <w:tcMar>
+              <w:top w:w="80" w:type="dxa"/>
+              <w:bottom w:w="80" w:type="dxa"/>
+              <w:left w:w="80" w:type="dxa"/>
+              <w:right w:w="80" w:type="dxa"/>
+            </w:tcMar>
+          </w:tcPr>
+          <w:p>
+            <w:pPr>
+              <w:keepNext w:val="0"/>
+              <w:spacing w:line="252" w:lineRule="auto" w:before="0" w:after="0"/>
+              <w:jc w:val="center"/>
+            </w:pPr>
+            <w:r>
+              <w:rPr>
+                <w:rFonts w:ascii="Times New Roman" w:hAnsi="Times New Roman"/>
+                <w:sz w:val="20"/>
+              </w:rPr>
+              <w:t xml:space="preserve">3</w:t>
+            </w:r>
+          </w:p>
+        </w:tc>
+        <w:tc>
+          <w:tcPr>
+            <w:tcW w:type="dxa" w:w="1943"/>
+            <w:vAlign w:val="center"/>
+            <w:tcMar>
+              <w:top w:w="80" w:type="dxa"/>
+              <w:bottom w:w="80" w:type="dxa"/>
+              <w:left w:w="80" w:type="dxa"/>
+              <w:right w:w="80" w:type="dxa"/>
+            </w:tcMar>
+          </w:tcPr>
+          <w:p>
+            <w:pPr>
+              <w:keepNext w:val="0"/>
+              <w:spacing w:line="252" w:lineRule="auto" w:before="0" w:after="0"/>
+              <w:jc w:val="center"/>
+            </w:pPr>
+            <w:r>
+              <w:rPr>
+                <w:rFonts w:ascii="Times New Roman" w:hAnsi="Times New Roman"/>
+                <w:sz w:val="20"/>
+              </w:rPr>
+              <w:t xml:space="preserve">IVW</w:t>
+            </w:r>
+          </w:p>
+        </w:tc>
+        <w:tc>
+          <w:tcPr>
+            <w:tcW w:type="dxa" w:w="4534"/>
+            <w:vAlign w:val="center"/>
+            <w:tcMar>
+              <w:top w:w="80" w:type="dxa"/>
+              <w:bottom w:w="80" w:type="dxa"/>
+              <w:left w:w="80" w:type="dxa"/>
+              <w:right w:w="80" w:type="dxa"/>
+            </w:tcMar>
+          </w:tcPr>
+          <w:p>
+            <w:pPr>
+              <w:keepNext w:val="0"/>
+              <w:spacing w:line="252" w:lineRule="auto" w:before="0" w:after="0"/>
+              <w:jc w:val="center"/>
+            </w:pPr>
+            <w:r>
+              <w:rPr>
+                <w:rFonts w:ascii="Times New Roman" w:hAnsi="Times New Roman"/>
+                <w:sz w:val="20"/>
+              </w:rPr>
+              <w:t xml:space="preserve">1.353 (0.996–1.837)</w:t>
+            </w:r>
+          </w:p>
+        </w:tc>
+        <w:tc>
+          <w:tcPr>
+            <w:tcW w:type="dxa" w:w="2105"/>
+            <w:vAlign w:val="center"/>
+            <w:tcMar>
+              <w:top w:w="80" w:type="dxa"/>
+              <w:bottom w:w="80" w:type="dxa"/>
+              <w:left w:w="80" w:type="dxa"/>
+              <w:right w:w="80" w:type="dxa"/>
+            </w:tcMar>
+          </w:tcPr>
+          <w:p>
+            <w:pPr>
+              <w:keepNext w:val="0"/>
+              <w:spacing w:line="252" w:lineRule="auto" w:before="0" w:after="0"/>
+              <w:jc w:val="center"/>
+            </w:pPr>
+            <w:r>
+              <w:rPr>
+                <w:rFonts w:ascii="Times New Roman" w:hAnsi="Times New Roman"/>
+                <w:b w:val="0"/>
+                <w:sz w:val="20"/>
+              </w:rPr>
+              <w:t xml:space="preserve">0.0529</w:t>
+            </w:r>
+          </w:p>
+        </w:tc>
+      </w:tr>
+      <w:tr>
+        <w:trPr>
+          <w:cantSplit/>
+        </w:trPr>
+        <w:tc>
+          <w:tcPr>
+            <w:tcW w:type="dxa" w:w="1134"/>
+            <w:vAlign w:val="center"/>
+            <w:tcMar>
+              <w:top w:w="80" w:type="dxa"/>
+              <w:bottom w:w="80" w:type="dxa"/>
+              <w:left w:w="80" w:type="dxa"/>
+              <w:right w:w="80" w:type="dxa"/>
+            </w:tcMar>
+          </w:tcPr>
+          <w:p>
+            <w:pPr>
+              <w:keepNext w:val="0"/>
+              <w:spacing w:line="252" w:lineRule="auto" w:before="0" w:after="0"/>
+              <w:jc w:val="left"/>
+            </w:pPr>
+            <w:r>
+              <w:rPr>
+                <w:rFonts w:ascii="Times New Roman" w:hAnsi="Times New Roman"/>
+                <w:i/>
+                <w:iCs/>
+                <w:sz w:val="20"/>
+              </w:rPr>
+              <w:t xml:space="preserve">IGF1R</w:t>
+            </w:r>
+          </w:p>
+        </w:tc>
+        <w:tc>
+          <w:tcPr>
+            <w:tcW w:type="dxa" w:w="1296"/>
+            <w:vAlign w:val="center"/>
+            <w:tcMar>
+              <w:top w:w="80" w:type="dxa"/>
+              <w:bottom w:w="80" w:type="dxa"/>
+              <w:left w:w="80" w:type="dxa"/>
+              <w:right w:w="80" w:type="dxa"/>
+            </w:tcMar>
+          </w:tcPr>
+          <w:p>
+            <w:pPr>
+              <w:keepNext w:val="0"/>
+              <w:spacing w:line="252" w:lineRule="auto" w:before="0" w:after="0"/>
+              <w:jc w:val="left"/>
+            </w:pPr>
+            <w:r>
+              <w:rPr>
+                <w:rFonts w:ascii="Times New Roman" w:hAnsi="Times New Roman"/>
+                <w:sz w:val="20"/>
+              </w:rPr>
+              <w:t xml:space="preserve">UKB</w:t>
+            </w:r>
+          </w:p>
+        </w:tc>
+        <w:tc>
+          <w:tcPr>
+            <w:tcW w:type="dxa" w:w="2267"/>
+            <w:vAlign w:val="center"/>
+            <w:tcMar>
+              <w:top w:w="80" w:type="dxa"/>
+              <w:bottom w:w="80" w:type="dxa"/>
+              <w:left w:w="80" w:type="dxa"/>
+              <w:right w:w="80" w:type="dxa"/>
+            </w:tcMar>
+          </w:tcPr>
+          <w:p>
+            <w:pPr>
+              <w:keepNext w:val="0"/>
+              <w:spacing w:line="252" w:lineRule="auto" w:before="0" w:after="0"/>
+              <w:jc w:val="center"/>
+            </w:pPr>
+            <w:r>
+              <w:rPr>
+                <w:rFonts w:ascii="Times New Roman" w:hAnsi="Times New Roman"/>
+                <w:sz w:val="20"/>
+              </w:rPr>
+              <w:t xml:space="preserve">rs2654980</w:t>
+            </w:r>
+          </w:p>
+        </w:tc>
+        <w:tc>
+          <w:tcPr>
+            <w:tcW w:type="dxa" w:w="1538"/>
+            <w:vAlign w:val="center"/>
+            <w:tcMar>
+              <w:top w:w="80" w:type="dxa"/>
+              <w:bottom w:w="80" w:type="dxa"/>
+              <w:left w:w="80" w:type="dxa"/>
+              <w:right w:w="80" w:type="dxa"/>
+            </w:tcMar>
+          </w:tcPr>
+          <w:p>
+            <w:pPr>
+              <w:keepNext w:val="0"/>
+              <w:spacing w:line="252" w:lineRule="auto" w:before="0" w:after="0"/>
+              <w:jc w:val="center"/>
+            </w:pPr>
+            <w:r>
+              <w:rPr>
+                <w:rFonts w:ascii="Times New Roman" w:hAnsi="Times New Roman"/>
+                <w:sz w:val="20"/>
+              </w:rPr>
+              <w:t xml:space="preserve">3</w:t>
+            </w:r>
+          </w:p>
+        </w:tc>
+        <w:tc>
+          <w:tcPr>
+            <w:tcW w:type="dxa" w:w="1943"/>
+            <w:vAlign w:val="center"/>
+            <w:tcMar>
+              <w:top w:w="80" w:type="dxa"/>
+              <w:bottom w:w="80" w:type="dxa"/>
+              <w:left w:w="80" w:type="dxa"/>
+              <w:right w:w="80" w:type="dxa"/>
+            </w:tcMar>
+          </w:tcPr>
+          <w:p>
+            <w:pPr>
+              <w:keepNext w:val="0"/>
+              <w:spacing w:line="252" w:lineRule="auto" w:before="0" w:after="0"/>
+              <w:jc w:val="center"/>
+            </w:pPr>
+            <w:r>
+              <w:rPr>
+                <w:rFonts w:ascii="Times New Roman" w:hAnsi="Times New Roman"/>
+                <w:sz w:val="20"/>
+              </w:rPr>
+              <w:t xml:space="preserve">IVW</w:t>
+            </w:r>
+          </w:p>
+        </w:tc>
+        <w:tc>
+          <w:tcPr>
+            <w:tcW w:type="dxa" w:w="4534"/>
+            <w:vAlign w:val="center"/>
+            <w:tcMar>
+              <w:top w:w="80" w:type="dxa"/>
+              <w:bottom w:w="80" w:type="dxa"/>
+              <w:left w:w="80" w:type="dxa"/>
+              <w:right w:w="80" w:type="dxa"/>
+            </w:tcMar>
+          </w:tcPr>
+          <w:p>
+            <w:pPr>
+              <w:keepNext w:val="0"/>
+              <w:spacing w:line="252" w:lineRule="auto" w:before="0" w:after="0"/>
+              <w:jc w:val="center"/>
+            </w:pPr>
+            <w:r>
+              <w:rPr>
+                <w:rFonts w:ascii="Times New Roman" w:hAnsi="Times New Roman"/>
+                <w:sz w:val="20"/>
+              </w:rPr>
+              <w:t xml:space="preserve">1.157 (0.780–1.715)</w:t>
+            </w:r>
+          </w:p>
+        </w:tc>
+        <w:tc>
+          <w:tcPr>
+            <w:tcW w:type="dxa" w:w="2105"/>
+            <w:vAlign w:val="center"/>
+            <w:tcMar>
+              <w:top w:w="80" w:type="dxa"/>
+              <w:bottom w:w="80" w:type="dxa"/>
+              <w:left w:w="80" w:type="dxa"/>
+              <w:right w:w="80" w:type="dxa"/>
+            </w:tcMar>
+          </w:tcPr>
+          <w:p>
+            <w:pPr>
+              <w:keepNext w:val="0"/>
+              <w:spacing w:line="252" w:lineRule="auto" w:before="0" w:after="0"/>
+              <w:jc w:val="center"/>
+            </w:pPr>
+            <w:r>
+              <w:rPr>
+                <w:rFonts w:ascii="Times New Roman" w:hAnsi="Times New Roman"/>
+                <w:b w:val="0"/>
+                <w:sz w:val="20"/>
+              </w:rPr>
+              <w:t xml:space="preserve">0.468</w:t>
+            </w:r>
+          </w:p>
+        </w:tc>
+      </w:tr>
+      <w:tr>
+        <w:trPr>
+          <w:cantSplit/>
+        </w:trPr>
+        <w:tc>
+          <w:tcPr>
+            <w:tcW w:type="dxa" w:w="1134"/>
+            <w:vAlign w:val="center"/>
+            <w:tcMar>
+              <w:top w:w="80" w:type="dxa"/>
+              <w:bottom w:w="80" w:type="dxa"/>
+              <w:left w:w="80" w:type="dxa"/>
+              <w:right w:w="80" w:type="dxa"/>
+            </w:tcMar>
+          </w:tcPr>
+          <w:p>
+            <w:pPr>
+              <w:keepNext w:val="0"/>
+              <w:spacing w:line="252" w:lineRule="auto" w:before="0" w:after="0"/>
+              <w:jc w:val="left"/>
+            </w:pPr>
+            <w:r>
+              <w:rPr>
+                <w:rFonts w:ascii="Times New Roman" w:hAnsi="Times New Roman"/>
+                <w:i/>
+                <w:iCs/>
+                <w:sz w:val="20"/>
+              </w:rPr>
+              <w:t xml:space="preserve">IGF1R</w:t>
+            </w:r>
+          </w:p>
+        </w:tc>
+        <w:tc>
+          <w:tcPr>
+            <w:tcW w:type="dxa" w:w="1296"/>
+            <w:vAlign w:val="center"/>
+            <w:tcMar>
+              <w:top w:w="80" w:type="dxa"/>
+              <w:bottom w:w="80" w:type="dxa"/>
+              <w:left w:w="80" w:type="dxa"/>
+              <w:right w:w="80" w:type="dxa"/>
+            </w:tcMar>
+          </w:tcPr>
+          <w:p>
+            <w:pPr>
+              <w:keepNext w:val="0"/>
+              <w:spacing w:line="252" w:lineRule="auto" w:before="0" w:after="0"/>
+              <w:jc w:val="left"/>
+            </w:pPr>
+            <w:r>
+              <w:rPr>
+                <w:rFonts w:ascii="Times New Roman" w:hAnsi="Times New Roman"/>
+                <w:sz w:val="20"/>
+              </w:rPr>
+              <w:t xml:space="preserve">UKB</w:t>
+            </w:r>
+          </w:p>
+        </w:tc>
+        <w:tc>
+          <w:tcPr>
+            <w:tcW w:type="dxa" w:w="2267"/>
+            <w:vAlign w:val="center"/>
+            <w:tcMar>
+              <w:top w:w="80" w:type="dxa"/>
+              <w:bottom w:w="80" w:type="dxa"/>
+              <w:left w:w="80" w:type="dxa"/>
+              <w:right w:w="80" w:type="dxa"/>
+            </w:tcMar>
+          </w:tcPr>
+          <w:p>
+            <w:pPr>
+              <w:keepNext w:val="0"/>
+              <w:spacing w:line="252" w:lineRule="auto" w:before="0" w:after="0"/>
+              <w:jc w:val="center"/>
+            </w:pPr>
+            <w:r>
+              <w:rPr>
+                <w:rFonts w:ascii="Times New Roman" w:hAnsi="Times New Roman"/>
+                <w:sz w:val="20"/>
+              </w:rPr>
+              <w:t xml:space="preserve">rs59467480</w:t>
+            </w:r>
+          </w:p>
+        </w:tc>
+        <w:tc>
+          <w:tcPr>
+            <w:tcW w:type="dxa" w:w="1538"/>
+            <w:vAlign w:val="center"/>
+            <w:tcMar>
+              <w:top w:w="80" w:type="dxa"/>
+              <w:bottom w:w="80" w:type="dxa"/>
+              <w:left w:w="80" w:type="dxa"/>
+              <w:right w:w="80" w:type="dxa"/>
+            </w:tcMar>
+          </w:tcPr>
+          <w:p>
+            <w:pPr>
+              <w:keepNext w:val="0"/>
+              <w:spacing w:line="252" w:lineRule="auto" w:before="0" w:after="0"/>
+              <w:jc w:val="center"/>
+            </w:pPr>
+            <w:r>
+              <w:rPr>
+                <w:rFonts w:ascii="Times New Roman" w:hAnsi="Times New Roman"/>
+                <w:sz w:val="20"/>
+              </w:rPr>
+              <w:t xml:space="preserve">3</w:t>
+            </w:r>
+          </w:p>
+        </w:tc>
+        <w:tc>
+          <w:tcPr>
+            <w:tcW w:type="dxa" w:w="1943"/>
+            <w:vAlign w:val="center"/>
+            <w:tcMar>
+              <w:top w:w="80" w:type="dxa"/>
+              <w:bottom w:w="80" w:type="dxa"/>
+              <w:left w:w="80" w:type="dxa"/>
+              <w:right w:w="80" w:type="dxa"/>
+            </w:tcMar>
+          </w:tcPr>
+          <w:p>
+            <w:pPr>
+              <w:keepNext w:val="0"/>
+              <w:spacing w:line="252" w:lineRule="auto" w:before="0" w:after="0"/>
+              <w:jc w:val="center"/>
+            </w:pPr>
+            <w:r>
+              <w:rPr>
+                <w:rFonts w:ascii="Times New Roman" w:hAnsi="Times New Roman"/>
+                <w:sz w:val="20"/>
+              </w:rPr>
+              <w:t xml:space="preserve">IVW</w:t>
+            </w:r>
+          </w:p>
+        </w:tc>
+        <w:tc>
+          <w:tcPr>
+            <w:tcW w:type="dxa" w:w="4534"/>
+            <w:vAlign w:val="center"/>
+            <w:tcMar>
+              <w:top w:w="80" w:type="dxa"/>
+              <w:bottom w:w="80" w:type="dxa"/>
+              <w:left w:w="80" w:type="dxa"/>
+              <w:right w:w="80" w:type="dxa"/>
+            </w:tcMar>
+          </w:tcPr>
+          <w:p>
+            <w:pPr>
+              <w:keepNext w:val="0"/>
+              <w:spacing w:line="252" w:lineRule="auto" w:before="0" w:after="0"/>
+              <w:jc w:val="center"/>
+            </w:pPr>
+            <w:r>
+              <w:rPr>
+                <w:rFonts w:ascii="Times New Roman" w:hAnsi="Times New Roman"/>
+                <w:sz w:val="20"/>
+              </w:rPr>
+              <w:t xml:space="preserve">1.321 (1.014–1.721)</w:t>
+            </w:r>
+          </w:p>
+        </w:tc>
+        <w:tc>
+          <w:tcPr>
+            <w:tcW w:type="dxa" w:w="2105"/>
+            <w:vAlign w:val="center"/>
+            <w:tcMar>
+              <w:top w:w="80" w:type="dxa"/>
+              <w:bottom w:w="80" w:type="dxa"/>
+              <w:left w:w="80" w:type="dxa"/>
+              <w:right w:w="80" w:type="dxa"/>
+            </w:tcMar>
+          </w:tcPr>
+          <w:p>
+            <w:pPr>
+              <w:keepNext w:val="0"/>
+              <w:spacing w:line="252" w:lineRule="auto" w:before="0" w:after="0"/>
+              <w:jc w:val="center"/>
+            </w:pPr>
+            <w:r>
+              <w:rPr>
+                <w:rFonts w:ascii="Times New Roman" w:hAnsi="Times New Roman"/>
+                <w:b/>
+                <w:sz w:val="20"/>
+              </w:rPr>
+              <w:t xml:space="preserve">0.0389</w:t>
+            </w:r>
+          </w:p>
+        </w:tc>
+      </w:tr>
+      <w:tr>
+        <w:trPr>
+          <w:cantSplit/>
+        </w:trPr>
+        <w:tc>
+          <w:tcPr>
+            <w:tcW w:type="dxa" w:w="1134"/>
+            <w:vAlign w:val="center"/>
+            <w:tcMar>
+              <w:top w:w="80" w:type="dxa"/>
+              <w:bottom w:w="80" w:type="dxa"/>
+              <w:left w:w="80" w:type="dxa"/>
+              <w:right w:w="80" w:type="dxa"/>
+            </w:tcMar>
+          </w:tcPr>
+          <w:p>
+            <w:pPr>
+              <w:keepNext w:val="0"/>
+              <w:spacing w:line="252" w:lineRule="auto" w:before="0" w:after="0"/>
+              <w:jc w:val="left"/>
+            </w:pPr>
+            <w:r>
+              <w:rPr>
+                <w:rFonts w:ascii="Times New Roman" w:hAnsi="Times New Roman"/>
+                <w:i/>
+                <w:iCs/>
+                <w:sz w:val="20"/>
+              </w:rPr>
+              <w:t xml:space="preserve">IGF1R</w:t>
+            </w:r>
+          </w:p>
+        </w:tc>
+        <w:tc>
+          <w:tcPr>
+            <w:tcW w:type="dxa" w:w="1296"/>
+            <w:vAlign w:val="center"/>
+            <w:tcMar>
+              <w:top w:w="80" w:type="dxa"/>
+              <w:bottom w:w="80" w:type="dxa"/>
+              <w:left w:w="80" w:type="dxa"/>
+              <w:right w:w="80" w:type="dxa"/>
+            </w:tcMar>
+          </w:tcPr>
+          <w:p>
+            <w:pPr>
+              <w:keepNext w:val="0"/>
+              <w:spacing w:line="252" w:lineRule="auto" w:before="0" w:after="0"/>
+              <w:jc w:val="left"/>
+            </w:pPr>
+            <w:r>
+              <w:rPr>
+                <w:rFonts w:ascii="Times New Roman" w:hAnsi="Times New Roman"/>
+                <w:sz w:val="20"/>
+              </w:rPr>
+              <w:t xml:space="preserve">UKB</w:t>
+            </w:r>
+          </w:p>
+        </w:tc>
+        <w:tc>
+          <w:tcPr>
+            <w:tcW w:type="dxa" w:w="2267"/>
+            <w:vAlign w:val="center"/>
+            <w:tcMar>
+              <w:top w:w="80" w:type="dxa"/>
+              <w:bottom w:w="80" w:type="dxa"/>
+              <w:left w:w="80" w:type="dxa"/>
+              <w:right w:w="80" w:type="dxa"/>
+            </w:tcMar>
+          </w:tcPr>
+          <w:p>
+            <w:pPr>
+              <w:keepNext w:val="0"/>
+              <w:spacing w:line="252" w:lineRule="auto" w:before="0" w:after="0"/>
+              <w:jc w:val="center"/>
+            </w:pPr>
+            <w:r>
+              <w:rPr>
+                <w:rFonts w:ascii="Times New Roman" w:hAnsi="Times New Roman"/>
+                <w:sz w:val="20"/>
+              </w:rPr>
+              <w:t xml:space="preserve">rs7181339</w:t>
+            </w:r>
+          </w:p>
+        </w:tc>
+        <w:tc>
+          <w:tcPr>
+            <w:tcW w:type="dxa" w:w="1538"/>
+            <w:vAlign w:val="center"/>
+            <w:tcMar>
+              <w:top w:w="80" w:type="dxa"/>
+              <w:bottom w:w="80" w:type="dxa"/>
+              <w:left w:w="80" w:type="dxa"/>
+              <w:right w:w="80" w:type="dxa"/>
+            </w:tcMar>
+          </w:tcPr>
+          <w:p>
+            <w:pPr>
+              <w:keepNext w:val="0"/>
+              <w:spacing w:line="252" w:lineRule="auto" w:before="0" w:after="0"/>
+              <w:jc w:val="center"/>
+            </w:pPr>
+            <w:r>
+              <w:rPr>
+                <w:rFonts w:ascii="Times New Roman" w:hAnsi="Times New Roman"/>
+                <w:sz w:val="20"/>
+              </w:rPr>
+              <w:t xml:space="preserve">3</w:t>
+            </w:r>
+          </w:p>
+        </w:tc>
+        <w:tc>
+          <w:tcPr>
+            <w:tcW w:type="dxa" w:w="1943"/>
+            <w:vAlign w:val="center"/>
+            <w:tcMar>
+              <w:top w:w="80" w:type="dxa"/>
+              <w:bottom w:w="80" w:type="dxa"/>
+              <w:left w:w="80" w:type="dxa"/>
+              <w:right w:w="80" w:type="dxa"/>
+            </w:tcMar>
+          </w:tcPr>
+          <w:p>
+            <w:pPr>
+              <w:keepNext w:val="0"/>
+              <w:spacing w:line="252" w:lineRule="auto" w:before="0" w:after="0"/>
+              <w:jc w:val="center"/>
+            </w:pPr>
+            <w:r>
+              <w:rPr>
+                <w:rFonts w:ascii="Times New Roman" w:hAnsi="Times New Roman"/>
+                <w:sz w:val="20"/>
+              </w:rPr>
+              <w:t xml:space="preserve">IVW</w:t>
+            </w:r>
+          </w:p>
+        </w:tc>
+        <w:tc>
+          <w:tcPr>
+            <w:tcW w:type="dxa" w:w="4534"/>
+            <w:vAlign w:val="center"/>
+            <w:tcMar>
+              <w:top w:w="80" w:type="dxa"/>
+              <w:bottom w:w="80" w:type="dxa"/>
+              <w:left w:w="80" w:type="dxa"/>
+              <w:right w:w="80" w:type="dxa"/>
+            </w:tcMar>
+          </w:tcPr>
+          <w:p>
+            <w:pPr>
+              <w:keepNext w:val="0"/>
+              <w:spacing w:line="252" w:lineRule="auto" w:before="0" w:after="0"/>
+              <w:jc w:val="center"/>
+            </w:pPr>
+            <w:r>
+              <w:rPr>
+                <w:rFonts w:ascii="Times New Roman" w:hAnsi="Times New Roman"/>
+                <w:sz w:val="20"/>
+              </w:rPr>
+              <w:t xml:space="preserve">1.472 (1.183–1.832)</w:t>
+            </w:r>
+          </w:p>
+        </w:tc>
+        <w:tc>
+          <w:tcPr>
+            <w:tcW w:type="dxa" w:w="2105"/>
+            <w:vAlign w:val="center"/>
+            <w:tcMar>
+              <w:top w:w="80" w:type="dxa"/>
+              <w:bottom w:w="80" w:type="dxa"/>
+              <w:left w:w="80" w:type="dxa"/>
+              <w:right w:w="80" w:type="dxa"/>
+            </w:tcMar>
+          </w:tcPr>
+          <w:p>
+            <w:pPr>
+              <w:keepNext w:val="0"/>
+              <w:spacing w:line="252" w:lineRule="auto" w:before="0" w:after="0"/>
+              <w:jc w:val="center"/>
+            </w:pPr>
+            <w:r>
+              <w:rPr>
+                <w:rFonts w:ascii="Times New Roman" w:hAnsi="Times New Roman"/>
+                <w:b/>
+                <w:sz w:val="20"/>
+              </w:rPr>
+              <w:t xml:space="preserve">5.31×10⁻⁴</w:t>
+            </w:r>
+          </w:p>
+        </w:tc>
+      </w:tr>
+      <w:tr>
+        <w:trPr>
+          <w:cantSplit/>
+        </w:trPr>
+        <w:tc>
+          <w:tcPr>
+            <w:tcW w:type="dxa" w:w="1134"/>
+            <w:vAlign w:val="center"/>
+            <w:tcMar>
+              <w:top w:w="80" w:type="dxa"/>
+              <w:bottom w:w="80" w:type="dxa"/>
+              <w:left w:w="80" w:type="dxa"/>
+              <w:right w:w="80" w:type="dxa"/>
+            </w:tcMar>
+          </w:tcPr>
+          <w:p>
+            <w:pPr>
+              <w:keepNext w:val="0"/>
+              <w:spacing w:line="252" w:lineRule="auto" w:before="0" w:after="0"/>
+              <w:jc w:val="left"/>
+            </w:pPr>
+            <w:r>
+              <w:rPr>
+                <w:rFonts w:ascii="Times New Roman" w:hAnsi="Times New Roman"/>
+                <w:i/>
+                <w:iCs/>
+                <w:sz w:val="20"/>
+              </w:rPr>
+              <w:t xml:space="preserve">IGF1R</w:t>
+            </w:r>
+          </w:p>
+        </w:tc>
+        <w:tc>
+          <w:tcPr>
+            <w:tcW w:type="dxa" w:w="1296"/>
+            <w:vAlign w:val="center"/>
+            <w:tcMar>
+              <w:top w:w="80" w:type="dxa"/>
+              <w:bottom w:w="80" w:type="dxa"/>
+              <w:left w:w="80" w:type="dxa"/>
+              <w:right w:w="80" w:type="dxa"/>
+            </w:tcMar>
+          </w:tcPr>
+          <w:p>
+            <w:pPr>
+              <w:keepNext w:val="0"/>
+              <w:spacing w:line="252" w:lineRule="auto" w:before="0" w:after="0"/>
+              <w:jc w:val="left"/>
+            </w:pPr>
+            <w:r>
+              <w:rPr>
+                <w:rFonts w:ascii="Times New Roman" w:hAnsi="Times New Roman"/>
+                <w:sz w:val="20"/>
+              </w:rPr>
+              <w:t xml:space="preserve">FinnGen</w:t>
+            </w:r>
+          </w:p>
+        </w:tc>
+        <w:tc>
+          <w:tcPr>
+            <w:tcW w:type="dxa" w:w="2267"/>
+            <w:vAlign w:val="center"/>
+            <w:tcMar>
+              <w:top w:w="80" w:type="dxa"/>
+              <w:bottom w:w="80" w:type="dxa"/>
+              <w:left w:w="80" w:type="dxa"/>
+              <w:right w:w="80" w:type="dxa"/>
+            </w:tcMar>
+          </w:tcPr>
+          <w:p>
+            <w:pPr>
+              <w:keepNext w:val="0"/>
+              <w:spacing w:line="252" w:lineRule="auto" w:before="0" w:after="0"/>
+              <w:jc w:val="center"/>
+            </w:pPr>
+            <w:r>
+              <w:rPr>
+                <w:rFonts w:ascii="Times New Roman" w:hAnsi="Times New Roman"/>
+                <w:sz w:val="20"/>
+              </w:rPr>
+              <w:t xml:space="preserve">rs2654980</w:t>
+            </w:r>
+          </w:p>
+        </w:tc>
+        <w:tc>
+          <w:tcPr>
+            <w:tcW w:type="dxa" w:w="1538"/>
+            <w:vAlign w:val="center"/>
+            <w:tcMar>
+              <w:top w:w="80" w:type="dxa"/>
+              <w:bottom w:w="80" w:type="dxa"/>
+              <w:left w:w="80" w:type="dxa"/>
+              <w:right w:w="80" w:type="dxa"/>
+            </w:tcMar>
+          </w:tcPr>
+          <w:p>
+            <w:pPr>
+              <w:keepNext w:val="0"/>
+              <w:spacing w:line="252" w:lineRule="auto" w:before="0" w:after="0"/>
+              <w:jc w:val="center"/>
+            </w:pPr>
+            <w:r>
+              <w:rPr>
+                <w:rFonts w:ascii="Times New Roman" w:hAnsi="Times New Roman"/>
+                <w:sz w:val="20"/>
+              </w:rPr>
+              <w:t xml:space="preserve">2</w:t>
+            </w:r>
+          </w:p>
+        </w:tc>
+        <w:tc>
+          <w:tcPr>
+            <w:tcW w:type="dxa" w:w="1943"/>
+            <w:vAlign w:val="center"/>
+            <w:tcMar>
+              <w:top w:w="80" w:type="dxa"/>
+              <w:bottom w:w="80" w:type="dxa"/>
+              <w:left w:w="80" w:type="dxa"/>
+              <w:right w:w="80" w:type="dxa"/>
+            </w:tcMar>
+          </w:tcPr>
+          <w:p>
+            <w:pPr>
+              <w:keepNext w:val="0"/>
+              <w:spacing w:line="252" w:lineRule="auto" w:before="0" w:after="0"/>
+              <w:jc w:val="center"/>
+            </w:pPr>
+            <w:r>
+              <w:rPr>
+                <w:rFonts w:ascii="Times New Roman" w:hAnsi="Times New Roman"/>
+                <w:sz w:val="20"/>
+              </w:rPr>
+              <w:t xml:space="preserve">IVW</w:t>
+            </w:r>
+          </w:p>
+        </w:tc>
+        <w:tc>
+          <w:tcPr>
+            <w:tcW w:type="dxa" w:w="4534"/>
+            <w:vAlign w:val="center"/>
+            <w:tcMar>
+              <w:top w:w="80" w:type="dxa"/>
+              <w:bottom w:w="80" w:type="dxa"/>
+              <w:left w:w="80" w:type="dxa"/>
+              <w:right w:w="80" w:type="dxa"/>
+            </w:tcMar>
+          </w:tcPr>
+          <w:p>
+            <w:pPr>
+              <w:keepNext w:val="0"/>
+              <w:spacing w:line="252" w:lineRule="auto" w:before="0" w:after="0"/>
+              <w:jc w:val="center"/>
+            </w:pPr>
+            <w:r>
+              <w:rPr>
+                <w:rFonts w:ascii="Times New Roman" w:hAnsi="Times New Roman"/>
+                <w:sz w:val="20"/>
+              </w:rPr>
+              <w:t xml:space="preserve">1.577 (0.360–6.907)</w:t>
+            </w:r>
+          </w:p>
+        </w:tc>
+        <w:tc>
+          <w:tcPr>
+            <w:tcW w:type="dxa" w:w="2105"/>
+            <w:vAlign w:val="center"/>
+            <w:tcMar>
+              <w:top w:w="80" w:type="dxa"/>
+              <w:bottom w:w="80" w:type="dxa"/>
+              <w:left w:w="80" w:type="dxa"/>
+              <w:right w:w="80" w:type="dxa"/>
+            </w:tcMar>
+          </w:tcPr>
+          <w:p>
+            <w:pPr>
+              <w:keepNext w:val="0"/>
+              <w:spacing w:line="252" w:lineRule="auto" w:before="0" w:after="0"/>
+              <w:jc w:val="center"/>
+            </w:pPr>
+            <w:r>
+              <w:rPr>
+                <w:rFonts w:ascii="Times New Roman" w:hAnsi="Times New Roman"/>
+                <w:b w:val="0"/>
+                <w:sz w:val="20"/>
+              </w:rPr>
+              <w:t xml:space="preserve">0.546</w:t>
+            </w:r>
+          </w:p>
+        </w:tc>
+      </w:tr>
+      <w:tr>
+        <w:trPr>
+          <w:cantSplit/>
+        </w:trPr>
+        <w:tc>
+          <w:tcPr>
+            <w:tcW w:type="dxa" w:w="1134"/>
+            <w:vAlign w:val="center"/>
+            <w:tcMar>
+              <w:top w:w="80" w:type="dxa"/>
+              <w:bottom w:w="80" w:type="dxa"/>
+              <w:left w:w="80" w:type="dxa"/>
+              <w:right w:w="80" w:type="dxa"/>
+            </w:tcMar>
+          </w:tcPr>
+          <w:p>
+            <w:pPr>
+              <w:keepNext w:val="0"/>
+              <w:spacing w:line="252" w:lineRule="auto" w:before="0" w:after="0"/>
+              <w:jc w:val="left"/>
+            </w:pPr>
+            <w:r>
+              <w:rPr>
+                <w:rFonts w:ascii="Times New Roman" w:hAnsi="Times New Roman"/>
+                <w:i/>
+                <w:iCs/>
+                <w:sz w:val="20"/>
+              </w:rPr>
+              <w:t xml:space="preserve">IGF1R</w:t>
+            </w:r>
+          </w:p>
+        </w:tc>
+        <w:tc>
+          <w:tcPr>
+            <w:tcW w:type="dxa" w:w="1296"/>
+            <w:vAlign w:val="center"/>
+            <w:tcMar>
+              <w:top w:w="80" w:type="dxa"/>
+              <w:bottom w:w="80" w:type="dxa"/>
+              <w:left w:w="80" w:type="dxa"/>
+              <w:right w:w="80" w:type="dxa"/>
+            </w:tcMar>
+          </w:tcPr>
+          <w:p>
+            <w:pPr>
+              <w:keepNext w:val="0"/>
+              <w:spacing w:line="252" w:lineRule="auto" w:before="0" w:after="0"/>
+              <w:jc w:val="left"/>
+            </w:pPr>
+            <w:r>
+              <w:rPr>
+                <w:rFonts w:ascii="Times New Roman" w:hAnsi="Times New Roman"/>
+                <w:sz w:val="20"/>
+              </w:rPr>
+              <w:t xml:space="preserve">FinnGen</w:t>
+            </w:r>
+          </w:p>
+        </w:tc>
+        <w:tc>
+          <w:tcPr>
+            <w:tcW w:type="dxa" w:w="2267"/>
+            <w:vAlign w:val="center"/>
+            <w:tcMar>
+              <w:top w:w="80" w:type="dxa"/>
+              <w:bottom w:w="80" w:type="dxa"/>
+              <w:left w:w="80" w:type="dxa"/>
+              <w:right w:w="80" w:type="dxa"/>
+            </w:tcMar>
+          </w:tcPr>
+          <w:p>
+            <w:pPr>
+              <w:keepNext w:val="0"/>
+              <w:spacing w:line="252" w:lineRule="auto" w:before="0" w:after="0"/>
+              <w:jc w:val="center"/>
+            </w:pPr>
+            <w:r>
+              <w:rPr>
+                <w:rFonts w:ascii="Times New Roman" w:hAnsi="Times New Roman"/>
+                <w:sz w:val="20"/>
+              </w:rPr>
+              <w:t xml:space="preserve">rs59467480</w:t>
+            </w:r>
+          </w:p>
+        </w:tc>
+        <w:tc>
+          <w:tcPr>
+            <w:tcW w:type="dxa" w:w="1538"/>
+            <w:vAlign w:val="center"/>
+            <w:tcMar>
+              <w:top w:w="80" w:type="dxa"/>
+              <w:bottom w:w="80" w:type="dxa"/>
+              <w:left w:w="80" w:type="dxa"/>
+              <w:right w:w="80" w:type="dxa"/>
+            </w:tcMar>
+          </w:tcPr>
+          <w:p>
+            <w:pPr>
+              <w:keepNext w:val="0"/>
+              <w:spacing w:line="252" w:lineRule="auto" w:before="0" w:after="0"/>
+              <w:jc w:val="center"/>
+            </w:pPr>
+            <w:r>
+              <w:rPr>
+                <w:rFonts w:ascii="Times New Roman" w:hAnsi="Times New Roman"/>
+                <w:sz w:val="20"/>
+              </w:rPr>
+              <w:t xml:space="preserve">2</w:t>
+            </w:r>
+          </w:p>
+        </w:tc>
+        <w:tc>
+          <w:tcPr>
+            <w:tcW w:type="dxa" w:w="1943"/>
+            <w:vAlign w:val="center"/>
+            <w:tcMar>
+              <w:top w:w="80" w:type="dxa"/>
+              <w:bottom w:w="80" w:type="dxa"/>
+              <w:left w:w="80" w:type="dxa"/>
+              <w:right w:w="80" w:type="dxa"/>
+            </w:tcMar>
+          </w:tcPr>
+          <w:p>
+            <w:pPr>
+              <w:keepNext w:val="0"/>
+              <w:spacing w:line="252" w:lineRule="auto" w:before="0" w:after="0"/>
+              <w:jc w:val="center"/>
+            </w:pPr>
+            <w:r>
+              <w:rPr>
+                <w:rFonts w:ascii="Times New Roman" w:hAnsi="Times New Roman"/>
+                <w:sz w:val="20"/>
+              </w:rPr>
+              <w:t xml:space="preserve">IVW</w:t>
+            </w:r>
+          </w:p>
+        </w:tc>
+        <w:tc>
+          <w:tcPr>
+            <w:tcW w:type="dxa" w:w="4534"/>
+            <w:vAlign w:val="center"/>
+            <w:tcMar>
+              <w:top w:w="80" w:type="dxa"/>
+              <w:bottom w:w="80" w:type="dxa"/>
+              <w:left w:w="80" w:type="dxa"/>
+              <w:right w:w="80" w:type="dxa"/>
+            </w:tcMar>
+          </w:tcPr>
+          <w:p>
+            <w:pPr>
+              <w:keepNext w:val="0"/>
+              <w:spacing w:line="252" w:lineRule="auto" w:before="0" w:after="0"/>
+              <w:jc w:val="center"/>
+            </w:pPr>
+            <w:r>
+              <w:rPr>
+                <w:rFonts w:ascii="Times New Roman" w:hAnsi="Times New Roman"/>
+                <w:sz w:val="20"/>
+              </w:rPr>
+              <w:t xml:space="preserve">1.511 (0.938–2.436)</w:t>
+            </w:r>
+          </w:p>
+        </w:tc>
+        <w:tc>
+          <w:tcPr>
+            <w:tcW w:type="dxa" w:w="2105"/>
+            <w:vAlign w:val="center"/>
+            <w:tcMar>
+              <w:top w:w="80" w:type="dxa"/>
+              <w:bottom w:w="80" w:type="dxa"/>
+              <w:left w:w="80" w:type="dxa"/>
+              <w:right w:w="80" w:type="dxa"/>
+            </w:tcMar>
+          </w:tcPr>
+          <w:p>
+            <w:pPr>
+              <w:keepNext w:val="0"/>
+              <w:spacing w:line="252" w:lineRule="auto" w:before="0" w:after="0"/>
+              <w:jc w:val="center"/>
+            </w:pPr>
+            <w:r>
+              <w:rPr>
+                <w:rFonts w:ascii="Times New Roman" w:hAnsi="Times New Roman"/>
+                <w:b w:val="0"/>
+                <w:sz w:val="20"/>
+              </w:rPr>
+              <w:t xml:space="preserve">0.0899</w:t>
+            </w:r>
+          </w:p>
+        </w:tc>
+      </w:tr>
+      <w:tr>
+        <w:trPr>
+          <w:cantSplit/>
+        </w:trPr>
+        <w:tc>
+          <w:tcPr>
+            <w:tcW w:type="dxa" w:w="1134"/>
+            <w:vAlign w:val="center"/>
+            <w:tcMar>
+              <w:top w:w="80" w:type="dxa"/>
+              <w:bottom w:w="80" w:type="dxa"/>
+              <w:left w:w="80" w:type="dxa"/>
+              <w:right w:w="80" w:type="dxa"/>
+            </w:tcMar>
+          </w:tcPr>
+          <w:p>
+            <w:pPr>
+              <w:keepNext w:val="0"/>
+              <w:spacing w:line="252" w:lineRule="auto" w:before="0" w:after="0"/>
+              <w:jc w:val="left"/>
+            </w:pPr>
+            <w:r>
+              <w:rPr>
+                <w:rFonts w:ascii="Times New Roman" w:hAnsi="Times New Roman"/>
+                <w:i/>
+                <w:iCs/>
+                <w:sz w:val="20"/>
+              </w:rPr>
+              <w:t xml:space="preserve">IGF1R</w:t>
+            </w:r>
+          </w:p>
+        </w:tc>
+        <w:tc>
+          <w:tcPr>
+            <w:tcW w:type="dxa" w:w="1296"/>
+            <w:vAlign w:val="center"/>
+            <w:tcMar>
+              <w:top w:w="80" w:type="dxa"/>
+              <w:bottom w:w="80" w:type="dxa"/>
+              <w:left w:w="80" w:type="dxa"/>
+              <w:right w:w="80" w:type="dxa"/>
+            </w:tcMar>
+          </w:tcPr>
+          <w:p>
+            <w:pPr>
+              <w:keepNext w:val="0"/>
+              <w:spacing w:line="252" w:lineRule="auto" w:before="0" w:after="0"/>
+              <w:jc w:val="left"/>
+            </w:pPr>
+            <w:r>
+              <w:rPr>
+                <w:rFonts w:ascii="Times New Roman" w:hAnsi="Times New Roman"/>
+                <w:sz w:val="20"/>
+              </w:rPr>
+              <w:t xml:space="preserve">FinnGen</w:t>
+            </w:r>
+          </w:p>
+        </w:tc>
+        <w:tc>
+          <w:tcPr>
+            <w:tcW w:type="dxa" w:w="2267"/>
+            <w:vAlign w:val="center"/>
+            <w:tcMar>
+              <w:top w:w="80" w:type="dxa"/>
+              <w:bottom w:w="80" w:type="dxa"/>
+              <w:left w:w="80" w:type="dxa"/>
+              <w:right w:w="80" w:type="dxa"/>
+            </w:tcMar>
+          </w:tcPr>
+          <w:p>
+            <w:pPr>
+              <w:keepNext w:val="0"/>
+              <w:spacing w:line="252" w:lineRule="auto" w:before="0" w:after="0"/>
+              <w:jc w:val="center"/>
+            </w:pPr>
+            <w:r>
+              <w:rPr>
+                <w:rFonts w:ascii="Times New Roman" w:hAnsi="Times New Roman"/>
+                <w:sz w:val="20"/>
+              </w:rPr>
+              <w:t xml:space="preserve">rs7181339</w:t>
+            </w:r>
+          </w:p>
+        </w:tc>
+        <w:tc>
+          <w:tcPr>
+            <w:tcW w:type="dxa" w:w="1538"/>
+            <w:vAlign w:val="center"/>
+            <w:tcMar>
+              <w:top w:w="80" w:type="dxa"/>
+              <w:bottom w:w="80" w:type="dxa"/>
+              <w:left w:w="80" w:type="dxa"/>
+              <w:right w:w="80" w:type="dxa"/>
+            </w:tcMar>
+          </w:tcPr>
+          <w:p>
+            <w:pPr>
+              <w:keepNext w:val="0"/>
+              <w:spacing w:line="252" w:lineRule="auto" w:before="0" w:after="0"/>
+              <w:jc w:val="center"/>
+            </w:pPr>
+            <w:r>
+              <w:rPr>
+                <w:rFonts w:ascii="Times New Roman" w:hAnsi="Times New Roman"/>
+                <w:sz w:val="20"/>
+              </w:rPr>
+              <w:t xml:space="preserve">2</w:t>
+            </w:r>
+          </w:p>
+        </w:tc>
+        <w:tc>
+          <w:tcPr>
+            <w:tcW w:type="dxa" w:w="1943"/>
+            <w:vAlign w:val="center"/>
+            <w:tcMar>
+              <w:top w:w="80" w:type="dxa"/>
+              <w:bottom w:w="80" w:type="dxa"/>
+              <w:left w:w="80" w:type="dxa"/>
+              <w:right w:w="80" w:type="dxa"/>
+            </w:tcMar>
+          </w:tcPr>
+          <w:p>
+            <w:pPr>
+              <w:keepNext w:val="0"/>
+              <w:spacing w:line="252" w:lineRule="auto" w:before="0" w:after="0"/>
+              <w:jc w:val="center"/>
+            </w:pPr>
+            <w:r>
+              <w:rPr>
+                <w:rFonts w:ascii="Times New Roman" w:hAnsi="Times New Roman"/>
+                <w:sz w:val="20"/>
+              </w:rPr>
+              <w:t xml:space="preserve">IVW</w:t>
+            </w:r>
+          </w:p>
+        </w:tc>
+        <w:tc>
+          <w:tcPr>
+            <w:tcW w:type="dxa" w:w="4534"/>
+            <w:vAlign w:val="center"/>
+            <w:tcMar>
+              <w:top w:w="80" w:type="dxa"/>
+              <w:bottom w:w="80" w:type="dxa"/>
+              <w:left w:w="80" w:type="dxa"/>
+              <w:right w:w="80" w:type="dxa"/>
+            </w:tcMar>
+          </w:tcPr>
+          <w:p>
+            <w:pPr>
+              <w:keepNext w:val="0"/>
+              <w:spacing w:line="252" w:lineRule="auto" w:before="0" w:after="0"/>
+              <w:jc w:val="center"/>
+            </w:pPr>
+            <w:r>
+              <w:rPr>
+                <w:rFonts w:ascii="Times New Roman" w:hAnsi="Times New Roman"/>
+                <w:sz w:val="20"/>
+              </w:rPr>
+              <w:t xml:space="preserve">1.259 (0.713–2.224)</w:t>
+            </w:r>
+          </w:p>
+        </w:tc>
+        <w:tc>
+          <w:tcPr>
+            <w:tcW w:type="dxa" w:w="2105"/>
+            <w:vAlign w:val="center"/>
+            <w:tcMar>
+              <w:top w:w="80" w:type="dxa"/>
+              <w:bottom w:w="80" w:type="dxa"/>
+              <w:left w:w="80" w:type="dxa"/>
+              <w:right w:w="80" w:type="dxa"/>
+            </w:tcMar>
+          </w:tcPr>
+          <w:p>
+            <w:pPr>
+              <w:keepNext w:val="0"/>
+              <w:spacing w:line="252" w:lineRule="auto" w:before="0" w:after="0"/>
+              <w:jc w:val="center"/>
+            </w:pPr>
+            <w:r>
+              <w:rPr>
+                <w:rFonts w:ascii="Times New Roman" w:hAnsi="Times New Roman"/>
+                <w:b w:val="0"/>
+                <w:sz w:val="20"/>
+              </w:rPr>
+              <w:t xml:space="preserve">0.426</w:t>
+            </w:r>
+          </w:p>
+        </w:tc>
+      </w:tr>
+      <w:tr>
+        <w:trPr>
+          <w:cantSplit/>
+        </w:trPr>
+        <w:tc>
+          <w:tcPr>
+            <w:tcW w:type="dxa" w:w="1134"/>
+            <w:vAlign w:val="center"/>
+            <w:tcMar>
+              <w:top w:w="80" w:type="dxa"/>
+              <w:bottom w:w="80" w:type="dxa"/>
+              <w:left w:w="80" w:type="dxa"/>
+              <w:right w:w="80" w:type="dxa"/>
+            </w:tcMar>
+          </w:tcPr>
+          <w:p>
+            <w:pPr>
+              <w:keepNext w:val="0"/>
+              <w:spacing w:line="252" w:lineRule="auto" w:before="0" w:after="0"/>
+              <w:jc w:val="left"/>
+            </w:pPr>
+            <w:r>
+              <w:rPr>
+                <w:rFonts w:ascii="Times New Roman" w:hAnsi="Times New Roman"/>
+                <w:i/>
+                <w:iCs/>
+                <w:sz w:val="20"/>
+              </w:rPr>
+              <w:t xml:space="preserve">CTLA4</w:t>
+            </w:r>
+          </w:p>
+        </w:tc>
+        <w:tc>
+          <w:tcPr>
+            <w:tcW w:type="dxa" w:w="1296"/>
+            <w:vAlign w:val="center"/>
+            <w:tcMar>
+              <w:top w:w="80" w:type="dxa"/>
+              <w:bottom w:w="80" w:type="dxa"/>
+              <w:left w:w="80" w:type="dxa"/>
+              <w:right w:w="80" w:type="dxa"/>
+            </w:tcMar>
+          </w:tcPr>
+          <w:p>
+            <w:pPr>
+              <w:keepNext w:val="0"/>
+              <w:spacing w:line="252" w:lineRule="auto" w:before="0" w:after="0"/>
+              <w:jc w:val="left"/>
+            </w:pPr>
+            <w:r>
+              <w:rPr>
+                <w:rFonts w:ascii="Times New Roman" w:hAnsi="Times New Roman"/>
+                <w:sz w:val="20"/>
+              </w:rPr>
+              <w:t xml:space="preserve">UKB</w:t>
+            </w:r>
+          </w:p>
+        </w:tc>
+        <w:tc>
+          <w:tcPr>
+            <w:tcW w:type="dxa" w:w="2267"/>
+            <w:vAlign w:val="center"/>
+            <w:tcMar>
+              <w:top w:w="80" w:type="dxa"/>
+              <w:bottom w:w="80" w:type="dxa"/>
+              <w:left w:w="80" w:type="dxa"/>
+              <w:right w:w="80" w:type="dxa"/>
+            </w:tcMar>
+          </w:tcPr>
+          <w:p>
+            <w:pPr>
+              <w:keepNext w:val="0"/>
+              <w:spacing w:line="252" w:lineRule="auto" w:before="0" w:after="0"/>
+              <w:jc w:val="center"/>
+            </w:pPr>
+            <w:r>
+              <w:rPr>
+                <w:rFonts w:ascii="Times New Roman" w:hAnsi="Times New Roman"/>
+                <w:sz w:val="20"/>
+              </w:rPr>
+              <w:t xml:space="preserve">rs13030124</w:t>
+            </w:r>
+          </w:p>
+        </w:tc>
+        <w:tc>
+          <w:tcPr>
+            <w:tcW w:type="dxa" w:w="1538"/>
+            <w:vAlign w:val="center"/>
+            <w:tcMar>
+              <w:top w:w="80" w:type="dxa"/>
+              <w:bottom w:w="80" w:type="dxa"/>
+              <w:left w:w="80" w:type="dxa"/>
+              <w:right w:w="80" w:type="dxa"/>
+            </w:tcMar>
+          </w:tcPr>
+          <w:p>
+            <w:pPr>
+              <w:keepNext w:val="0"/>
+              <w:spacing w:line="252" w:lineRule="auto" w:before="0" w:after="0"/>
+              <w:jc w:val="center"/>
+            </w:pPr>
+            <w:r>
+              <w:rPr>
+                <w:rFonts w:ascii="Times New Roman" w:hAnsi="Times New Roman"/>
+                <w:sz w:val="20"/>
+              </w:rPr>
+              <w:t xml:space="preserve">1</w:t>
+            </w:r>
+          </w:p>
+        </w:tc>
+        <w:tc>
+          <w:tcPr>
+            <w:tcW w:type="dxa" w:w="1943"/>
+            <w:vAlign w:val="center"/>
+            <w:tcMar>
+              <w:top w:w="80" w:type="dxa"/>
+              <w:bottom w:w="80" w:type="dxa"/>
+              <w:left w:w="80" w:type="dxa"/>
+              <w:right w:w="80" w:type="dxa"/>
+            </w:tcMar>
+          </w:tcPr>
+          <w:p>
+            <w:pPr>
+              <w:keepNext w:val="0"/>
+              <w:spacing w:line="252" w:lineRule="auto" w:before="0" w:after="0"/>
+              <w:jc w:val="center"/>
+            </w:pPr>
+            <w:r>
+              <w:rPr>
+                <w:rFonts w:ascii="Times New Roman" w:hAnsi="Times New Roman"/>
+                <w:sz w:val="20"/>
+              </w:rPr>
+              <w:t xml:space="preserve">Wald ratio</w:t>
+            </w:r>
+          </w:p>
+        </w:tc>
+        <w:tc>
+          <w:tcPr>
+            <w:tcW w:type="dxa" w:w="4534"/>
+            <w:vAlign w:val="center"/>
+            <w:tcMar>
+              <w:top w:w="80" w:type="dxa"/>
+              <w:bottom w:w="80" w:type="dxa"/>
+              <w:left w:w="80" w:type="dxa"/>
+              <w:right w:w="80" w:type="dxa"/>
+            </w:tcMar>
+          </w:tcPr>
+          <w:p>
+            <w:pPr>
+              <w:keepNext w:val="0"/>
+              <w:spacing w:line="252" w:lineRule="auto" w:before="0" w:after="0"/>
+              <w:jc w:val="center"/>
+            </w:pPr>
+            <w:r>
+              <w:rPr>
+                <w:rFonts w:ascii="Times New Roman" w:hAnsi="Times New Roman"/>
+                <w:sz w:val="20"/>
+              </w:rPr>
+              <w:t xml:space="preserve">1.018 (0.368–2.816)</w:t>
+            </w:r>
+          </w:p>
+        </w:tc>
+        <w:tc>
+          <w:tcPr>
+            <w:tcW w:type="dxa" w:w="2105"/>
+            <w:vAlign w:val="center"/>
+            <w:tcMar>
+              <w:top w:w="80" w:type="dxa"/>
+              <w:bottom w:w="80" w:type="dxa"/>
+              <w:left w:w="80" w:type="dxa"/>
+              <w:right w:w="80" w:type="dxa"/>
+            </w:tcMar>
+          </w:tcPr>
+          <w:p>
+            <w:pPr>
+              <w:keepNext w:val="0"/>
+              <w:spacing w:line="252" w:lineRule="auto" w:before="0" w:after="0"/>
+              <w:jc w:val="center"/>
+            </w:pPr>
+            <w:r>
+              <w:rPr>
+                <w:rFonts w:ascii="Times New Roman" w:hAnsi="Times New Roman"/>
+                <w:b w:val="0"/>
+                <w:sz w:val="20"/>
+              </w:rPr>
+              <w:t xml:space="preserve">0.972</w:t>
+            </w:r>
+          </w:p>
+        </w:tc>
+      </w:tr>
+      <w:tr>
+        <w:trPr>
+          <w:cantSplit/>
+        </w:trPr>
+        <w:tc>
+          <w:tcPr>
+            <w:tcW w:type="dxa" w:w="1134"/>
+            <w:vAlign w:val="center"/>
+            <w:tcMar>
+              <w:top w:w="80" w:type="dxa"/>
+              <w:bottom w:w="80" w:type="dxa"/>
+              <w:left w:w="80" w:type="dxa"/>
+              <w:right w:w="80" w:type="dxa"/>
+            </w:tcMar>
+          </w:tcPr>
+          <w:p>
+            <w:pPr>
+              <w:keepNext w:val="0"/>
+              <w:spacing w:line="252" w:lineRule="auto" w:before="0" w:after="0"/>
+              <w:jc w:val="left"/>
+            </w:pPr>
+            <w:r>
+              <w:rPr>
+                <w:rFonts w:ascii="Times New Roman" w:hAnsi="Times New Roman"/>
+                <w:i/>
+                <w:iCs/>
+                <w:sz w:val="20"/>
+              </w:rPr>
+              <w:t xml:space="preserve">CTLA4</w:t>
+            </w:r>
+          </w:p>
+        </w:tc>
+        <w:tc>
+          <w:tcPr>
+            <w:tcW w:type="dxa" w:w="1296"/>
+            <w:vAlign w:val="center"/>
+            <w:tcMar>
+              <w:top w:w="80" w:type="dxa"/>
+              <w:bottom w:w="80" w:type="dxa"/>
+              <w:left w:w="80" w:type="dxa"/>
+              <w:right w:w="80" w:type="dxa"/>
+            </w:tcMar>
+          </w:tcPr>
+          <w:p>
+            <w:pPr>
+              <w:keepNext w:val="0"/>
+              <w:spacing w:line="252" w:lineRule="auto" w:before="0" w:after="0"/>
+              <w:jc w:val="left"/>
+            </w:pPr>
+            <w:r>
+              <w:rPr>
+                <w:rFonts w:ascii="Times New Roman" w:hAnsi="Times New Roman"/>
+                <w:sz w:val="20"/>
+              </w:rPr>
+              <w:t xml:space="preserve">UKB</w:t>
+            </w:r>
+          </w:p>
+        </w:tc>
+        <w:tc>
+          <w:tcPr>
+            <w:tcW w:type="dxa" w:w="2267"/>
+            <w:vAlign w:val="center"/>
+            <w:tcMar>
+              <w:top w:w="80" w:type="dxa"/>
+              <w:bottom w:w="80" w:type="dxa"/>
+              <w:left w:w="80" w:type="dxa"/>
+              <w:right w:w="80" w:type="dxa"/>
+            </w:tcMar>
+          </w:tcPr>
+          <w:p>
+            <w:pPr>
+              <w:keepNext w:val="0"/>
+              <w:spacing w:line="252" w:lineRule="auto" w:before="0" w:after="0"/>
+              <w:jc w:val="center"/>
+            </w:pPr>
+            <w:r>
+              <w:rPr>
+                <w:rFonts w:ascii="Times New Roman" w:hAnsi="Times New Roman"/>
+                <w:sz w:val="20"/>
+              </w:rPr>
+              <w:t xml:space="preserve">rs148849825</w:t>
+            </w:r>
+          </w:p>
+        </w:tc>
+        <w:tc>
+          <w:tcPr>
+            <w:tcW w:type="dxa" w:w="1538"/>
+            <w:vAlign w:val="center"/>
+            <w:tcMar>
+              <w:top w:w="80" w:type="dxa"/>
+              <w:bottom w:w="80" w:type="dxa"/>
+              <w:left w:w="80" w:type="dxa"/>
+              <w:right w:w="80" w:type="dxa"/>
+            </w:tcMar>
+          </w:tcPr>
+          <w:p>
+            <w:pPr>
+              <w:keepNext w:val="0"/>
+              <w:spacing w:line="252" w:lineRule="auto" w:before="0" w:after="0"/>
+              <w:jc w:val="center"/>
+            </w:pPr>
+            <w:r>
+              <w:rPr>
+                <w:rFonts w:ascii="Times New Roman" w:hAnsi="Times New Roman"/>
+                <w:sz w:val="20"/>
+              </w:rPr>
+              <w:t xml:space="preserve">1</w:t>
+            </w:r>
+          </w:p>
+        </w:tc>
+        <w:tc>
+          <w:tcPr>
+            <w:tcW w:type="dxa" w:w="1943"/>
+            <w:vAlign w:val="center"/>
+            <w:tcMar>
+              <w:top w:w="80" w:type="dxa"/>
+              <w:bottom w:w="80" w:type="dxa"/>
+              <w:left w:w="80" w:type="dxa"/>
+              <w:right w:w="80" w:type="dxa"/>
+            </w:tcMar>
+          </w:tcPr>
+          <w:p>
+            <w:pPr>
+              <w:keepNext w:val="0"/>
+              <w:spacing w:line="252" w:lineRule="auto" w:before="0" w:after="0"/>
+              <w:jc w:val="center"/>
+            </w:pPr>
+            <w:r>
+              <w:rPr>
+                <w:rFonts w:ascii="Times New Roman" w:hAnsi="Times New Roman"/>
+                <w:sz w:val="20"/>
+              </w:rPr>
+              <w:t xml:space="preserve">Wald ratio</w:t>
+            </w:r>
+          </w:p>
+        </w:tc>
+        <w:tc>
+          <w:tcPr>
+            <w:tcW w:type="dxa" w:w="4534"/>
+            <w:vAlign w:val="center"/>
+            <w:tcMar>
+              <w:top w:w="80" w:type="dxa"/>
+              <w:bottom w:w="80" w:type="dxa"/>
+              <w:left w:w="80" w:type="dxa"/>
+              <w:right w:w="80" w:type="dxa"/>
+            </w:tcMar>
+          </w:tcPr>
+          <w:p>
+            <w:pPr>
+              <w:keepNext w:val="0"/>
+              <w:spacing w:line="252" w:lineRule="auto" w:before="0" w:after="0"/>
+              <w:jc w:val="center"/>
+            </w:pPr>
+            <w:r>
+              <w:rPr>
+                <w:rFonts w:ascii="Times New Roman" w:hAnsi="Times New Roman"/>
+                <w:sz w:val="20"/>
+              </w:rPr>
+              <w:t xml:space="preserve">0.176 (0.127–0.245)</w:t>
+            </w:r>
+          </w:p>
+        </w:tc>
+        <w:tc>
+          <w:tcPr>
+            <w:tcW w:type="dxa" w:w="2105"/>
+            <w:vAlign w:val="center"/>
+            <w:tcMar>
+              <w:top w:w="80" w:type="dxa"/>
+              <w:bottom w:w="80" w:type="dxa"/>
+              <w:left w:w="80" w:type="dxa"/>
+              <w:right w:w="80" w:type="dxa"/>
+            </w:tcMar>
+          </w:tcPr>
+          <w:p>
+            <w:pPr>
+              <w:keepNext w:val="0"/>
+              <w:spacing w:line="252" w:lineRule="auto" w:before="0" w:after="0"/>
+              <w:jc w:val="center"/>
+            </w:pPr>
+            <w:r>
+              <w:rPr>
+                <w:rFonts w:ascii="Times New Roman" w:hAnsi="Times New Roman"/>
+                <w:b/>
+                <w:sz w:val="20"/>
+              </w:rPr>
+              <w:t xml:space="preserve">4.04×10⁻²⁵</w:t>
+            </w:r>
+          </w:p>
+        </w:tc>
+      </w:tr>
+      <w:tr>
+        <w:trPr>
+          <w:cantSplit/>
+        </w:trPr>
+        <w:tc>
+          <w:tcPr>
+            <w:tcW w:type="dxa" w:w="1134"/>
+            <w:vAlign w:val="center"/>
+            <w:tcMar>
+              <w:top w:w="80" w:type="dxa"/>
+              <w:bottom w:w="80" w:type="dxa"/>
+              <w:left w:w="80" w:type="dxa"/>
+              <w:right w:w="80" w:type="dxa"/>
+            </w:tcMar>
+          </w:tcPr>
+          <w:p>
+            <w:pPr>
+              <w:keepNext w:val="0"/>
+              <w:spacing w:line="252" w:lineRule="auto" w:before="0" w:after="0"/>
+              <w:jc w:val="left"/>
+            </w:pPr>
+            <w:r>
+              <w:rPr>
+                <w:rFonts w:ascii="Times New Roman" w:hAnsi="Times New Roman"/>
+                <w:i/>
+                <w:iCs/>
+                <w:sz w:val="20"/>
+              </w:rPr>
+              <w:t xml:space="preserve">CTLA4</w:t>
+            </w:r>
+          </w:p>
+        </w:tc>
+        <w:tc>
+          <w:tcPr>
+            <w:tcW w:type="dxa" w:w="1296"/>
+            <w:vAlign w:val="center"/>
+            <w:tcMar>
+              <w:top w:w="80" w:type="dxa"/>
+              <w:bottom w:w="80" w:type="dxa"/>
+              <w:left w:w="80" w:type="dxa"/>
+              <w:right w:w="80" w:type="dxa"/>
+            </w:tcMar>
+          </w:tcPr>
+          <w:p>
+            <w:pPr>
+              <w:keepNext w:val="0"/>
+              <w:spacing w:line="252" w:lineRule="auto" w:before="0" w:after="0"/>
+              <w:jc w:val="left"/>
+            </w:pPr>
+            <w:r>
+              <w:rPr>
+                <w:rFonts w:ascii="Times New Roman" w:hAnsi="Times New Roman"/>
+                <w:sz w:val="20"/>
+              </w:rPr>
+              <w:t xml:space="preserve">FinnGen</w:t>
+            </w:r>
+          </w:p>
+        </w:tc>
+        <w:tc>
+          <w:tcPr>
+            <w:tcW w:type="dxa" w:w="2267"/>
+            <w:vAlign w:val="center"/>
+            <w:tcMar>
+              <w:top w:w="80" w:type="dxa"/>
+              <w:bottom w:w="80" w:type="dxa"/>
+              <w:left w:w="80" w:type="dxa"/>
+              <w:right w:w="80" w:type="dxa"/>
+            </w:tcMar>
+          </w:tcPr>
+          <w:p>
+            <w:pPr>
+              <w:keepNext w:val="0"/>
+              <w:spacing w:line="252" w:lineRule="auto" w:before="0" w:after="0"/>
+              <w:jc w:val="center"/>
+            </w:pPr>
+            <w:r>
+              <w:rPr>
+                <w:rFonts w:ascii="Times New Roman" w:hAnsi="Times New Roman"/>
+                <w:sz w:val="20"/>
+              </w:rPr>
+              <w:t xml:space="preserve">rs13030124</w:t>
+            </w:r>
+          </w:p>
+        </w:tc>
+        <w:tc>
+          <w:tcPr>
+            <w:tcW w:type="dxa" w:w="1538"/>
+            <w:vAlign w:val="center"/>
+            <w:tcMar>
+              <w:top w:w="80" w:type="dxa"/>
+              <w:bottom w:w="80" w:type="dxa"/>
+              <w:left w:w="80" w:type="dxa"/>
+              <w:right w:w="80" w:type="dxa"/>
+            </w:tcMar>
+          </w:tcPr>
+          <w:p>
+            <w:pPr>
+              <w:keepNext w:val="0"/>
+              <w:spacing w:line="252" w:lineRule="auto" w:before="0" w:after="0"/>
+              <w:jc w:val="center"/>
+            </w:pPr>
+            <w:r>
+              <w:rPr>
+                <w:rFonts w:ascii="Times New Roman" w:hAnsi="Times New Roman"/>
+                <w:sz w:val="20"/>
+              </w:rPr>
+              <w:t xml:space="preserve">1</w:t>
+            </w:r>
+          </w:p>
+        </w:tc>
+        <w:tc>
+          <w:tcPr>
+            <w:tcW w:type="dxa" w:w="1943"/>
+            <w:vAlign w:val="center"/>
+            <w:tcMar>
+              <w:top w:w="80" w:type="dxa"/>
+              <w:bottom w:w="80" w:type="dxa"/>
+              <w:left w:w="80" w:type="dxa"/>
+              <w:right w:w="80" w:type="dxa"/>
+            </w:tcMar>
+          </w:tcPr>
+          <w:p>
+            <w:pPr>
+              <w:keepNext w:val="0"/>
+              <w:spacing w:line="252" w:lineRule="auto" w:before="0" w:after="0"/>
+              <w:jc w:val="center"/>
+            </w:pPr>
+            <w:r>
+              <w:rPr>
+                <w:rFonts w:ascii="Times New Roman" w:hAnsi="Times New Roman"/>
+                <w:sz w:val="20"/>
+              </w:rPr>
+              <w:t xml:space="preserve">Wald ratio</w:t>
+            </w:r>
+          </w:p>
+        </w:tc>
+        <w:tc>
+          <w:tcPr>
+            <w:tcW w:type="dxa" w:w="4534"/>
+            <w:vAlign w:val="center"/>
+            <w:tcMar>
+              <w:top w:w="80" w:type="dxa"/>
+              <w:bottom w:w="80" w:type="dxa"/>
+              <w:left w:w="80" w:type="dxa"/>
+              <w:right w:w="80" w:type="dxa"/>
+            </w:tcMar>
+          </w:tcPr>
+          <w:p>
+            <w:pPr>
+              <w:keepNext w:val="0"/>
+              <w:spacing w:line="252" w:lineRule="auto" w:before="0" w:after="0"/>
+              <w:jc w:val="center"/>
+            </w:pPr>
+            <w:r>
+              <w:rPr>
+                <w:rFonts w:ascii="Times New Roman" w:hAnsi="Times New Roman"/>
+                <w:sz w:val="20"/>
+              </w:rPr>
+              <w:t xml:space="preserve">1.717 (0.156–18.898)</w:t>
+            </w:r>
+          </w:p>
+        </w:tc>
+        <w:tc>
+          <w:tcPr>
+            <w:tcW w:type="dxa" w:w="2105"/>
+            <w:vAlign w:val="center"/>
+            <w:tcMar>
+              <w:top w:w="80" w:type="dxa"/>
+              <w:bottom w:w="80" w:type="dxa"/>
+              <w:left w:w="80" w:type="dxa"/>
+              <w:right w:w="80" w:type="dxa"/>
+            </w:tcMar>
+          </w:tcPr>
+          <w:p>
+            <w:pPr>
+              <w:keepNext w:val="0"/>
+              <w:spacing w:line="252" w:lineRule="auto" w:before="0" w:after="0"/>
+              <w:jc w:val="center"/>
+            </w:pPr>
+            <w:r>
+              <w:rPr>
+                <w:rFonts w:ascii="Times New Roman" w:hAnsi="Times New Roman"/>
+                <w:b w:val="0"/>
+                <w:sz w:val="20"/>
+              </w:rPr>
+              <w:t xml:space="preserve">0.659</w:t>
+            </w:r>
+          </w:p>
+        </w:tc>
+      </w:tr>
+      <w:tr>
+        <w:trPr>
+          <w:cantSplit/>
+        </w:trPr>
+        <w:tc>
+          <w:tcPr>
+            <w:tcW w:type="dxa" w:w="1134"/>
+            <w:vAlign w:val="center"/>
+            <w:tcMar>
+              <w:top w:w="80" w:type="dxa"/>
+              <w:bottom w:w="80" w:type="dxa"/>
+              <w:left w:w="80" w:type="dxa"/>
+              <w:right w:w="80" w:type="dxa"/>
+            </w:tcMar>
+          </w:tcPr>
+          <w:p>
+            <w:pPr>
+              <w:keepNext w:val="0"/>
+              <w:spacing w:line="252" w:lineRule="auto" w:before="0" w:after="0"/>
+              <w:jc w:val="left"/>
+            </w:pPr>
+            <w:r>
+              <w:rPr>
+                <w:rFonts w:ascii="Times New Roman" w:hAnsi="Times New Roman"/>
+                <w:i/>
+                <w:iCs/>
+                <w:sz w:val="20"/>
+              </w:rPr>
+              <w:t xml:space="preserve">CTLA4</w:t>
+            </w:r>
+          </w:p>
+        </w:tc>
+        <w:tc>
+          <w:tcPr>
+            <w:tcW w:type="dxa" w:w="1296"/>
+            <w:vAlign w:val="center"/>
+            <w:tcMar>
+              <w:top w:w="80" w:type="dxa"/>
+              <w:bottom w:w="80" w:type="dxa"/>
+              <w:left w:w="80" w:type="dxa"/>
+              <w:right w:w="80" w:type="dxa"/>
+            </w:tcMar>
+          </w:tcPr>
+          <w:p>
+            <w:pPr>
+              <w:keepNext w:val="0"/>
+              <w:spacing w:line="252" w:lineRule="auto" w:before="0" w:after="0"/>
+              <w:jc w:val="left"/>
+            </w:pPr>
+            <w:r>
+              <w:rPr>
+                <w:rFonts w:ascii="Times New Roman" w:hAnsi="Times New Roman"/>
+                <w:sz w:val="20"/>
+              </w:rPr>
+              <w:t xml:space="preserve">FinnGen</w:t>
+            </w:r>
+          </w:p>
+        </w:tc>
+        <w:tc>
+          <w:tcPr>
+            <w:tcW w:type="dxa" w:w="2267"/>
+            <w:vAlign w:val="center"/>
+            <w:tcMar>
+              <w:top w:w="80" w:type="dxa"/>
+              <w:bottom w:w="80" w:type="dxa"/>
+              <w:left w:w="80" w:type="dxa"/>
+              <w:right w:w="80" w:type="dxa"/>
+            </w:tcMar>
+          </w:tcPr>
+          <w:p>
+            <w:pPr>
+              <w:keepNext w:val="0"/>
+              <w:spacing w:line="252" w:lineRule="auto" w:before="0" w:after="0"/>
+              <w:jc w:val="center"/>
+            </w:pPr>
+            <w:r>
+              <w:rPr>
+                <w:rFonts w:ascii="Times New Roman" w:hAnsi="Times New Roman"/>
+                <w:sz w:val="20"/>
+              </w:rPr>
+              <w:t xml:space="preserve">rs148849825</w:t>
+            </w:r>
+          </w:p>
+        </w:tc>
+        <w:tc>
+          <w:tcPr>
+            <w:tcW w:type="dxa" w:w="1538"/>
+            <w:vAlign w:val="center"/>
+            <w:tcMar>
+              <w:top w:w="80" w:type="dxa"/>
+              <w:bottom w:w="80" w:type="dxa"/>
+              <w:left w:w="80" w:type="dxa"/>
+              <w:right w:w="80" w:type="dxa"/>
+            </w:tcMar>
+          </w:tcPr>
+          <w:p>
+            <w:pPr>
+              <w:keepNext w:val="0"/>
+              <w:spacing w:line="252" w:lineRule="auto" w:before="0" w:after="0"/>
+              <w:jc w:val="center"/>
+            </w:pPr>
+            <w:r>
+              <w:rPr>
+                <w:rFonts w:ascii="Times New Roman" w:hAnsi="Times New Roman"/>
+                <w:sz w:val="20"/>
+              </w:rPr>
+              <w:t xml:space="preserve">1</w:t>
+            </w:r>
+          </w:p>
+        </w:tc>
+        <w:tc>
+          <w:tcPr>
+            <w:tcW w:type="dxa" w:w="1943"/>
+            <w:vAlign w:val="center"/>
+            <w:tcMar>
+              <w:top w:w="80" w:type="dxa"/>
+              <w:bottom w:w="80" w:type="dxa"/>
+              <w:left w:w="80" w:type="dxa"/>
+              <w:right w:w="80" w:type="dxa"/>
+            </w:tcMar>
+          </w:tcPr>
+          <w:p>
+            <w:pPr>
+              <w:keepNext w:val="0"/>
+              <w:spacing w:line="252" w:lineRule="auto" w:before="0" w:after="0"/>
+              <w:jc w:val="center"/>
+            </w:pPr>
+            <w:r>
+              <w:rPr>
+                <w:rFonts w:ascii="Times New Roman" w:hAnsi="Times New Roman"/>
+                <w:sz w:val="20"/>
+              </w:rPr>
+              <w:t xml:space="preserve">Wald ratio</w:t>
+            </w:r>
+          </w:p>
+        </w:tc>
+        <w:tc>
+          <w:tcPr>
+            <w:tcW w:type="dxa" w:w="4534"/>
+            <w:vAlign w:val="center"/>
+            <w:tcMar>
+              <w:top w:w="80" w:type="dxa"/>
+              <w:bottom w:w="80" w:type="dxa"/>
+              <w:left w:w="80" w:type="dxa"/>
+              <w:right w:w="80" w:type="dxa"/>
+            </w:tcMar>
+          </w:tcPr>
+          <w:p>
+            <w:pPr>
+              <w:keepNext w:val="0"/>
+              <w:spacing w:line="252" w:lineRule="auto" w:before="0" w:after="0"/>
+              <w:jc w:val="center"/>
+            </w:pPr>
+            <w:r>
+              <w:rPr>
+                <w:rFonts w:ascii="Times New Roman" w:hAnsi="Times New Roman"/>
+                <w:sz w:val="20"/>
+              </w:rPr>
+              <w:t xml:space="preserve">0.138 (0.066–0.286)</w:t>
+            </w:r>
+          </w:p>
+        </w:tc>
+        <w:tc>
+          <w:tcPr>
+            <w:tcW w:type="dxa" w:w="2105"/>
+            <w:vAlign w:val="center"/>
+            <w:tcMar>
+              <w:top w:w="80" w:type="dxa"/>
+              <w:bottom w:w="80" w:type="dxa"/>
+              <w:left w:w="80" w:type="dxa"/>
+              <w:right w:w="80" w:type="dxa"/>
+            </w:tcMar>
+          </w:tcPr>
+          <w:p>
+            <w:pPr>
+              <w:keepNext w:val="0"/>
+              <w:spacing w:line="252" w:lineRule="auto" w:before="0" w:after="0"/>
+              <w:jc w:val="center"/>
+            </w:pPr>
+            <w:r>
+              <w:rPr>
+                <w:rFonts w:ascii="Times New Roman" w:hAnsi="Times New Roman"/>
+                <w:b/>
+                <w:sz w:val="20"/>
+              </w:rPr>
+              <w:t xml:space="preserve">1.03×10⁻⁷</w:t>
+            </w:r>
+          </w:p>
+        </w:tc>
+      </w:tr>
+    </w:tbl>
+    <w:p>
+      <w:pPr>
+        <w:pStyle w:val="BodyText"/>
+        <w:widowControl/>
+        <w:spacing w:line="264" w:lineRule="auto" w:after="140"/>
+      </w:pPr>
+      <w:r>
+        <w:rPr>
+          <w:sz w:val="20"/>
+        </w:rPr>
+        <w:t xml:space="preserve">BBJ denotes Graves disease; UKB, hyperthyroidism; FinnGen, Graves ophthalmopathy. The named SNP was excluded, not retained. ORs are per approximately one SD higher reconstructed blood expression. All 15 omissions from the five eligible comparisons are shown. Remaining two- or three-SNP sets used IVW; one-SNP sets used the Wald ratio. Original reference-frequency estimates were used, and this analysis was not repeated after frequency substitution. TSHR in all outcomes and CTLA4 in BBJ were ineligible because only one SNP was available.</w:t>
+      </w:r>
+      <w:r>
+        <w:rPr>
+          <w:sz w:val="20"/>
+        </w:rPr>
+        <w:t xml:space="preserve"> </w:t>
+      </w:r>
+      <w:r>
+        <w:rPr>
+          <w:i/>
+          <w:iCs/>
+          <w:sz w:val="20"/>
+        </w:rPr>
+        <w:t xml:space="preserve">P</w:t>
+      </w:r>
+      <w:r>
+        <w:rPr>
+          <w:sz w:val="20"/>
+        </w:rPr>
+        <w:t xml:space="preserve"> </w:t>
+      </w:r>
+      <w:r>
+        <w:rPr>
+          <w:sz w:val="20"/>
+        </w:rPr>
+        <w:t xml:space="preserve">values are two-sided; nominal</w:t>
+      </w:r>
+      <w:r>
+        <w:rPr>
+          <w:sz w:val="20"/>
+        </w:rPr>
+        <w:t xml:space="preserve"> </w:t>
+      </w:r>
+      <w:r>
+        <w:rPr>
+          <w:i/>
+          <w:iCs/>
+          <w:sz w:val="20"/>
+        </w:rPr>
+        <w:t xml:space="preserve">P</w:t>
+      </w:r>
+      <w:r>
+        <w:rPr>
+          <w:sz w:val="20"/>
+        </w:rPr>
+        <w:t xml:space="preserve"> </w:t>
+      </w:r>
+      <w:r>
+        <w:rPr>
+          <w:sz w:val="20"/>
+        </w:rPr>
+        <w:t xml:space="preserve">&lt; 0.05 is emphasized descriptively, not as an additional discovery threshold. Effect estimates and CIs are shown to three decimals. Full precision and five all-SNP comparator rows are in Supplementary Data 6.</w:t>
       </w:r>
     </w:p>
     <w:p>
@@ -6343,6 +9521,164 @@
         </w:drawing>
       </w:r>
     </w:p>
+    <w:p>
+      <w:pPr>
+        <w:sectPr>
+          <w:footnotePr>
+            <w:numRestart w:val="eachSect"/>
+          </w:footnotePr>
+          <w:type w:val="nextPage"/>
+          <w:pgSz w:w="16834" w:h="11909" w:orient="landscape"/>
+          <w:pgMar w:left="1008" w:right="1008" w:top="936" w:bottom="936" w:header="432" w:footer="432"/>
+        </w:sectPr>
+      </w:pPr>
+    </w:p>
+    <w:p>
+      <w:pPr>
+        <w:pStyle w:val="BodyText"/>
+        <w:keepNext/>
+        <w:widowControl/>
+        <w:spacing w:line="264" w:lineRule="auto" w:after="140"/>
+      </w:pPr>
+      <w:r>
+        <w:rPr>
+          <w:b/>
+          <w:bCs/>
+          <w:sz w:val="20"/>
+        </w:rPr>
+        <w:t xml:space="preserve">Figure S2. Post hoc leave-one-out sensitivity of the selected-gene MR estimates.</w:t>
+      </w:r>
+      <w:r>
+        <w:rPr>
+          <w:sz w:val="20"/>
+        </w:rPr>
+        <w:t xml:space="preserve"> </w:t>
+      </w:r>
+      <w:r>
+        <w:rPr>
+          <w:sz w:val="20"/>
+        </w:rPr>
+        <w:t xml:space="preserve">Open circles show the 15 SNP-exclusion estimates; filled diamonds show the five corresponding all-SNP estimates. The SNP named on each row was omitted. Horizontal lines represent 95% CIs, and the dashed line marks OR = 1 on a logarithmic axis. ORs, CIs and two-sided</w:t>
+      </w:r>
+      <w:r>
+        <w:rPr>
+          <w:sz w:val="20"/>
+        </w:rPr>
+        <w:t xml:space="preserve"> </w:t>
+      </w:r>
+      <w:r>
+        <w:rPr>
+          <w:i/>
+          <w:iCs/>
+          <w:sz w:val="20"/>
+        </w:rPr>
+        <w:t xml:space="preserve">P</w:t>
+      </w:r>
+      <w:r>
+        <w:rPr>
+          <w:sz w:val="20"/>
+        </w:rPr>
+        <w:t xml:space="preserve"> </w:t>
+      </w:r>
+      <w:r>
+        <w:rPr>
+          <w:sz w:val="20"/>
+        </w:rPr>
+        <w:t xml:space="preserve">values are displayed for every row; bold</w:t>
+      </w:r>
+      <w:r>
+        <w:rPr>
+          <w:sz w:val="20"/>
+        </w:rPr>
+        <w:t xml:space="preserve"> </w:t>
+      </w:r>
+      <w:r>
+        <w:rPr>
+          <w:i/>
+          <w:iCs/>
+          <w:sz w:val="20"/>
+        </w:rPr>
+        <w:t xml:space="preserve">P</w:t>
+      </w:r>
+      <w:r>
+        <w:rPr>
+          <w:sz w:val="20"/>
+        </w:rPr>
+        <w:t xml:space="preserve"> </w:t>
+      </w:r>
+      <w:r>
+        <w:rPr>
+          <w:sz w:val="20"/>
+        </w:rPr>
+        <w:t xml:space="preserve">values denote nominal</w:t>
+      </w:r>
+      <w:r>
+        <w:rPr>
+          <w:sz w:val="20"/>
+        </w:rPr>
+        <w:t xml:space="preserve"> </w:t>
+      </w:r>
+      <w:r>
+        <w:rPr>
+          <w:i/>
+          <w:iCs/>
+          <w:sz w:val="20"/>
+        </w:rPr>
+        <w:t xml:space="preserve">P</w:t>
+      </w:r>
+      <w:r>
+        <w:rPr>
+          <w:sz w:val="20"/>
+        </w:rPr>
+        <w:t xml:space="preserve"> </w:t>
+      </w:r>
+      <w:r>
+        <w:rPr>
+          <w:sz w:val="20"/>
+        </w:rPr>
+        <w:t xml:space="preserve">&lt; 0.05 for descriptive comparison. Original reference-frequency harmonized sets were used. If one SNP remained, its Wald ratio was calculated; otherwise IVW was used. TSHR in all outcomes and CTLA4 in BBJ are not plotted because a single original instrument precluded omission. These correlated post hoc analyses assess sensitivity to the included SNPs and do not constitute independent replication.</w:t>
+      </w:r>
+    </w:p>
+    <w:p>
+      <w:pPr>
+        <w:spacing w:line="240" w:lineRule="auto"/>
+        <w:jc w:val="center"/>
+      </w:pPr>
+      <w:r>
+        <w:drawing>
+          <wp:inline>
+            <wp:extent cx="5715000" cy="6885542"/>
+            <wp:docPr id="2" name="Picture 2"/>
+            <wp:cNvGraphicFramePr>
+              <a:graphicFrameLocks noChangeAspect="1"/>
+            </wp:cNvGraphicFramePr>
+            <a:graphic>
+              <a:graphicData uri="http://schemas.openxmlformats.org/drawingml/2006/picture">
+                <pic:pic>
+                  <pic:nvPicPr>
+                    <pic:cNvPr id="0" name="FigureS2.png"/>
+                    <pic:cNvPicPr/>
+                  </pic:nvPicPr>
+                  <pic:blipFill>
+                    <a:blip r:embed="rId10"/>
+                    <a:stretch>
+                      <a:fillRect/>
+                    </a:stretch>
+                  </pic:blipFill>
+                  <pic:spPr>
+                    <a:xfrm>
+                      <a:off x="0" y="0"/>
+                      <a:ext cx="5715000" cy="6885542"/>
+                    </a:xfrm>
+                    <a:prstGeom prst="rect"/>
+                  </pic:spPr>
+                </pic:pic>
+              </a:graphicData>
+            </a:graphic>
+          </wp:inline>
+        </w:drawing>
+      </w:r>
+    </w:p>
     <w:bookmarkEnd w:id="13"/>
     <w:bookmarkEnd w:id="14"/>
     <w:bookmarkEnd w:id="15"/>
@@ -6350,8 +9686,8 @@
       <w:footnotePr>
         <w:numRestart w:val="eachSect"/>
       </w:footnotePr>
-      <w:pgSz w:w="16834" w:h="11909" w:orient="landscape"/>
-      <w:pgMar w:left="1008" w:right="1008" w:top="936" w:bottom="936" w:header="432" w:footer="432"/>
+      <w:pgSz w:w="11909" w:h="16834"/>
+      <w:pgMar w:left="1368" w:right="1368" w:top="1152" w:bottom="1152" w:header="432" w:footer="432"/>
     </w:sectPr>
   </w:body>
 </w:document>
@@ -6546,7 +9882,7 @@
     <w:name w:val="Normal"/>
     <w:qFormat/>
     <w:pPr>
-      <w:spacing w:line="480" w:lineRule="auto" w:after="0"/>
+      <w:spacing w:line="456" w:lineRule="auto" w:after="0"/>
     </w:pPr>
     <w:rPr>
       <w:rFonts w:ascii="Times New Roman" w:hAnsi="Times New Roman"/>
@@ -6559,7 +9895,7 @@
     <w:link w:val="BodyTextChar"/>
     <w:qFormat/>
     <w:pPr>
-      <w:spacing w:after="0" w:before="180" w:line="480" w:lineRule="auto"/>
+      <w:spacing w:after="0" w:before="180" w:line="456" w:lineRule="auto"/>
     </w:pPr>
     <w:rPr>
       <w:rFonts w:ascii="Times New Roman" w:hAnsi="Times New Roman"/>
@@ -6572,7 +9908,7 @@
     <w:next w:val="BodyText"/>
     <w:qFormat/>
     <w:pPr>
-      <w:spacing w:line="480" w:lineRule="auto" w:after="0"/>
+      <w:spacing w:line="456" w:lineRule="auto" w:after="0"/>
     </w:pPr>
     <w:rPr>
       <w:rFonts w:ascii="Times New Roman" w:hAnsi="Times New Roman"/>
@@ -6584,7 +9920,7 @@
     <w:basedOn w:val="BodyText"/>
     <w:qFormat/>
     <w:pPr>
-      <w:spacing w:after="0" w:before="36" w:line="480" w:lineRule="auto"/>
+      <w:spacing w:after="0" w:before="36" w:line="456" w:lineRule="auto"/>
     </w:pPr>
     <w:rPr>
       <w:rFonts w:ascii="Times New Roman" w:hAnsi="Times New Roman"/>
@@ -7094,7 +10430,7 @@
     <w:unhideWhenUsed/>
     <w:qFormat/>
     <w:pPr>
-      <w:spacing w:line="480" w:lineRule="auto" w:after="0"/>
+      <w:spacing w:line="456" w:lineRule="auto" w:after="0"/>
     </w:pPr>
     <w:rPr>
       <w:rFonts w:ascii="Times New Roman" w:hAnsi="Times New Roman"/>

--- a/submission/candidate_20260911_review/SUPPLEMENTARY_MATERIAL.docx
+++ b/submission/candidate_20260911_review/SUPPLEMENTARY_MATERIAL.docx
@@ -47,7 +47,7 @@
         <w:widowControl/>
       </w:pPr>
       <w:r>
-        <w:t xml:space="preserve">Instrument selection used cis-eQTL</w:t>
+        <w:t xml:space="preserve">Cis-eQTL instruments met</w:t>
       </w:r>
       <w:r>
         <w:t xml:space="preserve"> </w:t>
@@ -63,7 +63,27 @@
         <w:t xml:space="preserve"> </w:t>
       </w:r>
       <w:r>
-        <w:t xml:space="preserve">&lt; 5×10⁻⁸, a ±1-Mb gene window, and LD clumping at r² &lt; 0.001 within 10 Mb using 1000 Genomes Phase 3 European samples (n = 503). Exposure standard errors were reconstructed as SE = 1/√[2f(1−f)(N + Z²)] and β = Z × SE, where f is allele frequency and N is the variant-specific eQTL sample size [19]. This defines the reconstructed expression unit used for reported ORs.</w:t>
+        <w:t xml:space="preserve">&lt; 5×10⁻⁸ within ±1 Mb of the gene and were clumped at r² &lt; 0.001 within 10 Mb using 1000 Genomes Phase 3 Europeans (n = 503). Exposure SE = 1/√[2f(1−f)(N + Z²)] and β = Z × SE, where f is allele frequency and N is the variant-specific sample size [19]. TwoSampleMR harmonise_data (action = 2) aligned alleles and excluded palindromic variants with MAF &gt; 0.42; missing estimates were not imputed. BBJ/FinnGen retained their reported log-odds scales. UKB linear-model β and SE were divided by μ(1−μ), with μ = 3,731/484,598. Source GWAS covariate adjustments were retained; participant-level re-adjustment was unavailable.</w:t>
+      </w:r>
+    </w:p>
+    <w:bookmarkEnd w:id="9"/>
+    <w:bookmarkStart w:id="10" w:name="mr-sensitivity-and-regional-linkage"/>
+    <w:p>
+      <w:pPr>
+        <w:pStyle w:val="Heading3"/>
+        <w:widowControl/>
+      </w:pPr>
+      <w:r>
+        <w:t xml:space="preserve">MR sensitivity and regional linkage</w:t>
+      </w:r>
+    </w:p>
+    <w:p>
+      <w:pPr>
+        <w:pStyle w:val="FirstParagraph"/>
+        <w:widowControl/>
+      </w:pPr>
+      <w:r>
+        <w:t xml:space="preserve">Single instruments used the Wald ratio; multiple instruments used multiplicative random-effects IVW with under-dispersion correction. Weighted-median/mode estimates, the MR-Egger intercept and Cochran’s Q were assessed where estimable (Table S1; Supplementary Data 5) [21, 22]. Few instruments limit pleiotropy testing. Steiger directionality [23] and bidirectional MR were not performed. Post hoc leave-one-out analysis used the original reference-frequency harmonized sets, applying IVW when at least two SNPs remained and the Wald ratio for one. All 15 omissions (11 IGF1R, four CTLA4) and five comparators are in Figure S2 and Supplementary Data 6. TSHR in all outcomes and CTLA4 in BBJ had one original SNP and were ineligible. An independent base-R implementation reproduced all nine full-set estimates and verified the omissions. Two-sided normal tests and 95% CIs retained the primary SE conventions. These correlated checks are not independent replication. This analysis was not repeated under substituted eQTLGen frequencies.</w:t>
       </w:r>
     </w:p>
     <w:p>
@@ -72,27 +92,7 @@
         <w:widowControl/>
       </w:pPr>
       <w:r>
-        <w:t xml:space="preserve">TwoSampleMR harmonise_data with action = 2 aligned exposure and outcome alleles. Palindromic variants with intermediate frequency (MAF &gt; 0.42) were excluded. Missing estimates were not imputed. BBJ and FinnGen effect estimates were used on their reported log-odds scales. UKB linear-model β and SE were divided by μ(1−μ), where μ = 3,731/484,598, to approximate log-odds estimates. Original GWAS covariate adjustments were retained; participant-level re-adjustment was unavailable.</w:t>
-      </w:r>
-    </w:p>
-    <w:bookmarkEnd w:id="9"/>
-    <w:bookmarkStart w:id="10" w:name="Xe2db2cdedeee9b045b6a58caa8682c2fa8246af"/>
-    <w:p>
-      <w:pPr>
-        <w:pStyle w:val="Heading3"/>
-        <w:widowControl/>
-      </w:pPr>
-      <w:r>
-        <w:t xml:space="preserve">Checks using multiple instruments and regional linkage</w:t>
-      </w:r>
-    </w:p>
-    <w:p>
-      <w:pPr>
-        <w:pStyle w:val="FirstParagraph"/>
-        <w:widowControl/>
-      </w:pPr>
-      <w:r>
-        <w:t xml:space="preserve">For multiple instruments, the primary IVW analysis used TwoSampleMR’s multiplicative random-effects method with an under-dispersion correction. Weighted-median and weighted-mode estimates, the MR-Egger intercept and Cochran’s Q were inspected where estimable (Table S1) [21, 22]. With three or four instruments, a non-significant intercept has limited ability to exclude pleiotropy. Steiger directionality [23] and bidirectional MR were not performed. Single-instrument analyses were limited to the Wald ratio.</w:t>
+        <w:t xml:space="preserve">TSHR clumping combined eQTL thresholds of 5×10⁻⁸/5×10⁻⁶, r² thresholds of 0.001/0.01/0.1 and European (n = 503)/East Asian (n = 504) panels. rs179252 remained an index variant in all 12 combinations. Primary settings selected one European and two East Asian instruments; relaxed settings selected up to 12. Post-review PLINK r² between rs179252 and rs179247 was 0.957116/0.991625 in Europeans/East Asians; for rs179252–rs12101255 it was 0.459227/0.855574. All three variants had complete genotypes. These reference-panel checks support instrument retention, not conditional association, a single-signal model or shared tissue-specific regulation.</w:t>
       </w:r>
     </w:p>
     <w:p>
@@ -101,38 +101,7 @@
         <w:widowControl/>
       </w:pPr>
       <w:r>
-        <w:t xml:space="preserve">The post hoc SNP-exclusion analysis used the original reference-frequency harmonized sets for TSHR, IGF1R and CTLA4 in all three outcomes. An IVW estimate was recalculated after each omission when at least two SNPs remained; when one remained, its Wald ratio was reported. Fifteen omissions were evaluable: 11 for IGF1R and four for CTLA4. TSHR in all outcomes and CTLA4 in BBJ had only one original SNP and could not undergo omission. Python calculations were checked against an independent base-R regression implementation after reproducing all nine full-set estimates. Two-sided normal tests and 95% CIs used the primary-analysis standard-error conventions. All omission results are reported in Table S5 and Figure S2, with five full-set comparators in Supplementary Data 6. No new discovery claim or independent replication is inferred from these correlated tests. This analysis was not repeated under substituted eQTLGen frequencies.</w:t>
-      </w:r>
-    </w:p>
-    <w:p>
-      <w:pPr>
-        <w:pStyle w:val="BodyText"/>
-        <w:widowControl/>
-      </w:pPr>
-      <w:r>
-        <w:t xml:space="preserve">At</w:t>
-      </w:r>
-      <w:r>
-        <w:t xml:space="preserve"> </w:t>
-      </w:r>
-      <w:r>
-        <w:rPr>
-          <w:i/>
-          <w:iCs/>
-        </w:rPr>
-        <w:t xml:space="preserve">TSHR</w:t>
-      </w:r>
-      <w:r>
-        <w:t xml:space="preserve">, clumping was repeated using eQTL thresholds of 5×10⁻⁸ and 5×10⁻⁶, r² thresholds of 0.001, 0.01 and 0.1, and European (n = 503) or East Asian (n = 504) reference panels. rs179252 remained an index variant in all 12 combinations. The primary settings selected one instrument in Europeans and two in East Asians; relaxed settings yielded up to 12. These checks support retention of the selected instrument, not a single-signal model in every ancestry. The full clumping counts are preserved with the analysis records. In a post-review descriptive LD check, PLINK r² between rs179252 and rs179247 was 0.957116 in Europeans and 0.991625 in East Asians; between rs179252 and rs12101255 it was 0.459227 and 0.855574, respectively. All three variants were present without missing genotypes. These are reference-panel LD estimates, not conditional association tests or evidence of shared tissue-specific regulation.</w:t>
-      </w:r>
-    </w:p>
-    <w:p>
-      <w:pPr>
-        <w:pStyle w:val="BodyText"/>
-        <w:widowControl/>
-      </w:pPr>
-      <w:r>
-        <w:t xml:space="preserve">The chromosome 16p11.2 variants rs4889606, rs34649473 and rs78924645 span approximately 143 kb. Their East Asian pairwise r² values were 0.854, 0.761 and 0.863. GCTA-COJO conditional selection at</w:t>
+        <w:t xml:space="preserve">At chromosome 16p11.2, rs4889606, rs34649473 and rs78924645 span approximately 143 kb (East Asian pairwise r² = 0.854, 0.761 and 0.863). GCTA-COJO selection at</w:t>
       </w:r>
       <w:r>
         <w:t xml:space="preserve"> </w:t>
@@ -161,7 +130,7 @@
         <w:t xml:space="preserve"> </w:t>
       </w:r>
       <w:r>
-        <w:t xml:space="preserve">= 1.15×10⁻⁸). After conditioning, the three marginal associations had</w:t>
+        <w:t xml:space="preserve">= 1.15×10⁻⁸); conditioning gave</w:t>
       </w:r>
       <w:r>
         <w:t xml:space="preserve"> </w:t>
@@ -177,7 +146,7 @@
         <w:t xml:space="preserve"> </w:t>
       </w:r>
       <w:r>
-        <w:t xml:space="preserve">values of 0.928, 0.839 and 0.806, respectively. This supports regional dependence and does not identify a particular causal gene.</w:t>
+        <w:t xml:space="preserve">= 0.928, 0.839 and 0.806 for the three variants, respectively. This supports regional dependence without identifying a causal gene.</w:t>
       </w:r>
     </w:p>
     <w:bookmarkEnd w:id="10"/>
@@ -197,32 +166,7 @@
         <w:widowControl/>
       </w:pPr>
       <w:r>
-        <w:t xml:space="preserve">coloc.abf was applied to available gene-specific cis-eQTL variants matched to each outcome by rsID and allele pair, avoiding comparisons of genomic windows across GRCh37 expression and GRCh38 outcome coordinates. Duplicate rsIDs and allele-pair mismatches were excluded. Both datasets used β and its variance. Dataset 1 was the outcome GWAS and dataset 2 the expression exposure; expression sdY was set to 1. Outcome allele frequencies were not used in the Bayes factors. The top_snp field is the variant with the largest shared-variant posterior conditional on H4, rather than necessarily the smallest disease</w:t>
-      </w:r>
-      <w:r>
-        <w:t xml:space="preserve"> </w:t>
-      </w:r>
-      <w:r>
-        <w:rPr>
-          <w:i/>
-          <w:iCs/>
-        </w:rPr>
-        <w:t xml:space="preserve">P</w:t>
-      </w:r>
-      <w:r>
-        <w:t xml:space="preserve"> </w:t>
-      </w:r>
-      <w:r>
-        <w:t xml:space="preserve">value.</w:t>
-      </w:r>
-    </w:p>
-    <w:p>
-      <w:pPr>
-        <w:pStyle w:val="BodyText"/>
-        <w:widowControl/>
-      </w:pPr>
-      <w:r>
-        <w:t xml:space="preserve">The five model probabilities describe neither trait associated (H0), outcome only (H1), expression only (H2), both traits with distinct variants (H3), and both traits with a shared variant (H4). The default priors were p1 = p2 = 10⁻⁴ and p12 = 10⁻⁵; p12 values of 10⁻⁶ and 5×10⁻⁶ tested more conservative shared-association assumptions [24]. Table S2 presents the selected genes; Supplementary Data 3 retains all nine genes, three outcomes and three priors. Low H4 does not demonstrate that disease association is absent. Neither multi-variant colocalization nor formal colocalization power was evaluated.</w:t>
+        <w:t xml:space="preserve">coloc.abf used all available gene-specific cis-eQTL statistics without significance filtering, matched to outcomes by rsID and allele pair; GRCh37 expression and GRCh38 outcome coordinates were not joined directly. Duplicate rsIDs and allele mismatches were excluded. Both datasets supplied β and variance: dataset 1 was the outcome, dataset 2 expression (sdY = 1). Outcome frequencies were not used in the Bayes factors. The top_snp field identifies the highest-probability variant conditional on H4, not necessarily the GWAS lead SNP. H0–H4 denote neither trait, outcome only, expression only, distinct variants and a shared variant. Priors were p1 = p2 = 10⁻⁴ and p12 = 10⁻⁵, with 5×10⁻⁶ and 10⁻⁶ sensitivity settings [24]. Figure 3B displays selected genes; Supplementary Data 3 preserves all nine genes × three outcomes × three priors. Low H4 does not establish absence of disease association. Multi-variant colocalization and formal colocalization power were not evaluated.</w:t>
       </w:r>
     </w:p>
     <w:bookmarkEnd w:id="11"/>
@@ -242,7 +186,7 @@
         <w:widowControl/>
       </w:pPr>
       <w:r>
-        <w:t xml:space="preserve">The eQTLGen frequency release represents 26,609 participants and excludes the Framingham Heart Study. All 50,245 requested SNPs, including all 6,135 instrument records, had valid frequencies and matching GRCh37 positions. Frequencies were aligned to the assessed allele, then β and SE were reconstructed while retaining the original Z and sample size. The maximum change in Z was 5.54×10⁻¹³. We compared identical retained variants and then repeated action = 2 harmonization. Across outcomes, 27 inclusion decisions changed: 24 involved palindromic frequency decisions and three restored missing reference frequencies. No retained outcome estimate changed direction. Estimable counts became 2,232 BBJ, 2,506 UKB and 2,481 FinnGen genes; the multiple-testing denominator remained 2,544.</w:t>
+        <w:t xml:space="preserve">The eQTLGen frequency release covers 26,609 participants, excluding Framingham. All 50,245 requested SNPs, including 6,135 instrument records, had valid frequencies and matching GRCh37 positions. Assessed-allele frequencies replaced reference frequencies in β/SE reconstruction while Z and N were fixed (maximum |ΔZ| = 5.54×10⁻¹³). Identical-variant comparisons preceded repeat action = 2 harmonization. Of 27 changed inclusion decisions, 24 involved palindromic frequencies and three restored missing reference frequencies. No retained outcome estimate changed direction. Estimable genes became 2,232/2,506/2,481 in BBJ/UKB/FinnGen; the discovery denominator remained 2,544 (Table S2; Supplementary Data 2). Across 81 colocalization settings, maximum |ΔH4| was 0.000245 for identical variants and 0.002142 when newly covered variants were included; none crossed 0.80. Primary MR was independently checked. Substitution reran Wald/IVW, colocalization and detection limits, but not all alternative MR estimators.</w:t>
       </w:r>
     </w:p>
     <w:p>
@@ -251,89 +195,7 @@
         <w:widowControl/>
       </w:pPr>
       <w:r>
-        <w:t xml:space="preserve">The same frequency substitution was applied to all 81 colocalization settings. Maximum absolute H4 changes were 0.000245 on identical variants and 0.002142 after additionally including variants with newly available frequencies; none crossed 0.80. Primary MR was independently checked by a second implementation. Frequency substitution reran Wald/IVW estimates, colocalization and detection thresholds; it did not rerun every alternative MR estimator in Table S1.</w:t>
-      </w:r>
-    </w:p>
-    <w:p>
-      <w:pPr>
-        <w:pStyle w:val="BodyText"/>
-        <w:widowControl/>
-      </w:pPr>
-      <w:r>
-        <w:t xml:space="preserve">For comparison with the primary analysis, the minimum detectable absolute MR effect at 80% power was approximated as (z₁₋α/₂ + z₀.₈₀) × SE. Alpha was 0.05/2,544 in BBJ and 0.05 in UKB/FinnGen. Exponentiation gives the detectable OR. Percentages use the estimable-gene denominator for each scenario (Table S4). These are normal-approximation association-detection metrics based on observed standard errors, not the power of colocalization or of the combined selection rule. They do not turn a non-significant association into evidence of absence.</w:t>
-      </w:r>
-    </w:p>
-    <w:p>
-      <w:pPr>
-        <w:pStyle w:val="BodyText"/>
-        <w:widowControl/>
-      </w:pPr>
-      <w:r>
-        <w:t xml:space="preserve">At 80% power, the approximate minimum detectable absolute log-ORs were 1.39 for</w:t>
-      </w:r>
-      <w:r>
-        <w:t xml:space="preserve"> </w:t>
-      </w:r>
-      <w:r>
-        <w:rPr>
-          <w:i/>
-          <w:iCs/>
-        </w:rPr>
-        <w:t xml:space="preserve">TSHR</w:t>
-      </w:r>
-      <w:r>
-        <w:t xml:space="preserve"> </w:t>
-      </w:r>
-      <w:r>
-        <w:t xml:space="preserve">and 0.99 for</w:t>
-      </w:r>
-      <w:r>
-        <w:t xml:space="preserve"> </w:t>
-      </w:r>
-      <w:r>
-        <w:rPr>
-          <w:i/>
-          <w:iCs/>
-        </w:rPr>
-        <w:t xml:space="preserve">IGF1R</w:t>
-      </w:r>
-      <w:r>
-        <w:t xml:space="preserve"> </w:t>
-      </w:r>
-      <w:r>
-        <w:t xml:space="preserve">in BBJ (α = 0.05/2,544), and 0.33 and 0.72 for</w:t>
-      </w:r>
-      <w:r>
-        <w:t xml:space="preserve"> </w:t>
-      </w:r>
-      <w:r>
-        <w:rPr>
-          <w:i/>
-          <w:iCs/>
-        </w:rPr>
-        <w:t xml:space="preserve">IGF1R</w:t>
-      </w:r>
-      <w:r>
-        <w:t xml:space="preserve"> </w:t>
-      </w:r>
-      <w:r>
-        <w:t xml:space="preserve">in UKB and FinnGen, respectively (α = 0.05). These standard-error-based benchmarks describe precision; comparing them with observed effects cannot distinguish an absent effect from limited power. The ORs, 95% CIs and</w:t>
-      </w:r>
-      <w:r>
-        <w:t xml:space="preserve"> </w:t>
-      </w:r>
-      <w:r>
-        <w:rPr>
-          <w:i/>
-          <w:iCs/>
-        </w:rPr>
-        <w:t xml:space="preserve">P</w:t>
-      </w:r>
-      <w:r>
-        <w:t xml:space="preserve"> </w:t>
-      </w:r>
-      <w:r>
-        <w:t xml:space="preserve">values in Table 2 should guide interpretation of the observed associations.</w:t>
+        <w:t xml:space="preserve">The approximate 80% minimum detectable absolute log-OR was (z₁₋α/₂ + z₀.₈₀) × SE, with α = 0.05/2,544 in BBJ and 0.05 in UKB/FinnGen; exponentiation gives the detectable OR. Percentages use each scenario’s estimable-gene denominator (Table S3; Supplementary Data 4). These describe MR association detection using observed SEs, not colocalization or combined-filter power. Gene-specific limits were 1.39 (TSHR) and 0.99 (IGF1R) in BBJ (α = 0.05/2,544), and 0.33/0.72 for IGF1R in UKB/FinnGen, respectively (α = 0.05). These benchmarks describe precision; comparing them with observed effects cannot distinguish an absent effect from limited power.</w:t>
       </w:r>
     </w:p>
     <w:bookmarkEnd w:id="12"/>
@@ -353,7 +215,7 @@
         <w:widowControl/>
       </w:pPr>
       <w:r>
-        <w:t xml:space="preserve">Orbital RNA-seq comprised four TED patients and one control. Technical replicates were combined by biological sample, and abundance was expressed as transcripts per million. The plotted log2 fold change was log2[(mean TED TPM + 0.01)/(control TPM + 0.01)]. With one control, control-group biological variance cannot be estimated; no differential-expression</w:t>
+        <w:t xml:space="preserve">Orbital RNA-seq included four TED patients and one control. Technical replicates were combined by biological sample. Figure S1 shows log2[(mean TED TPM + 0.01)/(control TPM + 0.01)]. One control cannot establish control-group biological variance; no differential-expression</w:t>
       </w:r>
       <w:r>
         <w:t xml:space="preserve"> </w:t>
@@ -369,7 +231,7 @@
         <w:t xml:space="preserve"> </w:t>
       </w:r>
       <w:r>
-        <w:t xml:space="preserve">value or confirmatory test is reported. The dataset was not externally replicated and contributes no inferential evidence to the genetic comparison (Figure S1).</w:t>
+        <w:t xml:space="preserve">value or confirmatory test is reported. This unreplicated descriptive dataset contributes no inferential evidence to the genetic comparison.</w:t>
       </w:r>
     </w:p>
     <w:p>
@@ -1894,1457 +1756,7 @@
           <w:bCs/>
           <w:sz w:val="20"/>
         </w:rPr>
-        <w:t xml:space="preserve">Table S2. Shared-variant support under different prior assumptions</w:t>
-      </w:r>
-    </w:p>
-    <w:tbl>
-      <w:tblPr>
-        <w:tblW w:type="dxa" w:w="14818"/>
-        <w:jc w:val="center"/>
-        <w:tblLayout w:type="fixed"/>
-        <w:tblLook w:firstColumn="1" w:firstRow="1" w:lastColumn="0" w:lastRow="0" w:noHBand="0" w:noVBand="1" w:val="04A0"/>
-      </w:tblPr>
-      <w:tblGrid>
-        <w:gridCol w:w="1533"/>
-        <w:gridCol w:w="5110"/>
-        <w:gridCol w:w="2725"/>
-        <w:gridCol w:w="2725"/>
-        <w:gridCol w:w="2725"/>
-      </w:tblGrid>
-      <w:tr>
-        <w:trPr>
-          <w:cantSplit/>
-          <w:tblHeader/>
-        </w:trPr>
-        <w:tc>
-          <w:tcPr>
-            <w:tcW w:type="dxa" w:w="1533"/>
-            <w:vAlign w:val="center"/>
-            <w:tcMar>
-              <w:top w:w="80" w:type="dxa"/>
-              <w:bottom w:w="80" w:type="dxa"/>
-              <w:left w:w="80" w:type="dxa"/>
-              <w:right w:w="80" w:type="dxa"/>
-            </w:tcMar>
-            <w:shd w:fill="EEEEEE"/>
-          </w:tcPr>
-          <w:p>
-            <w:pPr>
-              <w:keepNext w:val="0"/>
-              <w:spacing w:line="252" w:lineRule="auto" w:before="0" w:after="0"/>
-              <w:jc w:val="left"/>
-            </w:pPr>
-            <w:r>
-              <w:rPr>
-                <w:rFonts w:ascii="Times New Roman" w:hAnsi="Times New Roman"/>
-                <w:b/>
-                <w:sz w:val="20"/>
-              </w:rPr>
-              <w:t xml:space="preserve">Gene</w:t>
-            </w:r>
-          </w:p>
-        </w:tc>
-        <w:tc>
-          <w:tcPr>
-            <w:tcW w:type="dxa" w:w="5110"/>
-            <w:vAlign w:val="center"/>
-            <w:tcMar>
-              <w:top w:w="80" w:type="dxa"/>
-              <w:bottom w:w="80" w:type="dxa"/>
-              <w:left w:w="80" w:type="dxa"/>
-              <w:right w:w="80" w:type="dxa"/>
-            </w:tcMar>
-            <w:shd w:fill="EEEEEE"/>
-          </w:tcPr>
-          <w:p>
-            <w:pPr>
-              <w:keepNext w:val="0"/>
-              <w:spacing w:line="252" w:lineRule="auto" w:before="0" w:after="0"/>
-              <w:jc w:val="left"/>
-            </w:pPr>
-            <w:r>
-              <w:rPr>
-                <w:rFonts w:ascii="Times New Roman" w:hAnsi="Times New Roman"/>
-                <w:b/>
-                <w:sz w:val="20"/>
-              </w:rPr>
-              <w:t xml:space="preserve">Outcome</w:t>
-            </w:r>
-          </w:p>
-        </w:tc>
-        <w:tc>
-          <w:tcPr>
-            <w:tcW w:type="dxa" w:w="2725"/>
-            <w:vAlign w:val="center"/>
-            <w:tcMar>
-              <w:top w:w="80" w:type="dxa"/>
-              <w:bottom w:w="80" w:type="dxa"/>
-              <w:left w:w="80" w:type="dxa"/>
-              <w:right w:w="80" w:type="dxa"/>
-            </w:tcMar>
-            <w:shd w:fill="EEEEEE"/>
-          </w:tcPr>
-          <w:p>
-            <w:pPr>
-              <w:keepNext w:val="0"/>
-              <w:spacing w:line="252" w:lineRule="auto" w:before="0" w:after="0"/>
-              <w:jc w:val="center"/>
-            </w:pPr>
-            <w:r>
-              <w:rPr>
-                <w:rFonts w:ascii="Times New Roman" w:hAnsi="Times New Roman"/>
-                <w:b/>
-                <w:sz w:val="20"/>
-              </w:rPr>
-              <w:t xml:space="preserve">Default prior</w:t>
-            </w:r>
-          </w:p>
-        </w:tc>
-        <w:tc>
-          <w:tcPr>
-            <w:tcW w:type="dxa" w:w="2725"/>
-            <w:vAlign w:val="center"/>
-            <w:tcMar>
-              <w:top w:w="80" w:type="dxa"/>
-              <w:bottom w:w="80" w:type="dxa"/>
-              <w:left w:w="80" w:type="dxa"/>
-              <w:right w:w="80" w:type="dxa"/>
-            </w:tcMar>
-            <w:shd w:fill="EEEEEE"/>
-          </w:tcPr>
-          <w:p>
-            <w:pPr>
-              <w:keepNext w:val="0"/>
-              <w:spacing w:line="252" w:lineRule="auto" w:before="0" w:after="0"/>
-              <w:jc w:val="center"/>
-            </w:pPr>
-            <w:r>
-              <w:rPr>
-                <w:rFonts w:ascii="Times New Roman" w:hAnsi="Times New Roman"/>
-                <w:b/>
-                <w:sz w:val="20"/>
-              </w:rPr>
-              <w:t xml:space="preserve">Intermediate prior</w:t>
-            </w:r>
-          </w:p>
-        </w:tc>
-        <w:tc>
-          <w:tcPr>
-            <w:tcW w:type="dxa" w:w="2725"/>
-            <w:vAlign w:val="center"/>
-            <w:tcMar>
-              <w:top w:w="80" w:type="dxa"/>
-              <w:bottom w:w="80" w:type="dxa"/>
-              <w:left w:w="80" w:type="dxa"/>
-              <w:right w:w="80" w:type="dxa"/>
-            </w:tcMar>
-            <w:shd w:fill="EEEEEE"/>
-          </w:tcPr>
-          <w:p>
-            <w:pPr>
-              <w:keepNext w:val="0"/>
-              <w:spacing w:line="252" w:lineRule="auto" w:before="0" w:after="0"/>
-              <w:jc w:val="left"/>
-            </w:pPr>
-            <w:r>
-              <w:rPr>
-                <w:rFonts w:ascii="Times New Roman" w:hAnsi="Times New Roman"/>
-                <w:b/>
-                <w:sz w:val="20"/>
-              </w:rPr>
-              <w:t xml:space="preserve">Conservative prior</w:t>
-            </w:r>
-          </w:p>
-        </w:tc>
-      </w:tr>
-      <w:tr>
-        <w:trPr>
-          <w:cantSplit/>
-        </w:trPr>
-        <w:tc>
-          <w:tcPr>
-            <w:tcW w:type="dxa" w:w="1533"/>
-            <w:vAlign w:val="center"/>
-            <w:tcMar>
-              <w:top w:w="80" w:type="dxa"/>
-              <w:bottom w:w="80" w:type="dxa"/>
-              <w:left w:w="80" w:type="dxa"/>
-              <w:right w:w="80" w:type="dxa"/>
-            </w:tcMar>
-          </w:tcPr>
-          <w:p>
-            <w:pPr>
-              <w:keepNext w:val="0"/>
-              <w:spacing w:line="252" w:lineRule="auto" w:before="0" w:after="0"/>
-              <w:jc w:val="left"/>
-            </w:pPr>
-            <w:r>
-              <w:rPr>
-                <w:rFonts w:ascii="Times New Roman" w:hAnsi="Times New Roman"/>
-                <w:i/>
-                <w:iCs/>
-                <w:sz w:val="20"/>
-              </w:rPr>
-              <w:t xml:space="preserve">TSHR</w:t>
-            </w:r>
-          </w:p>
-        </w:tc>
-        <w:tc>
-          <w:tcPr>
-            <w:tcW w:type="dxa" w:w="5110"/>
-            <w:vAlign w:val="center"/>
-            <w:tcMar>
-              <w:top w:w="80" w:type="dxa"/>
-              <w:bottom w:w="80" w:type="dxa"/>
-              <w:left w:w="80" w:type="dxa"/>
-              <w:right w:w="80" w:type="dxa"/>
-            </w:tcMar>
-          </w:tcPr>
-          <w:p>
-            <w:pPr>
-              <w:keepNext w:val="0"/>
-              <w:spacing w:line="252" w:lineRule="auto" w:before="0" w:after="0"/>
-              <w:jc w:val="left"/>
-            </w:pPr>
-            <w:r>
-              <w:rPr>
-                <w:rFonts w:ascii="Times New Roman" w:hAnsi="Times New Roman"/>
-                <w:sz w:val="20"/>
-              </w:rPr>
-              <w:t xml:space="preserve">BBJ Graves disease</w:t>
-            </w:r>
-          </w:p>
-        </w:tc>
-        <w:tc>
-          <w:tcPr>
-            <w:tcW w:type="dxa" w:w="2725"/>
-            <w:vAlign w:val="center"/>
-            <w:tcMar>
-              <w:top w:w="80" w:type="dxa"/>
-              <w:bottom w:w="80" w:type="dxa"/>
-              <w:left w:w="80" w:type="dxa"/>
-              <w:right w:w="80" w:type="dxa"/>
-            </w:tcMar>
-          </w:tcPr>
-          <w:p>
-            <w:pPr>
-              <w:keepNext w:val="0"/>
-              <w:spacing w:line="252" w:lineRule="auto" w:before="0" w:after="0"/>
-              <w:jc w:val="center"/>
-            </w:pPr>
-            <w:r>
-              <w:rPr>
-                <w:rFonts w:ascii="Times New Roman" w:hAnsi="Times New Roman"/>
-                <w:sz w:val="20"/>
-              </w:rPr>
-              <w:t xml:space="preserve">0.951</w:t>
-            </w:r>
-          </w:p>
-        </w:tc>
-        <w:tc>
-          <w:tcPr>
-            <w:tcW w:type="dxa" w:w="2725"/>
-            <w:vAlign w:val="center"/>
-            <w:tcMar>
-              <w:top w:w="80" w:type="dxa"/>
-              <w:bottom w:w="80" w:type="dxa"/>
-              <w:left w:w="80" w:type="dxa"/>
-              <w:right w:w="80" w:type="dxa"/>
-            </w:tcMar>
-          </w:tcPr>
-          <w:p>
-            <w:pPr>
-              <w:keepNext w:val="0"/>
-              <w:spacing w:line="252" w:lineRule="auto" w:before="0" w:after="0"/>
-              <w:jc w:val="center"/>
-            </w:pPr>
-            <w:r>
-              <w:rPr>
-                <w:rFonts w:ascii="Times New Roman" w:hAnsi="Times New Roman"/>
-                <w:sz w:val="20"/>
-              </w:rPr>
-              <w:t xml:space="preserve">0.907</w:t>
-            </w:r>
-          </w:p>
-        </w:tc>
-        <w:tc>
-          <w:tcPr>
-            <w:tcW w:type="dxa" w:w="2725"/>
-            <w:vAlign w:val="center"/>
-            <w:tcMar>
-              <w:top w:w="80" w:type="dxa"/>
-              <w:bottom w:w="80" w:type="dxa"/>
-              <w:left w:w="80" w:type="dxa"/>
-              <w:right w:w="80" w:type="dxa"/>
-            </w:tcMar>
-          </w:tcPr>
-          <w:p>
-            <w:pPr>
-              <w:keepNext w:val="0"/>
-              <w:spacing w:line="252" w:lineRule="auto" w:before="0" w:after="0"/>
-              <w:jc w:val="left"/>
-            </w:pPr>
-            <w:r>
-              <w:rPr>
-                <w:rFonts w:ascii="Times New Roman" w:hAnsi="Times New Roman"/>
-                <w:sz w:val="20"/>
-              </w:rPr>
-              <w:t xml:space="preserve">0.661</w:t>
-            </w:r>
-          </w:p>
-        </w:tc>
-      </w:tr>
-      <w:tr>
-        <w:trPr>
-          <w:cantSplit/>
-        </w:trPr>
-        <w:tc>
-          <w:tcPr>
-            <w:tcW w:type="dxa" w:w="1533"/>
-            <w:vAlign w:val="center"/>
-            <w:tcMar>
-              <w:top w:w="80" w:type="dxa"/>
-              <w:bottom w:w="80" w:type="dxa"/>
-              <w:left w:w="80" w:type="dxa"/>
-              <w:right w:w="80" w:type="dxa"/>
-            </w:tcMar>
-          </w:tcPr>
-          <w:p>
-            <w:pPr>
-              <w:keepNext w:val="0"/>
-              <w:spacing w:line="252" w:lineRule="auto" w:before="0" w:after="0"/>
-              <w:jc w:val="left"/>
-            </w:pPr>
-            <w:r>
-              <w:rPr>
-                <w:rFonts w:ascii="Times New Roman" w:hAnsi="Times New Roman"/>
-                <w:i/>
-                <w:iCs/>
-                <w:sz w:val="20"/>
-              </w:rPr>
-              <w:t xml:space="preserve">TSHR</w:t>
-            </w:r>
-          </w:p>
-        </w:tc>
-        <w:tc>
-          <w:tcPr>
-            <w:tcW w:type="dxa" w:w="5110"/>
-            <w:vAlign w:val="center"/>
-            <w:tcMar>
-              <w:top w:w="80" w:type="dxa"/>
-              <w:bottom w:w="80" w:type="dxa"/>
-              <w:left w:w="80" w:type="dxa"/>
-              <w:right w:w="80" w:type="dxa"/>
-            </w:tcMar>
-          </w:tcPr>
-          <w:p>
-            <w:pPr>
-              <w:keepNext w:val="0"/>
-              <w:spacing w:line="252" w:lineRule="auto" w:before="0" w:after="0"/>
-              <w:jc w:val="left"/>
-            </w:pPr>
-            <w:r>
-              <w:rPr>
-                <w:rFonts w:ascii="Times New Roman" w:hAnsi="Times New Roman"/>
-                <w:sz w:val="20"/>
-              </w:rPr>
-              <w:t xml:space="preserve">UKB hyperthyroidism</w:t>
-            </w:r>
-          </w:p>
-        </w:tc>
-        <w:tc>
-          <w:tcPr>
-            <w:tcW w:type="dxa" w:w="2725"/>
-            <w:vAlign w:val="center"/>
-            <w:tcMar>
-              <w:top w:w="80" w:type="dxa"/>
-              <w:bottom w:w="80" w:type="dxa"/>
-              <w:left w:w="80" w:type="dxa"/>
-              <w:right w:w="80" w:type="dxa"/>
-            </w:tcMar>
-          </w:tcPr>
-          <w:p>
-            <w:pPr>
-              <w:keepNext w:val="0"/>
-              <w:spacing w:line="252" w:lineRule="auto" w:before="0" w:after="0"/>
-              <w:jc w:val="center"/>
-            </w:pPr>
-            <w:r>
-              <w:rPr>
-                <w:rFonts w:ascii="Times New Roman" w:hAnsi="Times New Roman"/>
-                <w:sz w:val="20"/>
-              </w:rPr>
-              <w:t xml:space="preserve">0.226</w:t>
-            </w:r>
-          </w:p>
-        </w:tc>
-        <w:tc>
-          <w:tcPr>
-            <w:tcW w:type="dxa" w:w="2725"/>
-            <w:vAlign w:val="center"/>
-            <w:tcMar>
-              <w:top w:w="80" w:type="dxa"/>
-              <w:bottom w:w="80" w:type="dxa"/>
-              <w:left w:w="80" w:type="dxa"/>
-              <w:right w:w="80" w:type="dxa"/>
-            </w:tcMar>
-          </w:tcPr>
-          <w:p>
-            <w:pPr>
-              <w:keepNext w:val="0"/>
-              <w:spacing w:line="252" w:lineRule="auto" w:before="0" w:after="0"/>
-              <w:jc w:val="center"/>
-            </w:pPr>
-            <w:r>
-              <w:rPr>
-                <w:rFonts w:ascii="Times New Roman" w:hAnsi="Times New Roman"/>
-                <w:sz w:val="20"/>
-              </w:rPr>
-              <w:t xml:space="preserve">0.128</w:t>
-            </w:r>
-          </w:p>
-        </w:tc>
-        <w:tc>
-          <w:tcPr>
-            <w:tcW w:type="dxa" w:w="2725"/>
-            <w:vAlign w:val="center"/>
-            <w:tcMar>
-              <w:top w:w="80" w:type="dxa"/>
-              <w:bottom w:w="80" w:type="dxa"/>
-              <w:left w:w="80" w:type="dxa"/>
-              <w:right w:w="80" w:type="dxa"/>
-            </w:tcMar>
-          </w:tcPr>
-          <w:p>
-            <w:pPr>
-              <w:keepNext w:val="0"/>
-              <w:spacing w:line="252" w:lineRule="auto" w:before="0" w:after="0"/>
-              <w:jc w:val="left"/>
-            </w:pPr>
-            <w:r>
-              <w:rPr>
-                <w:rFonts w:ascii="Times New Roman" w:hAnsi="Times New Roman"/>
-                <w:sz w:val="20"/>
-              </w:rPr>
-              <w:t xml:space="preserve">0.028</w:t>
-            </w:r>
-          </w:p>
-        </w:tc>
-      </w:tr>
-      <w:tr>
-        <w:trPr>
-          <w:cantSplit/>
-        </w:trPr>
-        <w:tc>
-          <w:tcPr>
-            <w:tcW w:type="dxa" w:w="1533"/>
-            <w:vAlign w:val="center"/>
-            <w:tcMar>
-              <w:top w:w="80" w:type="dxa"/>
-              <w:bottom w:w="80" w:type="dxa"/>
-              <w:left w:w="80" w:type="dxa"/>
-              <w:right w:w="80" w:type="dxa"/>
-            </w:tcMar>
-          </w:tcPr>
-          <w:p>
-            <w:pPr>
-              <w:keepNext w:val="0"/>
-              <w:spacing w:line="252" w:lineRule="auto" w:before="0" w:after="0"/>
-              <w:jc w:val="left"/>
-            </w:pPr>
-            <w:r>
-              <w:rPr>
-                <w:rFonts w:ascii="Times New Roman" w:hAnsi="Times New Roman"/>
-                <w:i/>
-                <w:iCs/>
-                <w:sz w:val="20"/>
-              </w:rPr>
-              <w:t xml:space="preserve">TSHR</w:t>
-            </w:r>
-          </w:p>
-        </w:tc>
-        <w:tc>
-          <w:tcPr>
-            <w:tcW w:type="dxa" w:w="5110"/>
-            <w:vAlign w:val="center"/>
-            <w:tcMar>
-              <w:top w:w="80" w:type="dxa"/>
-              <w:bottom w:w="80" w:type="dxa"/>
-              <w:left w:w="80" w:type="dxa"/>
-              <w:right w:w="80" w:type="dxa"/>
-            </w:tcMar>
-          </w:tcPr>
-          <w:p>
-            <w:pPr>
-              <w:keepNext w:val="0"/>
-              <w:spacing w:line="252" w:lineRule="auto" w:before="0" w:after="0"/>
-              <w:jc w:val="left"/>
-            </w:pPr>
-            <w:r>
-              <w:rPr>
-                <w:rFonts w:ascii="Times New Roman" w:hAnsi="Times New Roman"/>
-                <w:sz w:val="20"/>
-              </w:rPr>
-              <w:t xml:space="preserve">FinnGen Graves ophthalmopathy</w:t>
-            </w:r>
-          </w:p>
-        </w:tc>
-        <w:tc>
-          <w:tcPr>
-            <w:tcW w:type="dxa" w:w="2725"/>
-            <w:vAlign w:val="center"/>
-            <w:tcMar>
-              <w:top w:w="80" w:type="dxa"/>
-              <w:bottom w:w="80" w:type="dxa"/>
-              <w:left w:w="80" w:type="dxa"/>
-              <w:right w:w="80" w:type="dxa"/>
-            </w:tcMar>
-          </w:tcPr>
-          <w:p>
-            <w:pPr>
-              <w:keepNext w:val="0"/>
-              <w:spacing w:line="252" w:lineRule="auto" w:before="0" w:after="0"/>
-              <w:jc w:val="center"/>
-            </w:pPr>
-            <w:r>
-              <w:rPr>
-                <w:rFonts w:ascii="Times New Roman" w:hAnsi="Times New Roman"/>
-                <w:sz w:val="20"/>
-              </w:rPr>
-              <w:t xml:space="preserve">0.986</w:t>
-            </w:r>
-          </w:p>
-        </w:tc>
-        <w:tc>
-          <w:tcPr>
-            <w:tcW w:type="dxa" w:w="2725"/>
-            <w:vAlign w:val="center"/>
-            <w:tcMar>
-              <w:top w:w="80" w:type="dxa"/>
-              <w:bottom w:w="80" w:type="dxa"/>
-              <w:left w:w="80" w:type="dxa"/>
-              <w:right w:w="80" w:type="dxa"/>
-            </w:tcMar>
-          </w:tcPr>
-          <w:p>
-            <w:pPr>
-              <w:keepNext w:val="0"/>
-              <w:spacing w:line="252" w:lineRule="auto" w:before="0" w:after="0"/>
-              <w:jc w:val="center"/>
-            </w:pPr>
-            <w:r>
-              <w:rPr>
-                <w:rFonts w:ascii="Times New Roman" w:hAnsi="Times New Roman"/>
-                <w:sz w:val="20"/>
-              </w:rPr>
-              <w:t xml:space="preserve">0.972</w:t>
-            </w:r>
-          </w:p>
-        </w:tc>
-        <w:tc>
-          <w:tcPr>
-            <w:tcW w:type="dxa" w:w="2725"/>
-            <w:vAlign w:val="center"/>
-            <w:tcMar>
-              <w:top w:w="80" w:type="dxa"/>
-              <w:bottom w:w="80" w:type="dxa"/>
-              <w:left w:w="80" w:type="dxa"/>
-              <w:right w:w="80" w:type="dxa"/>
-            </w:tcMar>
-          </w:tcPr>
-          <w:p>
-            <w:pPr>
-              <w:keepNext w:val="0"/>
-              <w:spacing w:line="252" w:lineRule="auto" w:before="0" w:after="0"/>
-              <w:jc w:val="left"/>
-            </w:pPr>
-            <w:r>
-              <w:rPr>
-                <w:rFonts w:ascii="Times New Roman" w:hAnsi="Times New Roman"/>
-                <w:sz w:val="20"/>
-              </w:rPr>
-              <w:t xml:space="preserve">0.875</w:t>
-            </w:r>
-          </w:p>
-        </w:tc>
-      </w:tr>
-      <w:tr>
-        <w:trPr>
-          <w:cantSplit/>
-        </w:trPr>
-        <w:tc>
-          <w:tcPr>
-            <w:tcW w:type="dxa" w:w="1533"/>
-            <w:vAlign w:val="center"/>
-            <w:tcMar>
-              <w:top w:w="80" w:type="dxa"/>
-              <w:bottom w:w="80" w:type="dxa"/>
-              <w:left w:w="80" w:type="dxa"/>
-              <w:right w:w="80" w:type="dxa"/>
-            </w:tcMar>
-          </w:tcPr>
-          <w:p>
-            <w:pPr>
-              <w:keepNext w:val="0"/>
-              <w:spacing w:line="252" w:lineRule="auto" w:before="0" w:after="0"/>
-              <w:jc w:val="left"/>
-            </w:pPr>
-            <w:r>
-              <w:rPr>
-                <w:rFonts w:ascii="Times New Roman" w:hAnsi="Times New Roman"/>
-                <w:i/>
-                <w:iCs/>
-                <w:sz w:val="20"/>
-              </w:rPr>
-              <w:t xml:space="preserve">IGF1R</w:t>
-            </w:r>
-          </w:p>
-        </w:tc>
-        <w:tc>
-          <w:tcPr>
-            <w:tcW w:type="dxa" w:w="5110"/>
-            <w:vAlign w:val="center"/>
-            <w:tcMar>
-              <w:top w:w="80" w:type="dxa"/>
-              <w:bottom w:w="80" w:type="dxa"/>
-              <w:left w:w="80" w:type="dxa"/>
-              <w:right w:w="80" w:type="dxa"/>
-            </w:tcMar>
-          </w:tcPr>
-          <w:p>
-            <w:pPr>
-              <w:keepNext w:val="0"/>
-              <w:spacing w:line="252" w:lineRule="auto" w:before="0" w:after="0"/>
-              <w:jc w:val="left"/>
-            </w:pPr>
-            <w:r>
-              <w:rPr>
-                <w:rFonts w:ascii="Times New Roman" w:hAnsi="Times New Roman"/>
-                <w:sz w:val="20"/>
-              </w:rPr>
-              <w:t xml:space="preserve">BBJ Graves disease</w:t>
-            </w:r>
-          </w:p>
-        </w:tc>
-        <w:tc>
-          <w:tcPr>
-            <w:tcW w:type="dxa" w:w="2725"/>
-            <w:vAlign w:val="center"/>
-            <w:tcMar>
-              <w:top w:w="80" w:type="dxa"/>
-              <w:bottom w:w="80" w:type="dxa"/>
-              <w:left w:w="80" w:type="dxa"/>
-              <w:right w:w="80" w:type="dxa"/>
-            </w:tcMar>
-          </w:tcPr>
-          <w:p>
-            <w:pPr>
-              <w:keepNext w:val="0"/>
-              <w:spacing w:line="252" w:lineRule="auto" w:before="0" w:after="0"/>
-              <w:jc w:val="center"/>
-            </w:pPr>
-            <w:r>
-              <w:rPr>
-                <w:rFonts w:ascii="Times New Roman" w:hAnsi="Times New Roman"/>
-                <w:sz w:val="20"/>
-              </w:rPr>
-              <w:t xml:space="preserve">0.073</w:t>
-            </w:r>
-          </w:p>
-        </w:tc>
-        <w:tc>
-          <w:tcPr>
-            <w:tcW w:type="dxa" w:w="2725"/>
-            <w:vAlign w:val="center"/>
-            <w:tcMar>
-              <w:top w:w="80" w:type="dxa"/>
-              <w:bottom w:w="80" w:type="dxa"/>
-              <w:left w:w="80" w:type="dxa"/>
-              <w:right w:w="80" w:type="dxa"/>
-            </w:tcMar>
-          </w:tcPr>
-          <w:p>
-            <w:pPr>
-              <w:keepNext w:val="0"/>
-              <w:spacing w:line="252" w:lineRule="auto" w:before="0" w:after="0"/>
-              <w:jc w:val="center"/>
-            </w:pPr>
-            <w:r>
-              <w:rPr>
-                <w:rFonts w:ascii="Times New Roman" w:hAnsi="Times New Roman"/>
-                <w:sz w:val="20"/>
-              </w:rPr>
-              <w:t xml:space="preserve">0.038</w:t>
-            </w:r>
-          </w:p>
-        </w:tc>
-        <w:tc>
-          <w:tcPr>
-            <w:tcW w:type="dxa" w:w="2725"/>
-            <w:vAlign w:val="center"/>
-            <w:tcMar>
-              <w:top w:w="80" w:type="dxa"/>
-              <w:bottom w:w="80" w:type="dxa"/>
-              <w:left w:w="80" w:type="dxa"/>
-              <w:right w:w="80" w:type="dxa"/>
-            </w:tcMar>
-          </w:tcPr>
-          <w:p>
-            <w:pPr>
-              <w:keepNext w:val="0"/>
-              <w:spacing w:line="252" w:lineRule="auto" w:before="0" w:after="0"/>
-              <w:jc w:val="left"/>
-            </w:pPr>
-            <w:r>
-              <w:rPr>
-                <w:rFonts w:ascii="Times New Roman" w:hAnsi="Times New Roman"/>
-                <w:sz w:val="20"/>
-              </w:rPr>
-              <w:t xml:space="preserve">0.008</w:t>
-            </w:r>
-          </w:p>
-        </w:tc>
-      </w:tr>
-      <w:tr>
-        <w:trPr>
-          <w:cantSplit/>
-        </w:trPr>
-        <w:tc>
-          <w:tcPr>
-            <w:tcW w:type="dxa" w:w="1533"/>
-            <w:vAlign w:val="center"/>
-            <w:tcMar>
-              <w:top w:w="80" w:type="dxa"/>
-              <w:bottom w:w="80" w:type="dxa"/>
-              <w:left w:w="80" w:type="dxa"/>
-              <w:right w:w="80" w:type="dxa"/>
-            </w:tcMar>
-          </w:tcPr>
-          <w:p>
-            <w:pPr>
-              <w:keepNext w:val="0"/>
-              <w:spacing w:line="252" w:lineRule="auto" w:before="0" w:after="0"/>
-              <w:jc w:val="left"/>
-            </w:pPr>
-            <w:r>
-              <w:rPr>
-                <w:rFonts w:ascii="Times New Roman" w:hAnsi="Times New Roman"/>
-                <w:i/>
-                <w:iCs/>
-                <w:sz w:val="20"/>
-              </w:rPr>
-              <w:t xml:space="preserve">IGF1R</w:t>
-            </w:r>
-          </w:p>
-        </w:tc>
-        <w:tc>
-          <w:tcPr>
-            <w:tcW w:type="dxa" w:w="5110"/>
-            <w:vAlign w:val="center"/>
-            <w:tcMar>
-              <w:top w:w="80" w:type="dxa"/>
-              <w:bottom w:w="80" w:type="dxa"/>
-              <w:left w:w="80" w:type="dxa"/>
-              <w:right w:w="80" w:type="dxa"/>
-            </w:tcMar>
-          </w:tcPr>
-          <w:p>
-            <w:pPr>
-              <w:keepNext w:val="0"/>
-              <w:spacing w:line="252" w:lineRule="auto" w:before="0" w:after="0"/>
-              <w:jc w:val="left"/>
-            </w:pPr>
-            <w:r>
-              <w:rPr>
-                <w:rFonts w:ascii="Times New Roman" w:hAnsi="Times New Roman"/>
-                <w:sz w:val="20"/>
-              </w:rPr>
-              <w:t xml:space="preserve">UKB hyperthyroidism</w:t>
-            </w:r>
-          </w:p>
-        </w:tc>
-        <w:tc>
-          <w:tcPr>
-            <w:tcW w:type="dxa" w:w="2725"/>
-            <w:vAlign w:val="center"/>
-            <w:tcMar>
-              <w:top w:w="80" w:type="dxa"/>
-              <w:bottom w:w="80" w:type="dxa"/>
-              <w:left w:w="80" w:type="dxa"/>
-              <w:right w:w="80" w:type="dxa"/>
-            </w:tcMar>
-          </w:tcPr>
-          <w:p>
-            <w:pPr>
-              <w:keepNext w:val="0"/>
-              <w:spacing w:line="252" w:lineRule="auto" w:before="0" w:after="0"/>
-              <w:jc w:val="center"/>
-            </w:pPr>
-            <w:r>
-              <w:rPr>
-                <w:rFonts w:ascii="Times New Roman" w:hAnsi="Times New Roman"/>
-                <w:sz w:val="20"/>
-              </w:rPr>
-              <w:t xml:space="preserve">0.404</w:t>
-            </w:r>
-          </w:p>
-        </w:tc>
-        <w:tc>
-          <w:tcPr>
-            <w:tcW w:type="dxa" w:w="2725"/>
-            <w:vAlign w:val="center"/>
-            <w:tcMar>
-              <w:top w:w="80" w:type="dxa"/>
-              <w:bottom w:w="80" w:type="dxa"/>
-              <w:left w:w="80" w:type="dxa"/>
-              <w:right w:w="80" w:type="dxa"/>
-            </w:tcMar>
-          </w:tcPr>
-          <w:p>
-            <w:pPr>
-              <w:keepNext w:val="0"/>
-              <w:spacing w:line="252" w:lineRule="auto" w:before="0" w:after="0"/>
-              <w:jc w:val="center"/>
-            </w:pPr>
-            <w:r>
-              <w:rPr>
-                <w:rFonts w:ascii="Times New Roman" w:hAnsi="Times New Roman"/>
-                <w:sz w:val="20"/>
-              </w:rPr>
-              <w:t xml:space="preserve">0.253</w:t>
-            </w:r>
-          </w:p>
-        </w:tc>
-        <w:tc>
-          <w:tcPr>
-            <w:tcW w:type="dxa" w:w="2725"/>
-            <w:vAlign w:val="center"/>
-            <w:tcMar>
-              <w:top w:w="80" w:type="dxa"/>
-              <w:bottom w:w="80" w:type="dxa"/>
-              <w:left w:w="80" w:type="dxa"/>
-              <w:right w:w="80" w:type="dxa"/>
-            </w:tcMar>
-          </w:tcPr>
-          <w:p>
-            <w:pPr>
-              <w:keepNext w:val="0"/>
-              <w:spacing w:line="252" w:lineRule="auto" w:before="0" w:after="0"/>
-              <w:jc w:val="left"/>
-            </w:pPr>
-            <w:r>
-              <w:rPr>
-                <w:rFonts w:ascii="Times New Roman" w:hAnsi="Times New Roman"/>
-                <w:sz w:val="20"/>
-              </w:rPr>
-              <w:t xml:space="preserve">0.063</w:t>
-            </w:r>
-          </w:p>
-        </w:tc>
-      </w:tr>
-      <w:tr>
-        <w:trPr>
-          <w:cantSplit/>
-        </w:trPr>
-        <w:tc>
-          <w:tcPr>
-            <w:tcW w:type="dxa" w:w="1533"/>
-            <w:vAlign w:val="center"/>
-            <w:tcMar>
-              <w:top w:w="80" w:type="dxa"/>
-              <w:bottom w:w="80" w:type="dxa"/>
-              <w:left w:w="80" w:type="dxa"/>
-              <w:right w:w="80" w:type="dxa"/>
-            </w:tcMar>
-          </w:tcPr>
-          <w:p>
-            <w:pPr>
-              <w:keepNext w:val="0"/>
-              <w:spacing w:line="252" w:lineRule="auto" w:before="0" w:after="0"/>
-              <w:jc w:val="left"/>
-            </w:pPr>
-            <w:r>
-              <w:rPr>
-                <w:rFonts w:ascii="Times New Roman" w:hAnsi="Times New Roman"/>
-                <w:i/>
-                <w:iCs/>
-                <w:sz w:val="20"/>
-              </w:rPr>
-              <w:t xml:space="preserve">IGF1R</w:t>
-            </w:r>
-          </w:p>
-        </w:tc>
-        <w:tc>
-          <w:tcPr>
-            <w:tcW w:type="dxa" w:w="5110"/>
-            <w:vAlign w:val="center"/>
-            <w:tcMar>
-              <w:top w:w="80" w:type="dxa"/>
-              <w:bottom w:w="80" w:type="dxa"/>
-              <w:left w:w="80" w:type="dxa"/>
-              <w:right w:w="80" w:type="dxa"/>
-            </w:tcMar>
-          </w:tcPr>
-          <w:p>
-            <w:pPr>
-              <w:keepNext w:val="0"/>
-              <w:spacing w:line="252" w:lineRule="auto" w:before="0" w:after="0"/>
-              <w:jc w:val="left"/>
-            </w:pPr>
-            <w:r>
-              <w:rPr>
-                <w:rFonts w:ascii="Times New Roman" w:hAnsi="Times New Roman"/>
-                <w:sz w:val="20"/>
-              </w:rPr>
-              <w:t xml:space="preserve">FinnGen Graves ophthalmopathy</w:t>
-            </w:r>
-          </w:p>
-        </w:tc>
-        <w:tc>
-          <w:tcPr>
-            <w:tcW w:type="dxa" w:w="2725"/>
-            <w:vAlign w:val="center"/>
-            <w:tcMar>
-              <w:top w:w="80" w:type="dxa"/>
-              <w:bottom w:w="80" w:type="dxa"/>
-              <w:left w:w="80" w:type="dxa"/>
-              <w:right w:w="80" w:type="dxa"/>
-            </w:tcMar>
-          </w:tcPr>
-          <w:p>
-            <w:pPr>
-              <w:keepNext w:val="0"/>
-              <w:spacing w:line="252" w:lineRule="auto" w:before="0" w:after="0"/>
-              <w:jc w:val="center"/>
-            </w:pPr>
-            <w:r>
-              <w:rPr>
-                <w:rFonts w:ascii="Times New Roman" w:hAnsi="Times New Roman"/>
-                <w:sz w:val="20"/>
-              </w:rPr>
-              <w:t xml:space="preserve">0.032</w:t>
-            </w:r>
-          </w:p>
-        </w:tc>
-        <w:tc>
-          <w:tcPr>
-            <w:tcW w:type="dxa" w:w="2725"/>
-            <w:vAlign w:val="center"/>
-            <w:tcMar>
-              <w:top w:w="80" w:type="dxa"/>
-              <w:bottom w:w="80" w:type="dxa"/>
-              <w:left w:w="80" w:type="dxa"/>
-              <w:right w:w="80" w:type="dxa"/>
-            </w:tcMar>
-          </w:tcPr>
-          <w:p>
-            <w:pPr>
-              <w:keepNext w:val="0"/>
-              <w:spacing w:line="252" w:lineRule="auto" w:before="0" w:after="0"/>
-              <w:jc w:val="center"/>
-            </w:pPr>
-            <w:r>
-              <w:rPr>
-                <w:rFonts w:ascii="Times New Roman" w:hAnsi="Times New Roman"/>
-                <w:sz w:val="20"/>
-              </w:rPr>
-              <w:t xml:space="preserve">0.016</w:t>
-            </w:r>
-          </w:p>
-        </w:tc>
-        <w:tc>
-          <w:tcPr>
-            <w:tcW w:type="dxa" w:w="2725"/>
-            <w:vAlign w:val="center"/>
-            <w:tcMar>
-              <w:top w:w="80" w:type="dxa"/>
-              <w:bottom w:w="80" w:type="dxa"/>
-              <w:left w:w="80" w:type="dxa"/>
-              <w:right w:w="80" w:type="dxa"/>
-            </w:tcMar>
-          </w:tcPr>
-          <w:p>
-            <w:pPr>
-              <w:keepNext w:val="0"/>
-              <w:spacing w:line="252" w:lineRule="auto" w:before="0" w:after="0"/>
-              <w:jc w:val="left"/>
-            </w:pPr>
-            <w:r>
-              <w:rPr>
-                <w:rFonts w:ascii="Times New Roman" w:hAnsi="Times New Roman"/>
-                <w:sz w:val="20"/>
-              </w:rPr>
-              <w:t xml:space="preserve">0.003</w:t>
-            </w:r>
-          </w:p>
-        </w:tc>
-      </w:tr>
-      <w:tr>
-        <w:trPr>
-          <w:cantSplit/>
-        </w:trPr>
-        <w:tc>
-          <w:tcPr>
-            <w:tcW w:type="dxa" w:w="1533"/>
-            <w:vAlign w:val="center"/>
-            <w:tcMar>
-              <w:top w:w="80" w:type="dxa"/>
-              <w:bottom w:w="80" w:type="dxa"/>
-              <w:left w:w="80" w:type="dxa"/>
-              <w:right w:w="80" w:type="dxa"/>
-            </w:tcMar>
-          </w:tcPr>
-          <w:p>
-            <w:pPr>
-              <w:keepNext w:val="0"/>
-              <w:spacing w:line="252" w:lineRule="auto" w:before="0" w:after="0"/>
-              <w:jc w:val="left"/>
-            </w:pPr>
-            <w:r>
-              <w:rPr>
-                <w:rFonts w:ascii="Times New Roman" w:hAnsi="Times New Roman"/>
-                <w:i/>
-                <w:iCs/>
-                <w:sz w:val="20"/>
-              </w:rPr>
-              <w:t xml:space="preserve">CTLA4</w:t>
-            </w:r>
-          </w:p>
-        </w:tc>
-        <w:tc>
-          <w:tcPr>
-            <w:tcW w:type="dxa" w:w="5110"/>
-            <w:vAlign w:val="center"/>
-            <w:tcMar>
-              <w:top w:w="80" w:type="dxa"/>
-              <w:bottom w:w="80" w:type="dxa"/>
-              <w:left w:w="80" w:type="dxa"/>
-              <w:right w:w="80" w:type="dxa"/>
-            </w:tcMar>
-          </w:tcPr>
-          <w:p>
-            <w:pPr>
-              <w:keepNext w:val="0"/>
-              <w:spacing w:line="252" w:lineRule="auto" w:before="0" w:after="0"/>
-              <w:jc w:val="left"/>
-            </w:pPr>
-            <w:r>
-              <w:rPr>
-                <w:rFonts w:ascii="Times New Roman" w:hAnsi="Times New Roman"/>
-                <w:sz w:val="20"/>
-              </w:rPr>
-              <w:t xml:space="preserve">BBJ Graves disease</w:t>
-            </w:r>
-          </w:p>
-        </w:tc>
-        <w:tc>
-          <w:tcPr>
-            <w:tcW w:type="dxa" w:w="2725"/>
-            <w:vAlign w:val="center"/>
-            <w:tcMar>
-              <w:top w:w="80" w:type="dxa"/>
-              <w:bottom w:w="80" w:type="dxa"/>
-              <w:left w:w="80" w:type="dxa"/>
-              <w:right w:w="80" w:type="dxa"/>
-            </w:tcMar>
-          </w:tcPr>
-          <w:p>
-            <w:pPr>
-              <w:keepNext w:val="0"/>
-              <w:spacing w:line="252" w:lineRule="auto" w:before="0" w:after="0"/>
-              <w:jc w:val="center"/>
-            </w:pPr>
-            <w:r>
-              <w:rPr>
-                <w:rFonts w:ascii="Times New Roman" w:hAnsi="Times New Roman"/>
-                <w:sz w:val="20"/>
-              </w:rPr>
-              <w:t xml:space="preserve">0.201</w:t>
-            </w:r>
-          </w:p>
-        </w:tc>
-        <w:tc>
-          <w:tcPr>
-            <w:tcW w:type="dxa" w:w="2725"/>
-            <w:vAlign w:val="center"/>
-            <w:tcMar>
-              <w:top w:w="80" w:type="dxa"/>
-              <w:bottom w:w="80" w:type="dxa"/>
-              <w:left w:w="80" w:type="dxa"/>
-              <w:right w:w="80" w:type="dxa"/>
-            </w:tcMar>
-          </w:tcPr>
-          <w:p>
-            <w:pPr>
-              <w:keepNext w:val="0"/>
-              <w:spacing w:line="252" w:lineRule="auto" w:before="0" w:after="0"/>
-              <w:jc w:val="center"/>
-            </w:pPr>
-            <w:r>
-              <w:rPr>
-                <w:rFonts w:ascii="Times New Roman" w:hAnsi="Times New Roman"/>
-                <w:sz w:val="20"/>
-              </w:rPr>
-              <w:t xml:space="preserve">0.112</w:t>
-            </w:r>
-          </w:p>
-        </w:tc>
-        <w:tc>
-          <w:tcPr>
-            <w:tcW w:type="dxa" w:w="2725"/>
-            <w:vAlign w:val="center"/>
-            <w:tcMar>
-              <w:top w:w="80" w:type="dxa"/>
-              <w:bottom w:w="80" w:type="dxa"/>
-              <w:left w:w="80" w:type="dxa"/>
-              <w:right w:w="80" w:type="dxa"/>
-            </w:tcMar>
-          </w:tcPr>
-          <w:p>
-            <w:pPr>
-              <w:keepNext w:val="0"/>
-              <w:spacing w:line="252" w:lineRule="auto" w:before="0" w:after="0"/>
-              <w:jc w:val="left"/>
-            </w:pPr>
-            <w:r>
-              <w:rPr>
-                <w:rFonts w:ascii="Times New Roman" w:hAnsi="Times New Roman"/>
-                <w:sz w:val="20"/>
-              </w:rPr>
-              <w:t xml:space="preserve">0.025</w:t>
-            </w:r>
-          </w:p>
-        </w:tc>
-      </w:tr>
-      <w:tr>
-        <w:trPr>
-          <w:cantSplit/>
-        </w:trPr>
-        <w:tc>
-          <w:tcPr>
-            <w:tcW w:type="dxa" w:w="1533"/>
-            <w:vAlign w:val="center"/>
-            <w:tcMar>
-              <w:top w:w="80" w:type="dxa"/>
-              <w:bottom w:w="80" w:type="dxa"/>
-              <w:left w:w="80" w:type="dxa"/>
-              <w:right w:w="80" w:type="dxa"/>
-            </w:tcMar>
-          </w:tcPr>
-          <w:p>
-            <w:pPr>
-              <w:keepNext w:val="0"/>
-              <w:spacing w:line="252" w:lineRule="auto" w:before="0" w:after="0"/>
-              <w:jc w:val="left"/>
-            </w:pPr>
-            <w:r>
-              <w:rPr>
-                <w:rFonts w:ascii="Times New Roman" w:hAnsi="Times New Roman"/>
-                <w:i/>
-                <w:iCs/>
-                <w:sz w:val="20"/>
-              </w:rPr>
-              <w:t xml:space="preserve">CTLA4</w:t>
-            </w:r>
-          </w:p>
-        </w:tc>
-        <w:tc>
-          <w:tcPr>
-            <w:tcW w:type="dxa" w:w="5110"/>
-            <w:vAlign w:val="center"/>
-            <w:tcMar>
-              <w:top w:w="80" w:type="dxa"/>
-              <w:bottom w:w="80" w:type="dxa"/>
-              <w:left w:w="80" w:type="dxa"/>
-              <w:right w:w="80" w:type="dxa"/>
-            </w:tcMar>
-          </w:tcPr>
-          <w:p>
-            <w:pPr>
-              <w:keepNext w:val="0"/>
-              <w:spacing w:line="252" w:lineRule="auto" w:before="0" w:after="0"/>
-              <w:jc w:val="left"/>
-            </w:pPr>
-            <w:r>
-              <w:rPr>
-                <w:rFonts w:ascii="Times New Roman" w:hAnsi="Times New Roman"/>
-                <w:sz w:val="20"/>
-              </w:rPr>
-              <w:t xml:space="preserve">UKB hyperthyroidism</w:t>
-            </w:r>
-          </w:p>
-        </w:tc>
-        <w:tc>
-          <w:tcPr>
-            <w:tcW w:type="dxa" w:w="2725"/>
-            <w:vAlign w:val="center"/>
-            <w:tcMar>
-              <w:top w:w="80" w:type="dxa"/>
-              <w:bottom w:w="80" w:type="dxa"/>
-              <w:left w:w="80" w:type="dxa"/>
-              <w:right w:w="80" w:type="dxa"/>
-            </w:tcMar>
-          </w:tcPr>
-          <w:p>
-            <w:pPr>
-              <w:keepNext w:val="0"/>
-              <w:spacing w:line="252" w:lineRule="auto" w:before="0" w:after="0"/>
-              <w:jc w:val="center"/>
-            </w:pPr>
-            <w:r>
-              <w:rPr>
-                <w:rFonts w:ascii="Times New Roman" w:hAnsi="Times New Roman"/>
-                <w:sz w:val="20"/>
-              </w:rPr>
-              <w:t xml:space="preserve">0.953</w:t>
-            </w:r>
-          </w:p>
-        </w:tc>
-        <w:tc>
-          <w:tcPr>
-            <w:tcW w:type="dxa" w:w="2725"/>
-            <w:vAlign w:val="center"/>
-            <w:tcMar>
-              <w:top w:w="80" w:type="dxa"/>
-              <w:bottom w:w="80" w:type="dxa"/>
-              <w:left w:w="80" w:type="dxa"/>
-              <w:right w:w="80" w:type="dxa"/>
-            </w:tcMar>
-          </w:tcPr>
-          <w:p>
-            <w:pPr>
-              <w:keepNext w:val="0"/>
-              <w:spacing w:line="252" w:lineRule="auto" w:before="0" w:after="0"/>
-              <w:jc w:val="center"/>
-            </w:pPr>
-            <w:r>
-              <w:rPr>
-                <w:rFonts w:ascii="Times New Roman" w:hAnsi="Times New Roman"/>
-                <w:sz w:val="20"/>
-              </w:rPr>
-              <w:t xml:space="preserve">0.911</w:t>
-            </w:r>
-          </w:p>
-        </w:tc>
-        <w:tc>
-          <w:tcPr>
-            <w:tcW w:type="dxa" w:w="2725"/>
-            <w:vAlign w:val="center"/>
-            <w:tcMar>
-              <w:top w:w="80" w:type="dxa"/>
-              <w:bottom w:w="80" w:type="dxa"/>
-              <w:left w:w="80" w:type="dxa"/>
-              <w:right w:w="80" w:type="dxa"/>
-            </w:tcMar>
-          </w:tcPr>
-          <w:p>
-            <w:pPr>
-              <w:keepNext w:val="0"/>
-              <w:spacing w:line="252" w:lineRule="auto" w:before="0" w:after="0"/>
-              <w:jc w:val="left"/>
-            </w:pPr>
-            <w:r>
-              <w:rPr>
-                <w:rFonts w:ascii="Times New Roman" w:hAnsi="Times New Roman"/>
-                <w:sz w:val="20"/>
-              </w:rPr>
-              <w:t xml:space="preserve">0.672</w:t>
-            </w:r>
-          </w:p>
-        </w:tc>
-      </w:tr>
-      <w:tr>
-        <w:trPr>
-          <w:cantSplit/>
-        </w:trPr>
-        <w:tc>
-          <w:tcPr>
-            <w:tcW w:type="dxa" w:w="1533"/>
-            <w:vAlign w:val="center"/>
-            <w:tcMar>
-              <w:top w:w="80" w:type="dxa"/>
-              <w:bottom w:w="80" w:type="dxa"/>
-              <w:left w:w="80" w:type="dxa"/>
-              <w:right w:w="80" w:type="dxa"/>
-            </w:tcMar>
-          </w:tcPr>
-          <w:p>
-            <w:pPr>
-              <w:keepNext w:val="0"/>
-              <w:spacing w:line="252" w:lineRule="auto" w:before="0" w:after="0"/>
-              <w:jc w:val="left"/>
-            </w:pPr>
-            <w:r>
-              <w:rPr>
-                <w:rFonts w:ascii="Times New Roman" w:hAnsi="Times New Roman"/>
-                <w:i/>
-                <w:iCs/>
-                <w:sz w:val="20"/>
-              </w:rPr>
-              <w:t xml:space="preserve">CTLA4</w:t>
-            </w:r>
-          </w:p>
-        </w:tc>
-        <w:tc>
-          <w:tcPr>
-            <w:tcW w:type="dxa" w:w="5110"/>
-            <w:vAlign w:val="center"/>
-            <w:tcMar>
-              <w:top w:w="80" w:type="dxa"/>
-              <w:bottom w:w="80" w:type="dxa"/>
-              <w:left w:w="80" w:type="dxa"/>
-              <w:right w:w="80" w:type="dxa"/>
-            </w:tcMar>
-          </w:tcPr>
-          <w:p>
-            <w:pPr>
-              <w:keepNext w:val="0"/>
-              <w:spacing w:line="252" w:lineRule="auto" w:before="0" w:after="0"/>
-              <w:jc w:val="left"/>
-            </w:pPr>
-            <w:r>
-              <w:rPr>
-                <w:rFonts w:ascii="Times New Roman" w:hAnsi="Times New Roman"/>
-                <w:sz w:val="20"/>
-              </w:rPr>
-              <w:t xml:space="preserve">FinnGen Graves ophthalmopathy</w:t>
-            </w:r>
-          </w:p>
-        </w:tc>
-        <w:tc>
-          <w:tcPr>
-            <w:tcW w:type="dxa" w:w="2725"/>
-            <w:vAlign w:val="center"/>
-            <w:tcMar>
-              <w:top w:w="80" w:type="dxa"/>
-              <w:bottom w:w="80" w:type="dxa"/>
-              <w:left w:w="80" w:type="dxa"/>
-              <w:right w:w="80" w:type="dxa"/>
-            </w:tcMar>
-          </w:tcPr>
-          <w:p>
-            <w:pPr>
-              <w:keepNext w:val="0"/>
-              <w:spacing w:line="252" w:lineRule="auto" w:before="0" w:after="0"/>
-              <w:jc w:val="center"/>
-            </w:pPr>
-            <w:r>
-              <w:rPr>
-                <w:rFonts w:ascii="Times New Roman" w:hAnsi="Times New Roman"/>
-                <w:sz w:val="20"/>
-              </w:rPr>
-              <w:t xml:space="preserve">0.978</w:t>
-            </w:r>
-          </w:p>
-        </w:tc>
-        <w:tc>
-          <w:tcPr>
-            <w:tcW w:type="dxa" w:w="2725"/>
-            <w:vAlign w:val="center"/>
-            <w:tcMar>
-              <w:top w:w="80" w:type="dxa"/>
-              <w:bottom w:w="80" w:type="dxa"/>
-              <w:left w:w="80" w:type="dxa"/>
-              <w:right w:w="80" w:type="dxa"/>
-            </w:tcMar>
-          </w:tcPr>
-          <w:p>
-            <w:pPr>
-              <w:keepNext w:val="0"/>
-              <w:spacing w:line="252" w:lineRule="auto" w:before="0" w:after="0"/>
-              <w:jc w:val="center"/>
-            </w:pPr>
-            <w:r>
-              <w:rPr>
-                <w:rFonts w:ascii="Times New Roman" w:hAnsi="Times New Roman"/>
-                <w:sz w:val="20"/>
-              </w:rPr>
-              <w:t xml:space="preserve">0.957</w:t>
-            </w:r>
-          </w:p>
-        </w:tc>
-        <w:tc>
-          <w:tcPr>
-            <w:tcW w:type="dxa" w:w="2725"/>
-            <w:vAlign w:val="center"/>
-            <w:tcMar>
-              <w:top w:w="80" w:type="dxa"/>
-              <w:bottom w:w="80" w:type="dxa"/>
-              <w:left w:w="80" w:type="dxa"/>
-              <w:right w:w="80" w:type="dxa"/>
-            </w:tcMar>
-          </w:tcPr>
-          <w:p>
-            <w:pPr>
-              <w:keepNext w:val="0"/>
-              <w:spacing w:line="252" w:lineRule="auto" w:before="0" w:after="0"/>
-              <w:jc w:val="left"/>
-            </w:pPr>
-            <w:r>
-              <w:rPr>
-                <w:rFonts w:ascii="Times New Roman" w:hAnsi="Times New Roman"/>
-                <w:sz w:val="20"/>
-              </w:rPr>
-              <w:t xml:space="preserve">0.816</w:t>
-            </w:r>
-          </w:p>
-        </w:tc>
-      </w:tr>
-    </w:tbl>
-    <w:p>
-      <w:pPr>
-        <w:pStyle w:val="BodyText"/>
-        <w:widowControl/>
-        <w:spacing w:line="264" w:lineRule="auto" w:after="140"/>
-      </w:pPr>
-      <w:r>
-        <w:rPr>
-          <w:sz w:val="20"/>
-        </w:rPr>
-        <w:t xml:space="preserve">Entries are PP.H4, not</w:t>
-      </w:r>
-      <w:r>
-        <w:rPr>
-          <w:sz w:val="20"/>
-        </w:rPr>
-        <w:t xml:space="preserve"> </w:t>
-      </w:r>
-      <w:r>
-        <w:rPr>
-          <w:i/>
-          <w:iCs/>
-          <w:sz w:val="20"/>
-        </w:rPr>
-        <w:t xml:space="preserve">P</w:t>
-      </w:r>
-      <w:r>
-        <w:rPr>
-          <w:sz w:val="20"/>
-        </w:rPr>
-        <w:t xml:space="preserve"> </w:t>
-      </w:r>
-      <w:r>
-        <w:rPr>
-          <w:sz w:val="20"/>
-        </w:rPr>
-        <w:t xml:space="preserve">values. The shared-association prior p12 was 10⁻⁵ (default), 5×10⁻⁶ (intermediate) and 10⁻⁶ (conservative); p1 = p2 = 10⁻⁴. TSHR in BBJ and CTLA4 in UKB fall below 0.80 under the conservative prior. TSHR in FinnGen remains above it. Full H0–H4 probabilities, variant counts and all nine loci are in Supplementary Data 3.</w:t>
-      </w:r>
-    </w:p>
-    <w:p>
-      <w:pPr>
-        <w:pStyle w:val="BodyText"/>
-        <w:keepNext/>
-        <w:pageBreakBefore/>
-        <w:widowControl/>
-        <w:spacing w:line="264" w:lineRule="auto" w:after="140"/>
-      </w:pPr>
-      <w:r>
-        <w:rPr>
-          <w:b/>
-          <w:bCs/>
-          <w:sz w:val="20"/>
-        </w:rPr>
-        <w:t xml:space="preserve">Table S3. Associations before and after cohort-frequency substitution</w:t>
+        <w:t xml:space="preserve">Table S2. Associations before and after cohort-frequency substitution</w:t>
       </w:r>
     </w:p>
     <w:tbl>
@@ -5085,7 +3497,7 @@
           <w:bCs/>
           <w:sz w:val="20"/>
         </w:rPr>
-        <w:t xml:space="preserve">Table S4. Association detection limits before and after frequency substitution</w:t>
+        <w:t xml:space="preserve">Table S3. Association detection limits before and after frequency substitution</w:t>
       </w:r>
     </w:p>
     <w:tbl>
@@ -6255,3175 +4667,6 @@
           <w:sz w:val="20"/>
         </w:rPr>
         <w:t xml:space="preserve">Percentages are the proportions of estimable genes with at least 80% power to detect the specified OR under the normal approximation. Alpha is 0.05/2,544 in BBJ and 0.05 in UKB/FinnGen. OR is per reconstructed expression unit. These calculations assess MR association detection, not colocalization or the combined filter. Full precision and identical-variant comparisons are retained in Supplementary Data 4.</w:t>
-      </w:r>
-    </w:p>
-    <w:p>
-      <w:pPr>
-        <w:pStyle w:val="BodyText"/>
-        <w:keepNext/>
-        <w:pageBreakBefore/>
-        <w:widowControl/>
-        <w:spacing w:line="264" w:lineRule="auto" w:after="140"/>
-      </w:pPr>
-      <w:r>
-        <w:rPr>
-          <w:b/>
-          <w:bCs/>
-          <w:sz w:val="20"/>
-        </w:rPr>
-        <w:t xml:space="preserve">Table S5. Post hoc leave-one-out sensitivity analysis</w:t>
-      </w:r>
-    </w:p>
-    <w:tbl>
-      <w:tblPr>
-        <w:tblW w:type="dxa" w:w="14818"/>
-        <w:jc w:val="center"/>
-        <w:tblLayout w:type="fixed"/>
-        <w:tblLook w:firstColumn="1" w:firstRow="1" w:lastColumn="0" w:lastRow="0" w:noHBand="0" w:noVBand="1" w:val="04A0"/>
-      </w:tblPr>
-      <w:tblGrid>
-        <w:gridCol w:w="1134"/>
-        <w:gridCol w:w="1296"/>
-        <w:gridCol w:w="2267"/>
-        <w:gridCol w:w="1538"/>
-        <w:gridCol w:w="1943"/>
-        <w:gridCol w:w="4534"/>
-        <w:gridCol w:w="2105"/>
-      </w:tblGrid>
-      <w:tr>
-        <w:trPr>
-          <w:cantSplit/>
-          <w:tblHeader/>
-        </w:trPr>
-        <w:tc>
-          <w:tcPr>
-            <w:tcW w:type="dxa" w:w="1134"/>
-            <w:vAlign w:val="center"/>
-            <w:tcMar>
-              <w:top w:w="80" w:type="dxa"/>
-              <w:bottom w:w="80" w:type="dxa"/>
-              <w:left w:w="80" w:type="dxa"/>
-              <w:right w:w="80" w:type="dxa"/>
-            </w:tcMar>
-            <w:shd w:fill="EEEEEE"/>
-          </w:tcPr>
-          <w:p>
-            <w:pPr>
-              <w:keepNext w:val="0"/>
-              <w:spacing w:line="252" w:lineRule="auto" w:before="0" w:after="0"/>
-              <w:jc w:val="left"/>
-            </w:pPr>
-            <w:r>
-              <w:rPr>
-                <w:rFonts w:ascii="Times New Roman" w:hAnsi="Times New Roman"/>
-                <w:b/>
-                <w:sz w:val="20"/>
-              </w:rPr>
-              <w:t xml:space="preserve">Gene</w:t>
-            </w:r>
-          </w:p>
-        </w:tc>
-        <w:tc>
-          <w:tcPr>
-            <w:tcW w:type="dxa" w:w="1296"/>
-            <w:vAlign w:val="center"/>
-            <w:tcMar>
-              <w:top w:w="80" w:type="dxa"/>
-              <w:bottom w:w="80" w:type="dxa"/>
-              <w:left w:w="80" w:type="dxa"/>
-              <w:right w:w="80" w:type="dxa"/>
-            </w:tcMar>
-            <w:shd w:fill="EEEEEE"/>
-          </w:tcPr>
-          <w:p>
-            <w:pPr>
-              <w:keepNext w:val="0"/>
-              <w:spacing w:line="252" w:lineRule="auto" w:before="0" w:after="0"/>
-              <w:jc w:val="left"/>
-            </w:pPr>
-            <w:r>
-              <w:rPr>
-                <w:rFonts w:ascii="Times New Roman" w:hAnsi="Times New Roman"/>
-                <w:b/>
-                <w:sz w:val="20"/>
-              </w:rPr>
-              <w:t xml:space="preserve">Outcome</w:t>
-            </w:r>
-          </w:p>
-        </w:tc>
-        <w:tc>
-          <w:tcPr>
-            <w:tcW w:type="dxa" w:w="2267"/>
-            <w:vAlign w:val="center"/>
-            <w:tcMar>
-              <w:top w:w="80" w:type="dxa"/>
-              <w:bottom w:w="80" w:type="dxa"/>
-              <w:left w:w="80" w:type="dxa"/>
-              <w:right w:w="80" w:type="dxa"/>
-            </w:tcMar>
-            <w:shd w:fill="EEEEEE"/>
-          </w:tcPr>
-          <w:p>
-            <w:pPr>
-              <w:keepNext w:val="0"/>
-              <w:spacing w:line="252" w:lineRule="auto" w:before="0" w:after="0"/>
-              <w:jc w:val="center"/>
-            </w:pPr>
-            <w:r>
-              <w:rPr>
-                <w:rFonts w:ascii="Times New Roman" w:hAnsi="Times New Roman"/>
-                <w:b/>
-                <w:sz w:val="20"/>
-              </w:rPr>
-              <w:t xml:space="preserve">Excluded SNP</w:t>
-            </w:r>
-          </w:p>
-        </w:tc>
-        <w:tc>
-          <w:tcPr>
-            <w:tcW w:type="dxa" w:w="1538"/>
-            <w:vAlign w:val="center"/>
-            <w:tcMar>
-              <w:top w:w="80" w:type="dxa"/>
-              <w:bottom w:w="80" w:type="dxa"/>
-              <w:left w:w="80" w:type="dxa"/>
-              <w:right w:w="80" w:type="dxa"/>
-            </w:tcMar>
-            <w:shd w:fill="EEEEEE"/>
-          </w:tcPr>
-          <w:p>
-            <w:pPr>
-              <w:keepNext w:val="0"/>
-              <w:spacing w:line="252" w:lineRule="auto" w:before="0" w:after="0"/>
-              <w:jc w:val="center"/>
-            </w:pPr>
-            <w:r>
-              <w:rPr>
-                <w:rFonts w:ascii="Times New Roman" w:hAnsi="Times New Roman"/>
-                <w:b/>
-                <w:sz w:val="20"/>
-              </w:rPr>
-              <w:t xml:space="preserve">Remaining SNPs</w:t>
-            </w:r>
-          </w:p>
-        </w:tc>
-        <w:tc>
-          <w:tcPr>
-            <w:tcW w:type="dxa" w:w="1943"/>
-            <w:vAlign w:val="center"/>
-            <w:tcMar>
-              <w:top w:w="80" w:type="dxa"/>
-              <w:bottom w:w="80" w:type="dxa"/>
-              <w:left w:w="80" w:type="dxa"/>
-              <w:right w:w="80" w:type="dxa"/>
-            </w:tcMar>
-            <w:shd w:fill="EEEEEE"/>
-          </w:tcPr>
-          <w:p>
-            <w:pPr>
-              <w:keepNext w:val="0"/>
-              <w:spacing w:line="252" w:lineRule="auto" w:before="0" w:after="0"/>
-              <w:jc w:val="center"/>
-            </w:pPr>
-            <w:r>
-              <w:rPr>
-                <w:rFonts w:ascii="Times New Roman" w:hAnsi="Times New Roman"/>
-                <w:b/>
-                <w:sz w:val="20"/>
-              </w:rPr>
-              <w:t xml:space="preserve">Estimator</w:t>
-            </w:r>
-          </w:p>
-        </w:tc>
-        <w:tc>
-          <w:tcPr>
-            <w:tcW w:type="dxa" w:w="4534"/>
-            <w:vAlign w:val="center"/>
-            <w:tcMar>
-              <w:top w:w="80" w:type="dxa"/>
-              <w:bottom w:w="80" w:type="dxa"/>
-              <w:left w:w="80" w:type="dxa"/>
-              <w:right w:w="80" w:type="dxa"/>
-            </w:tcMar>
-            <w:shd w:fill="EEEEEE"/>
-          </w:tcPr>
-          <w:p>
-            <w:pPr>
-              <w:keepNext w:val="0"/>
-              <w:spacing w:line="252" w:lineRule="auto" w:before="0" w:after="0"/>
-              <w:jc w:val="center"/>
-            </w:pPr>
-            <w:r>
-              <w:rPr>
-                <w:rFonts w:ascii="Times New Roman" w:hAnsi="Times New Roman"/>
-                <w:b/>
-                <w:sz w:val="20"/>
-              </w:rPr>
-              <w:t xml:space="preserve">OR (95% CI)</w:t>
-            </w:r>
-          </w:p>
-        </w:tc>
-        <w:tc>
-          <w:tcPr>
-            <w:tcW w:type="dxa" w:w="2105"/>
-            <w:vAlign w:val="center"/>
-            <w:tcMar>
-              <w:top w:w="80" w:type="dxa"/>
-              <w:bottom w:w="80" w:type="dxa"/>
-              <w:left w:w="80" w:type="dxa"/>
-              <w:right w:w="80" w:type="dxa"/>
-            </w:tcMar>
-            <w:shd w:fill="EEEEEE"/>
-          </w:tcPr>
-          <w:p>
-            <w:pPr>
-              <w:keepNext w:val="0"/>
-              <w:spacing w:line="252" w:lineRule="auto" w:before="0" w:after="0"/>
-              <w:jc w:val="center"/>
-            </w:pPr>
-            <w:r>
-              <w:rPr>
-                <w:rFonts w:ascii="Times New Roman" w:hAnsi="Times New Roman"/>
-                <w:b/>
-                <w:i/>
-                <w:iCs/>
-                <w:sz w:val="20"/>
-              </w:rPr>
-              <w:t xml:space="preserve">P</w:t>
-            </w:r>
-            <w:r>
-              <w:rPr>
-                <w:rFonts w:ascii="Times New Roman" w:hAnsi="Times New Roman"/>
-                <w:b/>
-                <w:sz w:val="20"/>
-              </w:rPr>
-              <w:t xml:space="preserve"> </w:t>
-            </w:r>
-            <w:r>
-              <w:rPr>
-                <w:rFonts w:ascii="Times New Roman" w:hAnsi="Times New Roman"/>
-                <w:b/>
-                <w:sz w:val="20"/>
-              </w:rPr>
-              <w:t xml:space="preserve">value</w:t>
-            </w:r>
-          </w:p>
-        </w:tc>
-      </w:tr>
-      <w:tr>
-        <w:trPr>
-          <w:cantSplit/>
-        </w:trPr>
-        <w:tc>
-          <w:tcPr>
-            <w:tcW w:type="dxa" w:w="1134"/>
-            <w:vAlign w:val="center"/>
-            <w:tcMar>
-              <w:top w:w="80" w:type="dxa"/>
-              <w:bottom w:w="80" w:type="dxa"/>
-              <w:left w:w="80" w:type="dxa"/>
-              <w:right w:w="80" w:type="dxa"/>
-            </w:tcMar>
-          </w:tcPr>
-          <w:p>
-            <w:pPr>
-              <w:keepNext w:val="0"/>
-              <w:spacing w:line="252" w:lineRule="auto" w:before="0" w:after="0"/>
-              <w:jc w:val="left"/>
-            </w:pPr>
-            <w:r>
-              <w:rPr>
-                <w:rFonts w:ascii="Times New Roman" w:hAnsi="Times New Roman"/>
-                <w:i/>
-                <w:iCs/>
-                <w:sz w:val="20"/>
-              </w:rPr>
-              <w:t xml:space="preserve">IGF1R</w:t>
-            </w:r>
-          </w:p>
-        </w:tc>
-        <w:tc>
-          <w:tcPr>
-            <w:tcW w:type="dxa" w:w="1296"/>
-            <w:vAlign w:val="center"/>
-            <w:tcMar>
-              <w:top w:w="80" w:type="dxa"/>
-              <w:bottom w:w="80" w:type="dxa"/>
-              <w:left w:w="80" w:type="dxa"/>
-              <w:right w:w="80" w:type="dxa"/>
-            </w:tcMar>
-          </w:tcPr>
-          <w:p>
-            <w:pPr>
-              <w:keepNext w:val="0"/>
-              <w:spacing w:line="252" w:lineRule="auto" w:before="0" w:after="0"/>
-              <w:jc w:val="left"/>
-            </w:pPr>
-            <w:r>
-              <w:rPr>
-                <w:rFonts w:ascii="Times New Roman" w:hAnsi="Times New Roman"/>
-                <w:sz w:val="20"/>
-              </w:rPr>
-              <w:t xml:space="preserve">BBJ</w:t>
-            </w:r>
-          </w:p>
-        </w:tc>
-        <w:tc>
-          <w:tcPr>
-            <w:tcW w:type="dxa" w:w="2267"/>
-            <w:vAlign w:val="center"/>
-            <w:tcMar>
-              <w:top w:w="80" w:type="dxa"/>
-              <w:bottom w:w="80" w:type="dxa"/>
-              <w:left w:w="80" w:type="dxa"/>
-              <w:right w:w="80" w:type="dxa"/>
-            </w:tcMar>
-          </w:tcPr>
-          <w:p>
-            <w:pPr>
-              <w:keepNext w:val="0"/>
-              <w:spacing w:line="252" w:lineRule="auto" w:before="0" w:after="0"/>
-              <w:jc w:val="center"/>
-            </w:pPr>
-            <w:r>
-              <w:rPr>
-                <w:rFonts w:ascii="Times New Roman" w:hAnsi="Times New Roman"/>
-                <w:sz w:val="20"/>
-              </w:rPr>
-              <w:t xml:space="preserve">rs117212126</w:t>
-            </w:r>
-          </w:p>
-        </w:tc>
-        <w:tc>
-          <w:tcPr>
-            <w:tcW w:type="dxa" w:w="1538"/>
-            <w:vAlign w:val="center"/>
-            <w:tcMar>
-              <w:top w:w="80" w:type="dxa"/>
-              <w:bottom w:w="80" w:type="dxa"/>
-              <w:left w:w="80" w:type="dxa"/>
-              <w:right w:w="80" w:type="dxa"/>
-            </w:tcMar>
-          </w:tcPr>
-          <w:p>
-            <w:pPr>
-              <w:keepNext w:val="0"/>
-              <w:spacing w:line="252" w:lineRule="auto" w:before="0" w:after="0"/>
-              <w:jc w:val="center"/>
-            </w:pPr>
-            <w:r>
-              <w:rPr>
-                <w:rFonts w:ascii="Times New Roman" w:hAnsi="Times New Roman"/>
-                <w:sz w:val="20"/>
-              </w:rPr>
-              <w:t xml:space="preserve">3</w:t>
-            </w:r>
-          </w:p>
-        </w:tc>
-        <w:tc>
-          <w:tcPr>
-            <w:tcW w:type="dxa" w:w="1943"/>
-            <w:vAlign w:val="center"/>
-            <w:tcMar>
-              <w:top w:w="80" w:type="dxa"/>
-              <w:bottom w:w="80" w:type="dxa"/>
-              <w:left w:w="80" w:type="dxa"/>
-              <w:right w:w="80" w:type="dxa"/>
-            </w:tcMar>
-          </w:tcPr>
-          <w:p>
-            <w:pPr>
-              <w:keepNext w:val="0"/>
-              <w:spacing w:line="252" w:lineRule="auto" w:before="0" w:after="0"/>
-              <w:jc w:val="center"/>
-            </w:pPr>
-            <w:r>
-              <w:rPr>
-                <w:rFonts w:ascii="Times New Roman" w:hAnsi="Times New Roman"/>
-                <w:sz w:val="20"/>
-              </w:rPr>
-              <w:t xml:space="preserve">IVW</w:t>
-            </w:r>
-          </w:p>
-        </w:tc>
-        <w:tc>
-          <w:tcPr>
-            <w:tcW w:type="dxa" w:w="4534"/>
-            <w:vAlign w:val="center"/>
-            <w:tcMar>
-              <w:top w:w="80" w:type="dxa"/>
-              <w:bottom w:w="80" w:type="dxa"/>
-              <w:left w:w="80" w:type="dxa"/>
-              <w:right w:w="80" w:type="dxa"/>
-            </w:tcMar>
-          </w:tcPr>
-          <w:p>
-            <w:pPr>
-              <w:keepNext w:val="0"/>
-              <w:spacing w:line="252" w:lineRule="auto" w:before="0" w:after="0"/>
-              <w:jc w:val="center"/>
-            </w:pPr>
-            <w:r>
-              <w:rPr>
-                <w:rFonts w:ascii="Times New Roman" w:hAnsi="Times New Roman"/>
-                <w:sz w:val="20"/>
-              </w:rPr>
-              <w:t xml:space="preserve">1.569 (1.067–2.307)</w:t>
-            </w:r>
-          </w:p>
-        </w:tc>
-        <w:tc>
-          <w:tcPr>
-            <w:tcW w:type="dxa" w:w="2105"/>
-            <w:vAlign w:val="center"/>
-            <w:tcMar>
-              <w:top w:w="80" w:type="dxa"/>
-              <w:bottom w:w="80" w:type="dxa"/>
-              <w:left w:w="80" w:type="dxa"/>
-              <w:right w:w="80" w:type="dxa"/>
-            </w:tcMar>
-          </w:tcPr>
-          <w:p>
-            <w:pPr>
-              <w:keepNext w:val="0"/>
-              <w:spacing w:line="252" w:lineRule="auto" w:before="0" w:after="0"/>
-              <w:jc w:val="center"/>
-            </w:pPr>
-            <w:r>
-              <w:rPr>
-                <w:rFonts w:ascii="Times New Roman" w:hAnsi="Times New Roman"/>
-                <w:b/>
-                <w:sz w:val="20"/>
-              </w:rPr>
-              <w:t xml:space="preserve">0.0222</w:t>
-            </w:r>
-          </w:p>
-        </w:tc>
-      </w:tr>
-      <w:tr>
-        <w:trPr>
-          <w:cantSplit/>
-        </w:trPr>
-        <w:tc>
-          <w:tcPr>
-            <w:tcW w:type="dxa" w:w="1134"/>
-            <w:vAlign w:val="center"/>
-            <w:tcMar>
-              <w:top w:w="80" w:type="dxa"/>
-              <w:bottom w:w="80" w:type="dxa"/>
-              <w:left w:w="80" w:type="dxa"/>
-              <w:right w:w="80" w:type="dxa"/>
-            </w:tcMar>
-          </w:tcPr>
-          <w:p>
-            <w:pPr>
-              <w:keepNext w:val="0"/>
-              <w:spacing w:line="252" w:lineRule="auto" w:before="0" w:after="0"/>
-              <w:jc w:val="left"/>
-            </w:pPr>
-            <w:r>
-              <w:rPr>
-                <w:rFonts w:ascii="Times New Roman" w:hAnsi="Times New Roman"/>
-                <w:i/>
-                <w:iCs/>
-                <w:sz w:val="20"/>
-              </w:rPr>
-              <w:t xml:space="preserve">IGF1R</w:t>
-            </w:r>
-          </w:p>
-        </w:tc>
-        <w:tc>
-          <w:tcPr>
-            <w:tcW w:type="dxa" w:w="1296"/>
-            <w:vAlign w:val="center"/>
-            <w:tcMar>
-              <w:top w:w="80" w:type="dxa"/>
-              <w:bottom w:w="80" w:type="dxa"/>
-              <w:left w:w="80" w:type="dxa"/>
-              <w:right w:w="80" w:type="dxa"/>
-            </w:tcMar>
-          </w:tcPr>
-          <w:p>
-            <w:pPr>
-              <w:keepNext w:val="0"/>
-              <w:spacing w:line="252" w:lineRule="auto" w:before="0" w:after="0"/>
-              <w:jc w:val="left"/>
-            </w:pPr>
-            <w:r>
-              <w:rPr>
-                <w:rFonts w:ascii="Times New Roman" w:hAnsi="Times New Roman"/>
-                <w:sz w:val="20"/>
-              </w:rPr>
-              <w:t xml:space="preserve">BBJ</w:t>
-            </w:r>
-          </w:p>
-        </w:tc>
-        <w:tc>
-          <w:tcPr>
-            <w:tcW w:type="dxa" w:w="2267"/>
-            <w:vAlign w:val="center"/>
-            <w:tcMar>
-              <w:top w:w="80" w:type="dxa"/>
-              <w:bottom w:w="80" w:type="dxa"/>
-              <w:left w:w="80" w:type="dxa"/>
-              <w:right w:w="80" w:type="dxa"/>
-            </w:tcMar>
-          </w:tcPr>
-          <w:p>
-            <w:pPr>
-              <w:keepNext w:val="0"/>
-              <w:spacing w:line="252" w:lineRule="auto" w:before="0" w:after="0"/>
-              <w:jc w:val="center"/>
-            </w:pPr>
-            <w:r>
-              <w:rPr>
-                <w:rFonts w:ascii="Times New Roman" w:hAnsi="Times New Roman"/>
-                <w:sz w:val="20"/>
-              </w:rPr>
-              <w:t xml:space="preserve">rs2654980</w:t>
-            </w:r>
-          </w:p>
-        </w:tc>
-        <w:tc>
-          <w:tcPr>
-            <w:tcW w:type="dxa" w:w="1538"/>
-            <w:vAlign w:val="center"/>
-            <w:tcMar>
-              <w:top w:w="80" w:type="dxa"/>
-              <w:bottom w:w="80" w:type="dxa"/>
-              <w:left w:w="80" w:type="dxa"/>
-              <w:right w:w="80" w:type="dxa"/>
-            </w:tcMar>
-          </w:tcPr>
-          <w:p>
-            <w:pPr>
-              <w:keepNext w:val="0"/>
-              <w:spacing w:line="252" w:lineRule="auto" w:before="0" w:after="0"/>
-              <w:jc w:val="center"/>
-            </w:pPr>
-            <w:r>
-              <w:rPr>
-                <w:rFonts w:ascii="Times New Roman" w:hAnsi="Times New Roman"/>
-                <w:sz w:val="20"/>
-              </w:rPr>
-              <w:t xml:space="preserve">3</w:t>
-            </w:r>
-          </w:p>
-        </w:tc>
-        <w:tc>
-          <w:tcPr>
-            <w:tcW w:type="dxa" w:w="1943"/>
-            <w:vAlign w:val="center"/>
-            <w:tcMar>
-              <w:top w:w="80" w:type="dxa"/>
-              <w:bottom w:w="80" w:type="dxa"/>
-              <w:left w:w="80" w:type="dxa"/>
-              <w:right w:w="80" w:type="dxa"/>
-            </w:tcMar>
-          </w:tcPr>
-          <w:p>
-            <w:pPr>
-              <w:keepNext w:val="0"/>
-              <w:spacing w:line="252" w:lineRule="auto" w:before="0" w:after="0"/>
-              <w:jc w:val="center"/>
-            </w:pPr>
-            <w:r>
-              <w:rPr>
-                <w:rFonts w:ascii="Times New Roman" w:hAnsi="Times New Roman"/>
-                <w:sz w:val="20"/>
-              </w:rPr>
-              <w:t xml:space="preserve">IVW</w:t>
-            </w:r>
-          </w:p>
-        </w:tc>
-        <w:tc>
-          <w:tcPr>
-            <w:tcW w:type="dxa" w:w="4534"/>
-            <w:vAlign w:val="center"/>
-            <w:tcMar>
-              <w:top w:w="80" w:type="dxa"/>
-              <w:bottom w:w="80" w:type="dxa"/>
-              <w:left w:w="80" w:type="dxa"/>
-              <w:right w:w="80" w:type="dxa"/>
-            </w:tcMar>
-          </w:tcPr>
-          <w:p>
-            <w:pPr>
-              <w:keepNext w:val="0"/>
-              <w:spacing w:line="252" w:lineRule="auto" w:before="0" w:after="0"/>
-              <w:jc w:val="center"/>
-            </w:pPr>
-            <w:r>
-              <w:rPr>
-                <w:rFonts w:ascii="Times New Roman" w:hAnsi="Times New Roman"/>
-                <w:sz w:val="20"/>
-              </w:rPr>
-              <w:t xml:space="preserve">1.488 (0.961–2.304)</w:t>
-            </w:r>
-          </w:p>
-        </w:tc>
-        <w:tc>
-          <w:tcPr>
-            <w:tcW w:type="dxa" w:w="2105"/>
-            <w:vAlign w:val="center"/>
-            <w:tcMar>
-              <w:top w:w="80" w:type="dxa"/>
-              <w:bottom w:w="80" w:type="dxa"/>
-              <w:left w:w="80" w:type="dxa"/>
-              <w:right w:w="80" w:type="dxa"/>
-            </w:tcMar>
-          </w:tcPr>
-          <w:p>
-            <w:pPr>
-              <w:keepNext w:val="0"/>
-              <w:spacing w:line="252" w:lineRule="auto" w:before="0" w:after="0"/>
-              <w:jc w:val="center"/>
-            </w:pPr>
-            <w:r>
-              <w:rPr>
-                <w:rFonts w:ascii="Times New Roman" w:hAnsi="Times New Roman"/>
-                <w:b w:val="0"/>
-                <w:sz w:val="20"/>
-              </w:rPr>
-              <w:t xml:space="preserve">0.0751</w:t>
-            </w:r>
-          </w:p>
-        </w:tc>
-      </w:tr>
-      <w:tr>
-        <w:trPr>
-          <w:cantSplit/>
-        </w:trPr>
-        <w:tc>
-          <w:tcPr>
-            <w:tcW w:type="dxa" w:w="1134"/>
-            <w:vAlign w:val="center"/>
-            <w:tcMar>
-              <w:top w:w="80" w:type="dxa"/>
-              <w:bottom w:w="80" w:type="dxa"/>
-              <w:left w:w="80" w:type="dxa"/>
-              <w:right w:w="80" w:type="dxa"/>
-            </w:tcMar>
-          </w:tcPr>
-          <w:p>
-            <w:pPr>
-              <w:keepNext w:val="0"/>
-              <w:spacing w:line="252" w:lineRule="auto" w:before="0" w:after="0"/>
-              <w:jc w:val="left"/>
-            </w:pPr>
-            <w:r>
-              <w:rPr>
-                <w:rFonts w:ascii="Times New Roman" w:hAnsi="Times New Roman"/>
-                <w:i/>
-                <w:iCs/>
-                <w:sz w:val="20"/>
-              </w:rPr>
-              <w:t xml:space="preserve">IGF1R</w:t>
-            </w:r>
-          </w:p>
-        </w:tc>
-        <w:tc>
-          <w:tcPr>
-            <w:tcW w:type="dxa" w:w="1296"/>
-            <w:vAlign w:val="center"/>
-            <w:tcMar>
-              <w:top w:w="80" w:type="dxa"/>
-              <w:bottom w:w="80" w:type="dxa"/>
-              <w:left w:w="80" w:type="dxa"/>
-              <w:right w:w="80" w:type="dxa"/>
-            </w:tcMar>
-          </w:tcPr>
-          <w:p>
-            <w:pPr>
-              <w:keepNext w:val="0"/>
-              <w:spacing w:line="252" w:lineRule="auto" w:before="0" w:after="0"/>
-              <w:jc w:val="left"/>
-            </w:pPr>
-            <w:r>
-              <w:rPr>
-                <w:rFonts w:ascii="Times New Roman" w:hAnsi="Times New Roman"/>
-                <w:sz w:val="20"/>
-              </w:rPr>
-              <w:t xml:space="preserve">BBJ</w:t>
-            </w:r>
-          </w:p>
-        </w:tc>
-        <w:tc>
-          <w:tcPr>
-            <w:tcW w:type="dxa" w:w="2267"/>
-            <w:vAlign w:val="center"/>
-            <w:tcMar>
-              <w:top w:w="80" w:type="dxa"/>
-              <w:bottom w:w="80" w:type="dxa"/>
-              <w:left w:w="80" w:type="dxa"/>
-              <w:right w:w="80" w:type="dxa"/>
-            </w:tcMar>
-          </w:tcPr>
-          <w:p>
-            <w:pPr>
-              <w:keepNext w:val="0"/>
-              <w:spacing w:line="252" w:lineRule="auto" w:before="0" w:after="0"/>
-              <w:jc w:val="center"/>
-            </w:pPr>
-            <w:r>
-              <w:rPr>
-                <w:rFonts w:ascii="Times New Roman" w:hAnsi="Times New Roman"/>
-                <w:sz w:val="20"/>
-              </w:rPr>
-              <w:t xml:space="preserve">rs59467480</w:t>
-            </w:r>
-          </w:p>
-        </w:tc>
-        <w:tc>
-          <w:tcPr>
-            <w:tcW w:type="dxa" w:w="1538"/>
-            <w:vAlign w:val="center"/>
-            <w:tcMar>
-              <w:top w:w="80" w:type="dxa"/>
-              <w:bottom w:w="80" w:type="dxa"/>
-              <w:left w:w="80" w:type="dxa"/>
-              <w:right w:w="80" w:type="dxa"/>
-            </w:tcMar>
-          </w:tcPr>
-          <w:p>
-            <w:pPr>
-              <w:keepNext w:val="0"/>
-              <w:spacing w:line="252" w:lineRule="auto" w:before="0" w:after="0"/>
-              <w:jc w:val="center"/>
-            </w:pPr>
-            <w:r>
-              <w:rPr>
-                <w:rFonts w:ascii="Times New Roman" w:hAnsi="Times New Roman"/>
-                <w:sz w:val="20"/>
-              </w:rPr>
-              <w:t xml:space="preserve">3</w:t>
-            </w:r>
-          </w:p>
-        </w:tc>
-        <w:tc>
-          <w:tcPr>
-            <w:tcW w:type="dxa" w:w="1943"/>
-            <w:vAlign w:val="center"/>
-            <w:tcMar>
-              <w:top w:w="80" w:type="dxa"/>
-              <w:bottom w:w="80" w:type="dxa"/>
-              <w:left w:w="80" w:type="dxa"/>
-              <w:right w:w="80" w:type="dxa"/>
-            </w:tcMar>
-          </w:tcPr>
-          <w:p>
-            <w:pPr>
-              <w:keepNext w:val="0"/>
-              <w:spacing w:line="252" w:lineRule="auto" w:before="0" w:after="0"/>
-              <w:jc w:val="center"/>
-            </w:pPr>
-            <w:r>
-              <w:rPr>
-                <w:rFonts w:ascii="Times New Roman" w:hAnsi="Times New Roman"/>
-                <w:sz w:val="20"/>
-              </w:rPr>
-              <w:t xml:space="preserve">IVW</w:t>
-            </w:r>
-          </w:p>
-        </w:tc>
-        <w:tc>
-          <w:tcPr>
-            <w:tcW w:type="dxa" w:w="4534"/>
-            <w:vAlign w:val="center"/>
-            <w:tcMar>
-              <w:top w:w="80" w:type="dxa"/>
-              <w:bottom w:w="80" w:type="dxa"/>
-              <w:left w:w="80" w:type="dxa"/>
-              <w:right w:w="80" w:type="dxa"/>
-            </w:tcMar>
-          </w:tcPr>
-          <w:p>
-            <w:pPr>
-              <w:keepNext w:val="0"/>
-              <w:spacing w:line="252" w:lineRule="auto" w:before="0" w:after="0"/>
-              <w:jc w:val="center"/>
-            </w:pPr>
-            <w:r>
-              <w:rPr>
-                <w:rFonts w:ascii="Times New Roman" w:hAnsi="Times New Roman"/>
-                <w:sz w:val="20"/>
-              </w:rPr>
-              <w:t xml:space="preserve">1.503 (1.000–2.261)</w:t>
-            </w:r>
-          </w:p>
-        </w:tc>
-        <w:tc>
-          <w:tcPr>
-            <w:tcW w:type="dxa" w:w="2105"/>
-            <w:vAlign w:val="center"/>
-            <w:tcMar>
-              <w:top w:w="80" w:type="dxa"/>
-              <w:bottom w:w="80" w:type="dxa"/>
-              <w:left w:w="80" w:type="dxa"/>
-              <w:right w:w="80" w:type="dxa"/>
-            </w:tcMar>
-          </w:tcPr>
-          <w:p>
-            <w:pPr>
-              <w:keepNext w:val="0"/>
-              <w:spacing w:line="252" w:lineRule="auto" w:before="0" w:after="0"/>
-              <w:jc w:val="center"/>
-            </w:pPr>
-            <w:r>
-              <w:rPr>
-                <w:rFonts w:ascii="Times New Roman" w:hAnsi="Times New Roman"/>
-                <w:b w:val="0"/>
-                <w:sz w:val="20"/>
-              </w:rPr>
-              <w:t xml:space="preserve">0.0503</w:t>
-            </w:r>
-          </w:p>
-        </w:tc>
-      </w:tr>
-      <w:tr>
-        <w:trPr>
-          <w:cantSplit/>
-        </w:trPr>
-        <w:tc>
-          <w:tcPr>
-            <w:tcW w:type="dxa" w:w="1134"/>
-            <w:vAlign w:val="center"/>
-            <w:tcMar>
-              <w:top w:w="80" w:type="dxa"/>
-              <w:bottom w:w="80" w:type="dxa"/>
-              <w:left w:w="80" w:type="dxa"/>
-              <w:right w:w="80" w:type="dxa"/>
-            </w:tcMar>
-          </w:tcPr>
-          <w:p>
-            <w:pPr>
-              <w:keepNext w:val="0"/>
-              <w:spacing w:line="252" w:lineRule="auto" w:before="0" w:after="0"/>
-              <w:jc w:val="left"/>
-            </w:pPr>
-            <w:r>
-              <w:rPr>
-                <w:rFonts w:ascii="Times New Roman" w:hAnsi="Times New Roman"/>
-                <w:i/>
-                <w:iCs/>
-                <w:sz w:val="20"/>
-              </w:rPr>
-              <w:t xml:space="preserve">IGF1R</w:t>
-            </w:r>
-          </w:p>
-        </w:tc>
-        <w:tc>
-          <w:tcPr>
-            <w:tcW w:type="dxa" w:w="1296"/>
-            <w:vAlign w:val="center"/>
-            <w:tcMar>
-              <w:top w:w="80" w:type="dxa"/>
-              <w:bottom w:w="80" w:type="dxa"/>
-              <w:left w:w="80" w:type="dxa"/>
-              <w:right w:w="80" w:type="dxa"/>
-            </w:tcMar>
-          </w:tcPr>
-          <w:p>
-            <w:pPr>
-              <w:keepNext w:val="0"/>
-              <w:spacing w:line="252" w:lineRule="auto" w:before="0" w:after="0"/>
-              <w:jc w:val="left"/>
-            </w:pPr>
-            <w:r>
-              <w:rPr>
-                <w:rFonts w:ascii="Times New Roman" w:hAnsi="Times New Roman"/>
-                <w:sz w:val="20"/>
-              </w:rPr>
-              <w:t xml:space="preserve">BBJ</w:t>
-            </w:r>
-          </w:p>
-        </w:tc>
-        <w:tc>
-          <w:tcPr>
-            <w:tcW w:type="dxa" w:w="2267"/>
-            <w:vAlign w:val="center"/>
-            <w:tcMar>
-              <w:top w:w="80" w:type="dxa"/>
-              <w:bottom w:w="80" w:type="dxa"/>
-              <w:left w:w="80" w:type="dxa"/>
-              <w:right w:w="80" w:type="dxa"/>
-            </w:tcMar>
-          </w:tcPr>
-          <w:p>
-            <w:pPr>
-              <w:keepNext w:val="0"/>
-              <w:spacing w:line="252" w:lineRule="auto" w:before="0" w:after="0"/>
-              <w:jc w:val="center"/>
-            </w:pPr>
-            <w:r>
-              <w:rPr>
-                <w:rFonts w:ascii="Times New Roman" w:hAnsi="Times New Roman"/>
-                <w:sz w:val="20"/>
-              </w:rPr>
-              <w:t xml:space="preserve">rs7181339</w:t>
-            </w:r>
-          </w:p>
-        </w:tc>
-        <w:tc>
-          <w:tcPr>
-            <w:tcW w:type="dxa" w:w="1538"/>
-            <w:vAlign w:val="center"/>
-            <w:tcMar>
-              <w:top w:w="80" w:type="dxa"/>
-              <w:bottom w:w="80" w:type="dxa"/>
-              <w:left w:w="80" w:type="dxa"/>
-              <w:right w:w="80" w:type="dxa"/>
-            </w:tcMar>
-          </w:tcPr>
-          <w:p>
-            <w:pPr>
-              <w:keepNext w:val="0"/>
-              <w:spacing w:line="252" w:lineRule="auto" w:before="0" w:after="0"/>
-              <w:jc w:val="center"/>
-            </w:pPr>
-            <w:r>
-              <w:rPr>
-                <w:rFonts w:ascii="Times New Roman" w:hAnsi="Times New Roman"/>
-                <w:sz w:val="20"/>
-              </w:rPr>
-              <w:t xml:space="preserve">3</w:t>
-            </w:r>
-          </w:p>
-        </w:tc>
-        <w:tc>
-          <w:tcPr>
-            <w:tcW w:type="dxa" w:w="1943"/>
-            <w:vAlign w:val="center"/>
-            <w:tcMar>
-              <w:top w:w="80" w:type="dxa"/>
-              <w:bottom w:w="80" w:type="dxa"/>
-              <w:left w:w="80" w:type="dxa"/>
-              <w:right w:w="80" w:type="dxa"/>
-            </w:tcMar>
-          </w:tcPr>
-          <w:p>
-            <w:pPr>
-              <w:keepNext w:val="0"/>
-              <w:spacing w:line="252" w:lineRule="auto" w:before="0" w:after="0"/>
-              <w:jc w:val="center"/>
-            </w:pPr>
-            <w:r>
-              <w:rPr>
-                <w:rFonts w:ascii="Times New Roman" w:hAnsi="Times New Roman"/>
-                <w:sz w:val="20"/>
-              </w:rPr>
-              <w:t xml:space="preserve">IVW</w:t>
-            </w:r>
-          </w:p>
-        </w:tc>
-        <w:tc>
-          <w:tcPr>
-            <w:tcW w:type="dxa" w:w="4534"/>
-            <w:vAlign w:val="center"/>
-            <w:tcMar>
-              <w:top w:w="80" w:type="dxa"/>
-              <w:bottom w:w="80" w:type="dxa"/>
-              <w:left w:w="80" w:type="dxa"/>
-              <w:right w:w="80" w:type="dxa"/>
-            </w:tcMar>
-          </w:tcPr>
-          <w:p>
-            <w:pPr>
-              <w:keepNext w:val="0"/>
-              <w:spacing w:line="252" w:lineRule="auto" w:before="0" w:after="0"/>
-              <w:jc w:val="center"/>
-            </w:pPr>
-            <w:r>
-              <w:rPr>
-                <w:rFonts w:ascii="Times New Roman" w:hAnsi="Times New Roman"/>
-                <w:sz w:val="20"/>
-              </w:rPr>
-              <w:t xml:space="preserve">1.830 (1.017–3.295)</w:t>
-            </w:r>
-          </w:p>
-        </w:tc>
-        <w:tc>
-          <w:tcPr>
-            <w:tcW w:type="dxa" w:w="2105"/>
-            <w:vAlign w:val="center"/>
-            <w:tcMar>
-              <w:top w:w="80" w:type="dxa"/>
-              <w:bottom w:w="80" w:type="dxa"/>
-              <w:left w:w="80" w:type="dxa"/>
-              <w:right w:w="80" w:type="dxa"/>
-            </w:tcMar>
-          </w:tcPr>
-          <w:p>
-            <w:pPr>
-              <w:keepNext w:val="0"/>
-              <w:spacing w:line="252" w:lineRule="auto" w:before="0" w:after="0"/>
-              <w:jc w:val="center"/>
-            </w:pPr>
-            <w:r>
-              <w:rPr>
-                <w:rFonts w:ascii="Times New Roman" w:hAnsi="Times New Roman"/>
-                <w:b/>
-                <w:sz w:val="20"/>
-              </w:rPr>
-              <w:t xml:space="preserve">0.0439</w:t>
-            </w:r>
-          </w:p>
-        </w:tc>
-      </w:tr>
-      <w:tr>
-        <w:trPr>
-          <w:cantSplit/>
-        </w:trPr>
-        <w:tc>
-          <w:tcPr>
-            <w:tcW w:type="dxa" w:w="1134"/>
-            <w:vAlign w:val="center"/>
-            <w:tcMar>
-              <w:top w:w="80" w:type="dxa"/>
-              <w:bottom w:w="80" w:type="dxa"/>
-              <w:left w:w="80" w:type="dxa"/>
-              <w:right w:w="80" w:type="dxa"/>
-            </w:tcMar>
-          </w:tcPr>
-          <w:p>
-            <w:pPr>
-              <w:keepNext w:val="0"/>
-              <w:spacing w:line="252" w:lineRule="auto" w:before="0" w:after="0"/>
-              <w:jc w:val="left"/>
-            </w:pPr>
-            <w:r>
-              <w:rPr>
-                <w:rFonts w:ascii="Times New Roman" w:hAnsi="Times New Roman"/>
-                <w:i/>
-                <w:iCs/>
-                <w:sz w:val="20"/>
-              </w:rPr>
-              <w:t xml:space="preserve">IGF1R</w:t>
-            </w:r>
-          </w:p>
-        </w:tc>
-        <w:tc>
-          <w:tcPr>
-            <w:tcW w:type="dxa" w:w="1296"/>
-            <w:vAlign w:val="center"/>
-            <w:tcMar>
-              <w:top w:w="80" w:type="dxa"/>
-              <w:bottom w:w="80" w:type="dxa"/>
-              <w:left w:w="80" w:type="dxa"/>
-              <w:right w:w="80" w:type="dxa"/>
-            </w:tcMar>
-          </w:tcPr>
-          <w:p>
-            <w:pPr>
-              <w:keepNext w:val="0"/>
-              <w:spacing w:line="252" w:lineRule="auto" w:before="0" w:after="0"/>
-              <w:jc w:val="left"/>
-            </w:pPr>
-            <w:r>
-              <w:rPr>
-                <w:rFonts w:ascii="Times New Roman" w:hAnsi="Times New Roman"/>
-                <w:sz w:val="20"/>
-              </w:rPr>
-              <w:t xml:space="preserve">UKB</w:t>
-            </w:r>
-          </w:p>
-        </w:tc>
-        <w:tc>
-          <w:tcPr>
-            <w:tcW w:type="dxa" w:w="2267"/>
-            <w:vAlign w:val="center"/>
-            <w:tcMar>
-              <w:top w:w="80" w:type="dxa"/>
-              <w:bottom w:w="80" w:type="dxa"/>
-              <w:left w:w="80" w:type="dxa"/>
-              <w:right w:w="80" w:type="dxa"/>
-            </w:tcMar>
-          </w:tcPr>
-          <w:p>
-            <w:pPr>
-              <w:keepNext w:val="0"/>
-              <w:spacing w:line="252" w:lineRule="auto" w:before="0" w:after="0"/>
-              <w:jc w:val="center"/>
-            </w:pPr>
-            <w:r>
-              <w:rPr>
-                <w:rFonts w:ascii="Times New Roman" w:hAnsi="Times New Roman"/>
-                <w:sz w:val="20"/>
-              </w:rPr>
-              <w:t xml:space="preserve">rs117212126</w:t>
-            </w:r>
-          </w:p>
-        </w:tc>
-        <w:tc>
-          <w:tcPr>
-            <w:tcW w:type="dxa" w:w="1538"/>
-            <w:vAlign w:val="center"/>
-            <w:tcMar>
-              <w:top w:w="80" w:type="dxa"/>
-              <w:bottom w:w="80" w:type="dxa"/>
-              <w:left w:w="80" w:type="dxa"/>
-              <w:right w:w="80" w:type="dxa"/>
-            </w:tcMar>
-          </w:tcPr>
-          <w:p>
-            <w:pPr>
-              <w:keepNext w:val="0"/>
-              <w:spacing w:line="252" w:lineRule="auto" w:before="0" w:after="0"/>
-              <w:jc w:val="center"/>
-            </w:pPr>
-            <w:r>
-              <w:rPr>
-                <w:rFonts w:ascii="Times New Roman" w:hAnsi="Times New Roman"/>
-                <w:sz w:val="20"/>
-              </w:rPr>
-              <w:t xml:space="preserve">3</w:t>
-            </w:r>
-          </w:p>
-        </w:tc>
-        <w:tc>
-          <w:tcPr>
-            <w:tcW w:type="dxa" w:w="1943"/>
-            <w:vAlign w:val="center"/>
-            <w:tcMar>
-              <w:top w:w="80" w:type="dxa"/>
-              <w:bottom w:w="80" w:type="dxa"/>
-              <w:left w:w="80" w:type="dxa"/>
-              <w:right w:w="80" w:type="dxa"/>
-            </w:tcMar>
-          </w:tcPr>
-          <w:p>
-            <w:pPr>
-              <w:keepNext w:val="0"/>
-              <w:spacing w:line="252" w:lineRule="auto" w:before="0" w:after="0"/>
-              <w:jc w:val="center"/>
-            </w:pPr>
-            <w:r>
-              <w:rPr>
-                <w:rFonts w:ascii="Times New Roman" w:hAnsi="Times New Roman"/>
-                <w:sz w:val="20"/>
-              </w:rPr>
-              <w:t xml:space="preserve">IVW</w:t>
-            </w:r>
-          </w:p>
-        </w:tc>
-        <w:tc>
-          <w:tcPr>
-            <w:tcW w:type="dxa" w:w="4534"/>
-            <w:vAlign w:val="center"/>
-            <w:tcMar>
-              <w:top w:w="80" w:type="dxa"/>
-              <w:bottom w:w="80" w:type="dxa"/>
-              <w:left w:w="80" w:type="dxa"/>
-              <w:right w:w="80" w:type="dxa"/>
-            </w:tcMar>
-          </w:tcPr>
-          <w:p>
-            <w:pPr>
-              <w:keepNext w:val="0"/>
-              <w:spacing w:line="252" w:lineRule="auto" w:before="0" w:after="0"/>
-              <w:jc w:val="center"/>
-            </w:pPr>
-            <w:r>
-              <w:rPr>
-                <w:rFonts w:ascii="Times New Roman" w:hAnsi="Times New Roman"/>
-                <w:sz w:val="20"/>
-              </w:rPr>
-              <w:t xml:space="preserve">1.353 (0.996–1.837)</w:t>
-            </w:r>
-          </w:p>
-        </w:tc>
-        <w:tc>
-          <w:tcPr>
-            <w:tcW w:type="dxa" w:w="2105"/>
-            <w:vAlign w:val="center"/>
-            <w:tcMar>
-              <w:top w:w="80" w:type="dxa"/>
-              <w:bottom w:w="80" w:type="dxa"/>
-              <w:left w:w="80" w:type="dxa"/>
-              <w:right w:w="80" w:type="dxa"/>
-            </w:tcMar>
-          </w:tcPr>
-          <w:p>
-            <w:pPr>
-              <w:keepNext w:val="0"/>
-              <w:spacing w:line="252" w:lineRule="auto" w:before="0" w:after="0"/>
-              <w:jc w:val="center"/>
-            </w:pPr>
-            <w:r>
-              <w:rPr>
-                <w:rFonts w:ascii="Times New Roman" w:hAnsi="Times New Roman"/>
-                <w:b w:val="0"/>
-                <w:sz w:val="20"/>
-              </w:rPr>
-              <w:t xml:space="preserve">0.0529</w:t>
-            </w:r>
-          </w:p>
-        </w:tc>
-      </w:tr>
-      <w:tr>
-        <w:trPr>
-          <w:cantSplit/>
-        </w:trPr>
-        <w:tc>
-          <w:tcPr>
-            <w:tcW w:type="dxa" w:w="1134"/>
-            <w:vAlign w:val="center"/>
-            <w:tcMar>
-              <w:top w:w="80" w:type="dxa"/>
-              <w:bottom w:w="80" w:type="dxa"/>
-              <w:left w:w="80" w:type="dxa"/>
-              <w:right w:w="80" w:type="dxa"/>
-            </w:tcMar>
-          </w:tcPr>
-          <w:p>
-            <w:pPr>
-              <w:keepNext w:val="0"/>
-              <w:spacing w:line="252" w:lineRule="auto" w:before="0" w:after="0"/>
-              <w:jc w:val="left"/>
-            </w:pPr>
-            <w:r>
-              <w:rPr>
-                <w:rFonts w:ascii="Times New Roman" w:hAnsi="Times New Roman"/>
-                <w:i/>
-                <w:iCs/>
-                <w:sz w:val="20"/>
-              </w:rPr>
-              <w:t xml:space="preserve">IGF1R</w:t>
-            </w:r>
-          </w:p>
-        </w:tc>
-        <w:tc>
-          <w:tcPr>
-            <w:tcW w:type="dxa" w:w="1296"/>
-            <w:vAlign w:val="center"/>
-            <w:tcMar>
-              <w:top w:w="80" w:type="dxa"/>
-              <w:bottom w:w="80" w:type="dxa"/>
-              <w:left w:w="80" w:type="dxa"/>
-              <w:right w:w="80" w:type="dxa"/>
-            </w:tcMar>
-          </w:tcPr>
-          <w:p>
-            <w:pPr>
-              <w:keepNext w:val="0"/>
-              <w:spacing w:line="252" w:lineRule="auto" w:before="0" w:after="0"/>
-              <w:jc w:val="left"/>
-            </w:pPr>
-            <w:r>
-              <w:rPr>
-                <w:rFonts w:ascii="Times New Roman" w:hAnsi="Times New Roman"/>
-                <w:sz w:val="20"/>
-              </w:rPr>
-              <w:t xml:space="preserve">UKB</w:t>
-            </w:r>
-          </w:p>
-        </w:tc>
-        <w:tc>
-          <w:tcPr>
-            <w:tcW w:type="dxa" w:w="2267"/>
-            <w:vAlign w:val="center"/>
-            <w:tcMar>
-              <w:top w:w="80" w:type="dxa"/>
-              <w:bottom w:w="80" w:type="dxa"/>
-              <w:left w:w="80" w:type="dxa"/>
-              <w:right w:w="80" w:type="dxa"/>
-            </w:tcMar>
-          </w:tcPr>
-          <w:p>
-            <w:pPr>
-              <w:keepNext w:val="0"/>
-              <w:spacing w:line="252" w:lineRule="auto" w:before="0" w:after="0"/>
-              <w:jc w:val="center"/>
-            </w:pPr>
-            <w:r>
-              <w:rPr>
-                <w:rFonts w:ascii="Times New Roman" w:hAnsi="Times New Roman"/>
-                <w:sz w:val="20"/>
-              </w:rPr>
-              <w:t xml:space="preserve">rs2654980</w:t>
-            </w:r>
-          </w:p>
-        </w:tc>
-        <w:tc>
-          <w:tcPr>
-            <w:tcW w:type="dxa" w:w="1538"/>
-            <w:vAlign w:val="center"/>
-            <w:tcMar>
-              <w:top w:w="80" w:type="dxa"/>
-              <w:bottom w:w="80" w:type="dxa"/>
-              <w:left w:w="80" w:type="dxa"/>
-              <w:right w:w="80" w:type="dxa"/>
-            </w:tcMar>
-          </w:tcPr>
-          <w:p>
-            <w:pPr>
-              <w:keepNext w:val="0"/>
-              <w:spacing w:line="252" w:lineRule="auto" w:before="0" w:after="0"/>
-              <w:jc w:val="center"/>
-            </w:pPr>
-            <w:r>
-              <w:rPr>
-                <w:rFonts w:ascii="Times New Roman" w:hAnsi="Times New Roman"/>
-                <w:sz w:val="20"/>
-              </w:rPr>
-              <w:t xml:space="preserve">3</w:t>
-            </w:r>
-          </w:p>
-        </w:tc>
-        <w:tc>
-          <w:tcPr>
-            <w:tcW w:type="dxa" w:w="1943"/>
-            <w:vAlign w:val="center"/>
-            <w:tcMar>
-              <w:top w:w="80" w:type="dxa"/>
-              <w:bottom w:w="80" w:type="dxa"/>
-              <w:left w:w="80" w:type="dxa"/>
-              <w:right w:w="80" w:type="dxa"/>
-            </w:tcMar>
-          </w:tcPr>
-          <w:p>
-            <w:pPr>
-              <w:keepNext w:val="0"/>
-              <w:spacing w:line="252" w:lineRule="auto" w:before="0" w:after="0"/>
-              <w:jc w:val="center"/>
-            </w:pPr>
-            <w:r>
-              <w:rPr>
-                <w:rFonts w:ascii="Times New Roman" w:hAnsi="Times New Roman"/>
-                <w:sz w:val="20"/>
-              </w:rPr>
-              <w:t xml:space="preserve">IVW</w:t>
-            </w:r>
-          </w:p>
-        </w:tc>
-        <w:tc>
-          <w:tcPr>
-            <w:tcW w:type="dxa" w:w="4534"/>
-            <w:vAlign w:val="center"/>
-            <w:tcMar>
-              <w:top w:w="80" w:type="dxa"/>
-              <w:bottom w:w="80" w:type="dxa"/>
-              <w:left w:w="80" w:type="dxa"/>
-              <w:right w:w="80" w:type="dxa"/>
-            </w:tcMar>
-          </w:tcPr>
-          <w:p>
-            <w:pPr>
-              <w:keepNext w:val="0"/>
-              <w:spacing w:line="252" w:lineRule="auto" w:before="0" w:after="0"/>
-              <w:jc w:val="center"/>
-            </w:pPr>
-            <w:r>
-              <w:rPr>
-                <w:rFonts w:ascii="Times New Roman" w:hAnsi="Times New Roman"/>
-                <w:sz w:val="20"/>
-              </w:rPr>
-              <w:t xml:space="preserve">1.157 (0.780–1.715)</w:t>
-            </w:r>
-          </w:p>
-        </w:tc>
-        <w:tc>
-          <w:tcPr>
-            <w:tcW w:type="dxa" w:w="2105"/>
-            <w:vAlign w:val="center"/>
-            <w:tcMar>
-              <w:top w:w="80" w:type="dxa"/>
-              <w:bottom w:w="80" w:type="dxa"/>
-              <w:left w:w="80" w:type="dxa"/>
-              <w:right w:w="80" w:type="dxa"/>
-            </w:tcMar>
-          </w:tcPr>
-          <w:p>
-            <w:pPr>
-              <w:keepNext w:val="0"/>
-              <w:spacing w:line="252" w:lineRule="auto" w:before="0" w:after="0"/>
-              <w:jc w:val="center"/>
-            </w:pPr>
-            <w:r>
-              <w:rPr>
-                <w:rFonts w:ascii="Times New Roman" w:hAnsi="Times New Roman"/>
-                <w:b w:val="0"/>
-                <w:sz w:val="20"/>
-              </w:rPr>
-              <w:t xml:space="preserve">0.468</w:t>
-            </w:r>
-          </w:p>
-        </w:tc>
-      </w:tr>
-      <w:tr>
-        <w:trPr>
-          <w:cantSplit/>
-        </w:trPr>
-        <w:tc>
-          <w:tcPr>
-            <w:tcW w:type="dxa" w:w="1134"/>
-            <w:vAlign w:val="center"/>
-            <w:tcMar>
-              <w:top w:w="80" w:type="dxa"/>
-              <w:bottom w:w="80" w:type="dxa"/>
-              <w:left w:w="80" w:type="dxa"/>
-              <w:right w:w="80" w:type="dxa"/>
-            </w:tcMar>
-          </w:tcPr>
-          <w:p>
-            <w:pPr>
-              <w:keepNext w:val="0"/>
-              <w:spacing w:line="252" w:lineRule="auto" w:before="0" w:after="0"/>
-              <w:jc w:val="left"/>
-            </w:pPr>
-            <w:r>
-              <w:rPr>
-                <w:rFonts w:ascii="Times New Roman" w:hAnsi="Times New Roman"/>
-                <w:i/>
-                <w:iCs/>
-                <w:sz w:val="20"/>
-              </w:rPr>
-              <w:t xml:space="preserve">IGF1R</w:t>
-            </w:r>
-          </w:p>
-        </w:tc>
-        <w:tc>
-          <w:tcPr>
-            <w:tcW w:type="dxa" w:w="1296"/>
-            <w:vAlign w:val="center"/>
-            <w:tcMar>
-              <w:top w:w="80" w:type="dxa"/>
-              <w:bottom w:w="80" w:type="dxa"/>
-              <w:left w:w="80" w:type="dxa"/>
-              <w:right w:w="80" w:type="dxa"/>
-            </w:tcMar>
-          </w:tcPr>
-          <w:p>
-            <w:pPr>
-              <w:keepNext w:val="0"/>
-              <w:spacing w:line="252" w:lineRule="auto" w:before="0" w:after="0"/>
-              <w:jc w:val="left"/>
-            </w:pPr>
-            <w:r>
-              <w:rPr>
-                <w:rFonts w:ascii="Times New Roman" w:hAnsi="Times New Roman"/>
-                <w:sz w:val="20"/>
-              </w:rPr>
-              <w:t xml:space="preserve">UKB</w:t>
-            </w:r>
-          </w:p>
-        </w:tc>
-        <w:tc>
-          <w:tcPr>
-            <w:tcW w:type="dxa" w:w="2267"/>
-            <w:vAlign w:val="center"/>
-            <w:tcMar>
-              <w:top w:w="80" w:type="dxa"/>
-              <w:bottom w:w="80" w:type="dxa"/>
-              <w:left w:w="80" w:type="dxa"/>
-              <w:right w:w="80" w:type="dxa"/>
-            </w:tcMar>
-          </w:tcPr>
-          <w:p>
-            <w:pPr>
-              <w:keepNext w:val="0"/>
-              <w:spacing w:line="252" w:lineRule="auto" w:before="0" w:after="0"/>
-              <w:jc w:val="center"/>
-            </w:pPr>
-            <w:r>
-              <w:rPr>
-                <w:rFonts w:ascii="Times New Roman" w:hAnsi="Times New Roman"/>
-                <w:sz w:val="20"/>
-              </w:rPr>
-              <w:t xml:space="preserve">rs59467480</w:t>
-            </w:r>
-          </w:p>
-        </w:tc>
-        <w:tc>
-          <w:tcPr>
-            <w:tcW w:type="dxa" w:w="1538"/>
-            <w:vAlign w:val="center"/>
-            <w:tcMar>
-              <w:top w:w="80" w:type="dxa"/>
-              <w:bottom w:w="80" w:type="dxa"/>
-              <w:left w:w="80" w:type="dxa"/>
-              <w:right w:w="80" w:type="dxa"/>
-            </w:tcMar>
-          </w:tcPr>
-          <w:p>
-            <w:pPr>
-              <w:keepNext w:val="0"/>
-              <w:spacing w:line="252" w:lineRule="auto" w:before="0" w:after="0"/>
-              <w:jc w:val="center"/>
-            </w:pPr>
-            <w:r>
-              <w:rPr>
-                <w:rFonts w:ascii="Times New Roman" w:hAnsi="Times New Roman"/>
-                <w:sz w:val="20"/>
-              </w:rPr>
-              <w:t xml:space="preserve">3</w:t>
-            </w:r>
-          </w:p>
-        </w:tc>
-        <w:tc>
-          <w:tcPr>
-            <w:tcW w:type="dxa" w:w="1943"/>
-            <w:vAlign w:val="center"/>
-            <w:tcMar>
-              <w:top w:w="80" w:type="dxa"/>
-              <w:bottom w:w="80" w:type="dxa"/>
-              <w:left w:w="80" w:type="dxa"/>
-              <w:right w:w="80" w:type="dxa"/>
-            </w:tcMar>
-          </w:tcPr>
-          <w:p>
-            <w:pPr>
-              <w:keepNext w:val="0"/>
-              <w:spacing w:line="252" w:lineRule="auto" w:before="0" w:after="0"/>
-              <w:jc w:val="center"/>
-            </w:pPr>
-            <w:r>
-              <w:rPr>
-                <w:rFonts w:ascii="Times New Roman" w:hAnsi="Times New Roman"/>
-                <w:sz w:val="20"/>
-              </w:rPr>
-              <w:t xml:space="preserve">IVW</w:t>
-            </w:r>
-          </w:p>
-        </w:tc>
-        <w:tc>
-          <w:tcPr>
-            <w:tcW w:type="dxa" w:w="4534"/>
-            <w:vAlign w:val="center"/>
-            <w:tcMar>
-              <w:top w:w="80" w:type="dxa"/>
-              <w:bottom w:w="80" w:type="dxa"/>
-              <w:left w:w="80" w:type="dxa"/>
-              <w:right w:w="80" w:type="dxa"/>
-            </w:tcMar>
-          </w:tcPr>
-          <w:p>
-            <w:pPr>
-              <w:keepNext w:val="0"/>
-              <w:spacing w:line="252" w:lineRule="auto" w:before="0" w:after="0"/>
-              <w:jc w:val="center"/>
-            </w:pPr>
-            <w:r>
-              <w:rPr>
-                <w:rFonts w:ascii="Times New Roman" w:hAnsi="Times New Roman"/>
-                <w:sz w:val="20"/>
-              </w:rPr>
-              <w:t xml:space="preserve">1.321 (1.014–1.721)</w:t>
-            </w:r>
-          </w:p>
-        </w:tc>
-        <w:tc>
-          <w:tcPr>
-            <w:tcW w:type="dxa" w:w="2105"/>
-            <w:vAlign w:val="center"/>
-            <w:tcMar>
-              <w:top w:w="80" w:type="dxa"/>
-              <w:bottom w:w="80" w:type="dxa"/>
-              <w:left w:w="80" w:type="dxa"/>
-              <w:right w:w="80" w:type="dxa"/>
-            </w:tcMar>
-          </w:tcPr>
-          <w:p>
-            <w:pPr>
-              <w:keepNext w:val="0"/>
-              <w:spacing w:line="252" w:lineRule="auto" w:before="0" w:after="0"/>
-              <w:jc w:val="center"/>
-            </w:pPr>
-            <w:r>
-              <w:rPr>
-                <w:rFonts w:ascii="Times New Roman" w:hAnsi="Times New Roman"/>
-                <w:b/>
-                <w:sz w:val="20"/>
-              </w:rPr>
-              <w:t xml:space="preserve">0.0389</w:t>
-            </w:r>
-          </w:p>
-        </w:tc>
-      </w:tr>
-      <w:tr>
-        <w:trPr>
-          <w:cantSplit/>
-        </w:trPr>
-        <w:tc>
-          <w:tcPr>
-            <w:tcW w:type="dxa" w:w="1134"/>
-            <w:vAlign w:val="center"/>
-            <w:tcMar>
-              <w:top w:w="80" w:type="dxa"/>
-              <w:bottom w:w="80" w:type="dxa"/>
-              <w:left w:w="80" w:type="dxa"/>
-              <w:right w:w="80" w:type="dxa"/>
-            </w:tcMar>
-          </w:tcPr>
-          <w:p>
-            <w:pPr>
-              <w:keepNext w:val="0"/>
-              <w:spacing w:line="252" w:lineRule="auto" w:before="0" w:after="0"/>
-              <w:jc w:val="left"/>
-            </w:pPr>
-            <w:r>
-              <w:rPr>
-                <w:rFonts w:ascii="Times New Roman" w:hAnsi="Times New Roman"/>
-                <w:i/>
-                <w:iCs/>
-                <w:sz w:val="20"/>
-              </w:rPr>
-              <w:t xml:space="preserve">IGF1R</w:t>
-            </w:r>
-          </w:p>
-        </w:tc>
-        <w:tc>
-          <w:tcPr>
-            <w:tcW w:type="dxa" w:w="1296"/>
-            <w:vAlign w:val="center"/>
-            <w:tcMar>
-              <w:top w:w="80" w:type="dxa"/>
-              <w:bottom w:w="80" w:type="dxa"/>
-              <w:left w:w="80" w:type="dxa"/>
-              <w:right w:w="80" w:type="dxa"/>
-            </w:tcMar>
-          </w:tcPr>
-          <w:p>
-            <w:pPr>
-              <w:keepNext w:val="0"/>
-              <w:spacing w:line="252" w:lineRule="auto" w:before="0" w:after="0"/>
-              <w:jc w:val="left"/>
-            </w:pPr>
-            <w:r>
-              <w:rPr>
-                <w:rFonts w:ascii="Times New Roman" w:hAnsi="Times New Roman"/>
-                <w:sz w:val="20"/>
-              </w:rPr>
-              <w:t xml:space="preserve">UKB</w:t>
-            </w:r>
-          </w:p>
-        </w:tc>
-        <w:tc>
-          <w:tcPr>
-            <w:tcW w:type="dxa" w:w="2267"/>
-            <w:vAlign w:val="center"/>
-            <w:tcMar>
-              <w:top w:w="80" w:type="dxa"/>
-              <w:bottom w:w="80" w:type="dxa"/>
-              <w:left w:w="80" w:type="dxa"/>
-              <w:right w:w="80" w:type="dxa"/>
-            </w:tcMar>
-          </w:tcPr>
-          <w:p>
-            <w:pPr>
-              <w:keepNext w:val="0"/>
-              <w:spacing w:line="252" w:lineRule="auto" w:before="0" w:after="0"/>
-              <w:jc w:val="center"/>
-            </w:pPr>
-            <w:r>
-              <w:rPr>
-                <w:rFonts w:ascii="Times New Roman" w:hAnsi="Times New Roman"/>
-                <w:sz w:val="20"/>
-              </w:rPr>
-              <w:t xml:space="preserve">rs7181339</w:t>
-            </w:r>
-          </w:p>
-        </w:tc>
-        <w:tc>
-          <w:tcPr>
-            <w:tcW w:type="dxa" w:w="1538"/>
-            <w:vAlign w:val="center"/>
-            <w:tcMar>
-              <w:top w:w="80" w:type="dxa"/>
-              <w:bottom w:w="80" w:type="dxa"/>
-              <w:left w:w="80" w:type="dxa"/>
-              <w:right w:w="80" w:type="dxa"/>
-            </w:tcMar>
-          </w:tcPr>
-          <w:p>
-            <w:pPr>
-              <w:keepNext w:val="0"/>
-              <w:spacing w:line="252" w:lineRule="auto" w:before="0" w:after="0"/>
-              <w:jc w:val="center"/>
-            </w:pPr>
-            <w:r>
-              <w:rPr>
-                <w:rFonts w:ascii="Times New Roman" w:hAnsi="Times New Roman"/>
-                <w:sz w:val="20"/>
-              </w:rPr>
-              <w:t xml:space="preserve">3</w:t>
-            </w:r>
-          </w:p>
-        </w:tc>
-        <w:tc>
-          <w:tcPr>
-            <w:tcW w:type="dxa" w:w="1943"/>
-            <w:vAlign w:val="center"/>
-            <w:tcMar>
-              <w:top w:w="80" w:type="dxa"/>
-              <w:bottom w:w="80" w:type="dxa"/>
-              <w:left w:w="80" w:type="dxa"/>
-              <w:right w:w="80" w:type="dxa"/>
-            </w:tcMar>
-          </w:tcPr>
-          <w:p>
-            <w:pPr>
-              <w:keepNext w:val="0"/>
-              <w:spacing w:line="252" w:lineRule="auto" w:before="0" w:after="0"/>
-              <w:jc w:val="center"/>
-            </w:pPr>
-            <w:r>
-              <w:rPr>
-                <w:rFonts w:ascii="Times New Roman" w:hAnsi="Times New Roman"/>
-                <w:sz w:val="20"/>
-              </w:rPr>
-              <w:t xml:space="preserve">IVW</w:t>
-            </w:r>
-          </w:p>
-        </w:tc>
-        <w:tc>
-          <w:tcPr>
-            <w:tcW w:type="dxa" w:w="4534"/>
-            <w:vAlign w:val="center"/>
-            <w:tcMar>
-              <w:top w:w="80" w:type="dxa"/>
-              <w:bottom w:w="80" w:type="dxa"/>
-              <w:left w:w="80" w:type="dxa"/>
-              <w:right w:w="80" w:type="dxa"/>
-            </w:tcMar>
-          </w:tcPr>
-          <w:p>
-            <w:pPr>
-              <w:keepNext w:val="0"/>
-              <w:spacing w:line="252" w:lineRule="auto" w:before="0" w:after="0"/>
-              <w:jc w:val="center"/>
-            </w:pPr>
-            <w:r>
-              <w:rPr>
-                <w:rFonts w:ascii="Times New Roman" w:hAnsi="Times New Roman"/>
-                <w:sz w:val="20"/>
-              </w:rPr>
-              <w:t xml:space="preserve">1.472 (1.183–1.832)</w:t>
-            </w:r>
-          </w:p>
-        </w:tc>
-        <w:tc>
-          <w:tcPr>
-            <w:tcW w:type="dxa" w:w="2105"/>
-            <w:vAlign w:val="center"/>
-            <w:tcMar>
-              <w:top w:w="80" w:type="dxa"/>
-              <w:bottom w:w="80" w:type="dxa"/>
-              <w:left w:w="80" w:type="dxa"/>
-              <w:right w:w="80" w:type="dxa"/>
-            </w:tcMar>
-          </w:tcPr>
-          <w:p>
-            <w:pPr>
-              <w:keepNext w:val="0"/>
-              <w:spacing w:line="252" w:lineRule="auto" w:before="0" w:after="0"/>
-              <w:jc w:val="center"/>
-            </w:pPr>
-            <w:r>
-              <w:rPr>
-                <w:rFonts w:ascii="Times New Roman" w:hAnsi="Times New Roman"/>
-                <w:b/>
-                <w:sz w:val="20"/>
-              </w:rPr>
-              <w:t xml:space="preserve">5.31×10⁻⁴</w:t>
-            </w:r>
-          </w:p>
-        </w:tc>
-      </w:tr>
-      <w:tr>
-        <w:trPr>
-          <w:cantSplit/>
-        </w:trPr>
-        <w:tc>
-          <w:tcPr>
-            <w:tcW w:type="dxa" w:w="1134"/>
-            <w:vAlign w:val="center"/>
-            <w:tcMar>
-              <w:top w:w="80" w:type="dxa"/>
-              <w:bottom w:w="80" w:type="dxa"/>
-              <w:left w:w="80" w:type="dxa"/>
-              <w:right w:w="80" w:type="dxa"/>
-            </w:tcMar>
-          </w:tcPr>
-          <w:p>
-            <w:pPr>
-              <w:keepNext w:val="0"/>
-              <w:spacing w:line="252" w:lineRule="auto" w:before="0" w:after="0"/>
-              <w:jc w:val="left"/>
-            </w:pPr>
-            <w:r>
-              <w:rPr>
-                <w:rFonts w:ascii="Times New Roman" w:hAnsi="Times New Roman"/>
-                <w:i/>
-                <w:iCs/>
-                <w:sz w:val="20"/>
-              </w:rPr>
-              <w:t xml:space="preserve">IGF1R</w:t>
-            </w:r>
-          </w:p>
-        </w:tc>
-        <w:tc>
-          <w:tcPr>
-            <w:tcW w:type="dxa" w:w="1296"/>
-            <w:vAlign w:val="center"/>
-            <w:tcMar>
-              <w:top w:w="80" w:type="dxa"/>
-              <w:bottom w:w="80" w:type="dxa"/>
-              <w:left w:w="80" w:type="dxa"/>
-              <w:right w:w="80" w:type="dxa"/>
-            </w:tcMar>
-          </w:tcPr>
-          <w:p>
-            <w:pPr>
-              <w:keepNext w:val="0"/>
-              <w:spacing w:line="252" w:lineRule="auto" w:before="0" w:after="0"/>
-              <w:jc w:val="left"/>
-            </w:pPr>
-            <w:r>
-              <w:rPr>
-                <w:rFonts w:ascii="Times New Roman" w:hAnsi="Times New Roman"/>
-                <w:sz w:val="20"/>
-              </w:rPr>
-              <w:t xml:space="preserve">FinnGen</w:t>
-            </w:r>
-          </w:p>
-        </w:tc>
-        <w:tc>
-          <w:tcPr>
-            <w:tcW w:type="dxa" w:w="2267"/>
-            <w:vAlign w:val="center"/>
-            <w:tcMar>
-              <w:top w:w="80" w:type="dxa"/>
-              <w:bottom w:w="80" w:type="dxa"/>
-              <w:left w:w="80" w:type="dxa"/>
-              <w:right w:w="80" w:type="dxa"/>
-            </w:tcMar>
-          </w:tcPr>
-          <w:p>
-            <w:pPr>
-              <w:keepNext w:val="0"/>
-              <w:spacing w:line="252" w:lineRule="auto" w:before="0" w:after="0"/>
-              <w:jc w:val="center"/>
-            </w:pPr>
-            <w:r>
-              <w:rPr>
-                <w:rFonts w:ascii="Times New Roman" w:hAnsi="Times New Roman"/>
-                <w:sz w:val="20"/>
-              </w:rPr>
-              <w:t xml:space="preserve">rs2654980</w:t>
-            </w:r>
-          </w:p>
-        </w:tc>
-        <w:tc>
-          <w:tcPr>
-            <w:tcW w:type="dxa" w:w="1538"/>
-            <w:vAlign w:val="center"/>
-            <w:tcMar>
-              <w:top w:w="80" w:type="dxa"/>
-              <w:bottom w:w="80" w:type="dxa"/>
-              <w:left w:w="80" w:type="dxa"/>
-              <w:right w:w="80" w:type="dxa"/>
-            </w:tcMar>
-          </w:tcPr>
-          <w:p>
-            <w:pPr>
-              <w:keepNext w:val="0"/>
-              <w:spacing w:line="252" w:lineRule="auto" w:before="0" w:after="0"/>
-              <w:jc w:val="center"/>
-            </w:pPr>
-            <w:r>
-              <w:rPr>
-                <w:rFonts w:ascii="Times New Roman" w:hAnsi="Times New Roman"/>
-                <w:sz w:val="20"/>
-              </w:rPr>
-              <w:t xml:space="preserve">2</w:t>
-            </w:r>
-          </w:p>
-        </w:tc>
-        <w:tc>
-          <w:tcPr>
-            <w:tcW w:type="dxa" w:w="1943"/>
-            <w:vAlign w:val="center"/>
-            <w:tcMar>
-              <w:top w:w="80" w:type="dxa"/>
-              <w:bottom w:w="80" w:type="dxa"/>
-              <w:left w:w="80" w:type="dxa"/>
-              <w:right w:w="80" w:type="dxa"/>
-            </w:tcMar>
-          </w:tcPr>
-          <w:p>
-            <w:pPr>
-              <w:keepNext w:val="0"/>
-              <w:spacing w:line="252" w:lineRule="auto" w:before="0" w:after="0"/>
-              <w:jc w:val="center"/>
-            </w:pPr>
-            <w:r>
-              <w:rPr>
-                <w:rFonts w:ascii="Times New Roman" w:hAnsi="Times New Roman"/>
-                <w:sz w:val="20"/>
-              </w:rPr>
-              <w:t xml:space="preserve">IVW</w:t>
-            </w:r>
-          </w:p>
-        </w:tc>
-        <w:tc>
-          <w:tcPr>
-            <w:tcW w:type="dxa" w:w="4534"/>
-            <w:vAlign w:val="center"/>
-            <w:tcMar>
-              <w:top w:w="80" w:type="dxa"/>
-              <w:bottom w:w="80" w:type="dxa"/>
-              <w:left w:w="80" w:type="dxa"/>
-              <w:right w:w="80" w:type="dxa"/>
-            </w:tcMar>
-          </w:tcPr>
-          <w:p>
-            <w:pPr>
-              <w:keepNext w:val="0"/>
-              <w:spacing w:line="252" w:lineRule="auto" w:before="0" w:after="0"/>
-              <w:jc w:val="center"/>
-            </w:pPr>
-            <w:r>
-              <w:rPr>
-                <w:rFonts w:ascii="Times New Roman" w:hAnsi="Times New Roman"/>
-                <w:sz w:val="20"/>
-              </w:rPr>
-              <w:t xml:space="preserve">1.577 (0.360–6.907)</w:t>
-            </w:r>
-          </w:p>
-        </w:tc>
-        <w:tc>
-          <w:tcPr>
-            <w:tcW w:type="dxa" w:w="2105"/>
-            <w:vAlign w:val="center"/>
-            <w:tcMar>
-              <w:top w:w="80" w:type="dxa"/>
-              <w:bottom w:w="80" w:type="dxa"/>
-              <w:left w:w="80" w:type="dxa"/>
-              <w:right w:w="80" w:type="dxa"/>
-            </w:tcMar>
-          </w:tcPr>
-          <w:p>
-            <w:pPr>
-              <w:keepNext w:val="0"/>
-              <w:spacing w:line="252" w:lineRule="auto" w:before="0" w:after="0"/>
-              <w:jc w:val="center"/>
-            </w:pPr>
-            <w:r>
-              <w:rPr>
-                <w:rFonts w:ascii="Times New Roman" w:hAnsi="Times New Roman"/>
-                <w:b w:val="0"/>
-                <w:sz w:val="20"/>
-              </w:rPr>
-              <w:t xml:space="preserve">0.546</w:t>
-            </w:r>
-          </w:p>
-        </w:tc>
-      </w:tr>
-      <w:tr>
-        <w:trPr>
-          <w:cantSplit/>
-        </w:trPr>
-        <w:tc>
-          <w:tcPr>
-            <w:tcW w:type="dxa" w:w="1134"/>
-            <w:vAlign w:val="center"/>
-            <w:tcMar>
-              <w:top w:w="80" w:type="dxa"/>
-              <w:bottom w:w="80" w:type="dxa"/>
-              <w:left w:w="80" w:type="dxa"/>
-              <w:right w:w="80" w:type="dxa"/>
-            </w:tcMar>
-          </w:tcPr>
-          <w:p>
-            <w:pPr>
-              <w:keepNext w:val="0"/>
-              <w:spacing w:line="252" w:lineRule="auto" w:before="0" w:after="0"/>
-              <w:jc w:val="left"/>
-            </w:pPr>
-            <w:r>
-              <w:rPr>
-                <w:rFonts w:ascii="Times New Roman" w:hAnsi="Times New Roman"/>
-                <w:i/>
-                <w:iCs/>
-                <w:sz w:val="20"/>
-              </w:rPr>
-              <w:t xml:space="preserve">IGF1R</w:t>
-            </w:r>
-          </w:p>
-        </w:tc>
-        <w:tc>
-          <w:tcPr>
-            <w:tcW w:type="dxa" w:w="1296"/>
-            <w:vAlign w:val="center"/>
-            <w:tcMar>
-              <w:top w:w="80" w:type="dxa"/>
-              <w:bottom w:w="80" w:type="dxa"/>
-              <w:left w:w="80" w:type="dxa"/>
-              <w:right w:w="80" w:type="dxa"/>
-            </w:tcMar>
-          </w:tcPr>
-          <w:p>
-            <w:pPr>
-              <w:keepNext w:val="0"/>
-              <w:spacing w:line="252" w:lineRule="auto" w:before="0" w:after="0"/>
-              <w:jc w:val="left"/>
-            </w:pPr>
-            <w:r>
-              <w:rPr>
-                <w:rFonts w:ascii="Times New Roman" w:hAnsi="Times New Roman"/>
-                <w:sz w:val="20"/>
-              </w:rPr>
-              <w:t xml:space="preserve">FinnGen</w:t>
-            </w:r>
-          </w:p>
-        </w:tc>
-        <w:tc>
-          <w:tcPr>
-            <w:tcW w:type="dxa" w:w="2267"/>
-            <w:vAlign w:val="center"/>
-            <w:tcMar>
-              <w:top w:w="80" w:type="dxa"/>
-              <w:bottom w:w="80" w:type="dxa"/>
-              <w:left w:w="80" w:type="dxa"/>
-              <w:right w:w="80" w:type="dxa"/>
-            </w:tcMar>
-          </w:tcPr>
-          <w:p>
-            <w:pPr>
-              <w:keepNext w:val="0"/>
-              <w:spacing w:line="252" w:lineRule="auto" w:before="0" w:after="0"/>
-              <w:jc w:val="center"/>
-            </w:pPr>
-            <w:r>
-              <w:rPr>
-                <w:rFonts w:ascii="Times New Roman" w:hAnsi="Times New Roman"/>
-                <w:sz w:val="20"/>
-              </w:rPr>
-              <w:t xml:space="preserve">rs59467480</w:t>
-            </w:r>
-          </w:p>
-        </w:tc>
-        <w:tc>
-          <w:tcPr>
-            <w:tcW w:type="dxa" w:w="1538"/>
-            <w:vAlign w:val="center"/>
-            <w:tcMar>
-              <w:top w:w="80" w:type="dxa"/>
-              <w:bottom w:w="80" w:type="dxa"/>
-              <w:left w:w="80" w:type="dxa"/>
-              <w:right w:w="80" w:type="dxa"/>
-            </w:tcMar>
-          </w:tcPr>
-          <w:p>
-            <w:pPr>
-              <w:keepNext w:val="0"/>
-              <w:spacing w:line="252" w:lineRule="auto" w:before="0" w:after="0"/>
-              <w:jc w:val="center"/>
-            </w:pPr>
-            <w:r>
-              <w:rPr>
-                <w:rFonts w:ascii="Times New Roman" w:hAnsi="Times New Roman"/>
-                <w:sz w:val="20"/>
-              </w:rPr>
-              <w:t xml:space="preserve">2</w:t>
-            </w:r>
-          </w:p>
-        </w:tc>
-        <w:tc>
-          <w:tcPr>
-            <w:tcW w:type="dxa" w:w="1943"/>
-            <w:vAlign w:val="center"/>
-            <w:tcMar>
-              <w:top w:w="80" w:type="dxa"/>
-              <w:bottom w:w="80" w:type="dxa"/>
-              <w:left w:w="80" w:type="dxa"/>
-              <w:right w:w="80" w:type="dxa"/>
-            </w:tcMar>
-          </w:tcPr>
-          <w:p>
-            <w:pPr>
-              <w:keepNext w:val="0"/>
-              <w:spacing w:line="252" w:lineRule="auto" w:before="0" w:after="0"/>
-              <w:jc w:val="center"/>
-            </w:pPr>
-            <w:r>
-              <w:rPr>
-                <w:rFonts w:ascii="Times New Roman" w:hAnsi="Times New Roman"/>
-                <w:sz w:val="20"/>
-              </w:rPr>
-              <w:t xml:space="preserve">IVW</w:t>
-            </w:r>
-          </w:p>
-        </w:tc>
-        <w:tc>
-          <w:tcPr>
-            <w:tcW w:type="dxa" w:w="4534"/>
-            <w:vAlign w:val="center"/>
-            <w:tcMar>
-              <w:top w:w="80" w:type="dxa"/>
-              <w:bottom w:w="80" w:type="dxa"/>
-              <w:left w:w="80" w:type="dxa"/>
-              <w:right w:w="80" w:type="dxa"/>
-            </w:tcMar>
-          </w:tcPr>
-          <w:p>
-            <w:pPr>
-              <w:keepNext w:val="0"/>
-              <w:spacing w:line="252" w:lineRule="auto" w:before="0" w:after="0"/>
-              <w:jc w:val="center"/>
-            </w:pPr>
-            <w:r>
-              <w:rPr>
-                <w:rFonts w:ascii="Times New Roman" w:hAnsi="Times New Roman"/>
-                <w:sz w:val="20"/>
-              </w:rPr>
-              <w:t xml:space="preserve">1.511 (0.938–2.436)</w:t>
-            </w:r>
-          </w:p>
-        </w:tc>
-        <w:tc>
-          <w:tcPr>
-            <w:tcW w:type="dxa" w:w="2105"/>
-            <w:vAlign w:val="center"/>
-            <w:tcMar>
-              <w:top w:w="80" w:type="dxa"/>
-              <w:bottom w:w="80" w:type="dxa"/>
-              <w:left w:w="80" w:type="dxa"/>
-              <w:right w:w="80" w:type="dxa"/>
-            </w:tcMar>
-          </w:tcPr>
-          <w:p>
-            <w:pPr>
-              <w:keepNext w:val="0"/>
-              <w:spacing w:line="252" w:lineRule="auto" w:before="0" w:after="0"/>
-              <w:jc w:val="center"/>
-            </w:pPr>
-            <w:r>
-              <w:rPr>
-                <w:rFonts w:ascii="Times New Roman" w:hAnsi="Times New Roman"/>
-                <w:b w:val="0"/>
-                <w:sz w:val="20"/>
-              </w:rPr>
-              <w:t xml:space="preserve">0.0899</w:t>
-            </w:r>
-          </w:p>
-        </w:tc>
-      </w:tr>
-      <w:tr>
-        <w:trPr>
-          <w:cantSplit/>
-        </w:trPr>
-        <w:tc>
-          <w:tcPr>
-            <w:tcW w:type="dxa" w:w="1134"/>
-            <w:vAlign w:val="center"/>
-            <w:tcMar>
-              <w:top w:w="80" w:type="dxa"/>
-              <w:bottom w:w="80" w:type="dxa"/>
-              <w:left w:w="80" w:type="dxa"/>
-              <w:right w:w="80" w:type="dxa"/>
-            </w:tcMar>
-          </w:tcPr>
-          <w:p>
-            <w:pPr>
-              <w:keepNext w:val="0"/>
-              <w:spacing w:line="252" w:lineRule="auto" w:before="0" w:after="0"/>
-              <w:jc w:val="left"/>
-            </w:pPr>
-            <w:r>
-              <w:rPr>
-                <w:rFonts w:ascii="Times New Roman" w:hAnsi="Times New Roman"/>
-                <w:i/>
-                <w:iCs/>
-                <w:sz w:val="20"/>
-              </w:rPr>
-              <w:t xml:space="preserve">IGF1R</w:t>
-            </w:r>
-          </w:p>
-        </w:tc>
-        <w:tc>
-          <w:tcPr>
-            <w:tcW w:type="dxa" w:w="1296"/>
-            <w:vAlign w:val="center"/>
-            <w:tcMar>
-              <w:top w:w="80" w:type="dxa"/>
-              <w:bottom w:w="80" w:type="dxa"/>
-              <w:left w:w="80" w:type="dxa"/>
-              <w:right w:w="80" w:type="dxa"/>
-            </w:tcMar>
-          </w:tcPr>
-          <w:p>
-            <w:pPr>
-              <w:keepNext w:val="0"/>
-              <w:spacing w:line="252" w:lineRule="auto" w:before="0" w:after="0"/>
-              <w:jc w:val="left"/>
-            </w:pPr>
-            <w:r>
-              <w:rPr>
-                <w:rFonts w:ascii="Times New Roman" w:hAnsi="Times New Roman"/>
-                <w:sz w:val="20"/>
-              </w:rPr>
-              <w:t xml:space="preserve">FinnGen</w:t>
-            </w:r>
-          </w:p>
-        </w:tc>
-        <w:tc>
-          <w:tcPr>
-            <w:tcW w:type="dxa" w:w="2267"/>
-            <w:vAlign w:val="center"/>
-            <w:tcMar>
-              <w:top w:w="80" w:type="dxa"/>
-              <w:bottom w:w="80" w:type="dxa"/>
-              <w:left w:w="80" w:type="dxa"/>
-              <w:right w:w="80" w:type="dxa"/>
-            </w:tcMar>
-          </w:tcPr>
-          <w:p>
-            <w:pPr>
-              <w:keepNext w:val="0"/>
-              <w:spacing w:line="252" w:lineRule="auto" w:before="0" w:after="0"/>
-              <w:jc w:val="center"/>
-            </w:pPr>
-            <w:r>
-              <w:rPr>
-                <w:rFonts w:ascii="Times New Roman" w:hAnsi="Times New Roman"/>
-                <w:sz w:val="20"/>
-              </w:rPr>
-              <w:t xml:space="preserve">rs7181339</w:t>
-            </w:r>
-          </w:p>
-        </w:tc>
-        <w:tc>
-          <w:tcPr>
-            <w:tcW w:type="dxa" w:w="1538"/>
-            <w:vAlign w:val="center"/>
-            <w:tcMar>
-              <w:top w:w="80" w:type="dxa"/>
-              <w:bottom w:w="80" w:type="dxa"/>
-              <w:left w:w="80" w:type="dxa"/>
-              <w:right w:w="80" w:type="dxa"/>
-            </w:tcMar>
-          </w:tcPr>
-          <w:p>
-            <w:pPr>
-              <w:keepNext w:val="0"/>
-              <w:spacing w:line="252" w:lineRule="auto" w:before="0" w:after="0"/>
-              <w:jc w:val="center"/>
-            </w:pPr>
-            <w:r>
-              <w:rPr>
-                <w:rFonts w:ascii="Times New Roman" w:hAnsi="Times New Roman"/>
-                <w:sz w:val="20"/>
-              </w:rPr>
-              <w:t xml:space="preserve">2</w:t>
-            </w:r>
-          </w:p>
-        </w:tc>
-        <w:tc>
-          <w:tcPr>
-            <w:tcW w:type="dxa" w:w="1943"/>
-            <w:vAlign w:val="center"/>
-            <w:tcMar>
-              <w:top w:w="80" w:type="dxa"/>
-              <w:bottom w:w="80" w:type="dxa"/>
-              <w:left w:w="80" w:type="dxa"/>
-              <w:right w:w="80" w:type="dxa"/>
-            </w:tcMar>
-          </w:tcPr>
-          <w:p>
-            <w:pPr>
-              <w:keepNext w:val="0"/>
-              <w:spacing w:line="252" w:lineRule="auto" w:before="0" w:after="0"/>
-              <w:jc w:val="center"/>
-            </w:pPr>
-            <w:r>
-              <w:rPr>
-                <w:rFonts w:ascii="Times New Roman" w:hAnsi="Times New Roman"/>
-                <w:sz w:val="20"/>
-              </w:rPr>
-              <w:t xml:space="preserve">IVW</w:t>
-            </w:r>
-          </w:p>
-        </w:tc>
-        <w:tc>
-          <w:tcPr>
-            <w:tcW w:type="dxa" w:w="4534"/>
-            <w:vAlign w:val="center"/>
-            <w:tcMar>
-              <w:top w:w="80" w:type="dxa"/>
-              <w:bottom w:w="80" w:type="dxa"/>
-              <w:left w:w="80" w:type="dxa"/>
-              <w:right w:w="80" w:type="dxa"/>
-            </w:tcMar>
-          </w:tcPr>
-          <w:p>
-            <w:pPr>
-              <w:keepNext w:val="0"/>
-              <w:spacing w:line="252" w:lineRule="auto" w:before="0" w:after="0"/>
-              <w:jc w:val="center"/>
-            </w:pPr>
-            <w:r>
-              <w:rPr>
-                <w:rFonts w:ascii="Times New Roman" w:hAnsi="Times New Roman"/>
-                <w:sz w:val="20"/>
-              </w:rPr>
-              <w:t xml:space="preserve">1.259 (0.713–2.224)</w:t>
-            </w:r>
-          </w:p>
-        </w:tc>
-        <w:tc>
-          <w:tcPr>
-            <w:tcW w:type="dxa" w:w="2105"/>
-            <w:vAlign w:val="center"/>
-            <w:tcMar>
-              <w:top w:w="80" w:type="dxa"/>
-              <w:bottom w:w="80" w:type="dxa"/>
-              <w:left w:w="80" w:type="dxa"/>
-              <w:right w:w="80" w:type="dxa"/>
-            </w:tcMar>
-          </w:tcPr>
-          <w:p>
-            <w:pPr>
-              <w:keepNext w:val="0"/>
-              <w:spacing w:line="252" w:lineRule="auto" w:before="0" w:after="0"/>
-              <w:jc w:val="center"/>
-            </w:pPr>
-            <w:r>
-              <w:rPr>
-                <w:rFonts w:ascii="Times New Roman" w:hAnsi="Times New Roman"/>
-                <w:b w:val="0"/>
-                <w:sz w:val="20"/>
-              </w:rPr>
-              <w:t xml:space="preserve">0.426</w:t>
-            </w:r>
-          </w:p>
-        </w:tc>
-      </w:tr>
-      <w:tr>
-        <w:trPr>
-          <w:cantSplit/>
-        </w:trPr>
-        <w:tc>
-          <w:tcPr>
-            <w:tcW w:type="dxa" w:w="1134"/>
-            <w:vAlign w:val="center"/>
-            <w:tcMar>
-              <w:top w:w="80" w:type="dxa"/>
-              <w:bottom w:w="80" w:type="dxa"/>
-              <w:left w:w="80" w:type="dxa"/>
-              <w:right w:w="80" w:type="dxa"/>
-            </w:tcMar>
-          </w:tcPr>
-          <w:p>
-            <w:pPr>
-              <w:keepNext w:val="0"/>
-              <w:spacing w:line="252" w:lineRule="auto" w:before="0" w:after="0"/>
-              <w:jc w:val="left"/>
-            </w:pPr>
-            <w:r>
-              <w:rPr>
-                <w:rFonts w:ascii="Times New Roman" w:hAnsi="Times New Roman"/>
-                <w:i/>
-                <w:iCs/>
-                <w:sz w:val="20"/>
-              </w:rPr>
-              <w:t xml:space="preserve">CTLA4</w:t>
-            </w:r>
-          </w:p>
-        </w:tc>
-        <w:tc>
-          <w:tcPr>
-            <w:tcW w:type="dxa" w:w="1296"/>
-            <w:vAlign w:val="center"/>
-            <w:tcMar>
-              <w:top w:w="80" w:type="dxa"/>
-              <w:bottom w:w="80" w:type="dxa"/>
-              <w:left w:w="80" w:type="dxa"/>
-              <w:right w:w="80" w:type="dxa"/>
-            </w:tcMar>
-          </w:tcPr>
-          <w:p>
-            <w:pPr>
-              <w:keepNext w:val="0"/>
-              <w:spacing w:line="252" w:lineRule="auto" w:before="0" w:after="0"/>
-              <w:jc w:val="left"/>
-            </w:pPr>
-            <w:r>
-              <w:rPr>
-                <w:rFonts w:ascii="Times New Roman" w:hAnsi="Times New Roman"/>
-                <w:sz w:val="20"/>
-              </w:rPr>
-              <w:t xml:space="preserve">UKB</w:t>
-            </w:r>
-          </w:p>
-        </w:tc>
-        <w:tc>
-          <w:tcPr>
-            <w:tcW w:type="dxa" w:w="2267"/>
-            <w:vAlign w:val="center"/>
-            <w:tcMar>
-              <w:top w:w="80" w:type="dxa"/>
-              <w:bottom w:w="80" w:type="dxa"/>
-              <w:left w:w="80" w:type="dxa"/>
-              <w:right w:w="80" w:type="dxa"/>
-            </w:tcMar>
-          </w:tcPr>
-          <w:p>
-            <w:pPr>
-              <w:keepNext w:val="0"/>
-              <w:spacing w:line="252" w:lineRule="auto" w:before="0" w:after="0"/>
-              <w:jc w:val="center"/>
-            </w:pPr>
-            <w:r>
-              <w:rPr>
-                <w:rFonts w:ascii="Times New Roman" w:hAnsi="Times New Roman"/>
-                <w:sz w:val="20"/>
-              </w:rPr>
-              <w:t xml:space="preserve">rs13030124</w:t>
-            </w:r>
-          </w:p>
-        </w:tc>
-        <w:tc>
-          <w:tcPr>
-            <w:tcW w:type="dxa" w:w="1538"/>
-            <w:vAlign w:val="center"/>
-            <w:tcMar>
-              <w:top w:w="80" w:type="dxa"/>
-              <w:bottom w:w="80" w:type="dxa"/>
-              <w:left w:w="80" w:type="dxa"/>
-              <w:right w:w="80" w:type="dxa"/>
-            </w:tcMar>
-          </w:tcPr>
-          <w:p>
-            <w:pPr>
-              <w:keepNext w:val="0"/>
-              <w:spacing w:line="252" w:lineRule="auto" w:before="0" w:after="0"/>
-              <w:jc w:val="center"/>
-            </w:pPr>
-            <w:r>
-              <w:rPr>
-                <w:rFonts w:ascii="Times New Roman" w:hAnsi="Times New Roman"/>
-                <w:sz w:val="20"/>
-              </w:rPr>
-              <w:t xml:space="preserve">1</w:t>
-            </w:r>
-          </w:p>
-        </w:tc>
-        <w:tc>
-          <w:tcPr>
-            <w:tcW w:type="dxa" w:w="1943"/>
-            <w:vAlign w:val="center"/>
-            <w:tcMar>
-              <w:top w:w="80" w:type="dxa"/>
-              <w:bottom w:w="80" w:type="dxa"/>
-              <w:left w:w="80" w:type="dxa"/>
-              <w:right w:w="80" w:type="dxa"/>
-            </w:tcMar>
-          </w:tcPr>
-          <w:p>
-            <w:pPr>
-              <w:keepNext w:val="0"/>
-              <w:spacing w:line="252" w:lineRule="auto" w:before="0" w:after="0"/>
-              <w:jc w:val="center"/>
-            </w:pPr>
-            <w:r>
-              <w:rPr>
-                <w:rFonts w:ascii="Times New Roman" w:hAnsi="Times New Roman"/>
-                <w:sz w:val="20"/>
-              </w:rPr>
-              <w:t xml:space="preserve">Wald ratio</w:t>
-            </w:r>
-          </w:p>
-        </w:tc>
-        <w:tc>
-          <w:tcPr>
-            <w:tcW w:type="dxa" w:w="4534"/>
-            <w:vAlign w:val="center"/>
-            <w:tcMar>
-              <w:top w:w="80" w:type="dxa"/>
-              <w:bottom w:w="80" w:type="dxa"/>
-              <w:left w:w="80" w:type="dxa"/>
-              <w:right w:w="80" w:type="dxa"/>
-            </w:tcMar>
-          </w:tcPr>
-          <w:p>
-            <w:pPr>
-              <w:keepNext w:val="0"/>
-              <w:spacing w:line="252" w:lineRule="auto" w:before="0" w:after="0"/>
-              <w:jc w:val="center"/>
-            </w:pPr>
-            <w:r>
-              <w:rPr>
-                <w:rFonts w:ascii="Times New Roman" w:hAnsi="Times New Roman"/>
-                <w:sz w:val="20"/>
-              </w:rPr>
-              <w:t xml:space="preserve">1.018 (0.368–2.816)</w:t>
-            </w:r>
-          </w:p>
-        </w:tc>
-        <w:tc>
-          <w:tcPr>
-            <w:tcW w:type="dxa" w:w="2105"/>
-            <w:vAlign w:val="center"/>
-            <w:tcMar>
-              <w:top w:w="80" w:type="dxa"/>
-              <w:bottom w:w="80" w:type="dxa"/>
-              <w:left w:w="80" w:type="dxa"/>
-              <w:right w:w="80" w:type="dxa"/>
-            </w:tcMar>
-          </w:tcPr>
-          <w:p>
-            <w:pPr>
-              <w:keepNext w:val="0"/>
-              <w:spacing w:line="252" w:lineRule="auto" w:before="0" w:after="0"/>
-              <w:jc w:val="center"/>
-            </w:pPr>
-            <w:r>
-              <w:rPr>
-                <w:rFonts w:ascii="Times New Roman" w:hAnsi="Times New Roman"/>
-                <w:b w:val="0"/>
-                <w:sz w:val="20"/>
-              </w:rPr>
-              <w:t xml:space="preserve">0.972</w:t>
-            </w:r>
-          </w:p>
-        </w:tc>
-      </w:tr>
-      <w:tr>
-        <w:trPr>
-          <w:cantSplit/>
-        </w:trPr>
-        <w:tc>
-          <w:tcPr>
-            <w:tcW w:type="dxa" w:w="1134"/>
-            <w:vAlign w:val="center"/>
-            <w:tcMar>
-              <w:top w:w="80" w:type="dxa"/>
-              <w:bottom w:w="80" w:type="dxa"/>
-              <w:left w:w="80" w:type="dxa"/>
-              <w:right w:w="80" w:type="dxa"/>
-            </w:tcMar>
-          </w:tcPr>
-          <w:p>
-            <w:pPr>
-              <w:keepNext w:val="0"/>
-              <w:spacing w:line="252" w:lineRule="auto" w:before="0" w:after="0"/>
-              <w:jc w:val="left"/>
-            </w:pPr>
-            <w:r>
-              <w:rPr>
-                <w:rFonts w:ascii="Times New Roman" w:hAnsi="Times New Roman"/>
-                <w:i/>
-                <w:iCs/>
-                <w:sz w:val="20"/>
-              </w:rPr>
-              <w:t xml:space="preserve">CTLA4</w:t>
-            </w:r>
-          </w:p>
-        </w:tc>
-        <w:tc>
-          <w:tcPr>
-            <w:tcW w:type="dxa" w:w="1296"/>
-            <w:vAlign w:val="center"/>
-            <w:tcMar>
-              <w:top w:w="80" w:type="dxa"/>
-              <w:bottom w:w="80" w:type="dxa"/>
-              <w:left w:w="80" w:type="dxa"/>
-              <w:right w:w="80" w:type="dxa"/>
-            </w:tcMar>
-          </w:tcPr>
-          <w:p>
-            <w:pPr>
-              <w:keepNext w:val="0"/>
-              <w:spacing w:line="252" w:lineRule="auto" w:before="0" w:after="0"/>
-              <w:jc w:val="left"/>
-            </w:pPr>
-            <w:r>
-              <w:rPr>
-                <w:rFonts w:ascii="Times New Roman" w:hAnsi="Times New Roman"/>
-                <w:sz w:val="20"/>
-              </w:rPr>
-              <w:t xml:space="preserve">UKB</w:t>
-            </w:r>
-          </w:p>
-        </w:tc>
-        <w:tc>
-          <w:tcPr>
-            <w:tcW w:type="dxa" w:w="2267"/>
-            <w:vAlign w:val="center"/>
-            <w:tcMar>
-              <w:top w:w="80" w:type="dxa"/>
-              <w:bottom w:w="80" w:type="dxa"/>
-              <w:left w:w="80" w:type="dxa"/>
-              <w:right w:w="80" w:type="dxa"/>
-            </w:tcMar>
-          </w:tcPr>
-          <w:p>
-            <w:pPr>
-              <w:keepNext w:val="0"/>
-              <w:spacing w:line="252" w:lineRule="auto" w:before="0" w:after="0"/>
-              <w:jc w:val="center"/>
-            </w:pPr>
-            <w:r>
-              <w:rPr>
-                <w:rFonts w:ascii="Times New Roman" w:hAnsi="Times New Roman"/>
-                <w:sz w:val="20"/>
-              </w:rPr>
-              <w:t xml:space="preserve">rs148849825</w:t>
-            </w:r>
-          </w:p>
-        </w:tc>
-        <w:tc>
-          <w:tcPr>
-            <w:tcW w:type="dxa" w:w="1538"/>
-            <w:vAlign w:val="center"/>
-            <w:tcMar>
-              <w:top w:w="80" w:type="dxa"/>
-              <w:bottom w:w="80" w:type="dxa"/>
-              <w:left w:w="80" w:type="dxa"/>
-              <w:right w:w="80" w:type="dxa"/>
-            </w:tcMar>
-          </w:tcPr>
-          <w:p>
-            <w:pPr>
-              <w:keepNext w:val="0"/>
-              <w:spacing w:line="252" w:lineRule="auto" w:before="0" w:after="0"/>
-              <w:jc w:val="center"/>
-            </w:pPr>
-            <w:r>
-              <w:rPr>
-                <w:rFonts w:ascii="Times New Roman" w:hAnsi="Times New Roman"/>
-                <w:sz w:val="20"/>
-              </w:rPr>
-              <w:t xml:space="preserve">1</w:t>
-            </w:r>
-          </w:p>
-        </w:tc>
-        <w:tc>
-          <w:tcPr>
-            <w:tcW w:type="dxa" w:w="1943"/>
-            <w:vAlign w:val="center"/>
-            <w:tcMar>
-              <w:top w:w="80" w:type="dxa"/>
-              <w:bottom w:w="80" w:type="dxa"/>
-              <w:left w:w="80" w:type="dxa"/>
-              <w:right w:w="80" w:type="dxa"/>
-            </w:tcMar>
-          </w:tcPr>
-          <w:p>
-            <w:pPr>
-              <w:keepNext w:val="0"/>
-              <w:spacing w:line="252" w:lineRule="auto" w:before="0" w:after="0"/>
-              <w:jc w:val="center"/>
-            </w:pPr>
-            <w:r>
-              <w:rPr>
-                <w:rFonts w:ascii="Times New Roman" w:hAnsi="Times New Roman"/>
-                <w:sz w:val="20"/>
-              </w:rPr>
-              <w:t xml:space="preserve">Wald ratio</w:t>
-            </w:r>
-          </w:p>
-        </w:tc>
-        <w:tc>
-          <w:tcPr>
-            <w:tcW w:type="dxa" w:w="4534"/>
-            <w:vAlign w:val="center"/>
-            <w:tcMar>
-              <w:top w:w="80" w:type="dxa"/>
-              <w:bottom w:w="80" w:type="dxa"/>
-              <w:left w:w="80" w:type="dxa"/>
-              <w:right w:w="80" w:type="dxa"/>
-            </w:tcMar>
-          </w:tcPr>
-          <w:p>
-            <w:pPr>
-              <w:keepNext w:val="0"/>
-              <w:spacing w:line="252" w:lineRule="auto" w:before="0" w:after="0"/>
-              <w:jc w:val="center"/>
-            </w:pPr>
-            <w:r>
-              <w:rPr>
-                <w:rFonts w:ascii="Times New Roman" w:hAnsi="Times New Roman"/>
-                <w:sz w:val="20"/>
-              </w:rPr>
-              <w:t xml:space="preserve">0.176 (0.127–0.245)</w:t>
-            </w:r>
-          </w:p>
-        </w:tc>
-        <w:tc>
-          <w:tcPr>
-            <w:tcW w:type="dxa" w:w="2105"/>
-            <w:vAlign w:val="center"/>
-            <w:tcMar>
-              <w:top w:w="80" w:type="dxa"/>
-              <w:bottom w:w="80" w:type="dxa"/>
-              <w:left w:w="80" w:type="dxa"/>
-              <w:right w:w="80" w:type="dxa"/>
-            </w:tcMar>
-          </w:tcPr>
-          <w:p>
-            <w:pPr>
-              <w:keepNext w:val="0"/>
-              <w:spacing w:line="252" w:lineRule="auto" w:before="0" w:after="0"/>
-              <w:jc w:val="center"/>
-            </w:pPr>
-            <w:r>
-              <w:rPr>
-                <w:rFonts w:ascii="Times New Roman" w:hAnsi="Times New Roman"/>
-                <w:b/>
-                <w:sz w:val="20"/>
-              </w:rPr>
-              <w:t xml:space="preserve">4.04×10⁻²⁵</w:t>
-            </w:r>
-          </w:p>
-        </w:tc>
-      </w:tr>
-      <w:tr>
-        <w:trPr>
-          <w:cantSplit/>
-        </w:trPr>
-        <w:tc>
-          <w:tcPr>
-            <w:tcW w:type="dxa" w:w="1134"/>
-            <w:vAlign w:val="center"/>
-            <w:tcMar>
-              <w:top w:w="80" w:type="dxa"/>
-              <w:bottom w:w="80" w:type="dxa"/>
-              <w:left w:w="80" w:type="dxa"/>
-              <w:right w:w="80" w:type="dxa"/>
-            </w:tcMar>
-          </w:tcPr>
-          <w:p>
-            <w:pPr>
-              <w:keepNext w:val="0"/>
-              <w:spacing w:line="252" w:lineRule="auto" w:before="0" w:after="0"/>
-              <w:jc w:val="left"/>
-            </w:pPr>
-            <w:r>
-              <w:rPr>
-                <w:rFonts w:ascii="Times New Roman" w:hAnsi="Times New Roman"/>
-                <w:i/>
-                <w:iCs/>
-                <w:sz w:val="20"/>
-              </w:rPr>
-              <w:t xml:space="preserve">CTLA4</w:t>
-            </w:r>
-          </w:p>
-        </w:tc>
-        <w:tc>
-          <w:tcPr>
-            <w:tcW w:type="dxa" w:w="1296"/>
-            <w:vAlign w:val="center"/>
-            <w:tcMar>
-              <w:top w:w="80" w:type="dxa"/>
-              <w:bottom w:w="80" w:type="dxa"/>
-              <w:left w:w="80" w:type="dxa"/>
-              <w:right w:w="80" w:type="dxa"/>
-            </w:tcMar>
-          </w:tcPr>
-          <w:p>
-            <w:pPr>
-              <w:keepNext w:val="0"/>
-              <w:spacing w:line="252" w:lineRule="auto" w:before="0" w:after="0"/>
-              <w:jc w:val="left"/>
-            </w:pPr>
-            <w:r>
-              <w:rPr>
-                <w:rFonts w:ascii="Times New Roman" w:hAnsi="Times New Roman"/>
-                <w:sz w:val="20"/>
-              </w:rPr>
-              <w:t xml:space="preserve">FinnGen</w:t>
-            </w:r>
-          </w:p>
-        </w:tc>
-        <w:tc>
-          <w:tcPr>
-            <w:tcW w:type="dxa" w:w="2267"/>
-            <w:vAlign w:val="center"/>
-            <w:tcMar>
-              <w:top w:w="80" w:type="dxa"/>
-              <w:bottom w:w="80" w:type="dxa"/>
-              <w:left w:w="80" w:type="dxa"/>
-              <w:right w:w="80" w:type="dxa"/>
-            </w:tcMar>
-          </w:tcPr>
-          <w:p>
-            <w:pPr>
-              <w:keepNext w:val="0"/>
-              <w:spacing w:line="252" w:lineRule="auto" w:before="0" w:after="0"/>
-              <w:jc w:val="center"/>
-            </w:pPr>
-            <w:r>
-              <w:rPr>
-                <w:rFonts w:ascii="Times New Roman" w:hAnsi="Times New Roman"/>
-                <w:sz w:val="20"/>
-              </w:rPr>
-              <w:t xml:space="preserve">rs13030124</w:t>
-            </w:r>
-          </w:p>
-        </w:tc>
-        <w:tc>
-          <w:tcPr>
-            <w:tcW w:type="dxa" w:w="1538"/>
-            <w:vAlign w:val="center"/>
-            <w:tcMar>
-              <w:top w:w="80" w:type="dxa"/>
-              <w:bottom w:w="80" w:type="dxa"/>
-              <w:left w:w="80" w:type="dxa"/>
-              <w:right w:w="80" w:type="dxa"/>
-            </w:tcMar>
-          </w:tcPr>
-          <w:p>
-            <w:pPr>
-              <w:keepNext w:val="0"/>
-              <w:spacing w:line="252" w:lineRule="auto" w:before="0" w:after="0"/>
-              <w:jc w:val="center"/>
-            </w:pPr>
-            <w:r>
-              <w:rPr>
-                <w:rFonts w:ascii="Times New Roman" w:hAnsi="Times New Roman"/>
-                <w:sz w:val="20"/>
-              </w:rPr>
-              <w:t xml:space="preserve">1</w:t>
-            </w:r>
-          </w:p>
-        </w:tc>
-        <w:tc>
-          <w:tcPr>
-            <w:tcW w:type="dxa" w:w="1943"/>
-            <w:vAlign w:val="center"/>
-            <w:tcMar>
-              <w:top w:w="80" w:type="dxa"/>
-              <w:bottom w:w="80" w:type="dxa"/>
-              <w:left w:w="80" w:type="dxa"/>
-              <w:right w:w="80" w:type="dxa"/>
-            </w:tcMar>
-          </w:tcPr>
-          <w:p>
-            <w:pPr>
-              <w:keepNext w:val="0"/>
-              <w:spacing w:line="252" w:lineRule="auto" w:before="0" w:after="0"/>
-              <w:jc w:val="center"/>
-            </w:pPr>
-            <w:r>
-              <w:rPr>
-                <w:rFonts w:ascii="Times New Roman" w:hAnsi="Times New Roman"/>
-                <w:sz w:val="20"/>
-              </w:rPr>
-              <w:t xml:space="preserve">Wald ratio</w:t>
-            </w:r>
-          </w:p>
-        </w:tc>
-        <w:tc>
-          <w:tcPr>
-            <w:tcW w:type="dxa" w:w="4534"/>
-            <w:vAlign w:val="center"/>
-            <w:tcMar>
-              <w:top w:w="80" w:type="dxa"/>
-              <w:bottom w:w="80" w:type="dxa"/>
-              <w:left w:w="80" w:type="dxa"/>
-              <w:right w:w="80" w:type="dxa"/>
-            </w:tcMar>
-          </w:tcPr>
-          <w:p>
-            <w:pPr>
-              <w:keepNext w:val="0"/>
-              <w:spacing w:line="252" w:lineRule="auto" w:before="0" w:after="0"/>
-              <w:jc w:val="center"/>
-            </w:pPr>
-            <w:r>
-              <w:rPr>
-                <w:rFonts w:ascii="Times New Roman" w:hAnsi="Times New Roman"/>
-                <w:sz w:val="20"/>
-              </w:rPr>
-              <w:t xml:space="preserve">1.717 (0.156–18.898)</w:t>
-            </w:r>
-          </w:p>
-        </w:tc>
-        <w:tc>
-          <w:tcPr>
-            <w:tcW w:type="dxa" w:w="2105"/>
-            <w:vAlign w:val="center"/>
-            <w:tcMar>
-              <w:top w:w="80" w:type="dxa"/>
-              <w:bottom w:w="80" w:type="dxa"/>
-              <w:left w:w="80" w:type="dxa"/>
-              <w:right w:w="80" w:type="dxa"/>
-            </w:tcMar>
-          </w:tcPr>
-          <w:p>
-            <w:pPr>
-              <w:keepNext w:val="0"/>
-              <w:spacing w:line="252" w:lineRule="auto" w:before="0" w:after="0"/>
-              <w:jc w:val="center"/>
-            </w:pPr>
-            <w:r>
-              <w:rPr>
-                <w:rFonts w:ascii="Times New Roman" w:hAnsi="Times New Roman"/>
-                <w:b w:val="0"/>
-                <w:sz w:val="20"/>
-              </w:rPr>
-              <w:t xml:space="preserve">0.659</w:t>
-            </w:r>
-          </w:p>
-        </w:tc>
-      </w:tr>
-      <w:tr>
-        <w:trPr>
-          <w:cantSplit/>
-        </w:trPr>
-        <w:tc>
-          <w:tcPr>
-            <w:tcW w:type="dxa" w:w="1134"/>
-            <w:vAlign w:val="center"/>
-            <w:tcMar>
-              <w:top w:w="80" w:type="dxa"/>
-              <w:bottom w:w="80" w:type="dxa"/>
-              <w:left w:w="80" w:type="dxa"/>
-              <w:right w:w="80" w:type="dxa"/>
-            </w:tcMar>
-          </w:tcPr>
-          <w:p>
-            <w:pPr>
-              <w:keepNext w:val="0"/>
-              <w:spacing w:line="252" w:lineRule="auto" w:before="0" w:after="0"/>
-              <w:jc w:val="left"/>
-            </w:pPr>
-            <w:r>
-              <w:rPr>
-                <w:rFonts w:ascii="Times New Roman" w:hAnsi="Times New Roman"/>
-                <w:i/>
-                <w:iCs/>
-                <w:sz w:val="20"/>
-              </w:rPr>
-              <w:t xml:space="preserve">CTLA4</w:t>
-            </w:r>
-          </w:p>
-        </w:tc>
-        <w:tc>
-          <w:tcPr>
-            <w:tcW w:type="dxa" w:w="1296"/>
-            <w:vAlign w:val="center"/>
-            <w:tcMar>
-              <w:top w:w="80" w:type="dxa"/>
-              <w:bottom w:w="80" w:type="dxa"/>
-              <w:left w:w="80" w:type="dxa"/>
-              <w:right w:w="80" w:type="dxa"/>
-            </w:tcMar>
-          </w:tcPr>
-          <w:p>
-            <w:pPr>
-              <w:keepNext w:val="0"/>
-              <w:spacing w:line="252" w:lineRule="auto" w:before="0" w:after="0"/>
-              <w:jc w:val="left"/>
-            </w:pPr>
-            <w:r>
-              <w:rPr>
-                <w:rFonts w:ascii="Times New Roman" w:hAnsi="Times New Roman"/>
-                <w:sz w:val="20"/>
-              </w:rPr>
-              <w:t xml:space="preserve">FinnGen</w:t>
-            </w:r>
-          </w:p>
-        </w:tc>
-        <w:tc>
-          <w:tcPr>
-            <w:tcW w:type="dxa" w:w="2267"/>
-            <w:vAlign w:val="center"/>
-            <w:tcMar>
-              <w:top w:w="80" w:type="dxa"/>
-              <w:bottom w:w="80" w:type="dxa"/>
-              <w:left w:w="80" w:type="dxa"/>
-              <w:right w:w="80" w:type="dxa"/>
-            </w:tcMar>
-          </w:tcPr>
-          <w:p>
-            <w:pPr>
-              <w:keepNext w:val="0"/>
-              <w:spacing w:line="252" w:lineRule="auto" w:before="0" w:after="0"/>
-              <w:jc w:val="center"/>
-            </w:pPr>
-            <w:r>
-              <w:rPr>
-                <w:rFonts w:ascii="Times New Roman" w:hAnsi="Times New Roman"/>
-                <w:sz w:val="20"/>
-              </w:rPr>
-              <w:t xml:space="preserve">rs148849825</w:t>
-            </w:r>
-          </w:p>
-        </w:tc>
-        <w:tc>
-          <w:tcPr>
-            <w:tcW w:type="dxa" w:w="1538"/>
-            <w:vAlign w:val="center"/>
-            <w:tcMar>
-              <w:top w:w="80" w:type="dxa"/>
-              <w:bottom w:w="80" w:type="dxa"/>
-              <w:left w:w="80" w:type="dxa"/>
-              <w:right w:w="80" w:type="dxa"/>
-            </w:tcMar>
-          </w:tcPr>
-          <w:p>
-            <w:pPr>
-              <w:keepNext w:val="0"/>
-              <w:spacing w:line="252" w:lineRule="auto" w:before="0" w:after="0"/>
-              <w:jc w:val="center"/>
-            </w:pPr>
-            <w:r>
-              <w:rPr>
-                <w:rFonts w:ascii="Times New Roman" w:hAnsi="Times New Roman"/>
-                <w:sz w:val="20"/>
-              </w:rPr>
-              <w:t xml:space="preserve">1</w:t>
-            </w:r>
-          </w:p>
-        </w:tc>
-        <w:tc>
-          <w:tcPr>
-            <w:tcW w:type="dxa" w:w="1943"/>
-            <w:vAlign w:val="center"/>
-            <w:tcMar>
-              <w:top w:w="80" w:type="dxa"/>
-              <w:bottom w:w="80" w:type="dxa"/>
-              <w:left w:w="80" w:type="dxa"/>
-              <w:right w:w="80" w:type="dxa"/>
-            </w:tcMar>
-          </w:tcPr>
-          <w:p>
-            <w:pPr>
-              <w:keepNext w:val="0"/>
-              <w:spacing w:line="252" w:lineRule="auto" w:before="0" w:after="0"/>
-              <w:jc w:val="center"/>
-            </w:pPr>
-            <w:r>
-              <w:rPr>
-                <w:rFonts w:ascii="Times New Roman" w:hAnsi="Times New Roman"/>
-                <w:sz w:val="20"/>
-              </w:rPr>
-              <w:t xml:space="preserve">Wald ratio</w:t>
-            </w:r>
-          </w:p>
-        </w:tc>
-        <w:tc>
-          <w:tcPr>
-            <w:tcW w:type="dxa" w:w="4534"/>
-            <w:vAlign w:val="center"/>
-            <w:tcMar>
-              <w:top w:w="80" w:type="dxa"/>
-              <w:bottom w:w="80" w:type="dxa"/>
-              <w:left w:w="80" w:type="dxa"/>
-              <w:right w:w="80" w:type="dxa"/>
-            </w:tcMar>
-          </w:tcPr>
-          <w:p>
-            <w:pPr>
-              <w:keepNext w:val="0"/>
-              <w:spacing w:line="252" w:lineRule="auto" w:before="0" w:after="0"/>
-              <w:jc w:val="center"/>
-            </w:pPr>
-            <w:r>
-              <w:rPr>
-                <w:rFonts w:ascii="Times New Roman" w:hAnsi="Times New Roman"/>
-                <w:sz w:val="20"/>
-              </w:rPr>
-              <w:t xml:space="preserve">0.138 (0.066–0.286)</w:t>
-            </w:r>
-          </w:p>
-        </w:tc>
-        <w:tc>
-          <w:tcPr>
-            <w:tcW w:type="dxa" w:w="2105"/>
-            <w:vAlign w:val="center"/>
-            <w:tcMar>
-              <w:top w:w="80" w:type="dxa"/>
-              <w:bottom w:w="80" w:type="dxa"/>
-              <w:left w:w="80" w:type="dxa"/>
-              <w:right w:w="80" w:type="dxa"/>
-            </w:tcMar>
-          </w:tcPr>
-          <w:p>
-            <w:pPr>
-              <w:keepNext w:val="0"/>
-              <w:spacing w:line="252" w:lineRule="auto" w:before="0" w:after="0"/>
-              <w:jc w:val="center"/>
-            </w:pPr>
-            <w:r>
-              <w:rPr>
-                <w:rFonts w:ascii="Times New Roman" w:hAnsi="Times New Roman"/>
-                <w:b/>
-                <w:sz w:val="20"/>
-              </w:rPr>
-              <w:t xml:space="preserve">1.03×10⁻⁷</w:t>
-            </w:r>
-          </w:p>
-        </w:tc>
-      </w:tr>
-    </w:tbl>
-    <w:p>
-      <w:pPr>
-        <w:pStyle w:val="BodyText"/>
-        <w:widowControl/>
-        <w:spacing w:line="264" w:lineRule="auto" w:after="140"/>
-      </w:pPr>
-      <w:r>
-        <w:rPr>
-          <w:sz w:val="20"/>
-        </w:rPr>
-        <w:t xml:space="preserve">BBJ denotes Graves disease; UKB, hyperthyroidism; FinnGen, Graves ophthalmopathy. The named SNP was excluded, not retained. ORs are per approximately one SD higher reconstructed blood expression. All 15 omissions from the five eligible comparisons are shown. Remaining two- or three-SNP sets used IVW; one-SNP sets used the Wald ratio. Original reference-frequency estimates were used, and this analysis was not repeated after frequency substitution. TSHR in all outcomes and CTLA4 in BBJ were ineligible because only one SNP was available.</w:t>
-      </w:r>
-      <w:r>
-        <w:rPr>
-          <w:sz w:val="20"/>
-        </w:rPr>
-        <w:t xml:space="preserve"> </w:t>
-      </w:r>
-      <w:r>
-        <w:rPr>
-          <w:i/>
-          <w:iCs/>
-          <w:sz w:val="20"/>
-        </w:rPr>
-        <w:t xml:space="preserve">P</w:t>
-      </w:r>
-      <w:r>
-        <w:rPr>
-          <w:sz w:val="20"/>
-        </w:rPr>
-        <w:t xml:space="preserve"> </w:t>
-      </w:r>
-      <w:r>
-        <w:rPr>
-          <w:sz w:val="20"/>
-        </w:rPr>
-        <w:t xml:space="preserve">values are two-sided; nominal</w:t>
-      </w:r>
-      <w:r>
-        <w:rPr>
-          <w:sz w:val="20"/>
-        </w:rPr>
-        <w:t xml:space="preserve"> </w:t>
-      </w:r>
-      <w:r>
-        <w:rPr>
-          <w:i/>
-          <w:iCs/>
-          <w:sz w:val="20"/>
-        </w:rPr>
-        <w:t xml:space="preserve">P</w:t>
-      </w:r>
-      <w:r>
-        <w:rPr>
-          <w:sz w:val="20"/>
-        </w:rPr>
-        <w:t xml:space="preserve"> </w:t>
-      </w:r>
-      <w:r>
-        <w:rPr>
-          <w:sz w:val="20"/>
-        </w:rPr>
-        <w:t xml:space="preserve">&lt; 0.05 is emphasized descriptively, not as an additional discovery threshold. Effect estimates and CIs are shown to three decimals. Full precision and five all-SNP comparator rows are in Supplementary Data 6.</w:t>
       </w:r>
     </w:p>
     <w:p>

--- a/submission/candidate_20260911_review/SUPPLEMENTARY_MATERIAL.docx
+++ b/submission/candidate_20260911_review/SUPPLEMENTARY_MATERIAL.docx
@@ -2,7 +2,7 @@
 <file path=word/document.xml><?xml version="1.0" encoding="utf-8"?>
 <w:document xmlns:w="http://schemas.openxmlformats.org/wordprocessingml/2006/main" xmlns:m="http://schemas.openxmlformats.org/officeDocument/2006/math" xmlns:r="http://schemas.openxmlformats.org/officeDocument/2006/relationships" xmlns:o="urn:schemas-microsoft-com:office:office" xmlns:v="urn:schemas-microsoft-com:vml" xmlns:w10="urn:schemas-microsoft-com:office:word" xmlns:a="http://schemas.openxmlformats.org/drawingml/2006/main" xmlns:pic="http://schemas.openxmlformats.org/drawingml/2006/picture" xmlns:wp="http://schemas.openxmlformats.org/drawingml/2006/wordprocessingDrawing">
   <w:body>
-    <w:bookmarkStart w:id="15" w:name="supplementary-material"/>
+    <w:bookmarkStart w:id="26" w:name="supplementary-material"/>
     <w:p>
       <w:pPr>
         <w:pStyle w:val="Title"/>
@@ -21,7 +21,7 @@
         <w:t xml:space="preserve">TSHR and IGF1R expression in Graves disease: Mendelian randomization and colocalization</w:t>
       </w:r>
     </w:p>
-    <w:bookmarkStart w:id="14" w:name="supplementary-methods"/>
+    <w:bookmarkStart w:id="25" w:name="supplementary-methods"/>
     <w:p>
       <w:pPr>
         <w:pStyle w:val="Heading2"/>
@@ -31,7 +31,7 @@
         <w:t xml:space="preserve">Supplementary Methods</w:t>
       </w:r>
     </w:p>
-    <w:bookmarkStart w:id="9" w:name="X2947e2f5023b9dadd6416f2f5c3511d783a5fe1"/>
+    <w:bookmarkStart w:id="20" w:name="X2947e2f5023b9dadd6416f2f5c3511d783a5fe1"/>
     <w:p>
       <w:pPr>
         <w:pStyle w:val="Heading3"/>
@@ -54,8 +54,8 @@
       </w:r>
       <w:r>
         <w:rPr>
+          <w:iCs/>
           <w:i/>
-          <w:iCs/>
         </w:rPr>
         <w:t xml:space="preserve">P</w:t>
       </w:r>
@@ -66,8 +66,8 @@
         <w:t xml:space="preserve">&lt; 5×10⁻⁸ within ±1 Mb of the gene and were clumped at r² &lt; 0.001 within 10 Mb using 1000 Genomes Phase 3 Europeans (n = 503). Exposure SE = 1/√[2f(1−f)(N + Z²)] and β = Z × SE, where f is allele frequency and N is the variant-specific sample size [19]. TwoSampleMR harmonise_data (action = 2) aligned alleles and excluded palindromic variants with MAF &gt; 0.42; missing estimates were not imputed. BBJ/FinnGen retained their reported log-odds scales. UKB linear-model β and SE were divided by μ(1−μ), with μ = 3,731/484,598. Source GWAS covariate adjustments were retained; participant-level re-adjustment was unavailable.</w:t>
       </w:r>
     </w:p>
-    <w:bookmarkEnd w:id="9"/>
-    <w:bookmarkStart w:id="10" w:name="mr-sensitivity-and-regional-linkage"/>
+    <w:bookmarkEnd w:id="20"/>
+    <w:bookmarkStart w:id="21" w:name="mr-sensitivity-and-regional-linkage"/>
     <w:p>
       <w:pPr>
         <w:pStyle w:val="Heading3"/>
@@ -108,8 +108,8 @@
       </w:r>
       <w:r>
         <w:rPr>
+          <w:iCs/>
           <w:i/>
-          <w:iCs/>
         </w:rPr>
         <w:t xml:space="preserve">P</w:t>
       </w:r>
@@ -121,8 +121,8 @@
       </w:r>
       <w:r>
         <w:rPr>
+          <w:iCs/>
           <w:i/>
-          <w:iCs/>
         </w:rPr>
         <w:t xml:space="preserve">P</w:t>
       </w:r>
@@ -137,8 +137,8 @@
       </w:r>
       <w:r>
         <w:rPr>
+          <w:iCs/>
           <w:i/>
-          <w:iCs/>
         </w:rPr>
         <w:t xml:space="preserve">P</w:t>
       </w:r>
@@ -149,8 +149,8 @@
         <w:t xml:space="preserve">= 0.928, 0.839 and 0.806 for the three variants, respectively. This supports regional dependence without identifying a causal gene.</w:t>
       </w:r>
     </w:p>
-    <w:bookmarkEnd w:id="10"/>
-    <w:bookmarkStart w:id="11" w:name="colocalization-and-prior-assumptions"/>
+    <w:bookmarkEnd w:id="21"/>
+    <w:bookmarkStart w:id="22" w:name="colocalization-and-prior-assumptions"/>
     <w:p>
       <w:pPr>
         <w:pStyle w:val="Heading3"/>
@@ -169,8 +169,8 @@
         <w:t xml:space="preserve">coloc.abf used all available gene-specific cis-eQTL statistics without significance filtering, matched to outcomes by rsID and allele pair; GRCh37 expression and GRCh38 outcome coordinates were not joined directly. Duplicate rsIDs and allele mismatches were excluded. Both datasets supplied β and variance: dataset 1 was the outcome, dataset 2 expression (sdY = 1). Outcome frequencies were not used in the Bayes factors. The top_snp field identifies the highest-probability variant conditional on H4, not necessarily the GWAS lead SNP. H0–H4 denote neither trait, outcome only, expression only, distinct variants and a shared variant. Priors were p1 = p2 = 10⁻⁴ and p12 = 10⁻⁵, with 5×10⁻⁶ and 10⁻⁶ sensitivity settings [24]. Figure 3B displays selected genes; Supplementary Data 3 preserves all nine genes × three outcomes × three priors. Low H4 does not establish absence of disease association. Multi-variant colocalization and formal colocalization power were not evaluated.</w:t>
       </w:r>
     </w:p>
-    <w:bookmarkEnd w:id="11"/>
-    <w:bookmarkStart w:id="12" w:name="X567f3562b51e2cbda9ca2cca54b5097d004434a"/>
+    <w:bookmarkEnd w:id="22"/>
+    <w:bookmarkStart w:id="23" w:name="X567f3562b51e2cbda9ca2cca54b5097d004434a"/>
     <w:p>
       <w:pPr>
         <w:pStyle w:val="Heading3"/>
@@ -198,8 +198,8 @@
         <w:t xml:space="preserve">The approximate 80% minimum detectable absolute log-OR was (z₁₋α/₂ + z₀.₈₀) × SE, with α = 0.05/2,544 in BBJ and 0.05 in UKB/FinnGen; exponentiation gives the detectable OR. Percentages use each scenario’s estimable-gene denominator (Table S3; Supplementary Data 4). These describe MR association detection using observed SEs, not colocalization or combined-filter power. Gene-specific limits were 1.39 (TSHR) and 0.99 (IGF1R) in BBJ (α = 0.05/2,544), and 0.33/0.72 for IGF1R in UKB/FinnGen, respectively (α = 0.05). These benchmarks describe precision; comparing them with observed effects cannot distinguish an absent effect from limited power.</w:t>
       </w:r>
     </w:p>
-    <w:bookmarkEnd w:id="12"/>
-    <w:bookmarkStart w:id="13" w:name="descriptive-orbital-expression"/>
+    <w:bookmarkEnd w:id="23"/>
+    <w:bookmarkStart w:id="24" w:name="descriptive-orbital-expression"/>
     <w:p>
       <w:pPr>
         <w:pStyle w:val="Heading3"/>
@@ -222,8 +222,8 @@
       </w:r>
       <w:r>
         <w:rPr>
+          <w:iCs/>
           <w:i/>
-          <w:iCs/>
         </w:rPr>
         <w:t xml:space="preserve">P</w:t>
       </w:r>
@@ -240,9 +240,6 @@
           <w:footerReference w:type="default" r:id="rId11"/>
           <w:footerReference w:type="first" r:id="rId12"/>
           <w:footerReference w:type="even" r:id="rId13"/>
-          <w:footnotePr>
-            <w:numRestart w:val="eachSect"/>
-          </w:footnotePr>
           <w:type w:val="nextPage"/>
           <w:pgSz w:w="11909" w:h="16834"/>
           <w:pgMar w:left="1368" w:right="1368" w:top="1152" w:bottom="1152" w:header="432" w:footer="432"/>
@@ -258,8 +255,8 @@
       </w:pPr>
       <w:r>
         <w:rPr>
+          <w:bCs/>
           <w:b/>
-          <w:bCs/>
           <w:sz w:val="20"/>
         </w:rPr>
         <w:t xml:space="preserve">Table S1. Sensitivity tests for genes with multiple instruments</w:t>
@@ -407,10 +404,10 @@
             </w:r>
             <w:r>
               <w:rPr>
+                <w:iCs/>
                 <w:rFonts w:ascii="Times New Roman" w:hAnsi="Times New Roman"/>
                 <w:b/>
                 <w:i/>
-                <w:iCs/>
                 <w:sz w:val="19"/>
               </w:rPr>
               <w:t xml:space="preserve">P</w:t>
@@ -453,10 +450,10 @@
             </w:r>
             <w:r>
               <w:rPr>
+                <w:iCs/>
                 <w:rFonts w:ascii="Times New Roman" w:hAnsi="Times New Roman"/>
                 <w:b/>
                 <w:i/>
-                <w:iCs/>
                 <w:sz w:val="19"/>
               </w:rPr>
               <w:t xml:space="preserve">P</w:t>
@@ -499,10 +496,10 @@
             </w:r>
             <w:r>
               <w:rPr>
+                <w:iCs/>
                 <w:rFonts w:ascii="Times New Roman" w:hAnsi="Times New Roman"/>
                 <w:b/>
                 <w:i/>
-                <w:iCs/>
                 <w:sz w:val="19"/>
               </w:rPr>
               <w:t xml:space="preserve">P</w:t>
@@ -545,10 +542,10 @@
             </w:r>
             <w:r>
               <w:rPr>
+                <w:iCs/>
                 <w:rFonts w:ascii="Times New Roman" w:hAnsi="Times New Roman"/>
                 <w:b/>
                 <w:i/>
-                <w:iCs/>
                 <w:sz w:val="19"/>
               </w:rPr>
               <w:t xml:space="preserve">P</w:t>
@@ -591,10 +588,10 @@
             </w:r>
             <w:r>
               <w:rPr>
+                <w:iCs/>
                 <w:rFonts w:ascii="Times New Roman" w:hAnsi="Times New Roman"/>
                 <w:b/>
                 <w:i/>
-                <w:iCs/>
                 <w:sz w:val="19"/>
               </w:rPr>
               <w:t xml:space="preserve">P</w:t>
@@ -625,9 +622,9 @@
             </w:pPr>
             <w:r>
               <w:rPr>
+                <w:iCs/>
                 <w:rFonts w:ascii="Times New Roman" w:hAnsi="Times New Roman"/>
                 <w:i/>
-                <w:iCs/>
                 <w:sz w:val="19"/>
               </w:rPr>
               <w:t xml:space="preserve">IGF1R</w:t>
@@ -845,9 +842,9 @@
             </w:pPr>
             <w:r>
               <w:rPr>
+                <w:iCs/>
                 <w:rFonts w:ascii="Times New Roman" w:hAnsi="Times New Roman"/>
                 <w:i/>
-                <w:iCs/>
                 <w:sz w:val="19"/>
               </w:rPr>
               <w:t xml:space="preserve">IGF1R</w:t>
@@ -1065,9 +1062,9 @@
             </w:pPr>
             <w:r>
               <w:rPr>
+                <w:iCs/>
                 <w:rFonts w:ascii="Times New Roman" w:hAnsi="Times New Roman"/>
                 <w:i/>
-                <w:iCs/>
                 <w:sz w:val="19"/>
               </w:rPr>
               <w:t xml:space="preserve">IGF1R</w:t>
@@ -1285,9 +1282,9 @@
             </w:pPr>
             <w:r>
               <w:rPr>
+                <w:iCs/>
                 <w:rFonts w:ascii="Times New Roman" w:hAnsi="Times New Roman"/>
                 <w:i/>
-                <w:iCs/>
                 <w:sz w:val="19"/>
               </w:rPr>
               <w:t xml:space="preserve">CTLA4</w:t>
@@ -1505,9 +1502,9 @@
             </w:pPr>
             <w:r>
               <w:rPr>
+                <w:iCs/>
                 <w:rFonts w:ascii="Times New Roman" w:hAnsi="Times New Roman"/>
                 <w:i/>
-                <w:iCs/>
                 <w:sz w:val="19"/>
               </w:rPr>
               <w:t xml:space="preserve">CTLA4</w:t>
@@ -1723,8 +1720,8 @@
       </w:r>
       <w:r>
         <w:rPr>
+          <w:iCs/>
           <w:i/>
-          <w:iCs/>
           <w:sz w:val="20"/>
         </w:rPr>
         <w:t xml:space="preserve">P</w:t>
@@ -1752,8 +1749,8 @@
       </w:pPr>
       <w:r>
         <w:rPr>
+          <w:bCs/>
           <w:b/>
-          <w:bCs/>
           <w:sz w:val="20"/>
         </w:rPr>
         <w:t xml:space="preserve">Table S2. Associations before and after cohort-frequency substitution</w:t>
@@ -1899,84 +1896,84 @@
             </w:r>
             <w:r>
               <w:rPr>
+                <w:iCs/>
                 <w:rFonts w:ascii="Times New Roman" w:hAnsi="Times New Roman"/>
                 <w:b/>
                 <w:i/>
+                <w:sz w:val="20"/>
+              </w:rPr>
+              <w:t xml:space="preserve">P</w:t>
+            </w:r>
+          </w:p>
+        </w:tc>
+        <w:tc>
+          <w:tcPr>
+            <w:tcW w:type="dxa" w:w="3319"/>
+            <w:vAlign w:val="center"/>
+            <w:tcMar>
+              <w:top w:w="80" w:type="dxa"/>
+              <w:bottom w:w="80" w:type="dxa"/>
+              <w:left w:w="80" w:type="dxa"/>
+              <w:right w:w="80" w:type="dxa"/>
+            </w:tcMar>
+            <w:shd w:fill="EEEEEE"/>
+          </w:tcPr>
+          <w:p>
+            <w:pPr>
+              <w:keepNext w:val="0"/>
+              <w:spacing w:line="252" w:lineRule="auto" w:before="0" w:after="0"/>
+              <w:jc w:val="center"/>
+            </w:pPr>
+            <w:r>
+              <w:rPr>
+                <w:rFonts w:ascii="Times New Roman" w:hAnsi="Times New Roman"/>
+                <w:b/>
+                <w:sz w:val="20"/>
+              </w:rPr>
+              <w:t xml:space="preserve">eQTLGen OR (95% CI)</w:t>
+            </w:r>
+          </w:p>
+        </w:tc>
+        <w:tc>
+          <w:tcPr>
+            <w:tcW w:type="dxa" w:w="1544"/>
+            <w:vAlign w:val="center"/>
+            <w:tcMar>
+              <w:top w:w="80" w:type="dxa"/>
+              <w:bottom w:w="80" w:type="dxa"/>
+              <w:left w:w="80" w:type="dxa"/>
+              <w:right w:w="80" w:type="dxa"/>
+            </w:tcMar>
+            <w:shd w:fill="EEEEEE"/>
+          </w:tcPr>
+          <w:p>
+            <w:pPr>
+              <w:keepNext w:val="0"/>
+              <w:spacing w:line="252" w:lineRule="auto" w:before="0" w:after="0"/>
+              <w:jc w:val="center"/>
+            </w:pPr>
+            <w:r>
+              <w:rPr>
+                <w:rFonts w:ascii="Times New Roman" w:hAnsi="Times New Roman"/>
+                <w:b/>
+                <w:sz w:val="20"/>
+              </w:rPr>
+              <w:t xml:space="preserve">eQTLGen</w:t>
+            </w:r>
+            <w:r>
+              <w:rPr>
+                <w:rFonts w:ascii="Times New Roman" w:hAnsi="Times New Roman"/>
+                <w:b/>
+                <w:sz w:val="20"/>
+              </w:rPr>
+              <w:t xml:space="preserve"> </w:t>
+            </w:r>
+            <w:r>
+              <w:rPr>
                 <w:iCs/>
-                <w:sz w:val="20"/>
-              </w:rPr>
-              <w:t xml:space="preserve">P</w:t>
-            </w:r>
-          </w:p>
-        </w:tc>
-        <w:tc>
-          <w:tcPr>
-            <w:tcW w:type="dxa" w:w="3319"/>
-            <w:vAlign w:val="center"/>
-            <w:tcMar>
-              <w:top w:w="80" w:type="dxa"/>
-              <w:bottom w:w="80" w:type="dxa"/>
-              <w:left w:w="80" w:type="dxa"/>
-              <w:right w:w="80" w:type="dxa"/>
-            </w:tcMar>
-            <w:shd w:fill="EEEEEE"/>
-          </w:tcPr>
-          <w:p>
-            <w:pPr>
-              <w:keepNext w:val="0"/>
-              <w:spacing w:line="252" w:lineRule="auto" w:before="0" w:after="0"/>
-              <w:jc w:val="center"/>
-            </w:pPr>
-            <w:r>
-              <w:rPr>
-                <w:rFonts w:ascii="Times New Roman" w:hAnsi="Times New Roman"/>
-                <w:b/>
-                <w:sz w:val="20"/>
-              </w:rPr>
-              <w:t xml:space="preserve">eQTLGen OR (95% CI)</w:t>
-            </w:r>
-          </w:p>
-        </w:tc>
-        <w:tc>
-          <w:tcPr>
-            <w:tcW w:type="dxa" w:w="1544"/>
-            <w:vAlign w:val="center"/>
-            <w:tcMar>
-              <w:top w:w="80" w:type="dxa"/>
-              <w:bottom w:w="80" w:type="dxa"/>
-              <w:left w:w="80" w:type="dxa"/>
-              <w:right w:w="80" w:type="dxa"/>
-            </w:tcMar>
-            <w:shd w:fill="EEEEEE"/>
-          </w:tcPr>
-          <w:p>
-            <w:pPr>
-              <w:keepNext w:val="0"/>
-              <w:spacing w:line="252" w:lineRule="auto" w:before="0" w:after="0"/>
-              <w:jc w:val="center"/>
-            </w:pPr>
-            <w:r>
-              <w:rPr>
-                <w:rFonts w:ascii="Times New Roman" w:hAnsi="Times New Roman"/>
-                <w:b/>
-                <w:sz w:val="20"/>
-              </w:rPr>
-              <w:t xml:space="preserve">eQTLGen</w:t>
-            </w:r>
-            <w:r>
-              <w:rPr>
-                <w:rFonts w:ascii="Times New Roman" w:hAnsi="Times New Roman"/>
-                <w:b/>
-                <w:sz w:val="20"/>
-              </w:rPr>
-              <w:t xml:space="preserve"> </w:t>
-            </w:r>
-            <w:r>
-              <w:rPr>
                 <w:rFonts w:ascii="Times New Roman" w:hAnsi="Times New Roman"/>
                 <w:b/>
                 <w:i/>
-                <w:iCs/>
                 <w:sz w:val="20"/>
               </w:rPr>
               <w:t xml:space="preserve">P</w:t>
@@ -2007,9 +2004,9 @@
             </w:pPr>
             <w:r>
               <w:rPr>
+                <w:iCs/>
                 <w:rFonts w:ascii="Times New Roman" w:hAnsi="Times New Roman"/>
                 <w:i/>
-                <w:iCs/>
                 <w:sz w:val="20"/>
               </w:rPr>
               <w:t xml:space="preserve">TSHR</w:t>
@@ -2172,9 +2169,9 @@
             </w:pPr>
             <w:r>
               <w:rPr>
+                <w:iCs/>
                 <w:rFonts w:ascii="Times New Roman" w:hAnsi="Times New Roman"/>
                 <w:i/>
-                <w:iCs/>
                 <w:sz w:val="20"/>
               </w:rPr>
               <w:t xml:space="preserve">TSHR</w:t>
@@ -2337,9 +2334,9 @@
             </w:pPr>
             <w:r>
               <w:rPr>
+                <w:iCs/>
                 <w:rFonts w:ascii="Times New Roman" w:hAnsi="Times New Roman"/>
                 <w:i/>
-                <w:iCs/>
                 <w:sz w:val="20"/>
               </w:rPr>
               <w:t xml:space="preserve">TSHR</w:t>
@@ -2502,9 +2499,9 @@
             </w:pPr>
             <w:r>
               <w:rPr>
+                <w:iCs/>
                 <w:rFonts w:ascii="Times New Roman" w:hAnsi="Times New Roman"/>
                 <w:i/>
-                <w:iCs/>
                 <w:sz w:val="20"/>
               </w:rPr>
               <w:t xml:space="preserve">IGF1R</w:t>
@@ -2667,9 +2664,9 @@
             </w:pPr>
             <w:r>
               <w:rPr>
+                <w:iCs/>
                 <w:rFonts w:ascii="Times New Roman" w:hAnsi="Times New Roman"/>
                 <w:i/>
-                <w:iCs/>
                 <w:sz w:val="20"/>
               </w:rPr>
               <w:t xml:space="preserve">IGF1R</w:t>
@@ -2832,9 +2829,9 @@
             </w:pPr>
             <w:r>
               <w:rPr>
+                <w:iCs/>
                 <w:rFonts w:ascii="Times New Roman" w:hAnsi="Times New Roman"/>
                 <w:i/>
-                <w:iCs/>
                 <w:sz w:val="20"/>
               </w:rPr>
               <w:t xml:space="preserve">IGF1R</w:t>
@@ -2997,9 +2994,9 @@
             </w:pPr>
             <w:r>
               <w:rPr>
+                <w:iCs/>
                 <w:rFonts w:ascii="Times New Roman" w:hAnsi="Times New Roman"/>
                 <w:i/>
-                <w:iCs/>
                 <w:sz w:val="20"/>
               </w:rPr>
               <w:t xml:space="preserve">CTLA4</w:t>
@@ -3162,9 +3159,9 @@
             </w:pPr>
             <w:r>
               <w:rPr>
+                <w:iCs/>
                 <w:rFonts w:ascii="Times New Roman" w:hAnsi="Times New Roman"/>
                 <w:i/>
-                <w:iCs/>
                 <w:sz w:val="20"/>
               </w:rPr>
               <w:t xml:space="preserve">CTLA4</w:t>
@@ -3327,9 +3324,9 @@
             </w:pPr>
             <w:r>
               <w:rPr>
+                <w:iCs/>
                 <w:rFonts w:ascii="Times New Roman" w:hAnsi="Times New Roman"/>
                 <w:i/>
-                <w:iCs/>
                 <w:sz w:val="20"/>
               </w:rPr>
               <w:t xml:space="preserve">CTLA4</w:t>
@@ -3493,8 +3490,8 @@
       </w:pPr>
       <w:r>
         <w:rPr>
+          <w:bCs/>
           <w:b/>
-          <w:bCs/>
           <w:sz w:val="20"/>
         </w:rPr>
         <w:t xml:space="preserve">Table S3. Association detection limits before and after frequency substitution</w:t>
@@ -4679,8 +4676,8 @@
       </w:pPr>
       <w:r>
         <w:rPr>
+          <w:bCs/>
           <w:b/>
-          <w:bCs/>
           <w:sz w:val="20"/>
         </w:rPr>
         <w:t xml:space="preserve">Figure S1. Descriptive orbital expression.</w:t>
@@ -4705,8 +4702,8 @@
       </w:r>
       <w:r>
         <w:rPr>
+          <w:iCs/>
           <w:i/>
-          <w:iCs/>
           <w:sz w:val="20"/>
         </w:rPr>
         <w:t xml:space="preserve">P</w:t>
@@ -4767,9 +4764,6 @@
     <w:p>
       <w:pPr>
         <w:sectPr>
-          <w:footnotePr>
-            <w:numRestart w:val="eachSect"/>
-          </w:footnotePr>
           <w:type w:val="nextPage"/>
           <w:pgSz w:w="16834" w:h="11909" w:orient="landscape"/>
           <w:pgMar w:left="1008" w:right="1008" w:top="936" w:bottom="936" w:header="432" w:footer="432"/>
@@ -4785,8 +4779,8 @@
       </w:pPr>
       <w:r>
         <w:rPr>
+          <w:bCs/>
           <w:b/>
-          <w:bCs/>
           <w:sz w:val="20"/>
         </w:rPr>
         <w:t xml:space="preserve">Figure S2. Post hoc leave-one-out sensitivity of the selected-gene MR estimates.</w:t>
@@ -4811,8 +4805,8 @@
       </w:r>
       <w:r>
         <w:rPr>
+          <w:iCs/>
           <w:i/>
-          <w:iCs/>
           <w:sz w:val="20"/>
         </w:rPr>
         <w:t xml:space="preserve">P</w:t>
@@ -4837,8 +4831,8 @@
       </w:r>
       <w:r>
         <w:rPr>
+          <w:iCs/>
           <w:i/>
-          <w:iCs/>
           <w:sz w:val="20"/>
         </w:rPr>
         <w:t xml:space="preserve">P</w:t>
@@ -4863,8 +4857,8 @@
       </w:r>
       <w:r>
         <w:rPr>
+          <w:iCs/>
           <w:i/>
-          <w:iCs/>
           <w:sz w:val="20"/>
         </w:rPr>
         <w:t xml:space="preserve">P</w:t>
@@ -4922,13 +4916,10 @@
         </w:drawing>
       </w:r>
     </w:p>
-    <w:bookmarkEnd w:id="13"/>
-    <w:bookmarkEnd w:id="14"/>
-    <w:bookmarkEnd w:id="15"/>
+    <w:bookmarkEnd w:id="24"/>
+    <w:bookmarkEnd w:id="25"/>
+    <w:bookmarkEnd w:id="26"/>
     <w:sectPr>
-      <w:footnotePr>
-        <w:numRestart w:val="eachSect"/>
-      </w:footnotePr>
       <w:pgSz w:w="11909" w:h="16834"/>
       <w:pgMar w:left="1368" w:right="1368" w:top="1152" w:bottom="1152" w:header="432" w:footer="432"/>
     </w:sectPr>
@@ -5022,14 +5013,14 @@
 <file path=word/numbering.xml><?xml version="1.0" encoding="utf-8"?>
 <w:numbering xmlns:w="http://schemas.openxmlformats.org/wordprocessingml/2006/main">
   <w:abstractNum w:abstractNumId="990">
-    <w:nsid w:val="0000A990"/>
+    <w:nsid w:val="A990"/>
     <w:multiLevelType w:val="multilevel"/>
     <w:lvl w:ilvl="0">
       <w:numFmt w:val="bullet"/>
       <w:lvlText w:val=" "/>
       <w:lvlJc w:val="left"/>
       <w:pPr>
-        <w:ind w:left="720" w:hanging="360"/>
+        <w:ind w:left="720" w:hanging="480"/>
       </w:pPr>
     </w:lvl>
     <w:lvl w:ilvl="1">
@@ -5037,7 +5028,7 @@
       <w:lvlText w:val=" "/>
       <w:lvlJc w:val="left"/>
       <w:pPr>
-        <w:ind w:left="1440" w:hanging="360"/>
+        <w:ind w:left="1440" w:hanging="480"/>
       </w:pPr>
     </w:lvl>
     <w:lvl w:ilvl="2">
@@ -5045,7 +5036,7 @@
       <w:lvlText w:val=" "/>
       <w:lvlJc w:val="left"/>
       <w:pPr>
-        <w:ind w:left="2160" w:hanging="360"/>
+        <w:ind w:left="2160" w:hanging="480"/>
       </w:pPr>
     </w:lvl>
     <w:lvl w:ilvl="3">
@@ -5053,7 +5044,7 @@
       <w:lvlText w:val=" "/>
       <w:lvlJc w:val="left"/>
       <w:pPr>
-        <w:ind w:left="2880" w:hanging="360"/>
+        <w:ind w:left="2880" w:hanging="480"/>
       </w:pPr>
     </w:lvl>
     <w:lvl w:ilvl="4">
@@ -5061,7 +5052,7 @@
       <w:lvlText w:val=" "/>
       <w:lvlJc w:val="left"/>
       <w:pPr>
-        <w:ind w:left="3600" w:hanging="360"/>
+        <w:ind w:left="3600" w:hanging="480"/>
       </w:pPr>
     </w:lvl>
     <w:lvl w:ilvl="5">
@@ -5069,7 +5060,7 @@
       <w:lvlText w:val=" "/>
       <w:lvlJc w:val="left"/>
       <w:pPr>
-        <w:ind w:left="4320" w:hanging="360"/>
+        <w:ind w:left="4320" w:hanging="480"/>
       </w:pPr>
     </w:lvl>
     <w:lvl w:ilvl="6">
@@ -5077,7 +5068,7 @@
       <w:lvlText w:val=" "/>
       <w:lvlJc w:val="left"/>
       <w:pPr>
-        <w:ind w:left="5040" w:hanging="360"/>
+        <w:ind w:left="5040" w:hanging="480"/>
       </w:pPr>
     </w:lvl>
     <w:lvl w:ilvl="7">
@@ -5085,7 +5076,7 @@
       <w:lvlText w:val=" "/>
       <w:lvlJc w:val="left"/>
       <w:pPr>
-        <w:ind w:left="5760" w:hanging="360"/>
+        <w:ind w:left="5760" w:hanging="480"/>
       </w:pPr>
     </w:lvl>
     <w:lvl w:ilvl="8">
@@ -5093,7 +5084,7 @@
       <w:lvlText w:val=" "/>
       <w:lvlJc w:val="left"/>
       <w:pPr>
-        <w:ind w:left="6480" w:hanging="360"/>
+        <w:ind w:left="6480" w:hanging="480"/>
       </w:pPr>
     </w:lvl>
   </w:abstractNum>
@@ -5108,10 +5099,10 @@
   <w:docDefaults>
     <w:rPrDefault>
       <w:rPr>
-        <w:rFonts w:asciiTheme="minorHAnsi" w:cstheme="minorBidi" w:eastAsiaTheme="minorEastAsia" w:hAnsiTheme="minorHAnsi"/>
+        <w:rFonts w:asciiTheme="minorHAnsi" w:cstheme="minorBidi" w:eastAsiaTheme="minorHAnsi" w:hAnsiTheme="minorHAnsi"/>
         <w:sz w:val="24"/>
         <w:szCs w:val="24"/>
-        <w:lang w:bidi="ar-SA" w:eastAsia="zh-CN" w:val="en-US"/>
+        <w:lang w:bidi="ar-SA" w:eastAsia="en-US" w:val="en-US"/>
       </w:rPr>
     </w:rPrDefault>
     <w:pPrDefault>
@@ -5136,10 +5127,10 @@
     <w:name w:val="Body Text"/>
     <w:basedOn w:val="Normal"/>
     <w:link w:val="BodyTextChar"/>
-    <w:qFormat/>
     <w:pPr>
       <w:spacing w:after="0" w:before="180" w:line="456" w:lineRule="auto"/>
     </w:pPr>
+    <w:qFormat/>
     <w:rPr>
       <w:rFonts w:ascii="Times New Roman" w:hAnsi="Times New Roman"/>
       <w:sz w:val="24"/>
@@ -5174,97 +5165,57 @@
     <w:name w:val="Title"/>
     <w:basedOn w:val="Normal"/>
     <w:next w:val="BodyText"/>
-    <w:link w:val="TitleChar"/>
-    <w:uiPriority w:val="10"/>
     <w:qFormat/>
-    <w:rsid w:val="00A10FD9"/>
     <w:pPr>
       <w:keepNext/>
-      <w:spacing w:after="120" w:line="276" w:lineRule="auto" w:before="240"/>
-      <w:contextualSpacing/>
+      <w:keepLines/>
+      <w:spacing w:after="120" w:before="240" w:line="276" w:lineRule="auto"/>
       <w:jc w:val="center"/>
     </w:pPr>
     <w:rPr>
       <w:rFonts w:asciiTheme="majorHAnsi" w:cstheme="majorBidi" w:eastAsiaTheme="majorEastAsia" w:hAnsiTheme="majorHAnsi" w:ascii="Times New Roman" w:hAnsi="Times New Roman"/>
       <w:b/>
+      <w:bCs/>
       <w:color w:val="000000"/>
       <w:sz w:val="30"/>
-      <w:szCs w:val="56"/>
-    </w:rPr>
-  </w:style>
-  <w:style w:customStyle="1" w:styleId="TitleChar" w:type="character">
-    <w:name w:val="Title Char"/>
-    <w:basedOn w:val="DefaultParagraphFont"/>
-    <w:link w:val="Title"/>
-    <w:uiPriority w:val="10"/>
-    <w:rsid w:val="00A10FD9"/>
-    <w:rPr>
-      <w:rFonts w:asciiTheme="majorHAnsi" w:cstheme="majorBidi" w:eastAsiaTheme="majorEastAsia" w:hAnsiTheme="majorHAnsi"/>
-      <w:sz w:val="56"/>
-      <w:szCs w:val="56"/>
+      <w:szCs w:val="36"/>
     </w:rPr>
   </w:style>
   <w:style w:styleId="Subtitle" w:type="paragraph">
     <w:name w:val="Subtitle"/>
-    <w:basedOn w:val="Title"/>
-    <w:next w:val="BodyText"/>
-    <w:link w:val="SubtitleChar"/>
-    <w:uiPriority w:val="11"/>
-    <w:qFormat/>
-    <w:rsid w:val="00A10FD9"/>
-    <w:pPr>
-      <w:numPr>
-        <w:ilvl w:val="1"/>
-      </w:numPr>
-    </w:pPr>
-    <w:rPr>
-      <w:rFonts w:cstheme="majorBidi" w:eastAsiaTheme="majorEastAsia"/>
-      <w:spacing w:val="15"/>
-      <w:sz w:val="28"/>
-      <w:szCs w:val="28"/>
-    </w:rPr>
-  </w:style>
-  <w:style w:customStyle="1" w:styleId="SubtitleChar" w:type="character">
-    <w:name w:val="Subtitle Char"/>
-    <w:basedOn w:val="DefaultParagraphFont"/>
-    <w:link w:val="Subtitle"/>
-    <w:uiPriority w:val="11"/>
-    <w:rsid w:val="00A10FD9"/>
-    <w:rPr>
-      <w:rFonts w:cstheme="majorBidi" w:eastAsiaTheme="majorEastAsia"/>
-      <w:color w:themeColor="text1" w:themeTint="A6" w:val="595959"/>
-      <w:spacing w:val="15"/>
-      <w:sz w:val="28"/>
-      <w:szCs w:val="28"/>
-    </w:rPr>
-  </w:style>
-  <w:style w:customStyle="1" w:styleId="Author" w:type="paragraph">
-    <w:name w:val="Author"/>
     <w:basedOn w:val="Title"/>
     <w:next w:val="BodyText"/>
     <w:qFormat/>
     <w:pPr>
       <w:keepNext/>
       <w:keepLines/>
+      <w:spacing w:after="240" w:before="240"/>
+      <w:jc w:val="center"/>
     </w:pPr>
     <w:rPr>
-      <w:sz w:val="24"/>
-      <w:szCs w:val="24"/>
+      <w:sz w:val="30"/>
+      <w:szCs w:val="30"/>
     </w:rPr>
   </w:style>
-  <w:style w:styleId="Date" w:type="paragraph">
-    <w:name w:val="Date"/>
-    <w:basedOn w:val="Title"/>
+  <w:style w:customStyle="1" w:styleId="Author" w:type="paragraph">
+    <w:name w:val="Author"/>
     <w:next w:val="BodyText"/>
     <w:qFormat/>
     <w:pPr>
       <w:keepNext/>
       <w:keepLines/>
+      <w:jc w:val="center"/>
     </w:pPr>
-    <w:rPr>
-      <w:sz w:val="24"/>
-      <w:szCs w:val="24"/>
-    </w:rPr>
+  </w:style>
+  <w:style w:styleId="Date" w:type="paragraph">
+    <w:name w:val="Date"/>
+    <w:next w:val="BodyText"/>
+    <w:qFormat/>
+    <w:pPr>
+      <w:keepNext/>
+      <w:keepLines/>
+      <w:jc w:val="center"/>
+    </w:pPr>
   </w:style>
   <w:style w:customStyle="1" w:styleId="AbstractTitle" w:type="paragraph">
     <w:name w:val="Abstract Title"/>
@@ -5274,13 +5225,15 @@
     <w:pPr>
       <w:keepNext/>
       <w:keepLines/>
+      <w:jc w:val="center"/>
       <w:spacing w:after="0" w:before="300"/>
-      <w:jc w:val="center"/>
     </w:pPr>
     <w:rPr>
-      <w:b/>
       <w:sz w:val="20"/>
       <w:szCs w:val="20"/>
+      <w:b/>
+      <w:color w:val="345A8A"/>
+      &gt;
     </w:rPr>
   </w:style>
   <w:style w:customStyle="1" w:styleId="Abstract" w:type="paragraph">
@@ -5307,326 +5260,191 @@
     <w:rPr/>
   </w:style>
   <w:style w:styleId="Heading1" w:type="paragraph">
-    <w:name w:val="heading 1"/>
+    <w:name w:val="Heading 1"/>
     <w:basedOn w:val="Normal"/>
     <w:next w:val="BodyText"/>
-    <w:link w:val="Heading1Char"/>
     <w:uiPriority w:val="9"/>
     <w:qFormat/>
-    <w:rsid w:val="00A10FD9"/>
     <w:pPr>
       <w:keepNext/>
       <w:keepLines/>
-      <w:spacing w:after="120" w:before="240" w:line="276" w:lineRule="auto"/>
+      <w:spacing w:after="0" w:before="480"/>
       <w:outlineLvl w:val="0"/>
     </w:pPr>
     <w:rPr>
-      <w:rFonts w:asciiTheme="majorHAnsi" w:cstheme="majorBidi" w:eastAsiaTheme="majorEastAsia" w:hAnsiTheme="majorHAnsi" w:ascii="Times New Roman" w:hAnsi="Times New Roman"/>
+      <w:rFonts w:asciiTheme="majorHAnsi" w:cstheme="majorBidi" w:eastAsiaTheme="majorEastAsia" w:hAnsiTheme="majorHAnsi"/>
       <w:b/>
-      <w:color w:val="000000"/>
-      <w:sz w:val="24"/>
-      <w:szCs w:val="40"/>
+      <w:bCs/>
+      <w:color w:themeColor="accent1" w:val="4F81BD"/>
+      <w:sz w:val="32"/>
+      <w:szCs w:val="32"/>
     </w:rPr>
   </w:style>
   <w:style w:styleId="Heading2" w:type="paragraph">
-    <w:name w:val="heading 2"/>
+    <w:name w:val="Heading 2"/>
     <w:basedOn w:val="Normal"/>
     <w:next w:val="BodyText"/>
-    <w:link w:val="Heading2Char"/>
     <w:uiPriority w:val="9"/>
-    <w:semiHidden/>
     <w:unhideWhenUsed/>
     <w:qFormat/>
-    <w:rsid w:val="00A10FD9"/>
     <w:pPr>
       <w:keepNext/>
       <w:keepLines/>
-      <w:spacing w:after="120" w:before="240" w:line="276" w:lineRule="auto"/>
+      <w:spacing w:after="0" w:before="200"/>
       <w:outlineLvl w:val="1"/>
     </w:pPr>
     <w:rPr>
-      <w:rFonts w:asciiTheme="majorHAnsi" w:cstheme="majorBidi" w:eastAsiaTheme="majorEastAsia" w:hAnsiTheme="majorHAnsi" w:ascii="Times New Roman" w:hAnsi="Times New Roman"/>
+      <w:rFonts w:asciiTheme="majorHAnsi" w:cstheme="majorBidi" w:eastAsiaTheme="majorEastAsia" w:hAnsiTheme="majorHAnsi"/>
       <w:b/>
-      <w:color w:val="000000"/>
-      <w:sz w:val="24"/>
-      <w:szCs w:val="32"/>
+      <w:bCs/>
+      <w:color w:themeColor="accent1" w:val="4F81BD"/>
+      <w:sz w:val="28"/>
+      <w:szCs w:val="28"/>
     </w:rPr>
   </w:style>
   <w:style w:styleId="Heading3" w:type="paragraph">
-    <w:name w:val="heading 3"/>
+    <w:name w:val="Heading 3"/>
     <w:basedOn w:val="Normal"/>
     <w:next w:val="BodyText"/>
-    <w:link w:val="Heading3Char"/>
     <w:uiPriority w:val="9"/>
-    <w:semiHidden/>
     <w:unhideWhenUsed/>
     <w:qFormat/>
-    <w:rsid w:val="00A10FD9"/>
     <w:pPr>
       <w:keepNext/>
       <w:keepLines/>
-      <w:spacing w:after="120" w:before="240" w:line="276" w:lineRule="auto"/>
+      <w:spacing w:after="0" w:before="200"/>
       <w:outlineLvl w:val="2"/>
     </w:pPr>
     <w:rPr>
-      <w:rFonts w:cstheme="majorBidi" w:eastAsiaTheme="majorEastAsia" w:ascii="Times New Roman" w:hAnsi="Times New Roman"/>
+      <w:rFonts w:asciiTheme="majorHAnsi" w:cstheme="majorBidi" w:eastAsiaTheme="majorEastAsia" w:hAnsiTheme="majorHAnsi"/>
       <w:b/>
-      <w:color w:val="000000"/>
+      <w:bCs/>
+      <w:color w:themeColor="accent1" w:val="4F81BD"/>
       <w:sz w:val="24"/>
-      <w:szCs w:val="28"/>
+      <w:szCs w:val="24"/>
     </w:rPr>
   </w:style>
   <w:style w:styleId="Heading4" w:type="paragraph">
-    <w:name w:val="heading 4"/>
+    <w:name w:val="Heading 4"/>
     <w:basedOn w:val="Normal"/>
     <w:next w:val="BodyText"/>
-    <w:link w:val="Heading4Char"/>
     <w:uiPriority w:val="9"/>
-    <w:semiHidden/>
     <w:unhideWhenUsed/>
     <w:qFormat/>
-    <w:rsid w:val="00A10FD9"/>
     <w:pPr>
       <w:keepNext/>
       <w:keepLines/>
-      <w:spacing w:after="120" w:before="240" w:line="276" w:lineRule="auto"/>
+      <w:spacing w:after="0" w:before="200"/>
       <w:outlineLvl w:val="3"/>
     </w:pPr>
     <w:rPr>
-      <w:rFonts w:cstheme="majorBidi" w:eastAsiaTheme="majorEastAsia" w:ascii="Times New Roman" w:hAnsi="Times New Roman"/>
-      <w:b/>
+      <w:rFonts w:asciiTheme="majorHAnsi" w:cstheme="majorBidi" w:eastAsiaTheme="majorEastAsia" w:hAnsiTheme="majorHAnsi"/>
       <w:i/>
-      <w:iCs/>
-      <w:color w:val="000000"/>
+      <w:bCs/>
+      <w:color w:themeColor="accent1" w:val="4F81BD"/>
       <w:sz w:val="24"/>
+      <w:szCs w:val="24"/>
     </w:rPr>
   </w:style>
   <w:style w:styleId="Heading5" w:type="paragraph">
-    <w:name w:val="heading 5"/>
+    <w:name w:val="Heading 5"/>
     <w:basedOn w:val="Normal"/>
     <w:next w:val="BodyText"/>
-    <w:link w:val="Heading5Char"/>
     <w:uiPriority w:val="9"/>
-    <w:semiHidden/>
     <w:unhideWhenUsed/>
     <w:qFormat/>
-    <w:rsid w:val="00A10FD9"/>
     <w:pPr>
       <w:keepNext/>
       <w:keepLines/>
-      <w:spacing w:after="40" w:before="80"/>
+      <w:spacing w:after="0" w:before="200"/>
       <w:outlineLvl w:val="4"/>
     </w:pPr>
     <w:rPr>
-      <w:rFonts w:cstheme="majorBidi" w:eastAsiaTheme="majorEastAsia"/>
-      <w:color w:themeColor="accent1" w:themeShade="BF" w:val="0F4761"/>
+      <w:rFonts w:asciiTheme="majorHAnsi" w:cstheme="majorBidi" w:eastAsiaTheme="majorEastAsia" w:hAnsiTheme="majorHAnsi"/>
+      <w:iCs/>
+      <w:color w:themeColor="accent1" w:val="4F81BD"/>
+      <w:sz w:val="24"/>
+      <w:szCs w:val="24"/>
     </w:rPr>
   </w:style>
   <w:style w:styleId="Heading6" w:type="paragraph">
-    <w:name w:val="heading 6"/>
+    <w:name w:val="Heading 6"/>
     <w:basedOn w:val="Normal"/>
     <w:next w:val="BodyText"/>
-    <w:link w:val="Heading6Char"/>
     <w:uiPriority w:val="9"/>
-    <w:semiHidden/>
     <w:unhideWhenUsed/>
     <w:qFormat/>
-    <w:rsid w:val="00A10FD9"/>
     <w:pPr>
       <w:keepNext/>
       <w:keepLines/>
-      <w:spacing w:after="0" w:before="40"/>
+      <w:spacing w:after="0" w:before="200"/>
       <w:outlineLvl w:val="5"/>
     </w:pPr>
     <w:rPr>
-      <w:rFonts w:cstheme="majorBidi" w:eastAsiaTheme="majorEastAsia"/>
-      <w:i/>
-      <w:iCs/>
-      <w:color w:themeColor="text1" w:themeTint="A6" w:val="595959"/>
+      <w:rFonts w:asciiTheme="majorHAnsi" w:cstheme="majorBidi" w:eastAsiaTheme="majorEastAsia" w:hAnsiTheme="majorHAnsi"/>
+      <w:color w:themeColor="accent1" w:val="4F81BD"/>
+      <w:sz w:val="24"/>
+      <w:szCs w:val="24"/>
     </w:rPr>
   </w:style>
   <w:style w:styleId="Heading7" w:type="paragraph">
-    <w:name w:val="heading 7"/>
+    <w:name w:val="Heading 7"/>
     <w:basedOn w:val="Normal"/>
     <w:next w:val="BodyText"/>
-    <w:link w:val="Heading7Char"/>
     <w:uiPriority w:val="9"/>
-    <w:semiHidden/>
     <w:unhideWhenUsed/>
     <w:qFormat/>
-    <w:rsid w:val="00A10FD9"/>
     <w:pPr>
       <w:keepNext/>
       <w:keepLines/>
-      <w:spacing w:after="0" w:before="40"/>
+      <w:spacing w:after="0" w:before="200"/>
       <w:outlineLvl w:val="6"/>
     </w:pPr>
     <w:rPr>
-      <w:rFonts w:cstheme="majorBidi" w:eastAsiaTheme="majorEastAsia"/>
-      <w:color w:themeColor="text1" w:themeTint="A6" w:val="595959"/>
+      <w:rFonts w:asciiTheme="majorHAnsi" w:cstheme="majorBidi" w:eastAsiaTheme="majorEastAsia" w:hAnsiTheme="majorHAnsi"/>
+      <w:color w:themeColor="accent1" w:val="4F81BD"/>
+      <w:sz w:val="24"/>
+      <w:szCs w:val="24"/>
     </w:rPr>
   </w:style>
   <w:style w:styleId="Heading8" w:type="paragraph">
-    <w:name w:val="heading 8"/>
+    <w:name w:val="Heading 8"/>
     <w:basedOn w:val="Normal"/>
     <w:next w:val="BodyText"/>
-    <w:link w:val="Heading8Char"/>
     <w:uiPriority w:val="9"/>
-    <w:semiHidden/>
     <w:unhideWhenUsed/>
     <w:qFormat/>
-    <w:rsid w:val="00A10FD9"/>
     <w:pPr>
       <w:keepNext/>
       <w:keepLines/>
-      <w:spacing w:after="0"/>
+      <w:spacing w:after="0" w:before="200"/>
       <w:outlineLvl w:val="7"/>
     </w:pPr>
     <w:rPr>
-      <w:rFonts w:cstheme="majorBidi" w:eastAsiaTheme="majorEastAsia"/>
-      <w:i/>
-      <w:iCs/>
-      <w:color w:themeColor="text1" w:themeTint="D8" w:val="272727"/>
+      <w:rFonts w:asciiTheme="majorHAnsi" w:cstheme="majorBidi" w:eastAsiaTheme="majorEastAsia" w:hAnsiTheme="majorHAnsi"/>
+      <w:color w:themeColor="accent1" w:val="4F81BD"/>
+      <w:sz w:val="24"/>
+      <w:szCs w:val="24"/>
     </w:rPr>
   </w:style>
   <w:style w:styleId="Heading9" w:type="paragraph">
-    <w:name w:val="heading 9"/>
+    <w:name w:val="Heading 9"/>
     <w:basedOn w:val="Normal"/>
     <w:next w:val="BodyText"/>
-    <w:link w:val="Heading9Char"/>
     <w:uiPriority w:val="9"/>
-    <w:semiHidden/>
     <w:unhideWhenUsed/>
     <w:qFormat/>
-    <w:rsid w:val="00A10FD9"/>
     <w:pPr>
       <w:keepNext/>
       <w:keepLines/>
-      <w:spacing w:after="0"/>
+      <w:spacing w:after="0" w:before="200"/>
       <w:outlineLvl w:val="8"/>
     </w:pPr>
     <w:rPr>
-      <w:rFonts w:cstheme="majorBidi" w:eastAsiaTheme="majorEastAsia"/>
-      <w:color w:themeColor="text1" w:themeTint="D8" w:val="272727"/>
-    </w:rPr>
-  </w:style>
-  <w:style w:customStyle="1" w:styleId="Heading1Char" w:type="character">
-    <w:name w:val="Heading 1 Char"/>
-    <w:basedOn w:val="DefaultParagraphFont"/>
-    <w:link w:val="Heading1"/>
-    <w:uiPriority w:val="9"/>
-    <w:rsid w:val="00A10FD9"/>
-    <w:rPr>
       <w:rFonts w:asciiTheme="majorHAnsi" w:cstheme="majorBidi" w:eastAsiaTheme="majorEastAsia" w:hAnsiTheme="majorHAnsi"/>
-      <w:color w:themeColor="accent1" w:themeShade="BF" w:val="0F4761"/>
-      <w:sz w:val="40"/>
-      <w:szCs w:val="40"/>
-    </w:rPr>
-  </w:style>
-  <w:style w:customStyle="1" w:styleId="Heading2Char" w:type="character">
-    <w:name w:val="Heading 2 Char"/>
-    <w:basedOn w:val="DefaultParagraphFont"/>
-    <w:link w:val="Heading2"/>
-    <w:uiPriority w:val="9"/>
-    <w:semiHidden/>
-    <w:rsid w:val="00A10FD9"/>
-    <w:rPr>
-      <w:rFonts w:asciiTheme="majorHAnsi" w:cstheme="majorBidi" w:eastAsiaTheme="majorEastAsia" w:hAnsiTheme="majorHAnsi"/>
-      <w:color w:themeColor="accent1" w:themeShade="BF" w:val="0F4761"/>
-      <w:sz w:val="32"/>
-      <w:szCs w:val="32"/>
-    </w:rPr>
-  </w:style>
-  <w:style w:customStyle="1" w:styleId="Heading3Char" w:type="character">
-    <w:name w:val="Heading 3 Char"/>
-    <w:basedOn w:val="DefaultParagraphFont"/>
-    <w:link w:val="Heading3"/>
-    <w:uiPriority w:val="9"/>
-    <w:semiHidden/>
-    <w:rsid w:val="00A10FD9"/>
-    <w:rPr>
-      <w:rFonts w:cstheme="majorBidi" w:eastAsiaTheme="majorEastAsia"/>
-      <w:color w:themeColor="accent1" w:themeShade="BF" w:val="0F4761"/>
-      <w:sz w:val="28"/>
-      <w:szCs w:val="28"/>
-    </w:rPr>
-  </w:style>
-  <w:style w:customStyle="1" w:styleId="Heading4Char" w:type="character">
-    <w:name w:val="Heading 4 Char"/>
-    <w:basedOn w:val="DefaultParagraphFont"/>
-    <w:link w:val="Heading4"/>
-    <w:uiPriority w:val="9"/>
-    <w:semiHidden/>
-    <w:rsid w:val="00A10FD9"/>
-    <w:rPr>
-      <w:rFonts w:cstheme="majorBidi" w:eastAsiaTheme="majorEastAsia"/>
-      <w:i/>
-      <w:iCs/>
-      <w:color w:themeColor="accent1" w:themeShade="BF" w:val="0F4761"/>
-    </w:rPr>
-  </w:style>
-  <w:style w:customStyle="1" w:styleId="Heading5Char" w:type="character">
-    <w:name w:val="Heading 5 Char"/>
-    <w:basedOn w:val="DefaultParagraphFont"/>
-    <w:link w:val="Heading5"/>
-    <w:uiPriority w:val="9"/>
-    <w:semiHidden/>
-    <w:rsid w:val="00A10FD9"/>
-    <w:rPr>
-      <w:rFonts w:cstheme="majorBidi" w:eastAsiaTheme="majorEastAsia"/>
-      <w:color w:themeColor="accent1" w:themeShade="BF" w:val="0F4761"/>
-    </w:rPr>
-  </w:style>
-  <w:style w:customStyle="1" w:styleId="Heading6Char" w:type="character">
-    <w:name w:val="Heading 6 Char"/>
-    <w:basedOn w:val="DefaultParagraphFont"/>
-    <w:link w:val="Heading6"/>
-    <w:uiPriority w:val="9"/>
-    <w:semiHidden/>
-    <w:rsid w:val="00A10FD9"/>
-    <w:rPr>
-      <w:rFonts w:cstheme="majorBidi" w:eastAsiaTheme="majorEastAsia"/>
-      <w:i/>
-      <w:iCs/>
-      <w:color w:themeColor="text1" w:themeTint="A6" w:val="595959"/>
-    </w:rPr>
-  </w:style>
-  <w:style w:customStyle="1" w:styleId="Heading7Char" w:type="character">
-    <w:name w:val="Heading 7 Char"/>
-    <w:basedOn w:val="DefaultParagraphFont"/>
-    <w:link w:val="Heading7"/>
-    <w:uiPriority w:val="9"/>
-    <w:semiHidden/>
-    <w:rsid w:val="00A10FD9"/>
-    <w:rPr>
-      <w:rFonts w:cstheme="majorBidi" w:eastAsiaTheme="majorEastAsia"/>
-      <w:color w:themeColor="text1" w:themeTint="A6" w:val="595959"/>
-    </w:rPr>
-  </w:style>
-  <w:style w:customStyle="1" w:styleId="Heading8Char" w:type="character">
-    <w:name w:val="Heading 8 Char"/>
-    <w:basedOn w:val="DefaultParagraphFont"/>
-    <w:link w:val="Heading8"/>
-    <w:uiPriority w:val="9"/>
-    <w:semiHidden/>
-    <w:rsid w:val="00A10FD9"/>
-    <w:rPr>
-      <w:rFonts w:cstheme="majorBidi" w:eastAsiaTheme="majorEastAsia"/>
-      <w:i/>
-      <w:iCs/>
-      <w:color w:themeColor="text1" w:themeTint="D8" w:val="272727"/>
-    </w:rPr>
-  </w:style>
-  <w:style w:customStyle="1" w:styleId="Heading9Char" w:type="character">
-    <w:name w:val="Heading 9 Char"/>
-    <w:basedOn w:val="DefaultParagraphFont"/>
-    <w:link w:val="Heading9"/>
-    <w:uiPriority w:val="9"/>
-    <w:semiHidden/>
-    <w:rsid w:val="00A10FD9"/>
-    <w:rPr>
-      <w:rFonts w:cstheme="majorBidi" w:eastAsiaTheme="majorEastAsia"/>
-      <w:color w:themeColor="text1" w:themeTint="D8" w:val="272727"/>
+      <w:color w:themeColor="accent1" w:val="4F81BD"/>
+      <w:sz w:val="24"/>
+      <w:szCs w:val="24"/>
     </w:rPr>
   </w:style>
   <w:style w:styleId="BlockText" w:type="paragraph">
@@ -5648,18 +5466,6 @@
     <w:uiPriority w:val="9"/>
     <w:unhideWhenUsed/>
     <w:qFormat/>
-  </w:style>
-  <w:style w:styleId="FootnoteBlockText" w:type="paragraph">
-    <w:name w:val="Footnote Block Text"/>
-    <w:basedOn w:val="FootnoteText"/>
-    <w:next w:val="FootnoteText"/>
-    <w:uiPriority w:val="9"/>
-    <w:unhideWhenUsed/>
-    <w:qFormat/>
-    <w:pPr>
-      <w:spacing w:after="100" w:before="100"/>
-      <w:ind w:firstLine="0" w:left="480" w:right="480"/>
-    </w:pPr>
   </w:style>
   <w:style w:default="1" w:styleId="DefaultParagraphFont" w:type="character">
     <w:name w:val="Default Paragraph Font"/>
@@ -5689,11 +5495,18 @@
       </w:tblCellMar>
     </w:tblPr>
     <w:tblStylePr w:type="firstRow">
+      <w:tblPr>
+        <w:jc w:val="left"/>
+        <w:tblInd w:type="dxa" w:w="0"/>
+      </w:tblPr>
+      <w:trPr>
+        <w:jc w:val="left"/>
+      </w:trPr>
       <w:tcPr>
+        <w:vAlign w:val="bottom"/>
         <w:tcBorders>
           <w:bottom w:val="single"/>
         </w:tcBorders>
-        <w:vAlign w:val="bottom"/>
       </w:tcPr>
     </w:tblStylePr>
   </w:style>
@@ -5808,8 +5621,8 @@
     <w:name w:val="KeywordTok"/>
     <w:basedOn w:val="VerbatimChar"/>
     <w:rPr>
+      <w:color w:val="007020"/>
       <w:b/>
-      <w:color w:val="007020"/>
     </w:rPr>
   </w:style>
   <w:style w:type="character" w:customStyle="1" w:styleId="DataTypeTok">
@@ -5886,42 +5699,42 @@
     <w:name w:val="ImportTok"/>
     <w:basedOn w:val="VerbatimChar"/>
     <w:rPr>
+      <w:color w:val="008000"/>
       <w:b/>
-      <w:color w:val="008000"/>
     </w:rPr>
   </w:style>
   <w:style w:type="character" w:customStyle="1" w:styleId="CommentTok">
     <w:name w:val="CommentTok"/>
     <w:basedOn w:val="VerbatimChar"/>
     <w:rPr>
+      <w:color w:val="60a0b0"/>
       <w:i/>
-      <w:color w:val="60a0b0"/>
     </w:rPr>
   </w:style>
   <w:style w:type="character" w:customStyle="1" w:styleId="DocumentationTok">
     <w:name w:val="DocumentationTok"/>
     <w:basedOn w:val="VerbatimChar"/>
     <w:rPr>
+      <w:color w:val="ba2121"/>
       <w:i/>
-      <w:color w:val="ba2121"/>
     </w:rPr>
   </w:style>
   <w:style w:type="character" w:customStyle="1" w:styleId="AnnotationTok">
     <w:name w:val="AnnotationTok"/>
     <w:basedOn w:val="VerbatimChar"/>
     <w:rPr>
+      <w:color w:val="60a0b0"/>
       <w:b/>
       <w:i/>
-      <w:color w:val="60a0b0"/>
     </w:rPr>
   </w:style>
   <w:style w:type="character" w:customStyle="1" w:styleId="CommentVarTok">
     <w:name w:val="CommentVarTok"/>
     <w:basedOn w:val="VerbatimChar"/>
     <w:rPr>
+      <w:color w:val="60a0b0"/>
       <w:b/>
       <w:i/>
-      <w:color w:val="60a0b0"/>
     </w:rPr>
   </w:style>
   <w:style w:type="character" w:customStyle="1" w:styleId="OtherTok">
@@ -5949,8 +5762,8 @@
     <w:name w:val="ControlFlowTok"/>
     <w:basedOn w:val="VerbatimChar"/>
     <w:rPr>
+      <w:color w:val="007020"/>
       <w:b/>
-      <w:color w:val="007020"/>
     </w:rPr>
   </w:style>
   <w:style w:type="character" w:customStyle="1" w:styleId="OperatorTok">
@@ -5995,34 +5808,34 @@
     <w:name w:val="InformationTok"/>
     <w:basedOn w:val="VerbatimChar"/>
     <w:rPr>
+      <w:color w:val="60a0b0"/>
       <w:b/>
       <w:i/>
-      <w:color w:val="60a0b0"/>
     </w:rPr>
   </w:style>
   <w:style w:type="character" w:customStyle="1" w:styleId="WarningTok">
     <w:name w:val="WarningTok"/>
     <w:basedOn w:val="VerbatimChar"/>
     <w:rPr>
+      <w:color w:val="60a0b0"/>
       <w:b/>
       <w:i/>
-      <w:color w:val="60a0b0"/>
     </w:rPr>
   </w:style>
   <w:style w:type="character" w:customStyle="1" w:styleId="AlertTok">
     <w:name w:val="AlertTok"/>
     <w:basedOn w:val="VerbatimChar"/>
     <w:rPr>
+      <w:color w:val="ff0000"/>
       <w:b/>
-      <w:color w:val="ff0000"/>
     </w:rPr>
   </w:style>
   <w:style w:type="character" w:customStyle="1" w:styleId="ErrorTok">
     <w:name w:val="ErrorTok"/>
     <w:basedOn w:val="VerbatimChar"/>
     <w:rPr>
+      <w:color w:val="ff0000"/>
       <w:b/>
-      <w:color w:val="ff0000"/>
     </w:rPr>
   </w:style>
   <w:style w:type="character" w:customStyle="1" w:styleId="NormalTok">
@@ -6044,44 +5857,44 @@
         <a:sysClr val="window" lastClr="FFFFFF"/>
       </a:lt1>
       <a:dk2>
-        <a:srgbClr val="0E2841"/>
+        <a:srgbClr val="1F497D"/>
       </a:dk2>
       <a:lt2>
-        <a:srgbClr val="E8E8E8"/>
+        <a:srgbClr val="EEECE1"/>
       </a:lt2>
       <a:accent1>
-        <a:srgbClr val="156082"/>
+        <a:srgbClr val="4F81BD"/>
       </a:accent1>
       <a:accent2>
-        <a:srgbClr val="E97132"/>
+        <a:srgbClr val="C0504D"/>
       </a:accent2>
       <a:accent3>
-        <a:srgbClr val="196B24"/>
+        <a:srgbClr val="9BBB59"/>
       </a:accent3>
       <a:accent4>
-        <a:srgbClr val="0F9ED5"/>
+        <a:srgbClr val="8064A2"/>
       </a:accent4>
       <a:accent5>
-        <a:srgbClr val="A02B93"/>
+        <a:srgbClr val="4BACC6"/>
       </a:accent5>
       <a:accent6>
-        <a:srgbClr val="4EA72E"/>
+        <a:srgbClr val="F79646"/>
       </a:accent6>
       <a:hlink>
-        <a:srgbClr val="467886"/>
+        <a:srgbClr val="0000FF"/>
       </a:hlink>
       <a:folHlink>
-        <a:srgbClr val="96607D"/>
+        <a:srgbClr val="800080"/>
       </a:folHlink>
     </a:clrScheme>
     <a:fontScheme name="Office">
       <a:majorFont>
-        <a:latin typeface="Aptos Display" panose="02110004020202020204"/>
+        <a:latin typeface="Calibri"/>
         <a:ea typeface=""/>
         <a:cs typeface=""/>
-        <a:font script="Jpan" typeface="游ゴシック Light"/>
+        <a:font script="Jpan" typeface="ＭＳ ゴシック"/>
         <a:font script="Hang" typeface="맑은 고딕"/>
-        <a:font script="Hans" typeface="等线 Light"/>
+        <a:font script="Hans" typeface="宋体"/>
         <a:font script="Hant" typeface="新細明體"/>
         <a:font script="Arab" typeface="Times New Roman"/>
         <a:font script="Hebr" typeface="Times New Roman"/>
@@ -6108,32 +5921,14 @@
         <a:font script="Mong" typeface="Mongolian Baiti"/>
         <a:font script="Viet" typeface="Times New Roman"/>
         <a:font script="Uigh" typeface="Microsoft Uighur"/>
-        <a:font script="Geor" typeface="Sylfaen"/>
-        <a:font script="Armn" typeface="Arial"/>
-        <a:font script="Bugi" typeface="Leelawadee UI"/>
-        <a:font script="Bopo" typeface="Microsoft JhengHei"/>
-        <a:font script="Java" typeface="Javanese Text"/>
-        <a:font script="Lisu" typeface="Segoe UI"/>
-        <a:font script="Mymr" typeface="Myanmar Text"/>
-        <a:font script="Nkoo" typeface="Ebrima"/>
-        <a:font script="Olck" typeface="Nirmala UI"/>
-        <a:font script="Osma" typeface="Ebrima"/>
-        <a:font script="Phag" typeface="Phagspa"/>
-        <a:font script="Syrn" typeface="Estrangelo Edessa"/>
-        <a:font script="Syrj" typeface="Estrangelo Edessa"/>
-        <a:font script="Syre" typeface="Estrangelo Edessa"/>
-        <a:font script="Sora" typeface="Nirmala UI"/>
-        <a:font script="Tale" typeface="Microsoft Tai Le"/>
-        <a:font script="Talu" typeface="Microsoft New Tai Lue"/>
-        <a:font script="Tfng" typeface="Ebrima"/>
       </a:majorFont>
       <a:minorFont>
-        <a:latin typeface="Aptos" panose="02110004020202020204"/>
+        <a:latin typeface="Cambria"/>
         <a:ea typeface=""/>
         <a:cs typeface=""/>
-        <a:font script="Jpan" typeface="游明朝"/>
+        <a:font script="Jpan" typeface="ＭＳ 明朝"/>
         <a:font script="Hang" typeface="맑은 고딕"/>
-        <a:font script="Hans" typeface="等线"/>
+        <a:font script="Hans" typeface="宋体"/>
         <a:font script="Hant" typeface="新細明體"/>
         <a:font script="Arab" typeface="Arial"/>
         <a:font script="Hebr" typeface="Arial"/>
@@ -6160,24 +5955,6 @@
         <a:font script="Mong" typeface="Mongolian Baiti"/>
         <a:font script="Viet" typeface="Arial"/>
         <a:font script="Uigh" typeface="Microsoft Uighur"/>
-        <a:font script="Geor" typeface="Sylfaen"/>
-        <a:font script="Armn" typeface="Arial"/>
-        <a:font script="Bugi" typeface="Leelawadee UI"/>
-        <a:font script="Bopo" typeface="Microsoft JhengHei"/>
-        <a:font script="Java" typeface="Javanese Text"/>
-        <a:font script="Lisu" typeface="Segoe UI"/>
-        <a:font script="Mymr" typeface="Myanmar Text"/>
-        <a:font script="Nkoo" typeface="Ebrima"/>
-        <a:font script="Olck" typeface="Nirmala UI"/>
-        <a:font script="Osma" typeface="Ebrima"/>
-        <a:font script="Phag" typeface="Phagspa"/>
-        <a:font script="Syrn" typeface="Estrangelo Edessa"/>
-        <a:font script="Syrj" typeface="Estrangelo Edessa"/>
-        <a:font script="Syre" typeface="Estrangelo Edessa"/>
-        <a:font script="Sora" typeface="Nirmala UI"/>
-        <a:font script="Tale" typeface="Microsoft Tai Le"/>
-        <a:font script="Talu" typeface="Microsoft New Tai Lue"/>
-        <a:font script="Tfng" typeface="Ebrima"/>
       </a:minorFont>
     </a:fontScheme>
     <a:fmtScheme name="Office">
@@ -6189,141 +5966,200 @@
           <a:gsLst>
             <a:gs pos="0">
               <a:schemeClr val="phClr">
-                <a:lumMod val="110000"/>
-                <a:satMod val="105000"/>
-                <a:tint val="67000"/>
+                <a:tint val="50000"/>
+                <a:satMod val="300000"/>
               </a:schemeClr>
             </a:gs>
-            <a:gs pos="50000">
+            <a:gs pos="35000">
               <a:schemeClr val="phClr">
-                <a:lumMod val="105000"/>
-                <a:satMod val="103000"/>
-                <a:tint val="73000"/>
+                <a:tint val="37000"/>
+                <a:satMod val="300000"/>
               </a:schemeClr>
             </a:gs>
             <a:gs pos="100000">
               <a:schemeClr val="phClr">
-                <a:lumMod val="105000"/>
-                <a:satMod val="109000"/>
-                <a:tint val="81000"/>
+                <a:tint val="15000"/>
+                <a:satMod val="350000"/>
               </a:schemeClr>
             </a:gs>
           </a:gsLst>
-          <a:lin ang="5400000" scaled="0"/>
+          <a:lin ang="16200000" scaled="1"/>
         </a:gradFill>
         <a:gradFill rotWithShape="1">
           <a:gsLst>
             <a:gs pos="0">
               <a:schemeClr val="phClr">
-                <a:satMod val="103000"/>
-                <a:lumMod val="102000"/>
-                <a:tint val="94000"/>
-              </a:schemeClr>
-            </a:gs>
-            <a:gs pos="50000">
-              <a:schemeClr val="phClr">
-                <a:satMod val="110000"/>
-                <a:lumMod val="100000"/>
+                <a:tint val="100000"/>
                 <a:shade val="100000"/>
+                <a:satMod val="130000"/>
               </a:schemeClr>
             </a:gs>
             <a:gs pos="100000">
               <a:schemeClr val="phClr">
-                <a:lumMod val="99000"/>
-                <a:satMod val="120000"/>
-                <a:shade val="78000"/>
+                <a:tint val="50000"/>
+                <a:shade val="100000"/>
+                <a:satMod val="350000"/>
               </a:schemeClr>
             </a:gs>
           </a:gsLst>
-          <a:lin ang="5400000" scaled="0"/>
+          <a:lin ang="16200000" scaled="0"/>
         </a:gradFill>
       </a:fillStyleLst>
       <a:lnStyleLst>
-        <a:ln w="6350" cap="flat" cmpd="sng" algn="ctr">
+        <a:ln w="9525" cap="flat" cmpd="sng" algn="ctr">
+          <a:solidFill>
+            <a:schemeClr val="phClr">
+              <a:shade val="95000"/>
+              <a:satMod val="105000"/>
+            </a:schemeClr>
+          </a:solidFill>
+          <a:prstDash val="solid"/>
+        </a:ln>
+        <a:ln w="25400" cap="flat" cmpd="sng" algn="ctr">
           <a:solidFill>
             <a:schemeClr val="phClr"/>
           </a:solidFill>
           <a:prstDash val="solid"/>
-          <a:miter lim="800000"/>
         </a:ln>
-        <a:ln w="12700" cap="flat" cmpd="sng" algn="ctr">
+        <a:ln w="38100" cap="flat" cmpd="sng" algn="ctr">
           <a:solidFill>
             <a:schemeClr val="phClr"/>
           </a:solidFill>
           <a:prstDash val="solid"/>
-          <a:miter lim="800000"/>
-        </a:ln>
-        <a:ln w="19050" cap="flat" cmpd="sng" algn="ctr">
-          <a:solidFill>
-            <a:schemeClr val="phClr"/>
-          </a:solidFill>
-          <a:prstDash val="solid"/>
-          <a:miter lim="800000"/>
         </a:ln>
       </a:lnStyleLst>
       <a:effectStyleLst>
         <a:effectStyle>
-          <a:effectLst/>
-        </a:effectStyle>
-        <a:effectStyle>
-          <a:effectLst/>
+          <a:effectLst>
+            <a:outerShdw blurRad="40000" dist="20000" dir="5400000" rotWithShape="0">
+              <a:srgbClr val="000000">
+                <a:alpha val="38000"/>
+              </a:srgbClr>
+            </a:outerShdw>
+          </a:effectLst>
         </a:effectStyle>
         <a:effectStyle>
           <a:effectLst>
-            <a:outerShdw blurRad="57150" dist="19050" dir="5400000" algn="ctr" rotWithShape="0">
+            <a:outerShdw blurRad="40000" dist="23000" dir="5400000" rotWithShape="0">
               <a:srgbClr val="000000">
-                <a:alpha val="63000"/>
+                <a:alpha val="35000"/>
               </a:srgbClr>
             </a:outerShdw>
           </a:effectLst>
+        </a:effectStyle>
+        <a:effectStyle>
+          <a:effectLst>
+            <a:outerShdw blurRad="40000" dist="23000" dir="5400000" rotWithShape="0">
+              <a:srgbClr val="000000">
+                <a:alpha val="35000"/>
+              </a:srgbClr>
+            </a:outerShdw>
+          </a:effectLst>
+          <a:scene3d>
+            <a:camera prst="orthographicFront">
+              <a:rot lat="0" lon="0" rev="0"/>
+            </a:camera>
+            <a:lightRig rig="threePt" dir="t">
+              <a:rot lat="0" lon="0" rev="1200000"/>
+            </a:lightRig>
+          </a:scene3d>
+          <a:sp3d>
+            <a:bevelT w="63500" h="25400"/>
+          </a:sp3d>
         </a:effectStyle>
       </a:effectStyleLst>
       <a:bgFillStyleLst>
         <a:solidFill>
           <a:schemeClr val="phClr"/>
         </a:solidFill>
-        <a:solidFill>
-          <a:schemeClr val="phClr">
-            <a:tint val="95000"/>
-            <a:satMod val="170000"/>
-          </a:schemeClr>
-        </a:solidFill>
         <a:gradFill rotWithShape="1">
           <a:gsLst>
             <a:gs pos="0">
               <a:schemeClr val="phClr">
-                <a:tint val="93000"/>
-                <a:satMod val="150000"/>
-                <a:shade val="98000"/>
-                <a:lumMod val="102000"/>
+                <a:tint val="40000"/>
+                <a:satMod val="350000"/>
               </a:schemeClr>
             </a:gs>
-            <a:gs pos="50000">
+            <a:gs pos="40000">
               <a:schemeClr val="phClr">
-                <a:tint val="98000"/>
-                <a:satMod val="130000"/>
-                <a:shade val="90000"/>
-                <a:lumMod val="103000"/>
+                <a:tint val="45000"/>
+                <a:shade val="99000"/>
+                <a:satMod val="350000"/>
               </a:schemeClr>
             </a:gs>
             <a:gs pos="100000">
               <a:schemeClr val="phClr">
-                <a:shade val="63000"/>
-                <a:satMod val="120000"/>
+                <a:shade val="20000"/>
+                <a:satMod val="255000"/>
               </a:schemeClr>
             </a:gs>
           </a:gsLst>
-          <a:lin ang="5400000" scaled="0"/>
+          <a:path path="circle">
+            <a:fillToRect l="50000" t="-80000" r="50000" b="180000"/>
+          </a:path>
+        </a:gradFill>
+        <a:gradFill rotWithShape="1">
+          <a:gsLst>
+            <a:gs pos="0">
+              <a:schemeClr val="phClr">
+                <a:tint val="80000"/>
+                <a:satMod val="300000"/>
+              </a:schemeClr>
+            </a:gs>
+            <a:gs pos="100000">
+              <a:schemeClr val="phClr">
+                <a:shade val="30000"/>
+                <a:satMod val="200000"/>
+              </a:schemeClr>
+            </a:gs>
+          </a:gsLst>
+          <a:path path="circle">
+            <a:fillToRect l="50000" t="50000" r="50000" b="50000"/>
+          </a:path>
         </a:gradFill>
       </a:bgFillStyleLst>
     </a:fmtScheme>
   </a:themeElements>
-  <a:objectDefaults/>
+  <a:objectDefaults>
+    <a:spDef>
+      <a:spPr/>
+      <a:bodyPr/>
+      <a:lstStyle/>
+      <a:style>
+        <a:lnRef idx="1">
+          <a:schemeClr val="accent1"/>
+        </a:lnRef>
+        <a:fillRef idx="3">
+          <a:schemeClr val="accent1"/>
+        </a:fillRef>
+        <a:effectRef idx="2">
+          <a:schemeClr val="accent1"/>
+        </a:effectRef>
+        <a:fontRef idx="minor">
+          <a:schemeClr val="lt1"/>
+        </a:fontRef>
+      </a:style>
+    </a:spDef>
+    <a:lnDef>
+      <a:spPr/>
+      <a:bodyPr/>
+      <a:lstStyle/>
+      <a:style>
+        <a:lnRef idx="2">
+          <a:schemeClr val="accent1"/>
+        </a:lnRef>
+        <a:fillRef idx="0">
+          <a:schemeClr val="accent1"/>
+        </a:fillRef>
+        <a:effectRef idx="1">
+          <a:schemeClr val="accent1"/>
+        </a:effectRef>
+        <a:fontRef idx="minor">
+          <a:schemeClr val="tx1"/>
+        </a:fontRef>
+      </a:style>
+    </a:lnDef>
+  </a:objectDefaults>
   <a:extraClrSchemeLst/>
-  <a:extLst>
-    <a:ext uri="{05A4C25C-085E-4340-85A3-A5531E510DB2}">
-      <thm15:themeFamily xmlns:thm15="http://schemas.microsoft.com/office/thememl/2012/main" name="Office Theme" id="{2E142A2C-CD16-42D6-873A-C26D2A0506FA}" vid="{1BDDFF52-6CD6-40A5-AB3C-68EB2F1E4D0A}"/>
-    </a:ext>
-  </a:extLst>
 </a:theme>
 </file>